--- a/Šablona MPO.docx
+++ b/Šablona MPO.docx
@@ -10,6 +10,7 @@
       <w:bookmarkStart w:id="1" w:name="_Hlk145405862"/>
       <w:r>
         <w:rPr>
+          <w:noProof/>
           <w:sz w:val="36"/>
         </w:rPr>
         <w:drawing>
@@ -102,9 +103,6 @@
         </w:sectPr>
       </w:pPr>
       <w:r>
-        <w:rPr>
-          <w:noProof w:val="0"/>
-        </w:rPr>
         <mc:AlternateContent>
           <mc:Choice Requires="wps">
             <w:drawing>
@@ -246,9 +244,6 @@
         </mc:AlternateContent>
       </w:r>
       <w:r>
-        <w:rPr>
-          <w:noProof w:val="0"/>
-        </w:rPr>
         <mc:AlternateContent>
           <mc:Choice Requires="wps">
             <w:drawing>
@@ -963,7 +958,10 @@
         <w:fldChar w:fldCharType="separate"/>
       </w:r>
       <w:r>
-        <w:t>7. listopadu 2025</w:t>
+        <w:rPr>
+          <w:noProof/>
+        </w:rPr>
+        <w:t>18. listopadu 2025</w:t>
       </w:r>
       <w:r>
         <w:fldChar w:fldCharType="end"/>
@@ -1022,7 +1020,10 @@
         <w:fldChar w:fldCharType="separate"/>
       </w:r>
       <w:r>
-        <w:t>7. listopadu 2025</w:t>
+        <w:rPr>
+          <w:noProof/>
+        </w:rPr>
+        <w:t>18. listopadu 2025</w:t>
       </w:r>
       <w:r>
         <w:fldChar w:fldCharType="end"/>
@@ -5088,97 +5089,86 @@
     </w:p>
     <w:p>
       <w:r>
-        <w:t>Cílem této příručky je poskytnout žákům a učitelům SPŠ Třebíč ucelený</w:t>
-      </w:r>
-      <w:r>
-        <w:t xml:space="preserve"> přehled </w:t>
-      </w:r>
-      <w:r>
-        <w:t>informací o struktuře a formální stránce odborných prací v souladu s českými a</w:t>
-      </w:r>
-      <w:r>
-        <w:t> </w:t>
-      </w:r>
-      <w:r>
-        <w:t>mezinárodními standardy a normami, aby celkový vzhled vzniklých prací byl jednotný a důstojně reprezentoval školu.</w:t>
-      </w:r>
-      <w:r>
-        <w:t xml:space="preserve"> </w:t>
+        <w:t>Toto téma jsem si vybral na základě toho, že často zapomínám hesla a už mě přestalo bavit hledat papírky, na kterých je napsáno heslo a název webu/aplikace. Místo toho abych si našel nějaký web na ukládání hesel na internetu, jsem se rozhodl, že si tuto aplikaci udělám sám. Přišlo mi jako dobrý nápad si toto téma zvolit jako ročníkový projekt, k maturitě.</w:t>
       </w:r>
     </w:p>
     <w:p>
-      <w:bookmarkStart w:id="20" w:name="OLE_LINK1"/>
-      <w:bookmarkStart w:id="21" w:name="OLE_LINK2"/>
-      <w:r>
-        <w:t>Pro maturitní práce a dokumenty vytvářené v SPŠ Třebíč se používá tato metodika.</w:t>
+      <w:r>
+        <w:t>Rozhodl jsem se pro tvorbu desktopové aplikace, protože programování desktopové aplikace je mi blíže než tvorba webové aplikace.</w:t>
       </w:r>
     </w:p>
     <w:p>
       <w:r>
-        <w:t>Pokyny pro citace a výpis použitých zdrojů odpovídají aktualizované normě ČSN ISO 690 (01 0197), která je českou verzí mezinárodní normy ISO 690:20</w:t>
-      </w:r>
-      <w:r>
-        <w:t>22</w:t>
-      </w:r>
-      <w:r>
-        <w:t>.</w:t>
-      </w:r>
-      <w:r>
-        <w:t xml:space="preserve"> </w:t>
-      </w:r>
-      <w:bookmarkEnd w:id="20"/>
-      <w:bookmarkEnd w:id="21"/>
-      <w:r>
-        <w:t>Pro citace lze využít i online generátor citací.</w:t>
-      </w:r>
-      <w:r>
-        <w:t xml:space="preserve"> Například citacePRO.com, kde se můžete zaregistrovat.</w:t>
-      </w:r>
-      <w:r>
-        <w:t xml:space="preserve"> </w:t>
+        <w:t>Na webu je spousta podobných aplikacích na ukládání hesel, které jsou populární.</w:t>
       </w:r>
     </w:p>
     <w:p>
       <w:r>
-        <w:t>První kapitola této práce se zabývá prvními kroky při tvorbě maturitní práce, jako jsou psaní abstraktu, správná volba klíčových slov a správně provedené poděkování a</w:t>
-      </w:r>
-      <w:r>
-        <w:t> </w:t>
-      </w:r>
-      <w:r>
-        <w:t>prohlášení. Dále je její formální rozložení užito jako ukázka členění nadpisů pro víceúrovňový obsah. Druhá kapitola se zabývá principem užívání stylů, doporučeními při psaní úvodu, odstavci kapitol a kapitol samotných. Dále jsou zde charakterizovány závěr a je vysvětlen princip tvorby seznamů symbolů a zkratek, obrázků a tabulek.</w:t>
+        <w:t>Plánuji tento projekt realizovat v jazyku C# v .NET Framework, ve kterém jsem dělal mnoho úkolů do předmětu programování. Přišel jsem si v tomto Framework nejvíc sebejistý.</w:t>
       </w:r>
     </w:p>
     <w:p>
       <w:r>
-        <w:t>Stránky až do úvodu nejsou číslovány, ale započítávají se do celkového počtu stránek.</w:t>
+        <w:t xml:space="preserve">Očekávám, že bude problém s podrobnější prací s databází, </w:t>
+      </w:r>
+      <w:r>
+        <w:t>hashovaní</w:t>
+      </w:r>
+      <w:r>
+        <w:t xml:space="preserve"> hesel, poskytování aplikace na veřejný hosting a CAPTCHU pro přihlašování, co jsem ještě nikdy předtím nedělal.</w:t>
       </w:r>
     </w:p>
     <w:p>
       <w:r>
-        <w:br w:type="page"/>
+        <w:t>Rozdělím si projekt na čtyři větší kapitoly a vypíšu podrobné úkoly do každé části projektu. Na to použiji Kanban schéma v aplikaci GitHub, ve kterém jsme dělali pár skupinových projektů ve škole.</w:t>
       </w:r>
     </w:p>
     <w:p>
+      <w:r>
+        <w:t>Na tento projekt budu potřebovat notebook, lokální server a veškeré moje zkušenosti, které jsem načerpal při mém studiu oboru informační technologie.</w:t>
+      </w:r>
+    </w:p>
+    <w:p>
+      <w:r>
+        <w:t>Projekt bude obsahovat přihlášení do aplikace, ukládání hesel webů/aplikací, možnost přidělovat hesla do základních skupin a vytváření nových skupin.</w:t>
+      </w:r>
+    </w:p>
+    <w:p>
+      <w:r>
+        <w:t xml:space="preserve">Chtěl bych aby tato aplikace byla jednoduchá a hezky </w:t>
+      </w:r>
+      <w:r>
+        <w:t>na designovaná</w:t>
+      </w:r>
+      <w:r>
+        <w:t>, intuitivní a aby splnila veškeré body zadání, aby jsem úspěšně zvládl maturitu.</w:t>
+      </w:r>
+    </w:p>
+    <w:p>
+      <w:r>
+        <w:br w:type="page"/>
+      </w:r>
+    </w:p>
+    <w:p>
       <w:pPr>
         <w:pStyle w:val="Nadpis1"/>
       </w:pPr>
-      <w:bookmarkStart w:id="22" w:name="_Toc213411289"/>
+      <w:bookmarkStart w:id="20" w:name="_Toc213411289"/>
       <w:r>
         <w:lastRenderedPageBreak/>
         <w:t>Teoretická část</w:t>
       </w:r>
-      <w:bookmarkEnd w:id="22"/>
+      <w:bookmarkEnd w:id="20"/>
     </w:p>
     <w:p>
       <w:pPr>
         <w:pStyle w:val="Nadpis2"/>
       </w:pPr>
-      <w:bookmarkStart w:id="23" w:name="_Toc213411290"/>
+      <w:bookmarkStart w:id="21" w:name="_Toc213411290"/>
       <w:r>
         <w:t>Správa hesel</w:t>
       </w:r>
-      <w:bookmarkEnd w:id="23"/>
+      <w:bookmarkEnd w:id="21"/>
     </w:p>
     <w:p>
       <w:pPr>
@@ -5190,16 +5180,7 @@
     </w:p>
     <w:p>
       <w:r>
-        <w:t>Pro bezpečné uchovávání hesel je vhodné využívat správce hesel. Tyto nástroje umožňují bezpečně šifrovat uložené údaje a zároveň generují silná, náhodná hesla pro jednotlivé účty. Doporučuje se také pravidelně měnit hlavní přístupové heslo a chránit účet více</w:t>
-      </w:r>
-      <w:r>
-        <w:t xml:space="preserve"> </w:t>
-      </w:r>
-      <w:r>
-        <w:t>faktorovým ověřením.</w:t>
-      </w:r>
-      <w:r>
-        <w:t xml:space="preserve"> </w:t>
+        <w:t xml:space="preserve">Pro bezpečné uchovávání hesel je vhodné využívat správce hesel. Tyto nástroje umožňují bezpečně šifrovat uložené údaje a zároveň generují silná, náhodná hesla pro jednotlivé účty. Doporučuje se také pravidelně měnit hlavní přístupové heslo a chránit účet více faktorovým ověřením. </w:t>
       </w:r>
       <w:r>
         <w:fldChar w:fldCharType="begin"/>
@@ -5293,10 +5274,7 @@
         <w:fldChar w:fldCharType="separate"/>
       </w:r>
       <w:r>
-        <w:t>[2</w:t>
-      </w:r>
-      <w:r>
-        <w:t>]</w:t>
+        <w:t>[2]</w:t>
       </w:r>
       <w:r>
         <w:fldChar w:fldCharType="end"/>
@@ -5309,14 +5287,14 @@
           <w:rFonts w:eastAsiaTheme="minorEastAsia"/>
         </w:rPr>
       </w:pPr>
-      <w:bookmarkStart w:id="24" w:name="_Toc213411291"/>
+      <w:bookmarkStart w:id="22" w:name="_Toc213411291"/>
       <w:r>
         <w:rPr>
           <w:rFonts w:eastAsiaTheme="minorEastAsia"/>
         </w:rPr>
         <w:t>Architektura aplikací</w:t>
       </w:r>
-      <w:bookmarkEnd w:id="24"/>
+      <w:bookmarkEnd w:id="22"/>
     </w:p>
     <w:p>
       <w:pPr>
@@ -5353,11 +5331,11 @@
       <w:pPr>
         <w:pStyle w:val="Nadpis3"/>
       </w:pPr>
-      <w:bookmarkStart w:id="25" w:name="_Toc213411292"/>
+      <w:bookmarkStart w:id="23" w:name="_Toc213411292"/>
       <w:r>
         <w:t>.NET Framework</w:t>
       </w:r>
-      <w:bookmarkEnd w:id="25"/>
+      <w:bookmarkEnd w:id="23"/>
     </w:p>
     <w:p>
       <w:pPr>
@@ -5366,7 +5344,7 @@
           <w:lang w:eastAsia="sk-SK"/>
         </w:rPr>
       </w:pPr>
-      <w:bookmarkStart w:id="26" w:name="_Toc213411293"/>
+      <w:bookmarkStart w:id="24" w:name="_Toc213411293"/>
       <w:r>
         <w:t xml:space="preserve">.NET Framework, vyvinutý společností Microsoft, je vývojová platforma určená pro tvorbu moderních aplikací v jazycích C#, VB.NET či F#. Jeho hlavní výhodou je poskytování jednotného prostředí pro vývoj a běh aplikací, které využívají knihovny tříd (Framework </w:t>
       </w:r>
@@ -5537,15 +5515,13 @@
       <w:r>
         <w:t xml:space="preserve"> </w:t>
       </w:r>
-      <w:proofErr w:type="gramStart"/>
       <w:r>
         <w:t>W</w:t>
       </w:r>
       <w:r>
         <w:t>eb</w:t>
       </w:r>
-      <w:bookmarkEnd w:id="26"/>
-      <w:proofErr w:type="gramEnd"/>
+      <w:bookmarkEnd w:id="24"/>
     </w:p>
     <w:p>
       <w:pPr>
@@ -5554,7 +5530,7 @@
           <w:lang w:eastAsia="sk-SK"/>
         </w:rPr>
       </w:pPr>
-      <w:bookmarkStart w:id="27" w:name="_Toc213411294"/>
+      <w:bookmarkStart w:id="25" w:name="_Toc213411294"/>
       <w:r>
         <w:t xml:space="preserve">Rozdíl mezi desktopovou a webovou aplikací spočívá především v prostředí, kde je aplikace provozována, a v technologii, kterou využívá. </w:t>
       </w:r>
@@ -5650,7 +5626,7 @@
       <w:r>
         <w:t>UI/UX zásady</w:t>
       </w:r>
-      <w:bookmarkEnd w:id="27"/>
+      <w:bookmarkEnd w:id="25"/>
     </w:p>
     <w:p>
       <w:pPr>
@@ -5659,7 +5635,7 @@
           <w:lang w:eastAsia="sk-SK"/>
         </w:rPr>
       </w:pPr>
-      <w:bookmarkStart w:id="28" w:name="_Toc213411295"/>
+      <w:bookmarkStart w:id="26" w:name="_Toc213411295"/>
       <w:r>
         <w:t>Uživatelské rozhraní (UI) a uživatelská zkušenost (UX) představují klíčové prvky každé aplikace. Dobře navržené UI musí být intuitivní, konzistentní a esteticky přitažlivé. UX design se zaměřuje na to, aby uživatel snadno dosáhl svého cíle s minimálním úsilím</w:t>
       </w:r>
@@ -5819,7 +5795,7 @@
       <w:r>
         <w:t>Databáze</w:t>
       </w:r>
-      <w:bookmarkEnd w:id="28"/>
+      <w:bookmarkEnd w:id="26"/>
     </w:p>
     <w:p>
       <w:pPr>
@@ -5867,11 +5843,11 @@
       <w:pPr>
         <w:pStyle w:val="Nadpis3"/>
       </w:pPr>
-      <w:bookmarkStart w:id="29" w:name="_Toc213411296"/>
+      <w:bookmarkStart w:id="27" w:name="_Toc213411296"/>
       <w:r>
         <w:t>Relační model</w:t>
       </w:r>
-      <w:bookmarkEnd w:id="29"/>
+      <w:bookmarkEnd w:id="27"/>
       <w:r>
         <w:t xml:space="preserve"> </w:t>
       </w:r>
@@ -5883,7 +5859,7 @@
           <w:lang w:eastAsia="sk-SK"/>
         </w:rPr>
       </w:pPr>
-      <w:bookmarkStart w:id="30" w:name="_Toc213411297"/>
+      <w:bookmarkStart w:id="28" w:name="_Toc213411297"/>
       <w:r>
         <w:t xml:space="preserve">Relační model byl poprvé popsán E. F. </w:t>
       </w:r>
@@ -5953,10 +5929,7 @@
         <w:t xml:space="preserve"> heslo</w:t>
       </w:r>
       <w:r>
-        <w:t>. V praxi to znamená, že aplikace pro správu hesel může propojit tabulku</w:t>
-      </w:r>
-      <w:r>
-        <w:t xml:space="preserve"> </w:t>
+        <w:t xml:space="preserve">. V praxi to znamená, že aplikace pro správu hesel může propojit tabulku </w:t>
       </w:r>
       <w:proofErr w:type="spellStart"/>
       <w:r>
@@ -5964,16 +5937,7 @@
       </w:r>
       <w:proofErr w:type="spellEnd"/>
       <w:r>
-        <w:t xml:space="preserve"> s</w:t>
-      </w:r>
-      <w:r>
-        <w:t> </w:t>
-      </w:r>
-      <w:r>
-        <w:t>tabulkou</w:t>
-      </w:r>
-      <w:r>
-        <w:t xml:space="preserve"> </w:t>
+        <w:t xml:space="preserve"> s tabulkou </w:t>
       </w:r>
       <w:proofErr w:type="spellStart"/>
       <w:r>
@@ -6012,7 +5976,7 @@
       <w:r>
         <w:t>SQL příkazy</w:t>
       </w:r>
-      <w:bookmarkEnd w:id="30"/>
+      <w:bookmarkEnd w:id="28"/>
       <w:r>
         <w:t xml:space="preserve"> </w:t>
       </w:r>
@@ -6209,11 +6173,11 @@
       <w:pPr>
         <w:pStyle w:val="Nadpis3"/>
       </w:pPr>
-      <w:bookmarkStart w:id="31" w:name="_Toc213411298"/>
+      <w:bookmarkStart w:id="29" w:name="_Toc213411298"/>
       <w:r>
         <w:t>Připojení databáze</w:t>
       </w:r>
-      <w:bookmarkEnd w:id="31"/>
+      <w:bookmarkEnd w:id="29"/>
     </w:p>
     <w:p>
       <w:pPr>
@@ -6221,7 +6185,7 @@
           <w:lang w:eastAsia="sk-SK"/>
         </w:rPr>
       </w:pPr>
-      <w:bookmarkStart w:id="32" w:name="_Toc213411299"/>
+      <w:bookmarkStart w:id="30" w:name="_Toc213411299"/>
       <w:r>
         <w:rPr>
           <w:lang w:eastAsia="sk-SK"/>
@@ -6492,13 +6456,13 @@
       <w:r>
         <w:t>Zabezpečení dat</w:t>
       </w:r>
-      <w:bookmarkEnd w:id="32"/>
+      <w:bookmarkEnd w:id="30"/>
     </w:p>
     <w:p>
       <w:pPr>
         <w:pStyle w:val="Nadpis3"/>
       </w:pPr>
-      <w:bookmarkStart w:id="33" w:name="_Toc213411300"/>
+      <w:bookmarkStart w:id="31" w:name="_Toc213411300"/>
       <w:proofErr w:type="spellStart"/>
       <w:r>
         <w:t>Hashování</w:t>
@@ -6507,7 +6471,7 @@
       <w:r>
         <w:t xml:space="preserve"> hesel</w:t>
       </w:r>
-      <w:bookmarkEnd w:id="33"/>
+      <w:bookmarkEnd w:id="31"/>
       <w:r>
         <w:t xml:space="preserve"> </w:t>
       </w:r>
@@ -6516,11 +6480,11 @@
       <w:pPr>
         <w:pStyle w:val="Nadpis3"/>
       </w:pPr>
-      <w:bookmarkStart w:id="34" w:name="_Toc213411301"/>
+      <w:bookmarkStart w:id="32" w:name="_Toc213411301"/>
       <w:r>
         <w:t>Ověření uživatele</w:t>
       </w:r>
-      <w:bookmarkEnd w:id="34"/>
+      <w:bookmarkEnd w:id="32"/>
       <w:r>
         <w:t xml:space="preserve"> </w:t>
       </w:r>
@@ -6529,11 +6493,11 @@
       <w:pPr>
         <w:pStyle w:val="Nadpis3"/>
       </w:pPr>
-      <w:bookmarkStart w:id="35" w:name="_Toc213411302"/>
+      <w:bookmarkStart w:id="33" w:name="_Toc213411302"/>
       <w:r>
         <w:t>CAPTCHA ochrana</w:t>
       </w:r>
-      <w:bookmarkEnd w:id="35"/>
+      <w:bookmarkEnd w:id="33"/>
       <w:r>
         <w:t xml:space="preserve"> </w:t>
       </w:r>
@@ -6542,7 +6506,7 @@
       <w:pPr>
         <w:pStyle w:val="Nadpis3"/>
       </w:pPr>
-      <w:bookmarkStart w:id="36" w:name="_Toc213411303"/>
+      <w:bookmarkStart w:id="34" w:name="_Toc213411303"/>
       <w:r>
         <w:t xml:space="preserve">SQL </w:t>
       </w:r>
@@ -6554,27 +6518,27 @@
       <w:r>
         <w:t xml:space="preserve"> obrana</w:t>
       </w:r>
-      <w:bookmarkEnd w:id="36"/>
+      <w:bookmarkEnd w:id="34"/>
     </w:p>
     <w:p>
       <w:pPr>
         <w:pStyle w:val="Nadpis2"/>
       </w:pPr>
-      <w:bookmarkStart w:id="37" w:name="_Toc213411304"/>
+      <w:bookmarkStart w:id="35" w:name="_Toc213411304"/>
       <w:r>
         <w:t>Verzování kódu</w:t>
       </w:r>
-      <w:bookmarkEnd w:id="37"/>
+      <w:bookmarkEnd w:id="35"/>
     </w:p>
     <w:p>
       <w:pPr>
         <w:pStyle w:val="Nadpis3"/>
       </w:pPr>
-      <w:bookmarkStart w:id="38" w:name="_Toc213411305"/>
+      <w:bookmarkStart w:id="36" w:name="_Toc213411305"/>
       <w:r>
         <w:t>Git základy</w:t>
       </w:r>
-      <w:bookmarkEnd w:id="38"/>
+      <w:bookmarkEnd w:id="36"/>
     </w:p>
     <w:p>
       <w:pPr>
@@ -6583,23 +6547,23 @@
           <w:rFonts w:eastAsiaTheme="minorEastAsia"/>
         </w:rPr>
       </w:pPr>
-      <w:bookmarkStart w:id="39" w:name="_Toc213411306"/>
+      <w:bookmarkStart w:id="37" w:name="_Toc213411306"/>
       <w:proofErr w:type="spellStart"/>
       <w:r>
         <w:t>Backlog</w:t>
       </w:r>
-      <w:bookmarkEnd w:id="39"/>
+      <w:bookmarkEnd w:id="37"/>
       <w:proofErr w:type="spellEnd"/>
     </w:p>
     <w:p>
       <w:pPr>
         <w:pStyle w:val="Nadpis3"/>
       </w:pPr>
-      <w:bookmarkStart w:id="40" w:name="_Toc213411307"/>
+      <w:bookmarkStart w:id="38" w:name="_Toc213411307"/>
       <w:r>
         <w:t>Git Kanban</w:t>
       </w:r>
-      <w:bookmarkEnd w:id="40"/>
+      <w:bookmarkEnd w:id="38"/>
     </w:p>
     <w:p>
       <w:pPr>
@@ -6608,18 +6572,18 @@
           <w:rFonts w:eastAsiaTheme="minorEastAsia"/>
         </w:rPr>
       </w:pPr>
-      <w:bookmarkStart w:id="41" w:name="_Toc144753398"/>
-      <w:bookmarkStart w:id="42" w:name="_Toc144746927"/>
-      <w:bookmarkStart w:id="43" w:name="_Toc515880889"/>
-      <w:bookmarkStart w:id="44" w:name="_Toc145265092"/>
-      <w:bookmarkStart w:id="45" w:name="_Toc145265109"/>
-      <w:bookmarkStart w:id="46" w:name="_Toc145265126"/>
-      <w:bookmarkStart w:id="47" w:name="_Toc145265203"/>
-      <w:bookmarkStart w:id="48" w:name="_Toc145265392"/>
-      <w:bookmarkStart w:id="49" w:name="_Toc145265625"/>
-      <w:bookmarkStart w:id="50" w:name="_Toc145265964"/>
-      <w:bookmarkStart w:id="51" w:name="_Toc145266560"/>
-      <w:bookmarkStart w:id="52" w:name="_Toc213411308"/>
+      <w:bookmarkStart w:id="39" w:name="_Toc144753398"/>
+      <w:bookmarkStart w:id="40" w:name="_Toc144746927"/>
+      <w:bookmarkStart w:id="41" w:name="_Toc515880889"/>
+      <w:bookmarkStart w:id="42" w:name="_Toc145265092"/>
+      <w:bookmarkStart w:id="43" w:name="_Toc145265109"/>
+      <w:bookmarkStart w:id="44" w:name="_Toc145265126"/>
+      <w:bookmarkStart w:id="45" w:name="_Toc145265203"/>
+      <w:bookmarkStart w:id="46" w:name="_Toc145265392"/>
+      <w:bookmarkStart w:id="47" w:name="_Toc145265625"/>
+      <w:bookmarkStart w:id="48" w:name="_Toc145265964"/>
+      <w:bookmarkStart w:id="49" w:name="_Toc145266560"/>
+      <w:bookmarkStart w:id="50" w:name="_Toc213411308"/>
       <w:r>
         <w:rPr>
           <w:rFonts w:eastAsiaTheme="minorEastAsia"/>
@@ -6633,6 +6597,8 @@
         </w:rPr>
         <w:t>část</w:t>
       </w:r>
+      <w:bookmarkEnd w:id="39"/>
+      <w:bookmarkEnd w:id="40"/>
       <w:bookmarkEnd w:id="41"/>
       <w:bookmarkEnd w:id="42"/>
       <w:bookmarkEnd w:id="43"/>
@@ -6643,8 +6609,6 @@
       <w:bookmarkEnd w:id="48"/>
       <w:bookmarkEnd w:id="49"/>
       <w:bookmarkEnd w:id="50"/>
-      <w:bookmarkEnd w:id="51"/>
-      <w:bookmarkEnd w:id="52"/>
     </w:p>
     <w:p>
       <w:pPr>
@@ -6654,9 +6618,29 @@
           <w:numId w:val="22"/>
         </w:numPr>
       </w:pPr>
-      <w:bookmarkStart w:id="53" w:name="_Toc213411309"/>
+      <w:bookmarkStart w:id="51" w:name="_Toc213411309"/>
       <w:r>
         <w:t>Návrh aplikace</w:t>
+      </w:r>
+      <w:bookmarkEnd w:id="51"/>
+    </w:p>
+    <w:p>
+      <w:pPr>
+        <w:pStyle w:val="Nadpis3"/>
+      </w:pPr>
+      <w:bookmarkStart w:id="52" w:name="_Toc213411310"/>
+      <w:r>
+        <w:t>Struktura projektu</w:t>
+      </w:r>
+      <w:bookmarkEnd w:id="52"/>
+    </w:p>
+    <w:p>
+      <w:pPr>
+        <w:pStyle w:val="Nadpis3"/>
+      </w:pPr>
+      <w:bookmarkStart w:id="53" w:name="_Toc213411311"/>
+      <w:r>
+        <w:t>Návrh databáze</w:t>
       </w:r>
       <w:bookmarkEnd w:id="53"/>
     </w:p>
@@ -6664,19 +6648,19 @@
       <w:pPr>
         <w:pStyle w:val="Nadpis3"/>
       </w:pPr>
-      <w:bookmarkStart w:id="54" w:name="_Toc213411310"/>
-      <w:r>
-        <w:t>Struktura projektu</w:t>
+      <w:bookmarkStart w:id="54" w:name="_Toc213411312"/>
+      <w:r>
+        <w:t>ER diagram</w:t>
       </w:r>
       <w:bookmarkEnd w:id="54"/>
     </w:p>
     <w:p>
       <w:pPr>
-        <w:pStyle w:val="Nadpis3"/>
-      </w:pPr>
-      <w:bookmarkStart w:id="55" w:name="_Toc213411311"/>
-      <w:r>
-        <w:t>Návrh databáze</w:t>
+        <w:pStyle w:val="Nadpis2"/>
+      </w:pPr>
+      <w:bookmarkStart w:id="55" w:name="_Toc213411313"/>
+      <w:r>
+        <w:t>Implementace</w:t>
       </w:r>
       <w:bookmarkEnd w:id="55"/>
     </w:p>
@@ -6684,29 +6668,35 @@
       <w:pPr>
         <w:pStyle w:val="Nadpis3"/>
       </w:pPr>
-      <w:bookmarkStart w:id="56" w:name="_Toc213411312"/>
-      <w:r>
-        <w:t>ER diagram</w:t>
+      <w:bookmarkStart w:id="56" w:name="_Toc213411314"/>
+      <w:r>
+        <w:t>Připojení databáze</w:t>
       </w:r>
       <w:bookmarkEnd w:id="56"/>
+      <w:r>
+        <w:t xml:space="preserve"> </w:t>
+      </w:r>
     </w:p>
     <w:p>
       <w:pPr>
-        <w:pStyle w:val="Nadpis2"/>
-      </w:pPr>
-      <w:bookmarkStart w:id="57" w:name="_Toc213411313"/>
-      <w:r>
-        <w:t>Implementace</w:t>
+        <w:pStyle w:val="Nadpis3"/>
+      </w:pPr>
+      <w:bookmarkStart w:id="57" w:name="_Toc213411315"/>
+      <w:r>
+        <w:t>Registrace uživatele</w:t>
       </w:r>
       <w:bookmarkEnd w:id="57"/>
+      <w:r>
+        <w:t xml:space="preserve"> </w:t>
+      </w:r>
     </w:p>
     <w:p>
       <w:pPr>
         <w:pStyle w:val="Nadpis3"/>
       </w:pPr>
-      <w:bookmarkStart w:id="58" w:name="_Toc213411314"/>
-      <w:r>
-        <w:t>Připojení databáze</w:t>
+      <w:bookmarkStart w:id="58" w:name="_Toc213411316"/>
+      <w:r>
+        <w:t>Přihlášení uživatele</w:t>
       </w:r>
       <w:bookmarkEnd w:id="58"/>
       <w:r>
@@ -6717,9 +6707,9 @@
       <w:pPr>
         <w:pStyle w:val="Nadpis3"/>
       </w:pPr>
-      <w:bookmarkStart w:id="59" w:name="_Toc213411315"/>
-      <w:r>
-        <w:t>Registrace uživatele</w:t>
+      <w:bookmarkStart w:id="59" w:name="_Toc213411317"/>
+      <w:r>
+        <w:t>Správa hesel</w:t>
       </w:r>
       <w:bookmarkEnd w:id="59"/>
       <w:r>
@@ -6730,9 +6720,9 @@
       <w:pPr>
         <w:pStyle w:val="Nadpis3"/>
       </w:pPr>
-      <w:bookmarkStart w:id="60" w:name="_Toc213411316"/>
-      <w:r>
-        <w:t>Přihlášení uživatele</w:t>
+      <w:bookmarkStart w:id="60" w:name="_Toc213411318"/>
+      <w:r>
+        <w:t>Kategorie hesel</w:t>
       </w:r>
       <w:bookmarkEnd w:id="60"/>
       <w:r>
@@ -6743,9 +6733,9 @@
       <w:pPr>
         <w:pStyle w:val="Nadpis3"/>
       </w:pPr>
-      <w:bookmarkStart w:id="61" w:name="_Toc213411317"/>
-      <w:r>
-        <w:t>Správa hesel</w:t>
+      <w:bookmarkStart w:id="61" w:name="_Toc213411319"/>
+      <w:r>
+        <w:t>Kontrola duplicit</w:t>
       </w:r>
       <w:bookmarkEnd w:id="61"/>
       <w:r>
@@ -6756,9 +6746,9 @@
       <w:pPr>
         <w:pStyle w:val="Nadpis3"/>
       </w:pPr>
-      <w:bookmarkStart w:id="62" w:name="_Toc213411318"/>
-      <w:r>
-        <w:t>Kategorie hesel</w:t>
+      <w:bookmarkStart w:id="62" w:name="_Toc213411320"/>
+      <w:r>
+        <w:t>CAPTCHA validace</w:t>
       </w:r>
       <w:bookmarkEnd w:id="62"/>
       <w:r>
@@ -6769,67 +6759,41 @@
       <w:pPr>
         <w:pStyle w:val="Nadpis3"/>
       </w:pPr>
-      <w:bookmarkStart w:id="63" w:name="_Toc213411319"/>
-      <w:r>
-        <w:t>Kontrola duplicit</w:t>
+      <w:bookmarkStart w:id="63" w:name="_Toc213411321"/>
+      <w:r>
+        <w:t>Automatické odhlášení</w:t>
       </w:r>
       <w:bookmarkEnd w:id="63"/>
-      <w:r>
-        <w:t xml:space="preserve"> </w:t>
-      </w:r>
     </w:p>
     <w:p>
       <w:pPr>
-        <w:pStyle w:val="Nadpis3"/>
-      </w:pPr>
-      <w:bookmarkStart w:id="64" w:name="_Toc213411320"/>
-      <w:r>
-        <w:t>CAPTCHA validace</w:t>
+        <w:pStyle w:val="Nadpis2"/>
+      </w:pPr>
+      <w:bookmarkStart w:id="64" w:name="_Toc213411322"/>
+      <w:r>
+        <w:t>Uživatelské rozhraní</w:t>
       </w:r>
       <w:bookmarkEnd w:id="64"/>
-      <w:r>
-        <w:t xml:space="preserve"> </w:t>
-      </w:r>
     </w:p>
     <w:p>
       <w:pPr>
         <w:pStyle w:val="Nadpis3"/>
       </w:pPr>
-      <w:bookmarkStart w:id="65" w:name="_Toc213411321"/>
-      <w:r>
-        <w:t>Automatické odhlášení</w:t>
+      <w:bookmarkStart w:id="65" w:name="_Toc213411323"/>
+      <w:r>
+        <w:t>Ovládací prvky</w:t>
       </w:r>
       <w:bookmarkEnd w:id="65"/>
     </w:p>
     <w:p>
       <w:pPr>
-        <w:pStyle w:val="Nadpis2"/>
-      </w:pPr>
-      <w:bookmarkStart w:id="66" w:name="_Toc213411322"/>
-      <w:r>
-        <w:t>Uživatelské rozhraní</w:t>
+        <w:pStyle w:val="Nadpis3"/>
+      </w:pPr>
+      <w:bookmarkStart w:id="66" w:name="_Toc213411324"/>
+      <w:r>
+        <w:t>Chybová hlášení</w:t>
       </w:r>
       <w:bookmarkEnd w:id="66"/>
-    </w:p>
-    <w:p>
-      <w:pPr>
-        <w:pStyle w:val="Nadpis3"/>
-      </w:pPr>
-      <w:bookmarkStart w:id="67" w:name="_Toc213411323"/>
-      <w:r>
-        <w:t>Ovládací prvky</w:t>
-      </w:r>
-      <w:bookmarkEnd w:id="67"/>
-    </w:p>
-    <w:p>
-      <w:pPr>
-        <w:pStyle w:val="Nadpis3"/>
-      </w:pPr>
-      <w:bookmarkStart w:id="68" w:name="_Toc213411324"/>
-      <w:r>
-        <w:t>Chybová hlášení</w:t>
-      </w:r>
-      <w:bookmarkEnd w:id="68"/>
     </w:p>
     <w:p>
       <w:pPr>
@@ -6838,64 +6802,64 @@
           <w:rFonts w:eastAsiaTheme="minorEastAsia"/>
         </w:rPr>
       </w:pPr>
-      <w:bookmarkStart w:id="69" w:name="_Toc213411325"/>
+      <w:bookmarkStart w:id="67" w:name="_Toc213411325"/>
       <w:r>
         <w:rPr>
           <w:rFonts w:eastAsiaTheme="minorEastAsia"/>
         </w:rPr>
         <w:t>Admin funkce</w:t>
       </w:r>
+      <w:bookmarkEnd w:id="67"/>
+    </w:p>
+    <w:p>
+      <w:pPr>
+        <w:pStyle w:val="Nadpis3"/>
+      </w:pPr>
+      <w:bookmarkStart w:id="68" w:name="_Toc213411326"/>
+      <w:r>
+        <w:t>Admin box</w:t>
+      </w:r>
+      <w:bookmarkEnd w:id="68"/>
+    </w:p>
+    <w:p>
+      <w:pPr>
+        <w:pStyle w:val="Nadpis3"/>
+      </w:pPr>
+      <w:bookmarkStart w:id="69" w:name="_Toc213411327"/>
+      <w:r>
+        <w:t>Správa uživatelů</w:t>
+      </w:r>
       <w:bookmarkEnd w:id="69"/>
     </w:p>
     <w:p>
       <w:pPr>
-        <w:pStyle w:val="Nadpis3"/>
-      </w:pPr>
-      <w:bookmarkStart w:id="70" w:name="_Toc213411326"/>
-      <w:r>
-        <w:t>Admin box</w:t>
+        <w:pStyle w:val="Nadpis2"/>
+      </w:pPr>
+      <w:bookmarkStart w:id="70" w:name="_Toc213411328"/>
+      <w:r>
+        <w:t>Výsledná aplikace</w:t>
       </w:r>
       <w:bookmarkEnd w:id="70"/>
     </w:p>
     <w:p>
       <w:pPr>
-        <w:pStyle w:val="Nadpis3"/>
-      </w:pPr>
-      <w:bookmarkStart w:id="71" w:name="_Toc213411327"/>
-      <w:r>
-        <w:t>Správa uživatelů</w:t>
-      </w:r>
-      <w:bookmarkEnd w:id="71"/>
-    </w:p>
-    <w:p>
-      <w:pPr>
-        <w:pStyle w:val="Nadpis2"/>
-      </w:pPr>
-      <w:bookmarkStart w:id="72" w:name="_Toc213411328"/>
-      <w:r>
-        <w:t>Výsledná aplikace</w:t>
-      </w:r>
-      <w:bookmarkEnd w:id="72"/>
-    </w:p>
-    <w:p>
-      <w:pPr>
         <w:pStyle w:val="uvodzaver"/>
       </w:pPr>
-      <w:bookmarkStart w:id="73" w:name="_Toc144753409"/>
-      <w:bookmarkStart w:id="74" w:name="_Toc144746940"/>
-      <w:bookmarkStart w:id="75" w:name="_Toc515880902"/>
-      <w:bookmarkStart w:id="76" w:name="_Toc213411329"/>
+      <w:bookmarkStart w:id="71" w:name="_Toc144753409"/>
+      <w:bookmarkStart w:id="72" w:name="_Toc144746940"/>
+      <w:bookmarkStart w:id="73" w:name="_Toc515880902"/>
+      <w:bookmarkStart w:id="74" w:name="_Toc213411329"/>
       <w:r>
         <w:lastRenderedPageBreak/>
         <w:t>Z</w:t>
       </w:r>
+      <w:bookmarkEnd w:id="71"/>
+      <w:bookmarkEnd w:id="72"/>
       <w:bookmarkEnd w:id="73"/>
+      <w:r>
+        <w:t>ávěr</w:t>
+      </w:r>
       <w:bookmarkEnd w:id="74"/>
-      <w:bookmarkEnd w:id="75"/>
-      <w:r>
-        <w:t>ávěr</w:t>
-      </w:r>
-      <w:bookmarkEnd w:id="76"/>
     </w:p>
     <w:p>
       <w:r>
@@ -6907,28 +6871,28 @@
       <w:pPr>
         <w:pStyle w:val="uvodzaver"/>
       </w:pPr>
-      <w:bookmarkStart w:id="77" w:name="_Toc144753410"/>
-      <w:bookmarkStart w:id="78" w:name="_Toc144746941"/>
-      <w:bookmarkStart w:id="79" w:name="_Toc515880903"/>
-      <w:bookmarkStart w:id="80" w:name="_Toc213411330"/>
+      <w:bookmarkStart w:id="75" w:name="_Toc144753410"/>
+      <w:bookmarkStart w:id="76" w:name="_Toc144746941"/>
+      <w:bookmarkStart w:id="77" w:name="_Toc515880903"/>
+      <w:bookmarkStart w:id="78" w:name="_Toc213411330"/>
       <w:r>
         <w:lastRenderedPageBreak/>
         <w:t>S</w:t>
       </w:r>
+      <w:bookmarkEnd w:id="75"/>
+      <w:bookmarkEnd w:id="76"/>
       <w:bookmarkEnd w:id="77"/>
+      <w:r>
+        <w:t>eznam použitých zdrojů</w:t>
+      </w:r>
       <w:bookmarkEnd w:id="78"/>
-      <w:bookmarkEnd w:id="79"/>
-      <w:r>
-        <w:t>eznam použitých zdrojů</w:t>
-      </w:r>
-      <w:bookmarkEnd w:id="80"/>
     </w:p>
     <w:p>
       <w:pPr>
         <w:pStyle w:val="Seznampouitliteratury"/>
       </w:pPr>
-      <w:bookmarkStart w:id="81" w:name="_Ref147318297"/>
-      <w:bookmarkStart w:id="82" w:name="_Ref213417921"/>
+      <w:bookmarkStart w:id="79" w:name="_Ref213417921"/>
+      <w:bookmarkStart w:id="80" w:name="_Ref147318297"/>
       <w:r>
         <w:rPr>
           <w:caps/>
@@ -6944,44 +6908,23 @@
         <w:t xml:space="preserve"> Password Management Best Practices</w:t>
       </w:r>
       <w:r>
-        <w:t xml:space="preserve"> [online]. 2024 [cit. 2025-11-07].</w:t>
-      </w:r>
-      <w:r>
-        <w:t xml:space="preserve"> </w:t>
-      </w:r>
-      <w:r>
-        <w:t>Dostupné z:</w:t>
-      </w:r>
-      <w:r>
-        <w:t xml:space="preserve"> </w:t>
+        <w:t xml:space="preserve"> [online]. 2024 [cit. 2025-11-07]. Dostupné z: </w:t>
       </w:r>
       <w:hyperlink r:id="rId10" w:tgtFrame="_new" w:history="1">
         <w:r>
           <w:rPr>
             <w:rStyle w:val="Hypertextovodkaz"/>
           </w:rPr>
-          <w:t>https://www.sailpoint.com/iden</w:t>
-        </w:r>
-        <w:r>
-          <w:rPr>
-            <w:rStyle w:val="Hypertextovodkaz"/>
-          </w:rPr>
-          <w:t>t</w:t>
-        </w:r>
-        <w:r>
-          <w:rPr>
-            <w:rStyle w:val="Hypertextovodkaz"/>
-          </w:rPr>
-          <w:t>ity-library/password-management-best-practices</w:t>
+          <w:t>https://www.sailpoint.com/identity-library/password-management-best-practices</w:t>
         </w:r>
       </w:hyperlink>
-      <w:bookmarkEnd w:id="82"/>
+      <w:bookmarkEnd w:id="79"/>
     </w:p>
     <w:p>
       <w:pPr>
         <w:pStyle w:val="Seznampouitliteratury"/>
       </w:pPr>
-      <w:bookmarkStart w:id="83" w:name="_Ref213417963"/>
+      <w:bookmarkStart w:id="81" w:name="_Ref213417963"/>
       <w:r>
         <w:rPr>
           <w:caps/>
@@ -7018,28 +6961,16 @@
           <w:rPr>
             <w:rStyle w:val="Hypertextovodkaz"/>
           </w:rPr>
-          <w:t>https://www.cisa.gov/s</w:t>
-        </w:r>
-        <w:r>
-          <w:rPr>
-            <w:rStyle w:val="Hypertextovodkaz"/>
-          </w:rPr>
-          <w:t>e</w:t>
-        </w:r>
-        <w:r>
-          <w:rPr>
-            <w:rStyle w:val="Hypertextovodkaz"/>
-          </w:rPr>
-          <w:t>cure-our-world/use-strong-passwords</w:t>
+          <w:t>https://www.cisa.gov/secure-our-world/use-strong-passwords</w:t>
         </w:r>
       </w:hyperlink>
-      <w:bookmarkEnd w:id="83"/>
+      <w:bookmarkEnd w:id="81"/>
     </w:p>
     <w:p>
       <w:pPr>
         <w:pStyle w:val="Seznampouitliteratury"/>
       </w:pPr>
-      <w:bookmarkStart w:id="84" w:name="_Ref213419691"/>
+      <w:bookmarkStart w:id="82" w:name="_Ref213419691"/>
       <w:r>
         <w:t xml:space="preserve">MICROSOFT. </w:t>
       </w:r>
@@ -7061,13 +6992,13 @@
           <w:t>https://learn.microsoft.com/en-us/dotnet/framework/get-started/overview</w:t>
         </w:r>
       </w:hyperlink>
-      <w:bookmarkEnd w:id="84"/>
+      <w:bookmarkEnd w:id="82"/>
     </w:p>
     <w:p>
       <w:pPr>
         <w:pStyle w:val="Seznampouitliteratury"/>
       </w:pPr>
-      <w:bookmarkStart w:id="85" w:name="_Ref213419703"/>
+      <w:bookmarkStart w:id="83" w:name="_Ref213419703"/>
       <w:r>
         <w:t xml:space="preserve">VAIVAL TECHNOLOGIES. </w:t>
       </w:r>
@@ -7076,84 +7007,7 @@
           <w:i/>
           <w:iCs/>
         </w:rPr>
-        <w:t>D</w:t>
-      </w:r>
-      <w:r>
-        <w:rPr>
-          <w:i/>
-          <w:iCs/>
-        </w:rPr>
-        <w:t>ESKTOP</w:t>
-      </w:r>
-      <w:r>
-        <w:rPr>
-          <w:i/>
-          <w:iCs/>
-        </w:rPr>
-        <w:t xml:space="preserve"> A</w:t>
-      </w:r>
-      <w:r>
-        <w:rPr>
-          <w:i/>
-          <w:iCs/>
-        </w:rPr>
-        <w:t>PPLICATION</w:t>
-      </w:r>
-      <w:r>
-        <w:rPr>
-          <w:i/>
-          <w:iCs/>
-        </w:rPr>
-        <w:t xml:space="preserve"> </w:t>
-      </w:r>
-      <w:r>
-        <w:rPr>
-          <w:i/>
-          <w:iCs/>
-        </w:rPr>
-        <w:t>VS</w:t>
-      </w:r>
-      <w:r>
-        <w:rPr>
-          <w:i/>
-          <w:iCs/>
-        </w:rPr>
-        <w:t xml:space="preserve"> W</w:t>
-      </w:r>
-      <w:r>
-        <w:rPr>
-          <w:i/>
-          <w:iCs/>
-        </w:rPr>
-        <w:t>EB</w:t>
-      </w:r>
-      <w:r>
-        <w:rPr>
-          <w:i/>
-          <w:iCs/>
-        </w:rPr>
-        <w:t xml:space="preserve"> A</w:t>
-      </w:r>
-      <w:r>
-        <w:rPr>
-          <w:i/>
-          <w:iCs/>
-        </w:rPr>
-        <w:t>PPLICATION</w:t>
-      </w:r>
-      <w:r>
-        <w:rPr>
-          <w:i/>
-          <w:iCs/>
-        </w:rPr>
-        <w:t xml:space="preserve">: </w:t>
-      </w:r>
-      <w:r>
-        <w:rPr>
-          <w:i/>
-          <w:iCs/>
-        </w:rPr>
-        <w:t>COMPARISON</w:t>
+        <w:t>DESKTOP APPLICATION VS WEB APPLICATION: COMPARISON</w:t>
       </w:r>
       <w:r>
         <w:t xml:space="preserve"> [online]. 2025 [cit. 2025-11-07]. Dostupné z: </w:t>
@@ -7166,91 +7020,22 @@
           <w:t>https://www.vaival.com/blog/desktop-application-vs-web-application</w:t>
         </w:r>
       </w:hyperlink>
-      <w:bookmarkEnd w:id="85"/>
+      <w:bookmarkEnd w:id="83"/>
     </w:p>
     <w:p>
       <w:pPr>
         <w:pStyle w:val="Seznampouitliteratury"/>
       </w:pPr>
-      <w:bookmarkStart w:id="86" w:name="_Ref213419718"/>
-      <w:r>
-        <w:t>UX D</w:t>
-      </w:r>
-      <w:r>
-        <w:t>ESIGN</w:t>
-      </w:r>
-      <w:r>
-        <w:t xml:space="preserve">. </w:t>
+      <w:bookmarkStart w:id="84" w:name="_Ref213419718"/>
+      <w:r>
+        <w:t xml:space="preserve">UX DESIGN. </w:t>
       </w:r>
       <w:r>
         <w:rPr>
           <w:i/>
           <w:iCs/>
         </w:rPr>
-        <w:t>T</w:t>
-      </w:r>
-      <w:r>
-        <w:rPr>
-          <w:i/>
-          <w:iCs/>
-        </w:rPr>
-        <w:t>HE</w:t>
-      </w:r>
-      <w:r>
-        <w:rPr>
-          <w:i/>
-          <w:iCs/>
-        </w:rPr>
-        <w:t xml:space="preserve"> 7 U</w:t>
-      </w:r>
-      <w:r>
-        <w:rPr>
-          <w:i/>
-          <w:iCs/>
-        </w:rPr>
-        <w:t>SER</w:t>
-      </w:r>
-      <w:r>
-        <w:rPr>
-          <w:i/>
-          <w:iCs/>
-        </w:rPr>
-        <w:t xml:space="preserve"> E</w:t>
-      </w:r>
-      <w:r>
-        <w:rPr>
-          <w:i/>
-          <w:iCs/>
-        </w:rPr>
-        <w:t>XPERIENCE</w:t>
-      </w:r>
-      <w:r>
-        <w:rPr>
-          <w:i/>
-          <w:iCs/>
-        </w:rPr>
-        <w:t xml:space="preserve"> D</w:t>
-      </w:r>
-      <w:r>
-        <w:rPr>
-          <w:i/>
-          <w:iCs/>
-        </w:rPr>
-        <w:t>ESIGN</w:t>
-      </w:r>
-      <w:r>
-        <w:rPr>
-          <w:i/>
-          <w:iCs/>
-        </w:rPr>
-        <w:t xml:space="preserve"> P</w:t>
-      </w:r>
-      <w:r>
-        <w:rPr>
-          <w:i/>
-          <w:iCs/>
-        </w:rPr>
-        <w:t>RINCIPLES</w:t>
+        <w:t>THE 7 USER EXPERIENCE DESIGN PRINCIPLES</w:t>
       </w:r>
       <w:r>
         <w:t xml:space="preserve"> [online]. [cit. 2025-11-07]. Dostupné z: </w:t>
@@ -7260,30 +7045,18 @@
           <w:rPr>
             <w:rStyle w:val="Hypertextovodkaz"/>
           </w:rPr>
-          <w:t>https://www.u</w:t>
-        </w:r>
-        <w:r>
-          <w:rPr>
-            <w:rStyle w:val="Hypertextovodkaz"/>
-          </w:rPr>
-          <w:t>x</w:t>
-        </w:r>
-        <w:r>
-          <w:rPr>
-            <w:rStyle w:val="Hypertextovodkaz"/>
-          </w:rPr>
-          <w:t>designinstitute.com/blog/ux-design-principles/</w:t>
+          <w:t>https://www.uxdesigninstitute.com/blog/ux-design-principles/</w:t>
         </w:r>
       </w:hyperlink>
-      <w:bookmarkEnd w:id="86"/>
+      <w:bookmarkEnd w:id="84"/>
     </w:p>
     <w:p>
       <w:pPr>
         <w:pStyle w:val="Seznampouitliteratury"/>
       </w:pPr>
-      <w:bookmarkStart w:id="87" w:name="_Ref147317991"/>
-      <w:bookmarkStart w:id="88" w:name="_Ref213420097"/>
-      <w:bookmarkEnd w:id="81"/>
+      <w:bookmarkStart w:id="85" w:name="_Ref213420097"/>
+      <w:bookmarkStart w:id="86" w:name="_Ref147317991"/>
+      <w:bookmarkEnd w:id="80"/>
       <w:r>
         <w:t xml:space="preserve">ELMASRI, </w:t>
       </w:r>
@@ -7329,35 +7102,22 @@
       <w:r>
         <w:t>. 2016.</w:t>
       </w:r>
-      <w:bookmarkEnd w:id="88"/>
+      <w:bookmarkEnd w:id="85"/>
     </w:p>
     <w:p>
       <w:pPr>
         <w:pStyle w:val="Seznampouitliteratury"/>
       </w:pPr>
-      <w:bookmarkStart w:id="89" w:name="_Ref213420302"/>
-      <w:r>
-        <w:t>W3S</w:t>
-      </w:r>
-      <w:r>
-        <w:t>CHOOLS</w:t>
-      </w:r>
-      <w:r>
-        <w:t xml:space="preserve">. </w:t>
+      <w:bookmarkStart w:id="87" w:name="_Ref213420302"/>
+      <w:r>
+        <w:t xml:space="preserve">W3SCHOOLS. </w:t>
       </w:r>
       <w:r>
         <w:rPr>
           <w:i/>
           <w:iCs/>
         </w:rPr>
-        <w:t>SQL T</w:t>
-      </w:r>
-      <w:r>
-        <w:rPr>
-          <w:i/>
-          <w:iCs/>
-        </w:rPr>
-        <w:t>UTORIAL</w:t>
+        <w:t>SQL TUTORIAL</w:t>
       </w:r>
       <w:r>
         <w:t xml:space="preserve"> [online]. [cit. 2025-11-07]. Dostupné z: </w:t>
@@ -7370,77 +7130,22 @@
           <w:t>https://www.w3schools.com/sql/</w:t>
         </w:r>
       </w:hyperlink>
-      <w:bookmarkEnd w:id="89"/>
+      <w:bookmarkEnd w:id="87"/>
     </w:p>
     <w:p>
       <w:pPr>
         <w:pStyle w:val="Seznampouitliteratury"/>
       </w:pPr>
-      <w:bookmarkStart w:id="90" w:name="_Ref213420320"/>
-      <w:r>
-        <w:t>O</w:t>
-      </w:r>
-      <w:r>
-        <w:t>RACLE</w:t>
-      </w:r>
-      <w:r>
-        <w:t xml:space="preserve">. </w:t>
+      <w:bookmarkStart w:id="88" w:name="_Ref213420320"/>
+      <w:r>
+        <w:t xml:space="preserve">ORACLE. </w:t>
       </w:r>
       <w:r>
         <w:rPr>
           <w:i/>
           <w:iCs/>
         </w:rPr>
-        <w:t>M</w:t>
-      </w:r>
-      <w:r>
-        <w:rPr>
-          <w:i/>
-          <w:iCs/>
-        </w:rPr>
-        <w:t>Y</w:t>
-      </w:r>
-      <w:r>
-        <w:rPr>
-          <w:i/>
-          <w:iCs/>
-        </w:rPr>
-        <w:t>SQL C</w:t>
-      </w:r>
-      <w:r>
-        <w:rPr>
-          <w:i/>
-          <w:iCs/>
-        </w:rPr>
-        <w:t>ONNECTOR</w:t>
-      </w:r>
-      <w:r>
-        <w:rPr>
-          <w:i/>
-          <w:iCs/>
-        </w:rPr>
-        <w:t>/NET D</w:t>
-      </w:r>
-      <w:r>
-        <w:rPr>
-          <w:i/>
-          <w:iCs/>
-        </w:rPr>
-        <w:t>EVELOPER</w:t>
-      </w:r>
-      <w:r>
-        <w:rPr>
-          <w:i/>
-          <w:iCs/>
-        </w:rPr>
-        <w:t xml:space="preserve"> G</w:t>
-      </w:r>
-      <w:r>
-        <w:rPr>
-          <w:i/>
-          <w:iCs/>
-        </w:rPr>
-        <w:t>UIDE</w:t>
+        <w:t>MYSQL CONNECTOR/NET DEVELOPER GUIDE</w:t>
       </w:r>
       <w:r>
         <w:t xml:space="preserve"> [online]. 2024 [cit. 2025-11-07]. Dostupné z: </w:t>
@@ -7453,7 +7158,7 @@
           <w:t>https://dev.mysql.com/doc/connector-net/en/</w:t>
         </w:r>
       </w:hyperlink>
-      <w:bookmarkEnd w:id="90"/>
+      <w:bookmarkEnd w:id="88"/>
     </w:p>
     <w:p>
       <w:pPr>
@@ -7514,7 +7219,7 @@
       <w:r>
         <w:t>. [cit. 2023-10-04].</w:t>
       </w:r>
-      <w:bookmarkEnd w:id="87"/>
+      <w:bookmarkEnd w:id="86"/>
     </w:p>
     <w:p>
       <w:pPr>
@@ -7540,21 +7245,21 @@
       <w:pPr>
         <w:pStyle w:val="uvodzaver"/>
       </w:pPr>
-      <w:bookmarkStart w:id="91" w:name="_Toc144753411"/>
-      <w:bookmarkStart w:id="92" w:name="_Toc144746942"/>
-      <w:bookmarkStart w:id="93" w:name="_Toc515880904"/>
-      <w:bookmarkStart w:id="94" w:name="_Toc213411331"/>
+      <w:bookmarkStart w:id="89" w:name="_Toc144753411"/>
+      <w:bookmarkStart w:id="90" w:name="_Toc144746942"/>
+      <w:bookmarkStart w:id="91" w:name="_Toc515880904"/>
+      <w:bookmarkStart w:id="92" w:name="_Toc213411331"/>
       <w:r>
         <w:lastRenderedPageBreak/>
         <w:t>S</w:t>
       </w:r>
+      <w:bookmarkEnd w:id="89"/>
+      <w:bookmarkEnd w:id="90"/>
       <w:bookmarkEnd w:id="91"/>
+      <w:r>
+        <w:t>eznam použitých symbolů a zkratek</w:t>
+      </w:r>
       <w:bookmarkEnd w:id="92"/>
-      <w:bookmarkEnd w:id="93"/>
-      <w:r>
-        <w:t>eznam použitých symbolů a zkratek</w:t>
-      </w:r>
-      <w:bookmarkEnd w:id="94"/>
     </w:p>
     <w:tbl>
       <w:tblPr>
@@ -7940,21 +7645,21 @@
       <w:pPr>
         <w:pStyle w:val="uvodzaver"/>
       </w:pPr>
-      <w:bookmarkStart w:id="95" w:name="_Toc144753412"/>
-      <w:bookmarkStart w:id="96" w:name="_Toc144746943"/>
-      <w:bookmarkStart w:id="97" w:name="_Toc515880905"/>
-      <w:bookmarkStart w:id="98" w:name="_Toc213411332"/>
+      <w:bookmarkStart w:id="93" w:name="_Toc144753412"/>
+      <w:bookmarkStart w:id="94" w:name="_Toc144746943"/>
+      <w:bookmarkStart w:id="95" w:name="_Toc515880905"/>
+      <w:bookmarkStart w:id="96" w:name="_Toc213411332"/>
       <w:r>
         <w:lastRenderedPageBreak/>
         <w:t>S</w:t>
       </w:r>
+      <w:bookmarkEnd w:id="93"/>
+      <w:bookmarkEnd w:id="94"/>
       <w:bookmarkEnd w:id="95"/>
+      <w:r>
+        <w:t>eznam obrázků</w:t>
+      </w:r>
       <w:bookmarkEnd w:id="96"/>
-      <w:bookmarkEnd w:id="97"/>
-      <w:r>
-        <w:t>eznam obrázků</w:t>
-      </w:r>
-      <w:bookmarkEnd w:id="98"/>
     </w:p>
     <w:p>
       <w:pPr>
@@ -8102,12 +7807,12 @@
       <w:pPr>
         <w:pStyle w:val="uvodzaver"/>
       </w:pPr>
-      <w:bookmarkStart w:id="99" w:name="_Toc213411333"/>
+      <w:bookmarkStart w:id="97" w:name="_Toc213411333"/>
       <w:r>
         <w:lastRenderedPageBreak/>
         <w:t>Seznam tabulek</w:t>
       </w:r>
-      <w:bookmarkEnd w:id="99"/>
+      <w:bookmarkEnd w:id="97"/>
     </w:p>
     <w:p>
       <w:pPr>
@@ -8208,29 +7913,29 @@
       <w:pPr>
         <w:pStyle w:val="uvodzaver"/>
       </w:pPr>
-      <w:bookmarkStart w:id="100" w:name="_Toc144753414"/>
-      <w:bookmarkStart w:id="101" w:name="_Toc144746945"/>
-      <w:bookmarkStart w:id="102" w:name="_Toc515880907"/>
-      <w:bookmarkStart w:id="103" w:name="_Toc213411334"/>
+      <w:bookmarkStart w:id="98" w:name="_Toc144753414"/>
+      <w:bookmarkStart w:id="99" w:name="_Toc144746945"/>
+      <w:bookmarkStart w:id="100" w:name="_Toc515880907"/>
+      <w:bookmarkStart w:id="101" w:name="_Toc213411334"/>
       <w:r>
         <w:lastRenderedPageBreak/>
         <w:t>S</w:t>
       </w:r>
+      <w:bookmarkEnd w:id="98"/>
+      <w:bookmarkEnd w:id="99"/>
       <w:bookmarkEnd w:id="100"/>
+      <w:r>
+        <w:t>eznam příloh</w:t>
+      </w:r>
       <w:bookmarkEnd w:id="101"/>
-      <w:bookmarkEnd w:id="102"/>
-      <w:r>
-        <w:t>eznam příloh</w:t>
-      </w:r>
-      <w:bookmarkEnd w:id="103"/>
     </w:p>
     <w:p>
       <w:r>
         <w:t>Prázdná šablona maturitní práce</w:t>
       </w:r>
-      <w:bookmarkStart w:id="104" w:name="_Toc144746946"/>
+      <w:bookmarkStart w:id="102" w:name="_Toc144746946"/>
       <w:bookmarkEnd w:id="1"/>
-      <w:bookmarkEnd w:id="104"/>
+      <w:bookmarkEnd w:id="102"/>
     </w:p>
     <w:sectPr>
       <w:footerReference w:type="default" r:id="rId18"/>

--- a/Šablona MPO.docx
+++ b/Šablona MPO.docx
@@ -474,421 +474,8 @@
       <w:bookmarkEnd w:id="4"/>
     </w:p>
     <w:p>
-      <w:proofErr w:type="spellStart"/>
-      <w:r>
-        <w:t>The</w:t>
-      </w:r>
-      <w:proofErr w:type="spellEnd"/>
-      <w:r>
-        <w:t xml:space="preserve"> </w:t>
-      </w:r>
-      <w:proofErr w:type="spellStart"/>
-      <w:r>
-        <w:t>creation</w:t>
-      </w:r>
-      <w:proofErr w:type="spellEnd"/>
-      <w:r>
-        <w:t xml:space="preserve"> </w:t>
-      </w:r>
-      <w:proofErr w:type="spellStart"/>
-      <w:r>
-        <w:t>of</w:t>
-      </w:r>
-      <w:proofErr w:type="spellEnd"/>
-      <w:r>
-        <w:t xml:space="preserve"> a </w:t>
-      </w:r>
-      <w:proofErr w:type="spellStart"/>
-      <w:r>
-        <w:t>graduation</w:t>
-      </w:r>
-      <w:proofErr w:type="spellEnd"/>
-      <w:r>
-        <w:t xml:space="preserve"> thesis </w:t>
-      </w:r>
-      <w:proofErr w:type="spellStart"/>
-      <w:r>
-        <w:t>is</w:t>
-      </w:r>
-      <w:proofErr w:type="spellEnd"/>
-      <w:r>
-        <w:t xml:space="preserve"> </w:t>
-      </w:r>
-      <w:proofErr w:type="spellStart"/>
-      <w:r>
-        <w:t>one</w:t>
-      </w:r>
-      <w:proofErr w:type="spellEnd"/>
-      <w:r>
-        <w:t xml:space="preserve"> </w:t>
-      </w:r>
-      <w:proofErr w:type="spellStart"/>
-      <w:r>
-        <w:t>of</w:t>
-      </w:r>
-      <w:proofErr w:type="spellEnd"/>
-      <w:r>
-        <w:t xml:space="preserve"> </w:t>
-      </w:r>
-      <w:proofErr w:type="spellStart"/>
-      <w:r>
-        <w:t>the</w:t>
-      </w:r>
-      <w:proofErr w:type="spellEnd"/>
-      <w:r>
-        <w:t xml:space="preserve"> most </w:t>
-      </w:r>
-      <w:proofErr w:type="spellStart"/>
-      <w:r>
-        <w:t>crucial</w:t>
-      </w:r>
-      <w:proofErr w:type="spellEnd"/>
-      <w:r>
-        <w:t xml:space="preserve"> </w:t>
-      </w:r>
-      <w:proofErr w:type="spellStart"/>
-      <w:r>
-        <w:t>moments</w:t>
-      </w:r>
-      <w:proofErr w:type="spellEnd"/>
-      <w:r>
-        <w:t xml:space="preserve"> </w:t>
-      </w:r>
-      <w:proofErr w:type="spellStart"/>
-      <w:r>
-        <w:t>during</w:t>
-      </w:r>
-      <w:proofErr w:type="spellEnd"/>
-      <w:r>
-        <w:t xml:space="preserve"> </w:t>
-      </w:r>
-      <w:proofErr w:type="spellStart"/>
-      <w:r>
-        <w:t>studies</w:t>
-      </w:r>
-      <w:proofErr w:type="spellEnd"/>
-      <w:r>
-        <w:t xml:space="preserve">. </w:t>
-      </w:r>
-      <w:proofErr w:type="spellStart"/>
-      <w:r>
-        <w:t>The</w:t>
-      </w:r>
-      <w:proofErr w:type="spellEnd"/>
-      <w:r>
-        <w:t xml:space="preserve"> </w:t>
-      </w:r>
-      <w:proofErr w:type="spellStart"/>
-      <w:r>
-        <w:t>quality</w:t>
-      </w:r>
-      <w:proofErr w:type="spellEnd"/>
-      <w:r>
-        <w:t xml:space="preserve"> </w:t>
-      </w:r>
-      <w:proofErr w:type="spellStart"/>
-      <w:r>
-        <w:t>of</w:t>
-      </w:r>
-      <w:proofErr w:type="spellEnd"/>
-      <w:r>
-        <w:t xml:space="preserve"> </w:t>
-      </w:r>
-      <w:proofErr w:type="spellStart"/>
-      <w:r>
-        <w:t>the</w:t>
-      </w:r>
-      <w:proofErr w:type="spellEnd"/>
-      <w:r>
-        <w:t xml:space="preserve"> </w:t>
-      </w:r>
-      <w:proofErr w:type="spellStart"/>
-      <w:r>
-        <w:t>processing</w:t>
-      </w:r>
-      <w:proofErr w:type="spellEnd"/>
-      <w:r>
-        <w:t xml:space="preserve"> </w:t>
-      </w:r>
-      <w:proofErr w:type="spellStart"/>
-      <w:r>
-        <w:t>of</w:t>
-      </w:r>
-      <w:proofErr w:type="spellEnd"/>
-      <w:r>
-        <w:t xml:space="preserve"> </w:t>
-      </w:r>
-      <w:proofErr w:type="spellStart"/>
-      <w:r>
-        <w:t>its</w:t>
-      </w:r>
-      <w:proofErr w:type="spellEnd"/>
-      <w:r>
-        <w:t xml:space="preserve"> </w:t>
-      </w:r>
-      <w:proofErr w:type="spellStart"/>
-      <w:r>
-        <w:t>formal</w:t>
-      </w:r>
-      <w:proofErr w:type="spellEnd"/>
-      <w:r>
-        <w:t xml:space="preserve"> part </w:t>
-      </w:r>
-      <w:proofErr w:type="spellStart"/>
-      <w:r>
-        <w:t>is</w:t>
-      </w:r>
-      <w:proofErr w:type="spellEnd"/>
-      <w:r>
-        <w:t xml:space="preserve"> </w:t>
-      </w:r>
-      <w:proofErr w:type="spellStart"/>
-      <w:r>
-        <w:t>then</w:t>
-      </w:r>
-      <w:proofErr w:type="spellEnd"/>
-      <w:r>
-        <w:t xml:space="preserve"> </w:t>
-      </w:r>
-      <w:proofErr w:type="spellStart"/>
-      <w:r>
-        <w:t>one</w:t>
-      </w:r>
-      <w:proofErr w:type="spellEnd"/>
-      <w:r>
-        <w:t xml:space="preserve"> </w:t>
-      </w:r>
-      <w:proofErr w:type="spellStart"/>
-      <w:r>
-        <w:t>of</w:t>
-      </w:r>
-      <w:proofErr w:type="spellEnd"/>
-      <w:r>
-        <w:t xml:space="preserve"> </w:t>
-      </w:r>
-      <w:proofErr w:type="spellStart"/>
-      <w:r>
-        <w:t>the</w:t>
-      </w:r>
-      <w:proofErr w:type="spellEnd"/>
-      <w:r>
-        <w:t xml:space="preserve"> most </w:t>
-      </w:r>
-      <w:proofErr w:type="spellStart"/>
-      <w:r>
-        <w:t>important</w:t>
-      </w:r>
-      <w:proofErr w:type="spellEnd"/>
-      <w:r>
-        <w:t xml:space="preserve"> </w:t>
-      </w:r>
-      <w:proofErr w:type="spellStart"/>
-      <w:r>
-        <w:t>criteria</w:t>
-      </w:r>
-      <w:proofErr w:type="spellEnd"/>
-      <w:r>
-        <w:t xml:space="preserve"> in </w:t>
-      </w:r>
-      <w:proofErr w:type="spellStart"/>
-      <w:r>
-        <w:t>its</w:t>
-      </w:r>
-      <w:proofErr w:type="spellEnd"/>
-      <w:r>
-        <w:t xml:space="preserve"> </w:t>
-      </w:r>
-      <w:proofErr w:type="spellStart"/>
-      <w:r>
-        <w:t>evaluation</w:t>
-      </w:r>
-      <w:proofErr w:type="spellEnd"/>
-      <w:r>
-        <w:t xml:space="preserve">. </w:t>
-      </w:r>
-      <w:proofErr w:type="spellStart"/>
-      <w:r>
-        <w:t>The</w:t>
-      </w:r>
-      <w:proofErr w:type="spellEnd"/>
-      <w:r>
-        <w:t xml:space="preserve"> </w:t>
-      </w:r>
-      <w:proofErr w:type="spellStart"/>
-      <w:r>
-        <w:t>aim</w:t>
-      </w:r>
-      <w:proofErr w:type="spellEnd"/>
-      <w:r>
-        <w:t xml:space="preserve"> </w:t>
-      </w:r>
-      <w:proofErr w:type="spellStart"/>
-      <w:r>
-        <w:t>of</w:t>
-      </w:r>
-      <w:proofErr w:type="spellEnd"/>
-      <w:r>
-        <w:t xml:space="preserve"> </w:t>
-      </w:r>
-      <w:proofErr w:type="spellStart"/>
-      <w:r>
-        <w:t>this</w:t>
-      </w:r>
-      <w:proofErr w:type="spellEnd"/>
-      <w:r>
-        <w:t xml:space="preserve"> </w:t>
-      </w:r>
-      <w:proofErr w:type="spellStart"/>
-      <w:r>
-        <w:t>work</w:t>
-      </w:r>
-      <w:proofErr w:type="spellEnd"/>
-      <w:r>
-        <w:t xml:space="preserve"> </w:t>
-      </w:r>
-      <w:proofErr w:type="spellStart"/>
-      <w:r>
-        <w:t>is</w:t>
-      </w:r>
-      <w:proofErr w:type="spellEnd"/>
-      <w:r>
-        <w:t xml:space="preserve"> to </w:t>
-      </w:r>
-      <w:proofErr w:type="spellStart"/>
-      <w:r>
-        <w:t>describe</w:t>
-      </w:r>
-      <w:proofErr w:type="spellEnd"/>
-      <w:r>
-        <w:t xml:space="preserve"> </w:t>
-      </w:r>
-      <w:proofErr w:type="spellStart"/>
-      <w:r>
-        <w:t>the</w:t>
-      </w:r>
-      <w:proofErr w:type="spellEnd"/>
-      <w:r>
-        <w:t xml:space="preserve"> </w:t>
-      </w:r>
-      <w:proofErr w:type="spellStart"/>
-      <w:r>
-        <w:t>individual</w:t>
-      </w:r>
-      <w:proofErr w:type="spellEnd"/>
-      <w:r>
-        <w:t xml:space="preserve"> </w:t>
-      </w:r>
-      <w:proofErr w:type="spellStart"/>
-      <w:r>
-        <w:t>steps</w:t>
-      </w:r>
-      <w:proofErr w:type="spellEnd"/>
-      <w:r>
-        <w:t xml:space="preserve"> </w:t>
-      </w:r>
-      <w:proofErr w:type="spellStart"/>
-      <w:r>
-        <w:t>during</w:t>
-      </w:r>
-      <w:proofErr w:type="spellEnd"/>
-      <w:r>
-        <w:t xml:space="preserve"> </w:t>
-      </w:r>
-      <w:proofErr w:type="spellStart"/>
-      <w:r>
-        <w:t>this</w:t>
-      </w:r>
-      <w:proofErr w:type="spellEnd"/>
-      <w:r>
-        <w:t xml:space="preserve"> </w:t>
-      </w:r>
-      <w:proofErr w:type="spellStart"/>
-      <w:r>
-        <w:t>process</w:t>
-      </w:r>
-      <w:proofErr w:type="spellEnd"/>
-      <w:r>
-        <w:t xml:space="preserve">, </w:t>
-      </w:r>
-      <w:proofErr w:type="spellStart"/>
-      <w:r>
-        <w:t>recommend</w:t>
-      </w:r>
-      <w:proofErr w:type="spellEnd"/>
-      <w:r>
-        <w:t xml:space="preserve"> </w:t>
-      </w:r>
-      <w:proofErr w:type="spellStart"/>
-      <w:r>
-        <w:t>procedures</w:t>
-      </w:r>
-      <w:proofErr w:type="spellEnd"/>
-      <w:r>
-        <w:t xml:space="preserve"> and </w:t>
-      </w:r>
-      <w:proofErr w:type="spellStart"/>
-      <w:r>
-        <w:t>create</w:t>
-      </w:r>
-      <w:proofErr w:type="spellEnd"/>
-      <w:r>
-        <w:t xml:space="preserve"> a </w:t>
-      </w:r>
-      <w:proofErr w:type="spellStart"/>
-      <w:r>
-        <w:t>template</w:t>
-      </w:r>
-      <w:proofErr w:type="spellEnd"/>
-      <w:r>
-        <w:t xml:space="preserve"> </w:t>
-      </w:r>
-      <w:proofErr w:type="spellStart"/>
-      <w:r>
-        <w:t>that</w:t>
-      </w:r>
-      <w:proofErr w:type="spellEnd"/>
-      <w:r>
-        <w:t xml:space="preserve"> </w:t>
-      </w:r>
-      <w:proofErr w:type="spellStart"/>
-      <w:r>
-        <w:t>will</w:t>
-      </w:r>
-      <w:proofErr w:type="spellEnd"/>
-      <w:r>
-        <w:t xml:space="preserve"> </w:t>
-      </w:r>
-      <w:proofErr w:type="spellStart"/>
-      <w:r>
-        <w:t>facilitate</w:t>
-      </w:r>
-      <w:proofErr w:type="spellEnd"/>
-      <w:r>
-        <w:t xml:space="preserve"> </w:t>
-      </w:r>
-      <w:proofErr w:type="spellStart"/>
-      <w:r>
-        <w:t>the</w:t>
-      </w:r>
-      <w:proofErr w:type="spellEnd"/>
-      <w:r>
-        <w:t xml:space="preserve"> </w:t>
-      </w:r>
-      <w:proofErr w:type="spellStart"/>
-      <w:r>
-        <w:t>entire</w:t>
-      </w:r>
-      <w:proofErr w:type="spellEnd"/>
-      <w:r>
-        <w:t xml:space="preserve"> </w:t>
-      </w:r>
-      <w:proofErr w:type="spellStart"/>
-      <w:r>
-        <w:t>process</w:t>
-      </w:r>
-      <w:proofErr w:type="spellEnd"/>
-      <w:r>
-        <w:t>.</w:t>
+      <w:r>
+        <w:t>The creation of a graduation thesis is one of the most crucial moments during studies. The quality of the processing of its formal part is then one of the most important criteria in its evaluation. The aim of this work is to describe the individual steps during this process, recommend procedures and create a template that will facilitate the entire process.</w:t>
       </w:r>
     </w:p>
     <w:p>
@@ -905,19 +492,9 @@
       <w:pPr>
         <w:pStyle w:val="Pokraovn"/>
       </w:pPr>
-      <w:proofErr w:type="spellStart"/>
-      <w:r>
-        <w:t>graduation</w:t>
-      </w:r>
-      <w:proofErr w:type="spellEnd"/>
-      <w:r>
-        <w:t xml:space="preserve"> thesis, </w:t>
-      </w:r>
-      <w:proofErr w:type="spellStart"/>
-      <w:r>
-        <w:t>template</w:t>
-      </w:r>
-      <w:proofErr w:type="spellEnd"/>
+      <w:r>
+        <w:t>graduation thesis, template</w:t>
+      </w:r>
     </w:p>
     <w:p>
       <w:r>
@@ -961,7 +538,7 @@
         <w:rPr>
           <w:noProof/>
         </w:rPr>
-        <w:t>18. listopadu 2025</w:t>
+        <w:t>19. listopadu 2025</w:t>
       </w:r>
       <w:r>
         <w:fldChar w:fldCharType="end"/>
@@ -1023,7 +600,7 @@
         <w:rPr>
           <w:noProof/>
         </w:rPr>
-        <w:t>18. listopadu 2025</w:t>
+        <w:t>19. listopadu 2025</w:t>
       </w:r>
       <w:r>
         <w:fldChar w:fldCharType="end"/>
@@ -5109,13 +4686,7 @@
     </w:p>
     <w:p>
       <w:r>
-        <w:t xml:space="preserve">Očekávám, že bude problém s podrobnější prací s databází, </w:t>
-      </w:r>
-      <w:r>
-        <w:t>hashovaní</w:t>
-      </w:r>
-      <w:r>
-        <w:t xml:space="preserve"> hesel, poskytování aplikace na veřejný hosting a CAPTCHU pro přihlašování, co jsem ještě nikdy předtím nedělal.</w:t>
+        <w:t>Očekávám, že bude problém s podrobnější prací s databází, hashovaní hesel, poskytování aplikace na veřejný hosting a CAPTCHU pro přihlašování, co jsem ještě nikdy předtím nedělal.</w:t>
       </w:r>
     </w:p>
     <w:p>
@@ -5135,13 +4706,16 @@
     </w:p>
     <w:p>
       <w:r>
-        <w:t xml:space="preserve">Chtěl bych aby tato aplikace byla jednoduchá a hezky </w:t>
-      </w:r>
-      <w:r>
-        <w:t>na designovaná</w:t>
-      </w:r>
-      <w:r>
-        <w:t>, intuitivní a aby splnila veškeré body zadání, aby jsem úspěšně zvládl maturitu.</w:t>
+        <w:t xml:space="preserve">Chtěl bych aby tato aplikace byla jednoduchá a hezky na designovaná, intuitivní a aby splnila veškeré body zadání, </w:t>
+      </w:r>
+      <w:r>
+        <w:t>aby</w:t>
+      </w:r>
+      <w:r>
+        <w:t>ch</w:t>
+      </w:r>
+      <w:r>
+        <w:t xml:space="preserve"> úspěšně zvládl maturitu.</w:t>
       </w:r>
     </w:p>
     <w:p>
@@ -5162,6 +4736,14 @@
     </w:p>
     <w:p>
       <w:pPr>
+        <w:pStyle w:val="Pokraovn"/>
+      </w:pPr>
+      <w:r>
+        <w:t>Teoretická část se zaměřuje na vysvětlení základních pojmů, principů a postupů souvisejících se správou hesel, aby poskytla potřebný odborný rámec pro pochopení praktické části práce.</w:t>
+      </w:r>
+    </w:p>
+    <w:p>
+      <w:pPr>
         <w:pStyle w:val="Nadpis2"/>
       </w:pPr>
       <w:bookmarkStart w:id="21" w:name="_Toc213411290"/>
@@ -5214,23 +4796,7 @@
         <w:t>Silné heslo by mělo být především dostatečně dlouhé, ideálně alespoň šestnáct znaků. Délka hraje často důležitější roli než samotná složitost, protože delší hesla jsou odolnější vůči útokům typu hrubé síly</w:t>
       </w:r>
       <w:r>
-        <w:t xml:space="preserve"> (</w:t>
-      </w:r>
-      <w:proofErr w:type="spellStart"/>
-      <w:r>
-        <w:t>brute</w:t>
-      </w:r>
-      <w:proofErr w:type="spellEnd"/>
-      <w:r>
-        <w:t xml:space="preserve"> </w:t>
-      </w:r>
-      <w:proofErr w:type="spellStart"/>
-      <w:r>
-        <w:t>force</w:t>
-      </w:r>
-      <w:proofErr w:type="spellEnd"/>
-      <w:r>
-        <w:t>)</w:t>
+        <w:t xml:space="preserve"> (brute force)</w:t>
       </w:r>
       <w:r>
         <w:t>. Doporučuje se využívat kombinaci různých znaků, tedy velká a malá písmena, čísla i speciální symboly.</w:t>
@@ -5333,6 +4899,7 @@
       </w:pPr>
       <w:bookmarkStart w:id="23" w:name="_Toc213411292"/>
       <w:r>
+        <w:lastRenderedPageBreak/>
         <w:t>.NET Framework</w:t>
       </w:r>
       <w:bookmarkEnd w:id="23"/>
@@ -5346,43 +4913,7 @@
       </w:pPr>
       <w:bookmarkStart w:id="24" w:name="_Toc213411293"/>
       <w:r>
-        <w:t xml:space="preserve">.NET Framework, vyvinutý společností Microsoft, je vývojová platforma určená pro tvorbu moderních aplikací v jazycích C#, VB.NET či F#. Jeho hlavní výhodou je poskytování jednotného prostředí pro vývoj a běh aplikací, které využívají knihovny tříd (Framework </w:t>
-      </w:r>
-      <w:proofErr w:type="spellStart"/>
-      <w:r>
-        <w:t>Class</w:t>
-      </w:r>
-      <w:proofErr w:type="spellEnd"/>
-      <w:r>
-        <w:t xml:space="preserve"> </w:t>
-      </w:r>
-      <w:proofErr w:type="spellStart"/>
-      <w:r>
-        <w:t>Library</w:t>
-      </w:r>
-      <w:proofErr w:type="spellEnd"/>
-      <w:r>
-        <w:t xml:space="preserve"> – FCL) a běhové prostředí </w:t>
-      </w:r>
-      <w:proofErr w:type="spellStart"/>
-      <w:r>
-        <w:t>Common</w:t>
-      </w:r>
-      <w:proofErr w:type="spellEnd"/>
-      <w:r>
-        <w:t xml:space="preserve"> </w:t>
-      </w:r>
-      <w:proofErr w:type="spellStart"/>
-      <w:r>
-        <w:t>Language</w:t>
-      </w:r>
-      <w:proofErr w:type="spellEnd"/>
-      <w:r>
-        <w:t xml:space="preserve"> Runtime </w:t>
-      </w:r>
-      <w:r>
-        <w:lastRenderedPageBreak/>
-        <w:t>(CLR)</w:t>
+        <w:t>.NET Framework, vyvinutý společností Microsoft, je vývojová platforma určená pro tvorbu moderních aplikací v jazycích C#, VB.NET či F#. Jeho hlavní výhodou je poskytování jednotného prostředí pro vývoj a běh aplikací, které využívají knihovny tříd (Framework Class Library – FCL) a běhové prostředí Common Language Runtime (CLR)</w:t>
       </w:r>
       <w:r>
         <w:t>.</w:t>
@@ -5420,7 +4951,6 @@
         </w:rPr>
         <w:t xml:space="preserve"> </w:t>
       </w:r>
-      <w:proofErr w:type="spellStart"/>
       <w:r>
         <w:rPr>
           <w:rStyle w:val="Siln"/>
@@ -5429,7 +4959,6 @@
         </w:rPr>
         <w:t>SqlConnection</w:t>
       </w:r>
-      <w:proofErr w:type="spellEnd"/>
       <w:r>
         <w:rPr>
           <w:b/>
@@ -5437,7 +4966,6 @@
         </w:rPr>
         <w:t xml:space="preserve">, </w:t>
       </w:r>
-      <w:proofErr w:type="spellStart"/>
       <w:r>
         <w:rPr>
           <w:rStyle w:val="Siln"/>
@@ -5446,7 +4974,6 @@
         </w:rPr>
         <w:t>SqlCommand</w:t>
       </w:r>
-      <w:proofErr w:type="spellEnd"/>
       <w:r>
         <w:rPr>
           <w:b/>
@@ -5454,7 +4981,6 @@
         </w:rPr>
         <w:t xml:space="preserve"> a </w:t>
       </w:r>
-      <w:proofErr w:type="spellStart"/>
       <w:r>
         <w:rPr>
           <w:rStyle w:val="Siln"/>
@@ -5463,7 +4989,6 @@
         </w:rPr>
         <w:t>SqlDataReader</w:t>
       </w:r>
-      <w:proofErr w:type="spellEnd"/>
       <w:r>
         <w:rPr>
           <w:b/>
@@ -5516,7 +5041,7 @@
         <w:t xml:space="preserve"> </w:t>
       </w:r>
       <w:r>
-        <w:t>W</w:t>
+        <w:t>w</w:t>
       </w:r>
       <w:r>
         <w:t>eb</w:t>
@@ -5624,6 +5149,7 @@
         <w:pStyle w:val="Nadpis3"/>
       </w:pPr>
       <w:r>
+        <w:lastRenderedPageBreak/>
         <w:t>UI/UX zásady</w:t>
       </w:r>
       <w:bookmarkEnd w:id="25"/>
@@ -5681,11 +5207,7 @@
         <w:fldChar w:fldCharType="end"/>
       </w:r>
       <w:r>
-        <w:t xml:space="preserve"> by měla aplikace respektovat sedm základních principů: použitelnost, srozumitelnost, přístupnost, vizuální hierarchii, konzistenci, </w:t>
-      </w:r>
-      <w:r>
-        <w:lastRenderedPageBreak/>
-        <w:t>zpětnou vazbu a efektivitu. Pro desktopové aplikace, jako je správce hesel, je důležité zejména minimalizovat kognitivní zátěž – uživatel musí rychle pochopit, jak zadat, uložit či načíst své údaje, aniž by musel čelit složitému rozhraní.</w:t>
+        <w:t xml:space="preserve"> by měla aplikace respektovat sedm základních principů: použitelnost, srozumitelnost, přístupnost, vizuální hierarchii, konzistenci, zpětnou vazbu a efektivitu. Pro desktopové aplikace, jako je správce hesel, je důležité zejména minimalizovat kognitivní zátěž – uživatel musí rychle pochopit, jak zadat, uložit či načíst své údaje, aniž by musel čelit složitému rozhraní.</w:t>
       </w:r>
     </w:p>
     <w:p>
@@ -5706,7 +5228,6 @@
         </w:rPr>
         <w:t xml:space="preserve"> </w:t>
       </w:r>
-      <w:proofErr w:type="spellStart"/>
       <w:r>
         <w:rPr>
           <w:rStyle w:val="Siln"/>
@@ -5715,7 +5236,6 @@
         </w:rPr>
         <w:t>Forms</w:t>
       </w:r>
-      <w:proofErr w:type="spellEnd"/>
       <w:r>
         <w:t xml:space="preserve"> nebo </w:t>
       </w:r>
@@ -5739,43 +5259,7 @@
           <w:b w:val="0"/>
           <w:bCs w:val="0"/>
         </w:rPr>
-        <w:t xml:space="preserve">(Windows </w:t>
-      </w:r>
-      <w:proofErr w:type="spellStart"/>
-      <w:r>
-        <w:rPr>
-          <w:rStyle w:val="Siln"/>
-          <w:b w:val="0"/>
-          <w:bCs w:val="0"/>
-        </w:rPr>
-        <w:t>Presentation</w:t>
-      </w:r>
-      <w:proofErr w:type="spellEnd"/>
-      <w:r>
-        <w:rPr>
-          <w:rStyle w:val="Siln"/>
-          <w:b w:val="0"/>
-          <w:bCs w:val="0"/>
-        </w:rPr>
-        <w:t xml:space="preserve"> </w:t>
-      </w:r>
-      <w:proofErr w:type="spellStart"/>
-      <w:r>
-        <w:rPr>
-          <w:rStyle w:val="Siln"/>
-          <w:b w:val="0"/>
-          <w:bCs w:val="0"/>
-        </w:rPr>
-        <w:t>Foundation</w:t>
-      </w:r>
-      <w:proofErr w:type="spellEnd"/>
-      <w:r>
-        <w:rPr>
-          <w:rStyle w:val="Siln"/>
-          <w:b w:val="0"/>
-          <w:bCs w:val="0"/>
-        </w:rPr>
-        <w:t>)</w:t>
+        <w:t>(Windows Presentation Foundation)</w:t>
       </w:r>
       <w:r>
         <w:rPr>
@@ -5861,15 +5345,7 @@
       </w:pPr>
       <w:bookmarkStart w:id="28" w:name="_Toc213411297"/>
       <w:r>
-        <w:t xml:space="preserve">Relační model byl poprvé popsán E. F. </w:t>
-      </w:r>
-      <w:proofErr w:type="spellStart"/>
-      <w:r>
-        <w:t>Coddem</w:t>
-      </w:r>
-      <w:proofErr w:type="spellEnd"/>
-      <w:r>
-        <w:t xml:space="preserve"> a stal se základem moderních databázových systémů. V tomto modelu jsou data organizována do tabulek (relací), které obsahují řádky (záznamy) a sloupce (atributy)</w:t>
+        <w:t>Relační model byl poprvé popsán E. F. Coddem a stal se základem moderních databázových systémů. V tomto modelu jsou data organizována do tabulek (relací), které obsahují řádky (záznamy) a sloupce (atributy)</w:t>
       </w:r>
       <w:r>
         <w:t>.</w:t>
@@ -5929,23 +5405,7 @@
         <w:t xml:space="preserve"> heslo</w:t>
       </w:r>
       <w:r>
-        <w:t xml:space="preserve">. V praxi to znamená, že aplikace pro správu hesel může propojit tabulku </w:t>
-      </w:r>
-      <w:proofErr w:type="spellStart"/>
-      <w:r>
-        <w:t>users</w:t>
-      </w:r>
-      <w:proofErr w:type="spellEnd"/>
-      <w:r>
-        <w:t xml:space="preserve"> s tabulkou </w:t>
-      </w:r>
-      <w:proofErr w:type="spellStart"/>
-      <w:r>
-        <w:t>credentials</w:t>
-      </w:r>
-      <w:proofErr w:type="spellEnd"/>
-      <w:r>
-        <w:t xml:space="preserve"> pomocí cizího klíče. Tento model umožňuje efektivní dotazování, kontrolu přístupů a minimalizaci redundance</w:t>
+        <w:t>. V praxi to znamená, že aplikace pro správu hesel může propojit tabulku users s tabulkou credentials pomocí cizího klíče. Tento model umožňuje efektivní dotazování, kontrolu přístupů a minimalizaci redundance</w:t>
       </w:r>
       <w:r>
         <w:t>.</w:t>
@@ -5974,6 +5434,7 @@
         <w:pStyle w:val="Nadpis3"/>
       </w:pPr>
       <w:r>
+        <w:lastRenderedPageBreak/>
         <w:t>SQL příkazy</w:t>
       </w:r>
       <w:bookmarkEnd w:id="28"/>
@@ -5985,29 +5446,8 @@
       <w:pPr>
         <w:pStyle w:val="Pokraovn"/>
       </w:pPr>
-      <w:proofErr w:type="spellStart"/>
-      <w:r>
-        <w:t>Structured</w:t>
-      </w:r>
-      <w:proofErr w:type="spellEnd"/>
-      <w:r>
-        <w:t xml:space="preserve"> </w:t>
-      </w:r>
-      <w:proofErr w:type="spellStart"/>
-      <w:r>
-        <w:t>Query</w:t>
-      </w:r>
-      <w:proofErr w:type="spellEnd"/>
-      <w:r>
-        <w:t xml:space="preserve"> </w:t>
-      </w:r>
-      <w:proofErr w:type="spellStart"/>
-      <w:r>
-        <w:t>Language</w:t>
-      </w:r>
-      <w:proofErr w:type="spellEnd"/>
-      <w:r>
-        <w:t xml:space="preserve"> (SQL) je standardizovaný jazyk používaný pro komunikaci s relačními databázemi. Umožňuje definovat strukturu databáze, vkládat, aktualizovat i mazat data a provádět dotazy. Mezi základní příkazy patří zejména:</w:t>
+      <w:r>
+        <w:t>Structured Query Language (SQL) je standardizovaný jazyk používaný pro komunikaci s relačními databázemi. Umožňuje definovat strukturu databáze, vkládat, aktualizovat i mazat data a provádět dotazy. Mezi základní příkazy patří zejména:</w:t>
       </w:r>
     </w:p>
     <w:p>
@@ -6080,7 +5520,6 @@
           <w:b/>
           <w:bCs/>
         </w:rPr>
-        <w:lastRenderedPageBreak/>
         <w:t>DELETE</w:t>
       </w:r>
       <w:r>
@@ -6139,13 +5578,8 @@
         </w:rPr>
         <w:t xml:space="preserve"> </w:t>
       </w:r>
-      <w:proofErr w:type="spellStart"/>
-      <w:r>
-        <w:t>injection</w:t>
-      </w:r>
-      <w:proofErr w:type="spellEnd"/>
-      <w:r>
-        <w:t>. Bezpečné zpracování dotazů zajišťují parametrizované příkazy a ORM nástroje, které minimalizují riziko vložení škodlivého kódu</w:t>
+      <w:r>
+        <w:t>injection. Bezpečné zpracování dotazů zajišťují parametrizované příkazy a ORM nástroje, které minimalizují riziko vložení škodlivého kódu</w:t>
       </w:r>
       <w:r>
         <w:t>.</w:t>
@@ -6204,16 +5638,8 @@
         <w:rPr>
           <w:lang w:eastAsia="sk-SK"/>
         </w:rPr>
-        <w:t xml:space="preserve">NET nebo knihovny specifické pro daný databázový systém, jako například </w:t>
-      </w:r>
-      <w:proofErr w:type="spellStart"/>
-      <w:r>
-        <w:rPr>
-          <w:lang w:eastAsia="sk-SK"/>
-        </w:rPr>
-        <w:t>MySQL</w:t>
-      </w:r>
-      <w:proofErr w:type="spellEnd"/>
+        <w:t>NET nebo knihovny specifické pro daný databázový systém, jako například MySQL</w:t>
+      </w:r>
       <w:r>
         <w:rPr>
           <w:b/>
@@ -6222,14 +5648,12 @@
         </w:rPr>
         <w:t xml:space="preserve"> </w:t>
       </w:r>
-      <w:proofErr w:type="spellStart"/>
       <w:r>
         <w:rPr>
           <w:lang w:eastAsia="sk-SK"/>
         </w:rPr>
         <w:t>Connector</w:t>
       </w:r>
-      <w:proofErr w:type="spellEnd"/>
       <w:r>
         <w:rPr>
           <w:b/>
@@ -6336,63 +5760,7 @@
         <w:rPr>
           <w:lang w:eastAsia="sk-SK"/>
         </w:rPr>
-        <w:t xml:space="preserve">. Tento nástroj umožňuje aplikaci v jazyce C# komunikovat s databází </w:t>
-      </w:r>
-      <w:proofErr w:type="spellStart"/>
-      <w:r>
-        <w:rPr>
-          <w:lang w:eastAsia="sk-SK"/>
-        </w:rPr>
-        <w:t>MySQL</w:t>
-      </w:r>
-      <w:proofErr w:type="spellEnd"/>
-      <w:r>
-        <w:rPr>
-          <w:lang w:eastAsia="sk-SK"/>
-        </w:rPr>
-        <w:t xml:space="preserve"> prostřednictvím tříd jako </w:t>
-      </w:r>
-      <w:proofErr w:type="spellStart"/>
-      <w:r>
-        <w:rPr>
-          <w:lang w:eastAsia="sk-SK"/>
-        </w:rPr>
-        <w:t>MySqlConnection</w:t>
-      </w:r>
-      <w:proofErr w:type="spellEnd"/>
-      <w:r>
-        <w:rPr>
-          <w:lang w:eastAsia="sk-SK"/>
-        </w:rPr>
-        <w:t xml:space="preserve">, </w:t>
-      </w:r>
-      <w:proofErr w:type="spellStart"/>
-      <w:r>
-        <w:rPr>
-          <w:lang w:eastAsia="sk-SK"/>
-        </w:rPr>
-        <w:t>MySqlCommand</w:t>
-      </w:r>
-      <w:proofErr w:type="spellEnd"/>
-      <w:r>
-        <w:rPr>
-          <w:lang w:eastAsia="sk-SK"/>
-        </w:rPr>
-        <w:t xml:space="preserve"> a </w:t>
-      </w:r>
-      <w:proofErr w:type="spellStart"/>
-      <w:r>
-        <w:rPr>
-          <w:lang w:eastAsia="sk-SK"/>
-        </w:rPr>
-        <w:t>MySqlDataReader</w:t>
-      </w:r>
-      <w:proofErr w:type="spellEnd"/>
-      <w:r>
-        <w:rPr>
-          <w:lang w:eastAsia="sk-SK"/>
-        </w:rPr>
-        <w:t>.</w:t>
+        <w:t>. Tento nástroj umožňuje aplikaci v jazyce C# komunikovat s databází MySQL prostřednictvím tříd jako MySqlConnection, MySqlCommand a MySqlDataReader.</w:t>
       </w:r>
     </w:p>
     <w:p>
@@ -6454,6 +5822,7 @@
         <w:pStyle w:val="Nadpis2"/>
       </w:pPr>
       <w:r>
+        <w:lastRenderedPageBreak/>
         <w:t>Zabezpečení dat</w:t>
       </w:r>
       <w:bookmarkEnd w:id="30"/>
@@ -6463,13 +5832,8 @@
         <w:pStyle w:val="Nadpis3"/>
       </w:pPr>
       <w:bookmarkStart w:id="31" w:name="_Toc213411300"/>
-      <w:proofErr w:type="spellStart"/>
-      <w:r>
-        <w:t>Hashování</w:t>
-      </w:r>
-      <w:proofErr w:type="spellEnd"/>
-      <w:r>
-        <w:t xml:space="preserve"> hesel</w:t>
+      <w:r>
+        <w:t>Hashování hesel</w:t>
       </w:r>
       <w:bookmarkEnd w:id="31"/>
       <w:r>
@@ -6508,15 +5872,7 @@
       </w:pPr>
       <w:bookmarkStart w:id="34" w:name="_Toc213411303"/>
       <w:r>
-        <w:t xml:space="preserve">SQL </w:t>
-      </w:r>
-      <w:proofErr w:type="spellStart"/>
-      <w:r>
-        <w:t>injection</w:t>
-      </w:r>
-      <w:proofErr w:type="spellEnd"/>
-      <w:r>
-        <w:t xml:space="preserve"> obrana</w:t>
+        <w:t>SQL injection obrana</w:t>
       </w:r>
       <w:bookmarkEnd w:id="34"/>
     </w:p>
@@ -6548,12 +5904,10 @@
         </w:rPr>
       </w:pPr>
       <w:bookmarkStart w:id="37" w:name="_Toc213411306"/>
-      <w:proofErr w:type="spellStart"/>
       <w:r>
         <w:t>Backlog</w:t>
       </w:r>
       <w:bookmarkEnd w:id="37"/>
-      <w:proofErr w:type="spellEnd"/>
     </w:p>
     <w:p>
       <w:pPr>
@@ -7058,46 +6412,14 @@
       <w:bookmarkStart w:id="86" w:name="_Ref147317991"/>
       <w:bookmarkEnd w:id="80"/>
       <w:r>
-        <w:t xml:space="preserve">ELMASRI, </w:t>
-      </w:r>
-      <w:proofErr w:type="spellStart"/>
-      <w:r>
-        <w:t>Ramez</w:t>
-      </w:r>
-      <w:proofErr w:type="spellEnd"/>
-      <w:r>
-        <w:t xml:space="preserve"> a NAVATHE, </w:t>
-      </w:r>
-      <w:proofErr w:type="spellStart"/>
-      <w:r>
-        <w:t>Sham</w:t>
-      </w:r>
-      <w:proofErr w:type="spellEnd"/>
-      <w:r>
-        <w:t>. </w:t>
+        <w:t>ELMASRI, Ramez a NAVATHE, Sham. </w:t>
       </w:r>
       <w:r>
         <w:rPr>
           <w:i/>
           <w:iCs/>
         </w:rPr>
-        <w:t xml:space="preserve">Fundamentals </w:t>
-      </w:r>
-      <w:proofErr w:type="spellStart"/>
-      <w:r>
-        <w:rPr>
-          <w:i/>
-          <w:iCs/>
-        </w:rPr>
-        <w:t>of</w:t>
-      </w:r>
-      <w:proofErr w:type="spellEnd"/>
-      <w:r>
-        <w:rPr>
-          <w:i/>
-          <w:iCs/>
-        </w:rPr>
-        <w:t xml:space="preserve"> Database Systems</w:t>
+        <w:t>Fundamentals of Database Systems</w:t>
       </w:r>
       <w:r>
         <w:t>. 2016.</w:t>

--- a/Šablona MPO.docx
+++ b/Šablona MPO.docx
@@ -160,13 +160,7 @@
                               <w:pStyle w:val="NadpisDokumentu"/>
                             </w:pPr>
                             <w:r>
-                              <w:t>Šablona maturi</w:t>
-                            </w:r>
-                            <w:r>
-                              <w:t>T</w:t>
-                            </w:r>
-                            <w:r>
-                              <w:t>ní práce s obhajobou</w:t>
+                              <w:t>Desktopový správce hesel</w:t>
                             </w:r>
                           </w:p>
                           <w:p>
@@ -217,13 +211,7 @@
                         <w:pStyle w:val="NadpisDokumentu"/>
                       </w:pPr>
                       <w:r>
-                        <w:t>Šablona maturi</w:t>
-                      </w:r>
-                      <w:r>
-                        <w:t>T</w:t>
-                      </w:r>
-                      <w:r>
-                        <w:t>ní práce s obhajobou</w:t>
+                        <w:t>Desktopový správce hesel</w:t>
                       </w:r>
                     </w:p>
                     <w:p>
@@ -474,8 +462,421 @@
       <w:bookmarkEnd w:id="4"/>
     </w:p>
     <w:p>
-      <w:r>
-        <w:t>The creation of a graduation thesis is one of the most crucial moments during studies. The quality of the processing of its formal part is then one of the most important criteria in its evaluation. The aim of this work is to describe the individual steps during this process, recommend procedures and create a template that will facilitate the entire process.</w:t>
+      <w:proofErr w:type="spellStart"/>
+      <w:r>
+        <w:t>The</w:t>
+      </w:r>
+      <w:proofErr w:type="spellEnd"/>
+      <w:r>
+        <w:t xml:space="preserve"> </w:t>
+      </w:r>
+      <w:proofErr w:type="spellStart"/>
+      <w:r>
+        <w:t>creation</w:t>
+      </w:r>
+      <w:proofErr w:type="spellEnd"/>
+      <w:r>
+        <w:t xml:space="preserve"> </w:t>
+      </w:r>
+      <w:proofErr w:type="spellStart"/>
+      <w:r>
+        <w:t>of</w:t>
+      </w:r>
+      <w:proofErr w:type="spellEnd"/>
+      <w:r>
+        <w:t xml:space="preserve"> a </w:t>
+      </w:r>
+      <w:proofErr w:type="spellStart"/>
+      <w:r>
+        <w:t>graduation</w:t>
+      </w:r>
+      <w:proofErr w:type="spellEnd"/>
+      <w:r>
+        <w:t xml:space="preserve"> thesis </w:t>
+      </w:r>
+      <w:proofErr w:type="spellStart"/>
+      <w:r>
+        <w:t>is</w:t>
+      </w:r>
+      <w:proofErr w:type="spellEnd"/>
+      <w:r>
+        <w:t xml:space="preserve"> </w:t>
+      </w:r>
+      <w:proofErr w:type="spellStart"/>
+      <w:r>
+        <w:t>one</w:t>
+      </w:r>
+      <w:proofErr w:type="spellEnd"/>
+      <w:r>
+        <w:t xml:space="preserve"> </w:t>
+      </w:r>
+      <w:proofErr w:type="spellStart"/>
+      <w:r>
+        <w:t>of</w:t>
+      </w:r>
+      <w:proofErr w:type="spellEnd"/>
+      <w:r>
+        <w:t xml:space="preserve"> </w:t>
+      </w:r>
+      <w:proofErr w:type="spellStart"/>
+      <w:r>
+        <w:t>the</w:t>
+      </w:r>
+      <w:proofErr w:type="spellEnd"/>
+      <w:r>
+        <w:t xml:space="preserve"> most </w:t>
+      </w:r>
+      <w:proofErr w:type="spellStart"/>
+      <w:r>
+        <w:t>crucial</w:t>
+      </w:r>
+      <w:proofErr w:type="spellEnd"/>
+      <w:r>
+        <w:t xml:space="preserve"> </w:t>
+      </w:r>
+      <w:proofErr w:type="spellStart"/>
+      <w:r>
+        <w:t>moments</w:t>
+      </w:r>
+      <w:proofErr w:type="spellEnd"/>
+      <w:r>
+        <w:t xml:space="preserve"> </w:t>
+      </w:r>
+      <w:proofErr w:type="spellStart"/>
+      <w:r>
+        <w:t>during</w:t>
+      </w:r>
+      <w:proofErr w:type="spellEnd"/>
+      <w:r>
+        <w:t xml:space="preserve"> </w:t>
+      </w:r>
+      <w:proofErr w:type="spellStart"/>
+      <w:r>
+        <w:t>studies</w:t>
+      </w:r>
+      <w:proofErr w:type="spellEnd"/>
+      <w:r>
+        <w:t xml:space="preserve">. </w:t>
+      </w:r>
+      <w:proofErr w:type="spellStart"/>
+      <w:r>
+        <w:t>The</w:t>
+      </w:r>
+      <w:proofErr w:type="spellEnd"/>
+      <w:r>
+        <w:t xml:space="preserve"> </w:t>
+      </w:r>
+      <w:proofErr w:type="spellStart"/>
+      <w:r>
+        <w:t>quality</w:t>
+      </w:r>
+      <w:proofErr w:type="spellEnd"/>
+      <w:r>
+        <w:t xml:space="preserve"> </w:t>
+      </w:r>
+      <w:proofErr w:type="spellStart"/>
+      <w:r>
+        <w:t>of</w:t>
+      </w:r>
+      <w:proofErr w:type="spellEnd"/>
+      <w:r>
+        <w:t xml:space="preserve"> </w:t>
+      </w:r>
+      <w:proofErr w:type="spellStart"/>
+      <w:r>
+        <w:t>the</w:t>
+      </w:r>
+      <w:proofErr w:type="spellEnd"/>
+      <w:r>
+        <w:t xml:space="preserve"> </w:t>
+      </w:r>
+      <w:proofErr w:type="spellStart"/>
+      <w:r>
+        <w:t>processing</w:t>
+      </w:r>
+      <w:proofErr w:type="spellEnd"/>
+      <w:r>
+        <w:t xml:space="preserve"> </w:t>
+      </w:r>
+      <w:proofErr w:type="spellStart"/>
+      <w:r>
+        <w:t>of</w:t>
+      </w:r>
+      <w:proofErr w:type="spellEnd"/>
+      <w:r>
+        <w:t xml:space="preserve"> </w:t>
+      </w:r>
+      <w:proofErr w:type="spellStart"/>
+      <w:r>
+        <w:t>its</w:t>
+      </w:r>
+      <w:proofErr w:type="spellEnd"/>
+      <w:r>
+        <w:t xml:space="preserve"> </w:t>
+      </w:r>
+      <w:proofErr w:type="spellStart"/>
+      <w:r>
+        <w:t>formal</w:t>
+      </w:r>
+      <w:proofErr w:type="spellEnd"/>
+      <w:r>
+        <w:t xml:space="preserve"> part </w:t>
+      </w:r>
+      <w:proofErr w:type="spellStart"/>
+      <w:r>
+        <w:t>is</w:t>
+      </w:r>
+      <w:proofErr w:type="spellEnd"/>
+      <w:r>
+        <w:t xml:space="preserve"> </w:t>
+      </w:r>
+      <w:proofErr w:type="spellStart"/>
+      <w:r>
+        <w:t>then</w:t>
+      </w:r>
+      <w:proofErr w:type="spellEnd"/>
+      <w:r>
+        <w:t xml:space="preserve"> </w:t>
+      </w:r>
+      <w:proofErr w:type="spellStart"/>
+      <w:r>
+        <w:t>one</w:t>
+      </w:r>
+      <w:proofErr w:type="spellEnd"/>
+      <w:r>
+        <w:t xml:space="preserve"> </w:t>
+      </w:r>
+      <w:proofErr w:type="spellStart"/>
+      <w:r>
+        <w:t>of</w:t>
+      </w:r>
+      <w:proofErr w:type="spellEnd"/>
+      <w:r>
+        <w:t xml:space="preserve"> </w:t>
+      </w:r>
+      <w:proofErr w:type="spellStart"/>
+      <w:r>
+        <w:t>the</w:t>
+      </w:r>
+      <w:proofErr w:type="spellEnd"/>
+      <w:r>
+        <w:t xml:space="preserve"> most </w:t>
+      </w:r>
+      <w:proofErr w:type="spellStart"/>
+      <w:r>
+        <w:t>important</w:t>
+      </w:r>
+      <w:proofErr w:type="spellEnd"/>
+      <w:r>
+        <w:t xml:space="preserve"> </w:t>
+      </w:r>
+      <w:proofErr w:type="spellStart"/>
+      <w:r>
+        <w:t>criteria</w:t>
+      </w:r>
+      <w:proofErr w:type="spellEnd"/>
+      <w:r>
+        <w:t xml:space="preserve"> in </w:t>
+      </w:r>
+      <w:proofErr w:type="spellStart"/>
+      <w:r>
+        <w:t>its</w:t>
+      </w:r>
+      <w:proofErr w:type="spellEnd"/>
+      <w:r>
+        <w:t xml:space="preserve"> </w:t>
+      </w:r>
+      <w:proofErr w:type="spellStart"/>
+      <w:r>
+        <w:t>evaluation</w:t>
+      </w:r>
+      <w:proofErr w:type="spellEnd"/>
+      <w:r>
+        <w:t xml:space="preserve">. </w:t>
+      </w:r>
+      <w:proofErr w:type="spellStart"/>
+      <w:r>
+        <w:t>The</w:t>
+      </w:r>
+      <w:proofErr w:type="spellEnd"/>
+      <w:r>
+        <w:t xml:space="preserve"> </w:t>
+      </w:r>
+      <w:proofErr w:type="spellStart"/>
+      <w:r>
+        <w:t>aim</w:t>
+      </w:r>
+      <w:proofErr w:type="spellEnd"/>
+      <w:r>
+        <w:t xml:space="preserve"> </w:t>
+      </w:r>
+      <w:proofErr w:type="spellStart"/>
+      <w:r>
+        <w:t>of</w:t>
+      </w:r>
+      <w:proofErr w:type="spellEnd"/>
+      <w:r>
+        <w:t xml:space="preserve"> </w:t>
+      </w:r>
+      <w:proofErr w:type="spellStart"/>
+      <w:r>
+        <w:t>this</w:t>
+      </w:r>
+      <w:proofErr w:type="spellEnd"/>
+      <w:r>
+        <w:t xml:space="preserve"> </w:t>
+      </w:r>
+      <w:proofErr w:type="spellStart"/>
+      <w:r>
+        <w:t>work</w:t>
+      </w:r>
+      <w:proofErr w:type="spellEnd"/>
+      <w:r>
+        <w:t xml:space="preserve"> </w:t>
+      </w:r>
+      <w:proofErr w:type="spellStart"/>
+      <w:r>
+        <w:t>is</w:t>
+      </w:r>
+      <w:proofErr w:type="spellEnd"/>
+      <w:r>
+        <w:t xml:space="preserve"> to </w:t>
+      </w:r>
+      <w:proofErr w:type="spellStart"/>
+      <w:r>
+        <w:t>describe</w:t>
+      </w:r>
+      <w:proofErr w:type="spellEnd"/>
+      <w:r>
+        <w:t xml:space="preserve"> </w:t>
+      </w:r>
+      <w:proofErr w:type="spellStart"/>
+      <w:r>
+        <w:t>the</w:t>
+      </w:r>
+      <w:proofErr w:type="spellEnd"/>
+      <w:r>
+        <w:t xml:space="preserve"> </w:t>
+      </w:r>
+      <w:proofErr w:type="spellStart"/>
+      <w:r>
+        <w:t>individual</w:t>
+      </w:r>
+      <w:proofErr w:type="spellEnd"/>
+      <w:r>
+        <w:t xml:space="preserve"> </w:t>
+      </w:r>
+      <w:proofErr w:type="spellStart"/>
+      <w:r>
+        <w:t>steps</w:t>
+      </w:r>
+      <w:proofErr w:type="spellEnd"/>
+      <w:r>
+        <w:t xml:space="preserve"> </w:t>
+      </w:r>
+      <w:proofErr w:type="spellStart"/>
+      <w:r>
+        <w:t>during</w:t>
+      </w:r>
+      <w:proofErr w:type="spellEnd"/>
+      <w:r>
+        <w:t xml:space="preserve"> </w:t>
+      </w:r>
+      <w:proofErr w:type="spellStart"/>
+      <w:r>
+        <w:t>this</w:t>
+      </w:r>
+      <w:proofErr w:type="spellEnd"/>
+      <w:r>
+        <w:t xml:space="preserve"> </w:t>
+      </w:r>
+      <w:proofErr w:type="spellStart"/>
+      <w:r>
+        <w:t>process</w:t>
+      </w:r>
+      <w:proofErr w:type="spellEnd"/>
+      <w:r>
+        <w:t xml:space="preserve">, </w:t>
+      </w:r>
+      <w:proofErr w:type="spellStart"/>
+      <w:r>
+        <w:t>recommend</w:t>
+      </w:r>
+      <w:proofErr w:type="spellEnd"/>
+      <w:r>
+        <w:t xml:space="preserve"> </w:t>
+      </w:r>
+      <w:proofErr w:type="spellStart"/>
+      <w:r>
+        <w:t>procedures</w:t>
+      </w:r>
+      <w:proofErr w:type="spellEnd"/>
+      <w:r>
+        <w:t xml:space="preserve"> and </w:t>
+      </w:r>
+      <w:proofErr w:type="spellStart"/>
+      <w:r>
+        <w:t>create</w:t>
+      </w:r>
+      <w:proofErr w:type="spellEnd"/>
+      <w:r>
+        <w:t xml:space="preserve"> a </w:t>
+      </w:r>
+      <w:proofErr w:type="spellStart"/>
+      <w:r>
+        <w:t>template</w:t>
+      </w:r>
+      <w:proofErr w:type="spellEnd"/>
+      <w:r>
+        <w:t xml:space="preserve"> </w:t>
+      </w:r>
+      <w:proofErr w:type="spellStart"/>
+      <w:r>
+        <w:t>that</w:t>
+      </w:r>
+      <w:proofErr w:type="spellEnd"/>
+      <w:r>
+        <w:t xml:space="preserve"> </w:t>
+      </w:r>
+      <w:proofErr w:type="spellStart"/>
+      <w:r>
+        <w:t>will</w:t>
+      </w:r>
+      <w:proofErr w:type="spellEnd"/>
+      <w:r>
+        <w:t xml:space="preserve"> </w:t>
+      </w:r>
+      <w:proofErr w:type="spellStart"/>
+      <w:r>
+        <w:t>facilitate</w:t>
+      </w:r>
+      <w:proofErr w:type="spellEnd"/>
+      <w:r>
+        <w:t xml:space="preserve"> </w:t>
+      </w:r>
+      <w:proofErr w:type="spellStart"/>
+      <w:r>
+        <w:t>the</w:t>
+      </w:r>
+      <w:proofErr w:type="spellEnd"/>
+      <w:r>
+        <w:t xml:space="preserve"> </w:t>
+      </w:r>
+      <w:proofErr w:type="spellStart"/>
+      <w:r>
+        <w:t>entire</w:t>
+      </w:r>
+      <w:proofErr w:type="spellEnd"/>
+      <w:r>
+        <w:t xml:space="preserve"> </w:t>
+      </w:r>
+      <w:proofErr w:type="spellStart"/>
+      <w:r>
+        <w:t>process</w:t>
+      </w:r>
+      <w:proofErr w:type="spellEnd"/>
+      <w:r>
+        <w:t>.</w:t>
       </w:r>
     </w:p>
     <w:p>
@@ -492,9 +893,19 @@
       <w:pPr>
         <w:pStyle w:val="Pokraovn"/>
       </w:pPr>
-      <w:r>
-        <w:t>graduation thesis, template</w:t>
-      </w:r>
+      <w:proofErr w:type="spellStart"/>
+      <w:r>
+        <w:t>graduation</w:t>
+      </w:r>
+      <w:proofErr w:type="spellEnd"/>
+      <w:r>
+        <w:t xml:space="preserve"> thesis, </w:t>
+      </w:r>
+      <w:proofErr w:type="spellStart"/>
+      <w:r>
+        <w:t>template</w:t>
+      </w:r>
+      <w:proofErr w:type="spellEnd"/>
     </w:p>
     <w:p>
       <w:r>
@@ -517,7 +928,25 @@
     </w:p>
     <w:p>
       <w:r>
-        <w:t>Děkuji Mgr. Petru Novotnému za cenné připomínky a rady, které mi poskytl při vypracování maturitní práce.</w:t>
+        <w:t>Děkuji</w:t>
+      </w:r>
+      <w:r>
+        <w:t xml:space="preserve"> Ing</w:t>
+      </w:r>
+      <w:r>
+        <w:t>.</w:t>
+      </w:r>
+      <w:r>
+        <w:t xml:space="preserve"> Ondřejovi</w:t>
+      </w:r>
+      <w:r>
+        <w:t xml:space="preserve"> </w:t>
+      </w:r>
+      <w:r>
+        <w:t xml:space="preserve">Stejskalovi </w:t>
+      </w:r>
+      <w:r>
+        <w:t>za cenné připomínky a rady, které mi poskytl při vypracování maturitní práce.</w:t>
       </w:r>
     </w:p>
     <w:p/>
@@ -4796,7 +5225,23 @@
         <w:t>Silné heslo by mělo být především dostatečně dlouhé, ideálně alespoň šestnáct znaků. Délka hraje často důležitější roli než samotná složitost, protože delší hesla jsou odolnější vůči útokům typu hrubé síly</w:t>
       </w:r>
       <w:r>
-        <w:t xml:space="preserve"> (brute force)</w:t>
+        <w:t xml:space="preserve"> (</w:t>
+      </w:r>
+      <w:proofErr w:type="spellStart"/>
+      <w:r>
+        <w:t>brute</w:t>
+      </w:r>
+      <w:proofErr w:type="spellEnd"/>
+      <w:r>
+        <w:t xml:space="preserve"> </w:t>
+      </w:r>
+      <w:proofErr w:type="spellStart"/>
+      <w:r>
+        <w:t>force</w:t>
+      </w:r>
+      <w:proofErr w:type="spellEnd"/>
+      <w:r>
+        <w:t>)</w:t>
       </w:r>
       <w:r>
         <w:t>. Doporučuje se využívat kombinaci různých znaků, tedy velká a malá písmena, čísla i speciální symboly.</w:t>
@@ -4913,7 +5358,39 @@
       </w:pPr>
       <w:bookmarkStart w:id="24" w:name="_Toc213411293"/>
       <w:r>
-        <w:t>.NET Framework, vyvinutý společností Microsoft, je vývojová platforma určená pro tvorbu moderních aplikací v jazycích C#, VB.NET či F#. Jeho hlavní výhodou je poskytování jednotného prostředí pro vývoj a běh aplikací, které využívají knihovny tříd (Framework Class Library – FCL) a běhové prostředí Common Language Runtime (CLR)</w:t>
+        <w:t xml:space="preserve">.NET Framework, vyvinutý společností Microsoft, je vývojová platforma určená pro tvorbu moderních aplikací v jazycích C#, VB.NET či F#. Jeho hlavní výhodou je poskytování jednotného prostředí pro vývoj a běh aplikací, které využívají knihovny tříd (Framework </w:t>
+      </w:r>
+      <w:proofErr w:type="spellStart"/>
+      <w:r>
+        <w:t>Class</w:t>
+      </w:r>
+      <w:proofErr w:type="spellEnd"/>
+      <w:r>
+        <w:t xml:space="preserve"> </w:t>
+      </w:r>
+      <w:proofErr w:type="spellStart"/>
+      <w:r>
+        <w:t>Library</w:t>
+      </w:r>
+      <w:proofErr w:type="spellEnd"/>
+      <w:r>
+        <w:t xml:space="preserve"> – FCL) a běhové prostředí </w:t>
+      </w:r>
+      <w:proofErr w:type="spellStart"/>
+      <w:r>
+        <w:t>Common</w:t>
+      </w:r>
+      <w:proofErr w:type="spellEnd"/>
+      <w:r>
+        <w:t xml:space="preserve"> </w:t>
+      </w:r>
+      <w:proofErr w:type="spellStart"/>
+      <w:r>
+        <w:t>Language</w:t>
+      </w:r>
+      <w:proofErr w:type="spellEnd"/>
+      <w:r>
+        <w:t xml:space="preserve"> Runtime (CLR)</w:t>
       </w:r>
       <w:r>
         <w:t>.</w:t>
@@ -4951,6 +5428,7 @@
         </w:rPr>
         <w:t xml:space="preserve"> </w:t>
       </w:r>
+      <w:proofErr w:type="spellStart"/>
       <w:r>
         <w:rPr>
           <w:rStyle w:val="Siln"/>
@@ -4959,6 +5437,7 @@
         </w:rPr>
         <w:t>SqlConnection</w:t>
       </w:r>
+      <w:proofErr w:type="spellEnd"/>
       <w:r>
         <w:rPr>
           <w:b/>
@@ -4966,6 +5445,7 @@
         </w:rPr>
         <w:t xml:space="preserve">, </w:t>
       </w:r>
+      <w:proofErr w:type="spellStart"/>
       <w:r>
         <w:rPr>
           <w:rStyle w:val="Siln"/>
@@ -4974,6 +5454,7 @@
         </w:rPr>
         <w:t>SqlCommand</w:t>
       </w:r>
+      <w:proofErr w:type="spellEnd"/>
       <w:r>
         <w:rPr>
           <w:b/>
@@ -4981,6 +5462,7 @@
         </w:rPr>
         <w:t xml:space="preserve"> a </w:t>
       </w:r>
+      <w:proofErr w:type="spellStart"/>
       <w:r>
         <w:rPr>
           <w:rStyle w:val="Siln"/>
@@ -4989,6 +5471,7 @@
         </w:rPr>
         <w:t>SqlDataReader</w:t>
       </w:r>
+      <w:proofErr w:type="spellEnd"/>
       <w:r>
         <w:rPr>
           <w:b/>
@@ -5228,6 +5711,7 @@
         </w:rPr>
         <w:t xml:space="preserve"> </w:t>
       </w:r>
+      <w:proofErr w:type="spellStart"/>
       <w:r>
         <w:rPr>
           <w:rStyle w:val="Siln"/>
@@ -5236,6 +5720,7 @@
         </w:rPr>
         <w:t>Forms</w:t>
       </w:r>
+      <w:proofErr w:type="spellEnd"/>
       <w:r>
         <w:t xml:space="preserve"> nebo </w:t>
       </w:r>
@@ -5259,7 +5744,43 @@
           <w:b w:val="0"/>
           <w:bCs w:val="0"/>
         </w:rPr>
-        <w:t>(Windows Presentation Foundation)</w:t>
+        <w:t xml:space="preserve">(Windows </w:t>
+      </w:r>
+      <w:proofErr w:type="spellStart"/>
+      <w:r>
+        <w:rPr>
+          <w:rStyle w:val="Siln"/>
+          <w:b w:val="0"/>
+          <w:bCs w:val="0"/>
+        </w:rPr>
+        <w:t>Presentation</w:t>
+      </w:r>
+      <w:proofErr w:type="spellEnd"/>
+      <w:r>
+        <w:rPr>
+          <w:rStyle w:val="Siln"/>
+          <w:b w:val="0"/>
+          <w:bCs w:val="0"/>
+        </w:rPr>
+        <w:t xml:space="preserve"> </w:t>
+      </w:r>
+      <w:proofErr w:type="spellStart"/>
+      <w:r>
+        <w:rPr>
+          <w:rStyle w:val="Siln"/>
+          <w:b w:val="0"/>
+          <w:bCs w:val="0"/>
+        </w:rPr>
+        <w:t>Foundation</w:t>
+      </w:r>
+      <w:proofErr w:type="spellEnd"/>
+      <w:r>
+        <w:rPr>
+          <w:rStyle w:val="Siln"/>
+          <w:b w:val="0"/>
+          <w:bCs w:val="0"/>
+        </w:rPr>
+        <w:t>)</w:t>
       </w:r>
       <w:r>
         <w:rPr>
@@ -5345,7 +5866,15 @@
       </w:pPr>
       <w:bookmarkStart w:id="28" w:name="_Toc213411297"/>
       <w:r>
-        <w:t>Relační model byl poprvé popsán E. F. Coddem a stal se základem moderních databázových systémů. V tomto modelu jsou data organizována do tabulek (relací), které obsahují řádky (záznamy) a sloupce (atributy)</w:t>
+        <w:t xml:space="preserve">Relační model byl poprvé popsán E. F. </w:t>
+      </w:r>
+      <w:proofErr w:type="spellStart"/>
+      <w:r>
+        <w:t>Coddem</w:t>
+      </w:r>
+      <w:proofErr w:type="spellEnd"/>
+      <w:r>
+        <w:t xml:space="preserve"> a stal se základem moderních databázových systémů. V tomto modelu jsou data organizována do tabulek (relací), které obsahují řádky (záznamy) a sloupce (atributy)</w:t>
       </w:r>
       <w:r>
         <w:t>.</w:t>
@@ -5405,7 +5934,23 @@
         <w:t xml:space="preserve"> heslo</w:t>
       </w:r>
       <w:r>
-        <w:t>. V praxi to znamená, že aplikace pro správu hesel může propojit tabulku users s tabulkou credentials pomocí cizího klíče. Tento model umožňuje efektivní dotazování, kontrolu přístupů a minimalizaci redundance</w:t>
+        <w:t xml:space="preserve">. V praxi to znamená, že aplikace pro správu hesel může propojit tabulku </w:t>
+      </w:r>
+      <w:proofErr w:type="spellStart"/>
+      <w:r>
+        <w:t>users</w:t>
+      </w:r>
+      <w:proofErr w:type="spellEnd"/>
+      <w:r>
+        <w:t xml:space="preserve"> s tabulkou </w:t>
+      </w:r>
+      <w:proofErr w:type="spellStart"/>
+      <w:r>
+        <w:t>credentials</w:t>
+      </w:r>
+      <w:proofErr w:type="spellEnd"/>
+      <w:r>
+        <w:t xml:space="preserve"> pomocí cizího klíče. Tento model umožňuje efektivní dotazování, kontrolu přístupů a minimalizaci redundance</w:t>
       </w:r>
       <w:r>
         <w:t>.</w:t>
@@ -5446,8 +5991,29 @@
       <w:pPr>
         <w:pStyle w:val="Pokraovn"/>
       </w:pPr>
-      <w:r>
-        <w:t>Structured Query Language (SQL) je standardizovaný jazyk používaný pro komunikaci s relačními databázemi. Umožňuje definovat strukturu databáze, vkládat, aktualizovat i mazat data a provádět dotazy. Mezi základní příkazy patří zejména:</w:t>
+      <w:proofErr w:type="spellStart"/>
+      <w:r>
+        <w:t>Structured</w:t>
+      </w:r>
+      <w:proofErr w:type="spellEnd"/>
+      <w:r>
+        <w:t xml:space="preserve"> </w:t>
+      </w:r>
+      <w:proofErr w:type="spellStart"/>
+      <w:r>
+        <w:t>Query</w:t>
+      </w:r>
+      <w:proofErr w:type="spellEnd"/>
+      <w:r>
+        <w:t xml:space="preserve"> </w:t>
+      </w:r>
+      <w:proofErr w:type="spellStart"/>
+      <w:r>
+        <w:t>Language</w:t>
+      </w:r>
+      <w:proofErr w:type="spellEnd"/>
+      <w:r>
+        <w:t xml:space="preserve"> (SQL) je standardizovaný jazyk používaný pro komunikaci s relačními databázemi. Umožňuje definovat strukturu databáze, vkládat, aktualizovat i mazat data a provádět dotazy. Mezi základní příkazy patří zejména:</w:t>
       </w:r>
     </w:p>
     <w:p>
@@ -5578,8 +6144,13 @@
         </w:rPr>
         <w:t xml:space="preserve"> </w:t>
       </w:r>
-      <w:r>
-        <w:t>injection. Bezpečné zpracování dotazů zajišťují parametrizované příkazy a ORM nástroje, které minimalizují riziko vložení škodlivého kódu</w:t>
+      <w:proofErr w:type="spellStart"/>
+      <w:r>
+        <w:t>injection</w:t>
+      </w:r>
+      <w:proofErr w:type="spellEnd"/>
+      <w:r>
+        <w:t>. Bezpečné zpracování dotazů zajišťují parametrizované příkazy a ORM nástroje, které minimalizují riziko vložení škodlivého kódu</w:t>
       </w:r>
       <w:r>
         <w:t>.</w:t>
@@ -5638,8 +6209,16 @@
         <w:rPr>
           <w:lang w:eastAsia="sk-SK"/>
         </w:rPr>
-        <w:t>NET nebo knihovny specifické pro daný databázový systém, jako například MySQL</w:t>
-      </w:r>
+        <w:t xml:space="preserve">NET nebo knihovny specifické pro daný databázový systém, jako například </w:t>
+      </w:r>
+      <w:proofErr w:type="spellStart"/>
+      <w:r>
+        <w:rPr>
+          <w:lang w:eastAsia="sk-SK"/>
+        </w:rPr>
+        <w:t>MySQL</w:t>
+      </w:r>
+      <w:proofErr w:type="spellEnd"/>
       <w:r>
         <w:rPr>
           <w:b/>
@@ -5648,12 +6227,14 @@
         </w:rPr>
         <w:t xml:space="preserve"> </w:t>
       </w:r>
+      <w:proofErr w:type="spellStart"/>
       <w:r>
         <w:rPr>
           <w:lang w:eastAsia="sk-SK"/>
         </w:rPr>
         <w:t>Connector</w:t>
       </w:r>
+      <w:proofErr w:type="spellEnd"/>
       <w:r>
         <w:rPr>
           <w:b/>
@@ -5760,7 +6341,63 @@
         <w:rPr>
           <w:lang w:eastAsia="sk-SK"/>
         </w:rPr>
-        <w:t>. Tento nástroj umožňuje aplikaci v jazyce C# komunikovat s databází MySQL prostřednictvím tříd jako MySqlConnection, MySqlCommand a MySqlDataReader.</w:t>
+        <w:t xml:space="preserve">. Tento nástroj umožňuje aplikaci v jazyce C# komunikovat s databází </w:t>
+      </w:r>
+      <w:proofErr w:type="spellStart"/>
+      <w:r>
+        <w:rPr>
+          <w:lang w:eastAsia="sk-SK"/>
+        </w:rPr>
+        <w:t>MySQL</w:t>
+      </w:r>
+      <w:proofErr w:type="spellEnd"/>
+      <w:r>
+        <w:rPr>
+          <w:lang w:eastAsia="sk-SK"/>
+        </w:rPr>
+        <w:t xml:space="preserve"> prostřednictvím tříd jako </w:t>
+      </w:r>
+      <w:proofErr w:type="spellStart"/>
+      <w:r>
+        <w:rPr>
+          <w:lang w:eastAsia="sk-SK"/>
+        </w:rPr>
+        <w:t>MySqlConnection</w:t>
+      </w:r>
+      <w:proofErr w:type="spellEnd"/>
+      <w:r>
+        <w:rPr>
+          <w:lang w:eastAsia="sk-SK"/>
+        </w:rPr>
+        <w:t xml:space="preserve">, </w:t>
+      </w:r>
+      <w:proofErr w:type="spellStart"/>
+      <w:r>
+        <w:rPr>
+          <w:lang w:eastAsia="sk-SK"/>
+        </w:rPr>
+        <w:t>MySqlCommand</w:t>
+      </w:r>
+      <w:proofErr w:type="spellEnd"/>
+      <w:r>
+        <w:rPr>
+          <w:lang w:eastAsia="sk-SK"/>
+        </w:rPr>
+        <w:t xml:space="preserve"> a </w:t>
+      </w:r>
+      <w:proofErr w:type="spellStart"/>
+      <w:r>
+        <w:rPr>
+          <w:lang w:eastAsia="sk-SK"/>
+        </w:rPr>
+        <w:t>MySqlDataReader</w:t>
+      </w:r>
+      <w:proofErr w:type="spellEnd"/>
+      <w:r>
+        <w:rPr>
+          <w:lang w:eastAsia="sk-SK"/>
+        </w:rPr>
+        <w:t>.</w:t>
       </w:r>
     </w:p>
     <w:p>
@@ -5832,8 +6469,13 @@
         <w:pStyle w:val="Nadpis3"/>
       </w:pPr>
       <w:bookmarkStart w:id="31" w:name="_Toc213411300"/>
-      <w:r>
-        <w:t>Hashování hesel</w:t>
+      <w:proofErr w:type="spellStart"/>
+      <w:r>
+        <w:t>Hashování</w:t>
+      </w:r>
+      <w:proofErr w:type="spellEnd"/>
+      <w:r>
+        <w:t xml:space="preserve"> hesel</w:t>
       </w:r>
       <w:bookmarkEnd w:id="31"/>
       <w:r>
@@ -5872,7 +6514,15 @@
       </w:pPr>
       <w:bookmarkStart w:id="34" w:name="_Toc213411303"/>
       <w:r>
-        <w:t>SQL injection obrana</w:t>
+        <w:t xml:space="preserve">SQL </w:t>
+      </w:r>
+      <w:proofErr w:type="spellStart"/>
+      <w:r>
+        <w:t>injection</w:t>
+      </w:r>
+      <w:proofErr w:type="spellEnd"/>
+      <w:r>
+        <w:t xml:space="preserve"> obrana</w:t>
       </w:r>
       <w:bookmarkEnd w:id="34"/>
     </w:p>
@@ -5904,10 +6554,12 @@
         </w:rPr>
       </w:pPr>
       <w:bookmarkStart w:id="37" w:name="_Toc213411306"/>
+      <w:proofErr w:type="spellStart"/>
       <w:r>
         <w:t>Backlog</w:t>
       </w:r>
       <w:bookmarkEnd w:id="37"/>
+      <w:proofErr w:type="spellEnd"/>
     </w:p>
     <w:p>
       <w:pPr>
@@ -6412,14 +7064,46 @@
       <w:bookmarkStart w:id="86" w:name="_Ref147317991"/>
       <w:bookmarkEnd w:id="80"/>
       <w:r>
-        <w:t>ELMASRI, Ramez a NAVATHE, Sham. </w:t>
+        <w:t xml:space="preserve">ELMASRI, </w:t>
+      </w:r>
+      <w:proofErr w:type="spellStart"/>
+      <w:r>
+        <w:t>Ramez</w:t>
+      </w:r>
+      <w:proofErr w:type="spellEnd"/>
+      <w:r>
+        <w:t xml:space="preserve"> a NAVATHE, </w:t>
+      </w:r>
+      <w:proofErr w:type="spellStart"/>
+      <w:r>
+        <w:t>Sham</w:t>
+      </w:r>
+      <w:proofErr w:type="spellEnd"/>
+      <w:r>
+        <w:t>. </w:t>
       </w:r>
       <w:r>
         <w:rPr>
           <w:i/>
           <w:iCs/>
         </w:rPr>
-        <w:t>Fundamentals of Database Systems</w:t>
+        <w:t xml:space="preserve">Fundamentals </w:t>
+      </w:r>
+      <w:proofErr w:type="spellStart"/>
+      <w:r>
+        <w:rPr>
+          <w:i/>
+          <w:iCs/>
+        </w:rPr>
+        <w:t>of</w:t>
+      </w:r>
+      <w:proofErr w:type="spellEnd"/>
+      <w:r>
+        <w:rPr>
+          <w:i/>
+          <w:iCs/>
+        </w:rPr>
+        <w:t xml:space="preserve"> Database Systems</w:t>
       </w:r>
       <w:r>
         <w:t>. 2016.</w:t>

--- a/Šablona MPO.docx
+++ b/Šablona MPO.docx
@@ -408,6 +408,12 @@
     </w:p>
     <w:p>
       <w:r>
+        <w:tab/>
+      </w:r>
+      <w:r>
+        <w:tab/>
+      </w:r>
+      <w:r>
         <w:br w:type="page"/>
       </w:r>
     </w:p>
@@ -967,7 +973,7 @@
         <w:rPr>
           <w:noProof/>
         </w:rPr>
-        <w:t>19. listopadu 2025</w:t>
+        <w:t>4. prosince 2025</w:t>
       </w:r>
       <w:r>
         <w:fldChar w:fldCharType="end"/>
@@ -1008,7 +1014,7 @@
     </w:p>
     <w:p>
       <w:r>
-        <w:t>Prohlašuji, že jsem tuto práci vypracoval/a samostatně a uvedl/a v ní všechny prameny, literaturu a ostatní zdroje, které jsem použil/a.</w:t>
+        <w:t>Prohlašuji, že jsem tuto práci vypracoval samostatně a uvedl v ní všechny prameny, literaturu a ostatní zdroje, které jsem použil.</w:t>
       </w:r>
     </w:p>
     <w:p/>
@@ -1029,7 +1035,7 @@
         <w:rPr>
           <w:noProof/>
         </w:rPr>
-        <w:t>19. listopadu 2025</w:t>
+        <w:t>4. prosince 2025</w:t>
       </w:r>
       <w:r>
         <w:fldChar w:fldCharType="end"/>
@@ -1109,10 +1115,11 @@
               <w:rFonts w:asciiTheme="minorHAnsi" w:eastAsiaTheme="minorEastAsia" w:hAnsiTheme="minorHAnsi" w:cstheme="minorBidi"/>
               <w:b w:val="0"/>
               <w:bCs w:val="0"/>
+              <w:noProof/>
               <w:color w:val="auto"/>
               <w:kern w:val="2"/>
               <w:szCs w:val="24"/>
-              <w:lang w:eastAsia="sk-SK"/>
+              <w:lang w:val="sk-SK" w:eastAsia="sk-SK"/>
               <w14:ligatures w14:val="standardContextual"/>
             </w:rPr>
           </w:pPr>
@@ -1125,51 +1132,59 @@
           <w:r>
             <w:fldChar w:fldCharType="separate"/>
           </w:r>
-          <w:hyperlink w:anchor="_Toc213411288" w:history="1">
+          <w:hyperlink w:anchor="_Toc215741673" w:history="1">
             <w:r>
               <w:rPr>
                 <w:rStyle w:val="Hypertextovodkaz"/>
                 <w:rFonts w:eastAsiaTheme="majorEastAsia"/>
+                <w:noProof/>
               </w:rPr>
               <w:t>Úvod</w:t>
             </w:r>
             <w:r>
               <w:rPr>
+                <w:noProof/>
                 <w:webHidden/>
               </w:rPr>
               <w:tab/>
             </w:r>
             <w:r>
               <w:rPr>
+                <w:noProof/>
                 <w:webHidden/>
               </w:rPr>
               <w:fldChar w:fldCharType="begin"/>
             </w:r>
             <w:r>
               <w:rPr>
-                <w:webHidden/>
-              </w:rPr>
-              <w:instrText xml:space="preserve"> PAGEREF _Toc213411288 \h </w:instrText>
-            </w:r>
-            <w:r>
-              <w:rPr>
-                <w:webHidden/>
-              </w:rPr>
-            </w:r>
-            <w:r>
-              <w:rPr>
+                <w:noProof/>
+                <w:webHidden/>
+              </w:rPr>
+              <w:instrText xml:space="preserve"> PAGEREF _Toc215741673 \h </w:instrText>
+            </w:r>
+            <w:r>
+              <w:rPr>
+                <w:noProof/>
+                <w:webHidden/>
+              </w:rPr>
+            </w:r>
+            <w:r>
+              <w:rPr>
+                <w:noProof/>
                 <w:webHidden/>
               </w:rPr>
               <w:fldChar w:fldCharType="separate"/>
             </w:r>
             <w:r>
               <w:rPr>
+                <w:noProof/>
                 <w:webHidden/>
               </w:rPr>
               <w:t>7</w:t>
             </w:r>
             <w:r>
               <w:rPr>
+                <w:noProof/>
                 <w:webHidden/>
               </w:rPr>
               <w:fldChar w:fldCharType="end"/>
@@ -1187,18 +1202,20 @@
               <w:rFonts w:asciiTheme="minorHAnsi" w:eastAsiaTheme="minorEastAsia" w:hAnsiTheme="minorHAnsi" w:cstheme="minorBidi"/>
               <w:b w:val="0"/>
               <w:bCs w:val="0"/>
+              <w:noProof/>
               <w:color w:val="auto"/>
               <w:kern w:val="2"/>
               <w:szCs w:val="24"/>
-              <w:lang w:eastAsia="sk-SK"/>
+              <w:lang w:val="sk-SK" w:eastAsia="sk-SK"/>
               <w14:ligatures w14:val="standardContextual"/>
             </w:rPr>
           </w:pPr>
-          <w:hyperlink w:anchor="_Toc213411289" w:history="1">
+          <w:hyperlink w:anchor="_Toc215741674" w:history="1">
             <w:r>
               <w:rPr>
                 <w:rStyle w:val="Hypertextovodkaz"/>
                 <w:rFonts w:eastAsiaTheme="majorEastAsia"/>
+                <w:noProof/>
               </w:rPr>
               <w:t>1</w:t>
             </w:r>
@@ -1207,10 +1224,11 @@
                 <w:rFonts w:asciiTheme="minorHAnsi" w:eastAsiaTheme="minorEastAsia" w:hAnsiTheme="minorHAnsi" w:cstheme="minorBidi"/>
                 <w:b w:val="0"/>
                 <w:bCs w:val="0"/>
+                <w:noProof/>
                 <w:color w:val="auto"/>
                 <w:kern w:val="2"/>
                 <w:szCs w:val="24"/>
-                <w:lang w:eastAsia="sk-SK"/>
+                <w:lang w:val="sk-SK" w:eastAsia="sk-SK"/>
                 <w14:ligatures w14:val="standardContextual"/>
               </w:rPr>
               <w:tab/>
@@ -1219,46 +1237,54 @@
               <w:rPr>
                 <w:rStyle w:val="Hypertextovodkaz"/>
                 <w:rFonts w:eastAsiaTheme="majorEastAsia"/>
+                <w:noProof/>
               </w:rPr>
               <w:t>Teoretická část</w:t>
             </w:r>
             <w:r>
               <w:rPr>
+                <w:noProof/>
                 <w:webHidden/>
               </w:rPr>
               <w:tab/>
             </w:r>
             <w:r>
               <w:rPr>
+                <w:noProof/>
                 <w:webHidden/>
               </w:rPr>
               <w:fldChar w:fldCharType="begin"/>
             </w:r>
             <w:r>
               <w:rPr>
-                <w:webHidden/>
-              </w:rPr>
-              <w:instrText xml:space="preserve"> PAGEREF _Toc213411289 \h </w:instrText>
-            </w:r>
-            <w:r>
-              <w:rPr>
-                <w:webHidden/>
-              </w:rPr>
-            </w:r>
-            <w:r>
-              <w:rPr>
+                <w:noProof/>
+                <w:webHidden/>
+              </w:rPr>
+              <w:instrText xml:space="preserve"> PAGEREF _Toc215741674 \h </w:instrText>
+            </w:r>
+            <w:r>
+              <w:rPr>
+                <w:noProof/>
+                <w:webHidden/>
+              </w:rPr>
+            </w:r>
+            <w:r>
+              <w:rPr>
+                <w:noProof/>
                 <w:webHidden/>
               </w:rPr>
               <w:fldChar w:fldCharType="separate"/>
             </w:r>
             <w:r>
               <w:rPr>
+                <w:noProof/>
                 <w:webHidden/>
               </w:rPr>
               <w:t>8</w:t>
             </w:r>
             <w:r>
               <w:rPr>
+                <w:noProof/>
                 <w:webHidden/>
               </w:rPr>
               <w:fldChar w:fldCharType="end"/>
@@ -1276,18 +1302,20 @@
               <w:rFonts w:asciiTheme="minorHAnsi" w:eastAsiaTheme="minorEastAsia" w:hAnsiTheme="minorHAnsi" w:cstheme="minorBidi"/>
               <w:b w:val="0"/>
               <w:iCs w:val="0"/>
+              <w:noProof/>
               <w:color w:val="auto"/>
               <w:kern w:val="2"/>
               <w:szCs w:val="24"/>
-              <w:lang w:eastAsia="sk-SK"/>
+              <w:lang w:val="sk-SK" w:eastAsia="sk-SK"/>
               <w14:ligatures w14:val="standardContextual"/>
             </w:rPr>
           </w:pPr>
-          <w:hyperlink w:anchor="_Toc213411290" w:history="1">
+          <w:hyperlink w:anchor="_Toc215741675" w:history="1">
             <w:r>
               <w:rPr>
                 <w:rStyle w:val="Hypertextovodkaz"/>
                 <w:rFonts w:eastAsiaTheme="majorEastAsia"/>
+                <w:noProof/>
               </w:rPr>
               <w:t>1.1</w:t>
             </w:r>
@@ -1296,10 +1324,11 @@
                 <w:rFonts w:asciiTheme="minorHAnsi" w:eastAsiaTheme="minorEastAsia" w:hAnsiTheme="minorHAnsi" w:cstheme="minorBidi"/>
                 <w:b w:val="0"/>
                 <w:iCs w:val="0"/>
+                <w:noProof/>
                 <w:color w:val="auto"/>
                 <w:kern w:val="2"/>
                 <w:szCs w:val="24"/>
-                <w:lang w:eastAsia="sk-SK"/>
+                <w:lang w:val="sk-SK" w:eastAsia="sk-SK"/>
                 <w14:ligatures w14:val="standardContextual"/>
               </w:rPr>
               <w:tab/>
@@ -1308,46 +1337,150 @@
               <w:rPr>
                 <w:rStyle w:val="Hypertextovodkaz"/>
                 <w:rFonts w:eastAsiaTheme="majorEastAsia"/>
+                <w:noProof/>
               </w:rPr>
               <w:t>Správa hesel</w:t>
             </w:r>
             <w:r>
               <w:rPr>
+                <w:noProof/>
                 <w:webHidden/>
               </w:rPr>
               <w:tab/>
             </w:r>
             <w:r>
               <w:rPr>
+                <w:noProof/>
                 <w:webHidden/>
               </w:rPr>
               <w:fldChar w:fldCharType="begin"/>
             </w:r>
             <w:r>
               <w:rPr>
-                <w:webHidden/>
-              </w:rPr>
-              <w:instrText xml:space="preserve"> PAGEREF _Toc213411290 \h </w:instrText>
-            </w:r>
-            <w:r>
-              <w:rPr>
-                <w:webHidden/>
-              </w:rPr>
-            </w:r>
-            <w:r>
-              <w:rPr>
+                <w:noProof/>
+                <w:webHidden/>
+              </w:rPr>
+              <w:instrText xml:space="preserve"> PAGEREF _Toc215741675 \h </w:instrText>
+            </w:r>
+            <w:r>
+              <w:rPr>
+                <w:noProof/>
+                <w:webHidden/>
+              </w:rPr>
+            </w:r>
+            <w:r>
+              <w:rPr>
+                <w:noProof/>
                 <w:webHidden/>
               </w:rPr>
               <w:fldChar w:fldCharType="separate"/>
             </w:r>
             <w:r>
               <w:rPr>
+                <w:noProof/>
                 <w:webHidden/>
               </w:rPr>
               <w:t>8</w:t>
             </w:r>
             <w:r>
               <w:rPr>
+                <w:noProof/>
+                <w:webHidden/>
+              </w:rPr>
+              <w:fldChar w:fldCharType="end"/>
+            </w:r>
+          </w:hyperlink>
+        </w:p>
+        <w:p>
+          <w:pPr>
+            <w:pStyle w:val="Obsah3"/>
+            <w:tabs>
+              <w:tab w:val="left" w:pos="960"/>
+              <w:tab w:val="right" w:leader="dot" w:pos="8210"/>
+            </w:tabs>
+            <w:rPr>
+              <w:rFonts w:asciiTheme="minorHAnsi" w:eastAsiaTheme="minorEastAsia" w:hAnsiTheme="minorHAnsi" w:cstheme="minorBidi"/>
+              <w:noProof/>
+              <w:color w:val="auto"/>
+              <w:kern w:val="2"/>
+              <w:szCs w:val="24"/>
+              <w:lang w:val="sk-SK" w:eastAsia="sk-SK"/>
+              <w14:ligatures w14:val="standardContextual"/>
+            </w:rPr>
+          </w:pPr>
+          <w:hyperlink w:anchor="_Toc215741676" w:history="1">
+            <w:r>
+              <w:rPr>
+                <w:rStyle w:val="Hypertextovodkaz"/>
+                <w:rFonts w:eastAsiaTheme="majorEastAsia"/>
+                <w:noProof/>
+              </w:rPr>
+              <w:t>1.1.1</w:t>
+            </w:r>
+            <w:r>
+              <w:rPr>
+                <w:rFonts w:asciiTheme="minorHAnsi" w:eastAsiaTheme="minorEastAsia" w:hAnsiTheme="minorHAnsi" w:cstheme="minorBidi"/>
+                <w:noProof/>
+                <w:color w:val="auto"/>
+                <w:kern w:val="2"/>
+                <w:szCs w:val="24"/>
+                <w:lang w:val="sk-SK" w:eastAsia="sk-SK"/>
+                <w14:ligatures w14:val="standardContextual"/>
+              </w:rPr>
+              <w:tab/>
+            </w:r>
+            <w:r>
+              <w:rPr>
+                <w:rStyle w:val="Hypertextovodkaz"/>
+                <w:rFonts w:eastAsiaTheme="majorEastAsia"/>
+                <w:noProof/>
+              </w:rPr>
+              <w:t>Silné heslo</w:t>
+            </w:r>
+            <w:r>
+              <w:rPr>
+                <w:noProof/>
+                <w:webHidden/>
+              </w:rPr>
+              <w:tab/>
+            </w:r>
+            <w:r>
+              <w:rPr>
+                <w:noProof/>
+                <w:webHidden/>
+              </w:rPr>
+              <w:fldChar w:fldCharType="begin"/>
+            </w:r>
+            <w:r>
+              <w:rPr>
+                <w:noProof/>
+                <w:webHidden/>
+              </w:rPr>
+              <w:instrText xml:space="preserve"> PAGEREF _Toc215741676 \h </w:instrText>
+            </w:r>
+            <w:r>
+              <w:rPr>
+                <w:noProof/>
+                <w:webHidden/>
+              </w:rPr>
+            </w:r>
+            <w:r>
+              <w:rPr>
+                <w:noProof/>
+                <w:webHidden/>
+              </w:rPr>
+              <w:fldChar w:fldCharType="separate"/>
+            </w:r>
+            <w:r>
+              <w:rPr>
+                <w:noProof/>
+                <w:webHidden/>
+              </w:rPr>
+              <w:t>8</w:t>
+            </w:r>
+            <w:r>
+              <w:rPr>
+                <w:noProof/>
                 <w:webHidden/>
               </w:rPr>
               <w:fldChar w:fldCharType="end"/>
@@ -1365,18 +1498,20 @@
               <w:rFonts w:asciiTheme="minorHAnsi" w:eastAsiaTheme="minorEastAsia" w:hAnsiTheme="minorHAnsi" w:cstheme="minorBidi"/>
               <w:b w:val="0"/>
               <w:iCs w:val="0"/>
+              <w:noProof/>
               <w:color w:val="auto"/>
               <w:kern w:val="2"/>
               <w:szCs w:val="24"/>
-              <w:lang w:eastAsia="sk-SK"/>
+              <w:lang w:val="sk-SK" w:eastAsia="sk-SK"/>
               <w14:ligatures w14:val="standardContextual"/>
             </w:rPr>
           </w:pPr>
-          <w:hyperlink w:anchor="_Toc213411291" w:history="1">
+          <w:hyperlink w:anchor="_Toc215741677" w:history="1">
             <w:r>
               <w:rPr>
                 <w:rStyle w:val="Hypertextovodkaz"/>
                 <w:rFonts w:eastAsiaTheme="majorEastAsia"/>
+                <w:noProof/>
               </w:rPr>
               <w:t>1.2</w:t>
             </w:r>
@@ -1385,10 +1520,11 @@
                 <w:rFonts w:asciiTheme="minorHAnsi" w:eastAsiaTheme="minorEastAsia" w:hAnsiTheme="minorHAnsi" w:cstheme="minorBidi"/>
                 <w:b w:val="0"/>
                 <w:iCs w:val="0"/>
+                <w:noProof/>
                 <w:color w:val="auto"/>
                 <w:kern w:val="2"/>
                 <w:szCs w:val="24"/>
-                <w:lang w:eastAsia="sk-SK"/>
+                <w:lang w:val="sk-SK" w:eastAsia="sk-SK"/>
                 <w14:ligatures w14:val="standardContextual"/>
               </w:rPr>
               <w:tab/>
@@ -1397,46 +1533,54 @@
               <w:rPr>
                 <w:rStyle w:val="Hypertextovodkaz"/>
                 <w:rFonts w:eastAsiaTheme="majorEastAsia"/>
+                <w:noProof/>
               </w:rPr>
               <w:t>Architektura aplikací</w:t>
             </w:r>
             <w:r>
               <w:rPr>
+                <w:noProof/>
                 <w:webHidden/>
               </w:rPr>
               <w:tab/>
             </w:r>
             <w:r>
               <w:rPr>
+                <w:noProof/>
                 <w:webHidden/>
               </w:rPr>
               <w:fldChar w:fldCharType="begin"/>
             </w:r>
             <w:r>
               <w:rPr>
-                <w:webHidden/>
-              </w:rPr>
-              <w:instrText xml:space="preserve"> PAGEREF _Toc213411291 \h </w:instrText>
-            </w:r>
-            <w:r>
-              <w:rPr>
-                <w:webHidden/>
-              </w:rPr>
-            </w:r>
-            <w:r>
-              <w:rPr>
+                <w:noProof/>
+                <w:webHidden/>
+              </w:rPr>
+              <w:instrText xml:space="preserve"> PAGEREF _Toc215741677 \h </w:instrText>
+            </w:r>
+            <w:r>
+              <w:rPr>
+                <w:noProof/>
+                <w:webHidden/>
+              </w:rPr>
+            </w:r>
+            <w:r>
+              <w:rPr>
+                <w:noProof/>
                 <w:webHidden/>
               </w:rPr>
               <w:fldChar w:fldCharType="separate"/>
             </w:r>
             <w:r>
               <w:rPr>
+                <w:noProof/>
                 <w:webHidden/>
               </w:rPr>
               <w:t>8</w:t>
             </w:r>
             <w:r>
               <w:rPr>
+                <w:noProof/>
                 <w:webHidden/>
               </w:rPr>
               <w:fldChar w:fldCharType="end"/>
@@ -1452,28 +1596,31 @@
             </w:tabs>
             <w:rPr>
               <w:rFonts w:asciiTheme="minorHAnsi" w:eastAsiaTheme="minorEastAsia" w:hAnsiTheme="minorHAnsi" w:cstheme="minorBidi"/>
+              <w:noProof/>
               <w:color w:val="auto"/>
               <w:kern w:val="2"/>
               <w:szCs w:val="24"/>
-              <w:lang w:eastAsia="sk-SK"/>
+              <w:lang w:val="sk-SK" w:eastAsia="sk-SK"/>
               <w14:ligatures w14:val="standardContextual"/>
             </w:rPr>
           </w:pPr>
-          <w:hyperlink w:anchor="_Toc213411292" w:history="1">
+          <w:hyperlink w:anchor="_Toc215741678" w:history="1">
             <w:r>
               <w:rPr>
                 <w:rStyle w:val="Hypertextovodkaz"/>
                 <w:rFonts w:eastAsiaTheme="majorEastAsia"/>
+                <w:noProof/>
               </w:rPr>
               <w:t>1.2.1</w:t>
             </w:r>
             <w:r>
               <w:rPr>
                 <w:rFonts w:asciiTheme="minorHAnsi" w:eastAsiaTheme="minorEastAsia" w:hAnsiTheme="minorHAnsi" w:cstheme="minorBidi"/>
+                <w:noProof/>
                 <w:color w:val="auto"/>
                 <w:kern w:val="2"/>
                 <w:szCs w:val="24"/>
-                <w:lang w:eastAsia="sk-SK"/>
+                <w:lang w:val="sk-SK" w:eastAsia="sk-SK"/>
                 <w14:ligatures w14:val="standardContextual"/>
               </w:rPr>
               <w:tab/>
@@ -1482,46 +1629,54 @@
               <w:rPr>
                 <w:rStyle w:val="Hypertextovodkaz"/>
                 <w:rFonts w:eastAsiaTheme="majorEastAsia"/>
+                <w:noProof/>
               </w:rPr>
               <w:t>.NET Framework</w:t>
             </w:r>
             <w:r>
               <w:rPr>
+                <w:noProof/>
                 <w:webHidden/>
               </w:rPr>
               <w:tab/>
             </w:r>
             <w:r>
               <w:rPr>
+                <w:noProof/>
                 <w:webHidden/>
               </w:rPr>
               <w:fldChar w:fldCharType="begin"/>
             </w:r>
             <w:r>
               <w:rPr>
-                <w:webHidden/>
-              </w:rPr>
-              <w:instrText xml:space="preserve"> PAGEREF _Toc213411292 \h </w:instrText>
-            </w:r>
-            <w:r>
-              <w:rPr>
-                <w:webHidden/>
-              </w:rPr>
-            </w:r>
-            <w:r>
-              <w:rPr>
+                <w:noProof/>
+                <w:webHidden/>
+              </w:rPr>
+              <w:instrText xml:space="preserve"> PAGEREF _Toc215741678 \h </w:instrText>
+            </w:r>
+            <w:r>
+              <w:rPr>
+                <w:noProof/>
+                <w:webHidden/>
+              </w:rPr>
+            </w:r>
+            <w:r>
+              <w:rPr>
+                <w:noProof/>
                 <w:webHidden/>
               </w:rPr>
               <w:fldChar w:fldCharType="separate"/>
             </w:r>
             <w:r>
               <w:rPr>
-                <w:webHidden/>
-              </w:rPr>
-              <w:t>8</w:t>
-            </w:r>
-            <w:r>
-              <w:rPr>
+                <w:noProof/>
+                <w:webHidden/>
+              </w:rPr>
+              <w:t>9</w:t>
+            </w:r>
+            <w:r>
+              <w:rPr>
+                <w:noProof/>
                 <w:webHidden/>
               </w:rPr>
               <w:fldChar w:fldCharType="end"/>
@@ -1537,28 +1692,31 @@
             </w:tabs>
             <w:rPr>
               <w:rFonts w:asciiTheme="minorHAnsi" w:eastAsiaTheme="minorEastAsia" w:hAnsiTheme="minorHAnsi" w:cstheme="minorBidi"/>
+              <w:noProof/>
               <w:color w:val="auto"/>
               <w:kern w:val="2"/>
               <w:szCs w:val="24"/>
-              <w:lang w:eastAsia="sk-SK"/>
+              <w:lang w:val="sk-SK" w:eastAsia="sk-SK"/>
               <w14:ligatures w14:val="standardContextual"/>
             </w:rPr>
           </w:pPr>
-          <w:hyperlink w:anchor="_Toc213411293" w:history="1">
+          <w:hyperlink w:anchor="_Toc215741679" w:history="1">
             <w:r>
               <w:rPr>
                 <w:rStyle w:val="Hypertextovodkaz"/>
                 <w:rFonts w:eastAsiaTheme="majorEastAsia"/>
+                <w:noProof/>
               </w:rPr>
               <w:t>1.2.2</w:t>
             </w:r>
             <w:r>
               <w:rPr>
                 <w:rFonts w:asciiTheme="minorHAnsi" w:eastAsiaTheme="minorEastAsia" w:hAnsiTheme="minorHAnsi" w:cstheme="minorBidi"/>
+                <w:noProof/>
                 <w:color w:val="auto"/>
                 <w:kern w:val="2"/>
                 <w:szCs w:val="24"/>
-                <w:lang w:eastAsia="sk-SK"/>
+                <w:lang w:val="sk-SK" w:eastAsia="sk-SK"/>
                 <w14:ligatures w14:val="standardContextual"/>
               </w:rPr>
               <w:tab/>
@@ -1567,46 +1725,54 @@
               <w:rPr>
                 <w:rStyle w:val="Hypertextovodkaz"/>
                 <w:rFonts w:eastAsiaTheme="majorEastAsia"/>
-              </w:rPr>
-              <w:t>Desktop vs web</w:t>
-            </w:r>
-            <w:r>
-              <w:rPr>
+                <w:noProof/>
+              </w:rPr>
+              <w:t>Desktop vs. web</w:t>
+            </w:r>
+            <w:r>
+              <w:rPr>
+                <w:noProof/>
                 <w:webHidden/>
               </w:rPr>
               <w:tab/>
             </w:r>
             <w:r>
               <w:rPr>
+                <w:noProof/>
                 <w:webHidden/>
               </w:rPr>
               <w:fldChar w:fldCharType="begin"/>
             </w:r>
             <w:r>
               <w:rPr>
-                <w:webHidden/>
-              </w:rPr>
-              <w:instrText xml:space="preserve"> PAGEREF _Toc213411293 \h </w:instrText>
-            </w:r>
-            <w:r>
-              <w:rPr>
-                <w:webHidden/>
-              </w:rPr>
-            </w:r>
-            <w:r>
-              <w:rPr>
+                <w:noProof/>
+                <w:webHidden/>
+              </w:rPr>
+              <w:instrText xml:space="preserve"> PAGEREF _Toc215741679 \h </w:instrText>
+            </w:r>
+            <w:r>
+              <w:rPr>
+                <w:noProof/>
+                <w:webHidden/>
+              </w:rPr>
+            </w:r>
+            <w:r>
+              <w:rPr>
+                <w:noProof/>
                 <w:webHidden/>
               </w:rPr>
               <w:fldChar w:fldCharType="separate"/>
             </w:r>
             <w:r>
               <w:rPr>
-                <w:webHidden/>
-              </w:rPr>
-              <w:t>8</w:t>
-            </w:r>
-            <w:r>
-              <w:rPr>
+                <w:noProof/>
+                <w:webHidden/>
+              </w:rPr>
+              <w:t>9</w:t>
+            </w:r>
+            <w:r>
+              <w:rPr>
+                <w:noProof/>
                 <w:webHidden/>
               </w:rPr>
               <w:fldChar w:fldCharType="end"/>
@@ -1622,28 +1788,31 @@
             </w:tabs>
             <w:rPr>
               <w:rFonts w:asciiTheme="minorHAnsi" w:eastAsiaTheme="minorEastAsia" w:hAnsiTheme="minorHAnsi" w:cstheme="minorBidi"/>
+              <w:noProof/>
               <w:color w:val="auto"/>
               <w:kern w:val="2"/>
               <w:szCs w:val="24"/>
-              <w:lang w:eastAsia="sk-SK"/>
+              <w:lang w:val="sk-SK" w:eastAsia="sk-SK"/>
               <w14:ligatures w14:val="standardContextual"/>
             </w:rPr>
           </w:pPr>
-          <w:hyperlink w:anchor="_Toc213411294" w:history="1">
+          <w:hyperlink w:anchor="_Toc215741680" w:history="1">
             <w:r>
               <w:rPr>
                 <w:rStyle w:val="Hypertextovodkaz"/>
                 <w:rFonts w:eastAsiaTheme="majorEastAsia"/>
+                <w:noProof/>
               </w:rPr>
               <w:t>1.2.3</w:t>
             </w:r>
             <w:r>
               <w:rPr>
                 <w:rFonts w:asciiTheme="minorHAnsi" w:eastAsiaTheme="minorEastAsia" w:hAnsiTheme="minorHAnsi" w:cstheme="minorBidi"/>
+                <w:noProof/>
                 <w:color w:val="auto"/>
                 <w:kern w:val="2"/>
                 <w:szCs w:val="24"/>
-                <w:lang w:eastAsia="sk-SK"/>
+                <w:lang w:val="sk-SK" w:eastAsia="sk-SK"/>
                 <w14:ligatures w14:val="standardContextual"/>
               </w:rPr>
               <w:tab/>
@@ -1652,46 +1821,54 @@
               <w:rPr>
                 <w:rStyle w:val="Hypertextovodkaz"/>
                 <w:rFonts w:eastAsiaTheme="majorEastAsia"/>
+                <w:noProof/>
               </w:rPr>
               <w:t>UI/UX zásady</w:t>
             </w:r>
             <w:r>
               <w:rPr>
+                <w:noProof/>
                 <w:webHidden/>
               </w:rPr>
               <w:tab/>
             </w:r>
             <w:r>
               <w:rPr>
+                <w:noProof/>
                 <w:webHidden/>
               </w:rPr>
               <w:fldChar w:fldCharType="begin"/>
             </w:r>
             <w:r>
               <w:rPr>
-                <w:webHidden/>
-              </w:rPr>
-              <w:instrText xml:space="preserve"> PAGEREF _Toc213411294 \h </w:instrText>
-            </w:r>
-            <w:r>
-              <w:rPr>
-                <w:webHidden/>
-              </w:rPr>
-            </w:r>
-            <w:r>
-              <w:rPr>
+                <w:noProof/>
+                <w:webHidden/>
+              </w:rPr>
+              <w:instrText xml:space="preserve"> PAGEREF _Toc215741680 \h </w:instrText>
+            </w:r>
+            <w:r>
+              <w:rPr>
+                <w:noProof/>
+                <w:webHidden/>
+              </w:rPr>
+            </w:r>
+            <w:r>
+              <w:rPr>
+                <w:noProof/>
                 <w:webHidden/>
               </w:rPr>
               <w:fldChar w:fldCharType="separate"/>
             </w:r>
             <w:r>
               <w:rPr>
-                <w:webHidden/>
-              </w:rPr>
-              <w:t>8</w:t>
-            </w:r>
-            <w:r>
-              <w:rPr>
+                <w:noProof/>
+                <w:webHidden/>
+              </w:rPr>
+              <w:t>10</w:t>
+            </w:r>
+            <w:r>
+              <w:rPr>
+                <w:noProof/>
                 <w:webHidden/>
               </w:rPr>
               <w:fldChar w:fldCharType="end"/>
@@ -1709,18 +1886,20 @@
               <w:rFonts w:asciiTheme="minorHAnsi" w:eastAsiaTheme="minorEastAsia" w:hAnsiTheme="minorHAnsi" w:cstheme="minorBidi"/>
               <w:b w:val="0"/>
               <w:iCs w:val="0"/>
+              <w:noProof/>
               <w:color w:val="auto"/>
               <w:kern w:val="2"/>
               <w:szCs w:val="24"/>
-              <w:lang w:eastAsia="sk-SK"/>
+              <w:lang w:val="sk-SK" w:eastAsia="sk-SK"/>
               <w14:ligatures w14:val="standardContextual"/>
             </w:rPr>
           </w:pPr>
-          <w:hyperlink w:anchor="_Toc213411295" w:history="1">
+          <w:hyperlink w:anchor="_Toc215741681" w:history="1">
             <w:r>
               <w:rPr>
                 <w:rStyle w:val="Hypertextovodkaz"/>
                 <w:rFonts w:eastAsiaTheme="majorEastAsia"/>
+                <w:noProof/>
               </w:rPr>
               <w:t>1.3</w:t>
             </w:r>
@@ -1729,10 +1908,11 @@
                 <w:rFonts w:asciiTheme="minorHAnsi" w:eastAsiaTheme="minorEastAsia" w:hAnsiTheme="minorHAnsi" w:cstheme="minorBidi"/>
                 <w:b w:val="0"/>
                 <w:iCs w:val="0"/>
+                <w:noProof/>
                 <w:color w:val="auto"/>
                 <w:kern w:val="2"/>
                 <w:szCs w:val="24"/>
-                <w:lang w:eastAsia="sk-SK"/>
+                <w:lang w:val="sk-SK" w:eastAsia="sk-SK"/>
                 <w14:ligatures w14:val="standardContextual"/>
               </w:rPr>
               <w:tab/>
@@ -1741,46 +1921,54 @@
               <w:rPr>
                 <w:rStyle w:val="Hypertextovodkaz"/>
                 <w:rFonts w:eastAsiaTheme="majorEastAsia"/>
+                <w:noProof/>
               </w:rPr>
               <w:t>Databáze</w:t>
             </w:r>
             <w:r>
               <w:rPr>
+                <w:noProof/>
                 <w:webHidden/>
               </w:rPr>
               <w:tab/>
             </w:r>
             <w:r>
               <w:rPr>
+                <w:noProof/>
                 <w:webHidden/>
               </w:rPr>
               <w:fldChar w:fldCharType="begin"/>
             </w:r>
             <w:r>
               <w:rPr>
-                <w:webHidden/>
-              </w:rPr>
-              <w:instrText xml:space="preserve"> PAGEREF _Toc213411295 \h </w:instrText>
-            </w:r>
-            <w:r>
-              <w:rPr>
-                <w:webHidden/>
-              </w:rPr>
-            </w:r>
-            <w:r>
-              <w:rPr>
+                <w:noProof/>
+                <w:webHidden/>
+              </w:rPr>
+              <w:instrText xml:space="preserve"> PAGEREF _Toc215741681 \h </w:instrText>
+            </w:r>
+            <w:r>
+              <w:rPr>
+                <w:noProof/>
+                <w:webHidden/>
+              </w:rPr>
+            </w:r>
+            <w:r>
+              <w:rPr>
+                <w:noProof/>
                 <w:webHidden/>
               </w:rPr>
               <w:fldChar w:fldCharType="separate"/>
             </w:r>
             <w:r>
               <w:rPr>
-                <w:webHidden/>
-              </w:rPr>
-              <w:t>8</w:t>
-            </w:r>
-            <w:r>
-              <w:rPr>
+                <w:noProof/>
+                <w:webHidden/>
+              </w:rPr>
+              <w:t>10</w:t>
+            </w:r>
+            <w:r>
+              <w:rPr>
+                <w:noProof/>
                 <w:webHidden/>
               </w:rPr>
               <w:fldChar w:fldCharType="end"/>
@@ -1796,28 +1984,31 @@
             </w:tabs>
             <w:rPr>
               <w:rFonts w:asciiTheme="minorHAnsi" w:eastAsiaTheme="minorEastAsia" w:hAnsiTheme="minorHAnsi" w:cstheme="minorBidi"/>
+              <w:noProof/>
               <w:color w:val="auto"/>
               <w:kern w:val="2"/>
               <w:szCs w:val="24"/>
-              <w:lang w:eastAsia="sk-SK"/>
+              <w:lang w:val="sk-SK" w:eastAsia="sk-SK"/>
               <w14:ligatures w14:val="standardContextual"/>
             </w:rPr>
           </w:pPr>
-          <w:hyperlink w:anchor="_Toc213411296" w:history="1">
+          <w:hyperlink w:anchor="_Toc215741682" w:history="1">
             <w:r>
               <w:rPr>
                 <w:rStyle w:val="Hypertextovodkaz"/>
                 <w:rFonts w:eastAsiaTheme="majorEastAsia"/>
+                <w:noProof/>
               </w:rPr>
               <w:t>1.3.1</w:t>
             </w:r>
             <w:r>
               <w:rPr>
                 <w:rFonts w:asciiTheme="minorHAnsi" w:eastAsiaTheme="minorEastAsia" w:hAnsiTheme="minorHAnsi" w:cstheme="minorBidi"/>
+                <w:noProof/>
                 <w:color w:val="auto"/>
                 <w:kern w:val="2"/>
                 <w:szCs w:val="24"/>
-                <w:lang w:eastAsia="sk-SK"/>
+                <w:lang w:val="sk-SK" w:eastAsia="sk-SK"/>
                 <w14:ligatures w14:val="standardContextual"/>
               </w:rPr>
               <w:tab/>
@@ -1826,46 +2017,54 @@
               <w:rPr>
                 <w:rStyle w:val="Hypertextovodkaz"/>
                 <w:rFonts w:eastAsiaTheme="majorEastAsia"/>
+                <w:noProof/>
               </w:rPr>
               <w:t>Relační model</w:t>
             </w:r>
             <w:r>
               <w:rPr>
+                <w:noProof/>
                 <w:webHidden/>
               </w:rPr>
               <w:tab/>
             </w:r>
             <w:r>
               <w:rPr>
+                <w:noProof/>
                 <w:webHidden/>
               </w:rPr>
               <w:fldChar w:fldCharType="begin"/>
             </w:r>
             <w:r>
               <w:rPr>
-                <w:webHidden/>
-              </w:rPr>
-              <w:instrText xml:space="preserve"> PAGEREF _Toc213411296 \h </w:instrText>
-            </w:r>
-            <w:r>
-              <w:rPr>
-                <w:webHidden/>
-              </w:rPr>
-            </w:r>
-            <w:r>
-              <w:rPr>
+                <w:noProof/>
+                <w:webHidden/>
+              </w:rPr>
+              <w:instrText xml:space="preserve"> PAGEREF _Toc215741682 \h </w:instrText>
+            </w:r>
+            <w:r>
+              <w:rPr>
+                <w:noProof/>
+                <w:webHidden/>
+              </w:rPr>
+            </w:r>
+            <w:r>
+              <w:rPr>
+                <w:noProof/>
                 <w:webHidden/>
               </w:rPr>
               <w:fldChar w:fldCharType="separate"/>
             </w:r>
             <w:r>
               <w:rPr>
-                <w:webHidden/>
-              </w:rPr>
-              <w:t>8</w:t>
-            </w:r>
-            <w:r>
-              <w:rPr>
+                <w:noProof/>
+                <w:webHidden/>
+              </w:rPr>
+              <w:t>10</w:t>
+            </w:r>
+            <w:r>
+              <w:rPr>
+                <w:noProof/>
                 <w:webHidden/>
               </w:rPr>
               <w:fldChar w:fldCharType="end"/>
@@ -1881,28 +2080,31 @@
             </w:tabs>
             <w:rPr>
               <w:rFonts w:asciiTheme="minorHAnsi" w:eastAsiaTheme="minorEastAsia" w:hAnsiTheme="minorHAnsi" w:cstheme="minorBidi"/>
+              <w:noProof/>
               <w:color w:val="auto"/>
               <w:kern w:val="2"/>
               <w:szCs w:val="24"/>
-              <w:lang w:eastAsia="sk-SK"/>
+              <w:lang w:val="sk-SK" w:eastAsia="sk-SK"/>
               <w14:ligatures w14:val="standardContextual"/>
             </w:rPr>
           </w:pPr>
-          <w:hyperlink w:anchor="_Toc213411297" w:history="1">
+          <w:hyperlink w:anchor="_Toc215741683" w:history="1">
             <w:r>
               <w:rPr>
                 <w:rStyle w:val="Hypertextovodkaz"/>
                 <w:rFonts w:eastAsiaTheme="majorEastAsia"/>
+                <w:noProof/>
               </w:rPr>
               <w:t>1.3.2</w:t>
             </w:r>
             <w:r>
               <w:rPr>
                 <w:rFonts w:asciiTheme="minorHAnsi" w:eastAsiaTheme="minorEastAsia" w:hAnsiTheme="minorHAnsi" w:cstheme="minorBidi"/>
+                <w:noProof/>
                 <w:color w:val="auto"/>
                 <w:kern w:val="2"/>
                 <w:szCs w:val="24"/>
-                <w:lang w:eastAsia="sk-SK"/>
+                <w:lang w:val="sk-SK" w:eastAsia="sk-SK"/>
                 <w14:ligatures w14:val="standardContextual"/>
               </w:rPr>
               <w:tab/>
@@ -1911,46 +2113,54 @@
               <w:rPr>
                 <w:rStyle w:val="Hypertextovodkaz"/>
                 <w:rFonts w:eastAsiaTheme="majorEastAsia"/>
+                <w:noProof/>
               </w:rPr>
               <w:t>SQL příkazy</w:t>
             </w:r>
             <w:r>
               <w:rPr>
+                <w:noProof/>
                 <w:webHidden/>
               </w:rPr>
               <w:tab/>
             </w:r>
             <w:r>
               <w:rPr>
+                <w:noProof/>
                 <w:webHidden/>
               </w:rPr>
               <w:fldChar w:fldCharType="begin"/>
             </w:r>
             <w:r>
               <w:rPr>
-                <w:webHidden/>
-              </w:rPr>
-              <w:instrText xml:space="preserve"> PAGEREF _Toc213411297 \h </w:instrText>
-            </w:r>
-            <w:r>
-              <w:rPr>
-                <w:webHidden/>
-              </w:rPr>
-            </w:r>
-            <w:r>
-              <w:rPr>
+                <w:noProof/>
+                <w:webHidden/>
+              </w:rPr>
+              <w:instrText xml:space="preserve"> PAGEREF _Toc215741683 \h </w:instrText>
+            </w:r>
+            <w:r>
+              <w:rPr>
+                <w:noProof/>
+                <w:webHidden/>
+              </w:rPr>
+            </w:r>
+            <w:r>
+              <w:rPr>
+                <w:noProof/>
                 <w:webHidden/>
               </w:rPr>
               <w:fldChar w:fldCharType="separate"/>
             </w:r>
             <w:r>
               <w:rPr>
-                <w:webHidden/>
-              </w:rPr>
-              <w:t>8</w:t>
-            </w:r>
-            <w:r>
-              <w:rPr>
+                <w:noProof/>
+                <w:webHidden/>
+              </w:rPr>
+              <w:t>11</w:t>
+            </w:r>
+            <w:r>
+              <w:rPr>
+                <w:noProof/>
                 <w:webHidden/>
               </w:rPr>
               <w:fldChar w:fldCharType="end"/>
@@ -1966,28 +2176,31 @@
             </w:tabs>
             <w:rPr>
               <w:rFonts w:asciiTheme="minorHAnsi" w:eastAsiaTheme="minorEastAsia" w:hAnsiTheme="minorHAnsi" w:cstheme="minorBidi"/>
+              <w:noProof/>
               <w:color w:val="auto"/>
               <w:kern w:val="2"/>
               <w:szCs w:val="24"/>
-              <w:lang w:eastAsia="sk-SK"/>
+              <w:lang w:val="sk-SK" w:eastAsia="sk-SK"/>
               <w14:ligatures w14:val="standardContextual"/>
             </w:rPr>
           </w:pPr>
-          <w:hyperlink w:anchor="_Toc213411298" w:history="1">
+          <w:hyperlink w:anchor="_Toc215741684" w:history="1">
             <w:r>
               <w:rPr>
                 <w:rStyle w:val="Hypertextovodkaz"/>
                 <w:rFonts w:eastAsiaTheme="majorEastAsia"/>
+                <w:noProof/>
               </w:rPr>
               <w:t>1.3.3</w:t>
             </w:r>
             <w:r>
               <w:rPr>
                 <w:rFonts w:asciiTheme="minorHAnsi" w:eastAsiaTheme="minorEastAsia" w:hAnsiTheme="minorHAnsi" w:cstheme="minorBidi"/>
+                <w:noProof/>
                 <w:color w:val="auto"/>
                 <w:kern w:val="2"/>
                 <w:szCs w:val="24"/>
-                <w:lang w:eastAsia="sk-SK"/>
+                <w:lang w:val="sk-SK" w:eastAsia="sk-SK"/>
                 <w14:ligatures w14:val="standardContextual"/>
               </w:rPr>
               <w:tab/>
@@ -1996,46 +2209,54 @@
               <w:rPr>
                 <w:rStyle w:val="Hypertextovodkaz"/>
                 <w:rFonts w:eastAsiaTheme="majorEastAsia"/>
+                <w:noProof/>
               </w:rPr>
               <w:t>Připojení databáze</w:t>
             </w:r>
             <w:r>
               <w:rPr>
+                <w:noProof/>
                 <w:webHidden/>
               </w:rPr>
               <w:tab/>
             </w:r>
             <w:r>
               <w:rPr>
+                <w:noProof/>
                 <w:webHidden/>
               </w:rPr>
               <w:fldChar w:fldCharType="begin"/>
             </w:r>
             <w:r>
               <w:rPr>
-                <w:webHidden/>
-              </w:rPr>
-              <w:instrText xml:space="preserve"> PAGEREF _Toc213411298 \h </w:instrText>
-            </w:r>
-            <w:r>
-              <w:rPr>
-                <w:webHidden/>
-              </w:rPr>
-            </w:r>
-            <w:r>
-              <w:rPr>
+                <w:noProof/>
+                <w:webHidden/>
+              </w:rPr>
+              <w:instrText xml:space="preserve"> PAGEREF _Toc215741684 \h </w:instrText>
+            </w:r>
+            <w:r>
+              <w:rPr>
+                <w:noProof/>
+                <w:webHidden/>
+              </w:rPr>
+            </w:r>
+            <w:r>
+              <w:rPr>
+                <w:noProof/>
                 <w:webHidden/>
               </w:rPr>
               <w:fldChar w:fldCharType="separate"/>
             </w:r>
             <w:r>
               <w:rPr>
-                <w:webHidden/>
-              </w:rPr>
-              <w:t>8</w:t>
-            </w:r>
-            <w:r>
-              <w:rPr>
+                <w:noProof/>
+                <w:webHidden/>
+              </w:rPr>
+              <w:t>11</w:t>
+            </w:r>
+            <w:r>
+              <w:rPr>
+                <w:noProof/>
                 <w:webHidden/>
               </w:rPr>
               <w:fldChar w:fldCharType="end"/>
@@ -2053,18 +2274,20 @@
               <w:rFonts w:asciiTheme="minorHAnsi" w:eastAsiaTheme="minorEastAsia" w:hAnsiTheme="minorHAnsi" w:cstheme="minorBidi"/>
               <w:b w:val="0"/>
               <w:iCs w:val="0"/>
+              <w:noProof/>
               <w:color w:val="auto"/>
               <w:kern w:val="2"/>
               <w:szCs w:val="24"/>
-              <w:lang w:eastAsia="sk-SK"/>
+              <w:lang w:val="sk-SK" w:eastAsia="sk-SK"/>
               <w14:ligatures w14:val="standardContextual"/>
             </w:rPr>
           </w:pPr>
-          <w:hyperlink w:anchor="_Toc213411299" w:history="1">
+          <w:hyperlink w:anchor="_Toc215741685" w:history="1">
             <w:r>
               <w:rPr>
                 <w:rStyle w:val="Hypertextovodkaz"/>
                 <w:rFonts w:eastAsiaTheme="majorEastAsia"/>
+                <w:noProof/>
               </w:rPr>
               <w:t>1.4</w:t>
             </w:r>
@@ -2073,10 +2296,11 @@
                 <w:rFonts w:asciiTheme="minorHAnsi" w:eastAsiaTheme="minorEastAsia" w:hAnsiTheme="minorHAnsi" w:cstheme="minorBidi"/>
                 <w:b w:val="0"/>
                 <w:iCs w:val="0"/>
+                <w:noProof/>
                 <w:color w:val="auto"/>
                 <w:kern w:val="2"/>
                 <w:szCs w:val="24"/>
-                <w:lang w:eastAsia="sk-SK"/>
+                <w:lang w:val="sk-SK" w:eastAsia="sk-SK"/>
                 <w14:ligatures w14:val="standardContextual"/>
               </w:rPr>
               <w:tab/>
@@ -2085,46 +2309,54 @@
               <w:rPr>
                 <w:rStyle w:val="Hypertextovodkaz"/>
                 <w:rFonts w:eastAsiaTheme="majorEastAsia"/>
+                <w:noProof/>
               </w:rPr>
               <w:t>Zabezpečení dat</w:t>
             </w:r>
             <w:r>
               <w:rPr>
+                <w:noProof/>
                 <w:webHidden/>
               </w:rPr>
               <w:tab/>
             </w:r>
             <w:r>
               <w:rPr>
+                <w:noProof/>
                 <w:webHidden/>
               </w:rPr>
               <w:fldChar w:fldCharType="begin"/>
             </w:r>
             <w:r>
               <w:rPr>
-                <w:webHidden/>
-              </w:rPr>
-              <w:instrText xml:space="preserve"> PAGEREF _Toc213411299 \h </w:instrText>
-            </w:r>
-            <w:r>
-              <w:rPr>
-                <w:webHidden/>
-              </w:rPr>
-            </w:r>
-            <w:r>
-              <w:rPr>
+                <w:noProof/>
+                <w:webHidden/>
+              </w:rPr>
+              <w:instrText xml:space="preserve"> PAGEREF _Toc215741685 \h </w:instrText>
+            </w:r>
+            <w:r>
+              <w:rPr>
+                <w:noProof/>
+                <w:webHidden/>
+              </w:rPr>
+            </w:r>
+            <w:r>
+              <w:rPr>
+                <w:noProof/>
                 <w:webHidden/>
               </w:rPr>
               <w:fldChar w:fldCharType="separate"/>
             </w:r>
             <w:r>
               <w:rPr>
-                <w:webHidden/>
-              </w:rPr>
-              <w:t>8</w:t>
-            </w:r>
-            <w:r>
-              <w:rPr>
+                <w:noProof/>
+                <w:webHidden/>
+              </w:rPr>
+              <w:t>12</w:t>
+            </w:r>
+            <w:r>
+              <w:rPr>
+                <w:noProof/>
                 <w:webHidden/>
               </w:rPr>
               <w:fldChar w:fldCharType="end"/>
@@ -2140,28 +2372,31 @@
             </w:tabs>
             <w:rPr>
               <w:rFonts w:asciiTheme="minorHAnsi" w:eastAsiaTheme="minorEastAsia" w:hAnsiTheme="minorHAnsi" w:cstheme="minorBidi"/>
+              <w:noProof/>
               <w:color w:val="auto"/>
               <w:kern w:val="2"/>
               <w:szCs w:val="24"/>
-              <w:lang w:eastAsia="sk-SK"/>
+              <w:lang w:val="sk-SK" w:eastAsia="sk-SK"/>
               <w14:ligatures w14:val="standardContextual"/>
             </w:rPr>
           </w:pPr>
-          <w:hyperlink w:anchor="_Toc213411300" w:history="1">
+          <w:hyperlink w:anchor="_Toc215741686" w:history="1">
             <w:r>
               <w:rPr>
                 <w:rStyle w:val="Hypertextovodkaz"/>
                 <w:rFonts w:eastAsiaTheme="majorEastAsia"/>
+                <w:noProof/>
               </w:rPr>
               <w:t>1.4.1</w:t>
             </w:r>
             <w:r>
               <w:rPr>
                 <w:rFonts w:asciiTheme="minorHAnsi" w:eastAsiaTheme="minorEastAsia" w:hAnsiTheme="minorHAnsi" w:cstheme="minorBidi"/>
+                <w:noProof/>
                 <w:color w:val="auto"/>
                 <w:kern w:val="2"/>
                 <w:szCs w:val="24"/>
-                <w:lang w:eastAsia="sk-SK"/>
+                <w:lang w:val="sk-SK" w:eastAsia="sk-SK"/>
                 <w14:ligatures w14:val="standardContextual"/>
               </w:rPr>
               <w:tab/>
@@ -2170,46 +2405,54 @@
               <w:rPr>
                 <w:rStyle w:val="Hypertextovodkaz"/>
                 <w:rFonts w:eastAsiaTheme="majorEastAsia"/>
+                <w:noProof/>
               </w:rPr>
               <w:t>Hashování hesel</w:t>
             </w:r>
             <w:r>
               <w:rPr>
+                <w:noProof/>
                 <w:webHidden/>
               </w:rPr>
               <w:tab/>
             </w:r>
             <w:r>
               <w:rPr>
+                <w:noProof/>
                 <w:webHidden/>
               </w:rPr>
               <w:fldChar w:fldCharType="begin"/>
             </w:r>
             <w:r>
               <w:rPr>
-                <w:webHidden/>
-              </w:rPr>
-              <w:instrText xml:space="preserve"> PAGEREF _Toc213411300 \h </w:instrText>
-            </w:r>
-            <w:r>
-              <w:rPr>
-                <w:webHidden/>
-              </w:rPr>
-            </w:r>
-            <w:r>
-              <w:rPr>
+                <w:noProof/>
+                <w:webHidden/>
+              </w:rPr>
+              <w:instrText xml:space="preserve"> PAGEREF _Toc215741686 \h </w:instrText>
+            </w:r>
+            <w:r>
+              <w:rPr>
+                <w:noProof/>
+                <w:webHidden/>
+              </w:rPr>
+            </w:r>
+            <w:r>
+              <w:rPr>
+                <w:noProof/>
                 <w:webHidden/>
               </w:rPr>
               <w:fldChar w:fldCharType="separate"/>
             </w:r>
             <w:r>
               <w:rPr>
-                <w:webHidden/>
-              </w:rPr>
-              <w:t>8</w:t>
-            </w:r>
-            <w:r>
-              <w:rPr>
+                <w:noProof/>
+                <w:webHidden/>
+              </w:rPr>
+              <w:t>12</w:t>
+            </w:r>
+            <w:r>
+              <w:rPr>
+                <w:noProof/>
                 <w:webHidden/>
               </w:rPr>
               <w:fldChar w:fldCharType="end"/>
@@ -2225,28 +2468,31 @@
             </w:tabs>
             <w:rPr>
               <w:rFonts w:asciiTheme="minorHAnsi" w:eastAsiaTheme="minorEastAsia" w:hAnsiTheme="minorHAnsi" w:cstheme="minorBidi"/>
+              <w:noProof/>
               <w:color w:val="auto"/>
               <w:kern w:val="2"/>
               <w:szCs w:val="24"/>
-              <w:lang w:eastAsia="sk-SK"/>
+              <w:lang w:val="sk-SK" w:eastAsia="sk-SK"/>
               <w14:ligatures w14:val="standardContextual"/>
             </w:rPr>
           </w:pPr>
-          <w:hyperlink w:anchor="_Toc213411301" w:history="1">
+          <w:hyperlink w:anchor="_Toc215741687" w:history="1">
             <w:r>
               <w:rPr>
                 <w:rStyle w:val="Hypertextovodkaz"/>
                 <w:rFonts w:eastAsiaTheme="majorEastAsia"/>
+                <w:noProof/>
               </w:rPr>
               <w:t>1.4.2</w:t>
             </w:r>
             <w:r>
               <w:rPr>
                 <w:rFonts w:asciiTheme="minorHAnsi" w:eastAsiaTheme="minorEastAsia" w:hAnsiTheme="minorHAnsi" w:cstheme="minorBidi"/>
+                <w:noProof/>
                 <w:color w:val="auto"/>
                 <w:kern w:val="2"/>
                 <w:szCs w:val="24"/>
-                <w:lang w:eastAsia="sk-SK"/>
+                <w:lang w:val="sk-SK" w:eastAsia="sk-SK"/>
                 <w14:ligatures w14:val="standardContextual"/>
               </w:rPr>
               <w:tab/>
@@ -2255,46 +2501,54 @@
               <w:rPr>
                 <w:rStyle w:val="Hypertextovodkaz"/>
                 <w:rFonts w:eastAsiaTheme="majorEastAsia"/>
+                <w:noProof/>
               </w:rPr>
               <w:t>Ověření uživatele</w:t>
             </w:r>
             <w:r>
               <w:rPr>
+                <w:noProof/>
                 <w:webHidden/>
               </w:rPr>
               <w:tab/>
             </w:r>
             <w:r>
               <w:rPr>
+                <w:noProof/>
                 <w:webHidden/>
               </w:rPr>
               <w:fldChar w:fldCharType="begin"/>
             </w:r>
             <w:r>
               <w:rPr>
-                <w:webHidden/>
-              </w:rPr>
-              <w:instrText xml:space="preserve"> PAGEREF _Toc213411301 \h </w:instrText>
-            </w:r>
-            <w:r>
-              <w:rPr>
-                <w:webHidden/>
-              </w:rPr>
-            </w:r>
-            <w:r>
-              <w:rPr>
+                <w:noProof/>
+                <w:webHidden/>
+              </w:rPr>
+              <w:instrText xml:space="preserve"> PAGEREF _Toc215741687 \h </w:instrText>
+            </w:r>
+            <w:r>
+              <w:rPr>
+                <w:noProof/>
+                <w:webHidden/>
+              </w:rPr>
+            </w:r>
+            <w:r>
+              <w:rPr>
+                <w:noProof/>
                 <w:webHidden/>
               </w:rPr>
               <w:fldChar w:fldCharType="separate"/>
             </w:r>
             <w:r>
               <w:rPr>
-                <w:webHidden/>
-              </w:rPr>
-              <w:t>8</w:t>
-            </w:r>
-            <w:r>
-              <w:rPr>
+                <w:noProof/>
+                <w:webHidden/>
+              </w:rPr>
+              <w:t>12</w:t>
+            </w:r>
+            <w:r>
+              <w:rPr>
+                <w:noProof/>
                 <w:webHidden/>
               </w:rPr>
               <w:fldChar w:fldCharType="end"/>
@@ -2310,28 +2564,31 @@
             </w:tabs>
             <w:rPr>
               <w:rFonts w:asciiTheme="minorHAnsi" w:eastAsiaTheme="minorEastAsia" w:hAnsiTheme="minorHAnsi" w:cstheme="minorBidi"/>
+              <w:noProof/>
               <w:color w:val="auto"/>
               <w:kern w:val="2"/>
               <w:szCs w:val="24"/>
-              <w:lang w:eastAsia="sk-SK"/>
+              <w:lang w:val="sk-SK" w:eastAsia="sk-SK"/>
               <w14:ligatures w14:val="standardContextual"/>
             </w:rPr>
           </w:pPr>
-          <w:hyperlink w:anchor="_Toc213411302" w:history="1">
+          <w:hyperlink w:anchor="_Toc215741688" w:history="1">
             <w:r>
               <w:rPr>
                 <w:rStyle w:val="Hypertextovodkaz"/>
                 <w:rFonts w:eastAsiaTheme="majorEastAsia"/>
+                <w:noProof/>
               </w:rPr>
               <w:t>1.4.3</w:t>
             </w:r>
             <w:r>
               <w:rPr>
                 <w:rFonts w:asciiTheme="minorHAnsi" w:eastAsiaTheme="minorEastAsia" w:hAnsiTheme="minorHAnsi" w:cstheme="minorBidi"/>
+                <w:noProof/>
                 <w:color w:val="auto"/>
                 <w:kern w:val="2"/>
                 <w:szCs w:val="24"/>
-                <w:lang w:eastAsia="sk-SK"/>
+                <w:lang w:val="sk-SK" w:eastAsia="sk-SK"/>
                 <w14:ligatures w14:val="standardContextual"/>
               </w:rPr>
               <w:tab/>
@@ -2340,46 +2597,54 @@
               <w:rPr>
                 <w:rStyle w:val="Hypertextovodkaz"/>
                 <w:rFonts w:eastAsiaTheme="majorEastAsia"/>
+                <w:noProof/>
               </w:rPr>
               <w:t>CAPTCHA ochrana</w:t>
             </w:r>
             <w:r>
               <w:rPr>
+                <w:noProof/>
                 <w:webHidden/>
               </w:rPr>
               <w:tab/>
             </w:r>
             <w:r>
               <w:rPr>
+                <w:noProof/>
                 <w:webHidden/>
               </w:rPr>
               <w:fldChar w:fldCharType="begin"/>
             </w:r>
             <w:r>
               <w:rPr>
-                <w:webHidden/>
-              </w:rPr>
-              <w:instrText xml:space="preserve"> PAGEREF _Toc213411302 \h </w:instrText>
-            </w:r>
-            <w:r>
-              <w:rPr>
-                <w:webHidden/>
-              </w:rPr>
-            </w:r>
-            <w:r>
-              <w:rPr>
+                <w:noProof/>
+                <w:webHidden/>
+              </w:rPr>
+              <w:instrText xml:space="preserve"> PAGEREF _Toc215741688 \h </w:instrText>
+            </w:r>
+            <w:r>
+              <w:rPr>
+                <w:noProof/>
+                <w:webHidden/>
+              </w:rPr>
+            </w:r>
+            <w:r>
+              <w:rPr>
+                <w:noProof/>
                 <w:webHidden/>
               </w:rPr>
               <w:fldChar w:fldCharType="separate"/>
             </w:r>
             <w:r>
               <w:rPr>
-                <w:webHidden/>
-              </w:rPr>
-              <w:t>8</w:t>
-            </w:r>
-            <w:r>
-              <w:rPr>
+                <w:noProof/>
+                <w:webHidden/>
+              </w:rPr>
+              <w:t>12</w:t>
+            </w:r>
+            <w:r>
+              <w:rPr>
+                <w:noProof/>
                 <w:webHidden/>
               </w:rPr>
               <w:fldChar w:fldCharType="end"/>
@@ -2395,28 +2660,31 @@
             </w:tabs>
             <w:rPr>
               <w:rFonts w:asciiTheme="minorHAnsi" w:eastAsiaTheme="minorEastAsia" w:hAnsiTheme="minorHAnsi" w:cstheme="minorBidi"/>
+              <w:noProof/>
               <w:color w:val="auto"/>
               <w:kern w:val="2"/>
               <w:szCs w:val="24"/>
-              <w:lang w:eastAsia="sk-SK"/>
+              <w:lang w:val="sk-SK" w:eastAsia="sk-SK"/>
               <w14:ligatures w14:val="standardContextual"/>
             </w:rPr>
           </w:pPr>
-          <w:hyperlink w:anchor="_Toc213411303" w:history="1">
+          <w:hyperlink w:anchor="_Toc215741689" w:history="1">
             <w:r>
               <w:rPr>
                 <w:rStyle w:val="Hypertextovodkaz"/>
                 <w:rFonts w:eastAsiaTheme="majorEastAsia"/>
+                <w:noProof/>
               </w:rPr>
               <w:t>1.4.4</w:t>
             </w:r>
             <w:r>
               <w:rPr>
                 <w:rFonts w:asciiTheme="minorHAnsi" w:eastAsiaTheme="minorEastAsia" w:hAnsiTheme="minorHAnsi" w:cstheme="minorBidi"/>
+                <w:noProof/>
                 <w:color w:val="auto"/>
                 <w:kern w:val="2"/>
                 <w:szCs w:val="24"/>
-                <w:lang w:eastAsia="sk-SK"/>
+                <w:lang w:val="sk-SK" w:eastAsia="sk-SK"/>
                 <w14:ligatures w14:val="standardContextual"/>
               </w:rPr>
               <w:tab/>
@@ -2425,46 +2693,54 @@
               <w:rPr>
                 <w:rStyle w:val="Hypertextovodkaz"/>
                 <w:rFonts w:eastAsiaTheme="majorEastAsia"/>
+                <w:noProof/>
               </w:rPr>
               <w:t>SQL injection obrana</w:t>
             </w:r>
             <w:r>
               <w:rPr>
+                <w:noProof/>
                 <w:webHidden/>
               </w:rPr>
               <w:tab/>
             </w:r>
             <w:r>
               <w:rPr>
+                <w:noProof/>
                 <w:webHidden/>
               </w:rPr>
               <w:fldChar w:fldCharType="begin"/>
             </w:r>
             <w:r>
               <w:rPr>
-                <w:webHidden/>
-              </w:rPr>
-              <w:instrText xml:space="preserve"> PAGEREF _Toc213411303 \h </w:instrText>
-            </w:r>
-            <w:r>
-              <w:rPr>
-                <w:webHidden/>
-              </w:rPr>
-            </w:r>
-            <w:r>
-              <w:rPr>
+                <w:noProof/>
+                <w:webHidden/>
+              </w:rPr>
+              <w:instrText xml:space="preserve"> PAGEREF _Toc215741689 \h </w:instrText>
+            </w:r>
+            <w:r>
+              <w:rPr>
+                <w:noProof/>
+                <w:webHidden/>
+              </w:rPr>
+            </w:r>
+            <w:r>
+              <w:rPr>
+                <w:noProof/>
                 <w:webHidden/>
               </w:rPr>
               <w:fldChar w:fldCharType="separate"/>
             </w:r>
             <w:r>
               <w:rPr>
-                <w:webHidden/>
-              </w:rPr>
-              <w:t>8</w:t>
-            </w:r>
-            <w:r>
-              <w:rPr>
+                <w:noProof/>
+                <w:webHidden/>
+              </w:rPr>
+              <w:t>12</w:t>
+            </w:r>
+            <w:r>
+              <w:rPr>
+                <w:noProof/>
                 <w:webHidden/>
               </w:rPr>
               <w:fldChar w:fldCharType="end"/>
@@ -2482,18 +2758,20 @@
               <w:rFonts w:asciiTheme="minorHAnsi" w:eastAsiaTheme="minorEastAsia" w:hAnsiTheme="minorHAnsi" w:cstheme="minorBidi"/>
               <w:b w:val="0"/>
               <w:iCs w:val="0"/>
+              <w:noProof/>
               <w:color w:val="auto"/>
               <w:kern w:val="2"/>
               <w:szCs w:val="24"/>
-              <w:lang w:eastAsia="sk-SK"/>
+              <w:lang w:val="sk-SK" w:eastAsia="sk-SK"/>
               <w14:ligatures w14:val="standardContextual"/>
             </w:rPr>
           </w:pPr>
-          <w:hyperlink w:anchor="_Toc213411304" w:history="1">
+          <w:hyperlink w:anchor="_Toc215741690" w:history="1">
             <w:r>
               <w:rPr>
                 <w:rStyle w:val="Hypertextovodkaz"/>
                 <w:rFonts w:eastAsiaTheme="majorEastAsia"/>
+                <w:noProof/>
               </w:rPr>
               <w:t>1.5</w:t>
             </w:r>
@@ -2502,10 +2780,11 @@
                 <w:rFonts w:asciiTheme="minorHAnsi" w:eastAsiaTheme="minorEastAsia" w:hAnsiTheme="minorHAnsi" w:cstheme="minorBidi"/>
                 <w:b w:val="0"/>
                 <w:iCs w:val="0"/>
+                <w:noProof/>
                 <w:color w:val="auto"/>
                 <w:kern w:val="2"/>
                 <w:szCs w:val="24"/>
-                <w:lang w:eastAsia="sk-SK"/>
+                <w:lang w:val="sk-SK" w:eastAsia="sk-SK"/>
                 <w14:ligatures w14:val="standardContextual"/>
               </w:rPr>
               <w:tab/>
@@ -2514,46 +2793,54 @@
               <w:rPr>
                 <w:rStyle w:val="Hypertextovodkaz"/>
                 <w:rFonts w:eastAsiaTheme="majorEastAsia"/>
+                <w:noProof/>
               </w:rPr>
               <w:t>Verzování kódu</w:t>
             </w:r>
             <w:r>
               <w:rPr>
+                <w:noProof/>
                 <w:webHidden/>
               </w:rPr>
               <w:tab/>
             </w:r>
             <w:r>
               <w:rPr>
+                <w:noProof/>
                 <w:webHidden/>
               </w:rPr>
               <w:fldChar w:fldCharType="begin"/>
             </w:r>
             <w:r>
               <w:rPr>
-                <w:webHidden/>
-              </w:rPr>
-              <w:instrText xml:space="preserve"> PAGEREF _Toc213411304 \h </w:instrText>
-            </w:r>
-            <w:r>
-              <w:rPr>
-                <w:webHidden/>
-              </w:rPr>
-            </w:r>
-            <w:r>
-              <w:rPr>
+                <w:noProof/>
+                <w:webHidden/>
+              </w:rPr>
+              <w:instrText xml:space="preserve"> PAGEREF _Toc215741690 \h </w:instrText>
+            </w:r>
+            <w:r>
+              <w:rPr>
+                <w:noProof/>
+                <w:webHidden/>
+              </w:rPr>
+            </w:r>
+            <w:r>
+              <w:rPr>
+                <w:noProof/>
                 <w:webHidden/>
               </w:rPr>
               <w:fldChar w:fldCharType="separate"/>
             </w:r>
             <w:r>
               <w:rPr>
-                <w:webHidden/>
-              </w:rPr>
-              <w:t>8</w:t>
-            </w:r>
-            <w:r>
-              <w:rPr>
+                <w:noProof/>
+                <w:webHidden/>
+              </w:rPr>
+              <w:t>12</w:t>
+            </w:r>
+            <w:r>
+              <w:rPr>
+                <w:noProof/>
                 <w:webHidden/>
               </w:rPr>
               <w:fldChar w:fldCharType="end"/>
@@ -2569,28 +2856,31 @@
             </w:tabs>
             <w:rPr>
               <w:rFonts w:asciiTheme="minorHAnsi" w:eastAsiaTheme="minorEastAsia" w:hAnsiTheme="minorHAnsi" w:cstheme="minorBidi"/>
+              <w:noProof/>
               <w:color w:val="auto"/>
               <w:kern w:val="2"/>
               <w:szCs w:val="24"/>
-              <w:lang w:eastAsia="sk-SK"/>
+              <w:lang w:val="sk-SK" w:eastAsia="sk-SK"/>
               <w14:ligatures w14:val="standardContextual"/>
             </w:rPr>
           </w:pPr>
-          <w:hyperlink w:anchor="_Toc213411305" w:history="1">
+          <w:hyperlink w:anchor="_Toc215741691" w:history="1">
             <w:r>
               <w:rPr>
                 <w:rStyle w:val="Hypertextovodkaz"/>
                 <w:rFonts w:eastAsiaTheme="majorEastAsia"/>
+                <w:noProof/>
               </w:rPr>
               <w:t>1.5.1</w:t>
             </w:r>
             <w:r>
               <w:rPr>
                 <w:rFonts w:asciiTheme="minorHAnsi" w:eastAsiaTheme="minorEastAsia" w:hAnsiTheme="minorHAnsi" w:cstheme="minorBidi"/>
+                <w:noProof/>
                 <w:color w:val="auto"/>
                 <w:kern w:val="2"/>
                 <w:szCs w:val="24"/>
-                <w:lang w:eastAsia="sk-SK"/>
+                <w:lang w:val="sk-SK" w:eastAsia="sk-SK"/>
                 <w14:ligatures w14:val="standardContextual"/>
               </w:rPr>
               <w:tab/>
@@ -2599,46 +2889,54 @@
               <w:rPr>
                 <w:rStyle w:val="Hypertextovodkaz"/>
                 <w:rFonts w:eastAsiaTheme="majorEastAsia"/>
+                <w:noProof/>
               </w:rPr>
               <w:t>Git základy</w:t>
             </w:r>
             <w:r>
               <w:rPr>
+                <w:noProof/>
                 <w:webHidden/>
               </w:rPr>
               <w:tab/>
             </w:r>
             <w:r>
               <w:rPr>
+                <w:noProof/>
                 <w:webHidden/>
               </w:rPr>
               <w:fldChar w:fldCharType="begin"/>
             </w:r>
             <w:r>
               <w:rPr>
-                <w:webHidden/>
-              </w:rPr>
-              <w:instrText xml:space="preserve"> PAGEREF _Toc213411305 \h </w:instrText>
-            </w:r>
-            <w:r>
-              <w:rPr>
-                <w:webHidden/>
-              </w:rPr>
-            </w:r>
-            <w:r>
-              <w:rPr>
+                <w:noProof/>
+                <w:webHidden/>
+              </w:rPr>
+              <w:instrText xml:space="preserve"> PAGEREF _Toc215741691 \h </w:instrText>
+            </w:r>
+            <w:r>
+              <w:rPr>
+                <w:noProof/>
+                <w:webHidden/>
+              </w:rPr>
+            </w:r>
+            <w:r>
+              <w:rPr>
+                <w:noProof/>
                 <w:webHidden/>
               </w:rPr>
               <w:fldChar w:fldCharType="separate"/>
             </w:r>
             <w:r>
               <w:rPr>
-                <w:webHidden/>
-              </w:rPr>
-              <w:t>8</w:t>
-            </w:r>
-            <w:r>
-              <w:rPr>
+                <w:noProof/>
+                <w:webHidden/>
+              </w:rPr>
+              <w:t>12</w:t>
+            </w:r>
+            <w:r>
+              <w:rPr>
+                <w:noProof/>
                 <w:webHidden/>
               </w:rPr>
               <w:fldChar w:fldCharType="end"/>
@@ -2656,18 +2954,20 @@
               <w:rFonts w:asciiTheme="minorHAnsi" w:eastAsiaTheme="minorEastAsia" w:hAnsiTheme="minorHAnsi" w:cstheme="minorBidi"/>
               <w:b w:val="0"/>
               <w:iCs w:val="0"/>
+              <w:noProof/>
               <w:color w:val="auto"/>
               <w:kern w:val="2"/>
               <w:szCs w:val="24"/>
-              <w:lang w:eastAsia="sk-SK"/>
+              <w:lang w:val="sk-SK" w:eastAsia="sk-SK"/>
               <w14:ligatures w14:val="standardContextual"/>
             </w:rPr>
           </w:pPr>
-          <w:hyperlink w:anchor="_Toc213411306" w:history="1">
+          <w:hyperlink w:anchor="_Toc215741692" w:history="1">
             <w:r>
               <w:rPr>
                 <w:rStyle w:val="Hypertextovodkaz"/>
                 <w:rFonts w:eastAsiaTheme="majorEastAsia"/>
+                <w:noProof/>
               </w:rPr>
               <w:t>1.6</w:t>
             </w:r>
@@ -2676,10 +2976,11 @@
                 <w:rFonts w:asciiTheme="minorHAnsi" w:eastAsiaTheme="minorEastAsia" w:hAnsiTheme="minorHAnsi" w:cstheme="minorBidi"/>
                 <w:b w:val="0"/>
                 <w:iCs w:val="0"/>
+                <w:noProof/>
                 <w:color w:val="auto"/>
                 <w:kern w:val="2"/>
                 <w:szCs w:val="24"/>
-                <w:lang w:eastAsia="sk-SK"/>
+                <w:lang w:val="sk-SK" w:eastAsia="sk-SK"/>
                 <w14:ligatures w14:val="standardContextual"/>
               </w:rPr>
               <w:tab/>
@@ -2688,46 +2989,54 @@
               <w:rPr>
                 <w:rStyle w:val="Hypertextovodkaz"/>
                 <w:rFonts w:eastAsiaTheme="majorEastAsia"/>
+                <w:noProof/>
               </w:rPr>
               <w:t>Backlog</w:t>
             </w:r>
             <w:r>
               <w:rPr>
+                <w:noProof/>
                 <w:webHidden/>
               </w:rPr>
               <w:tab/>
             </w:r>
             <w:r>
               <w:rPr>
+                <w:noProof/>
                 <w:webHidden/>
               </w:rPr>
               <w:fldChar w:fldCharType="begin"/>
             </w:r>
             <w:r>
               <w:rPr>
-                <w:webHidden/>
-              </w:rPr>
-              <w:instrText xml:space="preserve"> PAGEREF _Toc213411306 \h </w:instrText>
-            </w:r>
-            <w:r>
-              <w:rPr>
-                <w:webHidden/>
-              </w:rPr>
-            </w:r>
-            <w:r>
-              <w:rPr>
+                <w:noProof/>
+                <w:webHidden/>
+              </w:rPr>
+              <w:instrText xml:space="preserve"> PAGEREF _Toc215741692 \h </w:instrText>
+            </w:r>
+            <w:r>
+              <w:rPr>
+                <w:noProof/>
+                <w:webHidden/>
+              </w:rPr>
+            </w:r>
+            <w:r>
+              <w:rPr>
+                <w:noProof/>
                 <w:webHidden/>
               </w:rPr>
               <w:fldChar w:fldCharType="separate"/>
             </w:r>
             <w:r>
               <w:rPr>
-                <w:webHidden/>
-              </w:rPr>
-              <w:t>8</w:t>
-            </w:r>
-            <w:r>
-              <w:rPr>
+                <w:noProof/>
+                <w:webHidden/>
+              </w:rPr>
+              <w:t>12</w:t>
+            </w:r>
+            <w:r>
+              <w:rPr>
+                <w:noProof/>
                 <w:webHidden/>
               </w:rPr>
               <w:fldChar w:fldCharType="end"/>
@@ -2743,28 +3052,31 @@
             </w:tabs>
             <w:rPr>
               <w:rFonts w:asciiTheme="minorHAnsi" w:eastAsiaTheme="minorEastAsia" w:hAnsiTheme="minorHAnsi" w:cstheme="minorBidi"/>
+              <w:noProof/>
               <w:color w:val="auto"/>
               <w:kern w:val="2"/>
               <w:szCs w:val="24"/>
-              <w:lang w:eastAsia="sk-SK"/>
+              <w:lang w:val="sk-SK" w:eastAsia="sk-SK"/>
               <w14:ligatures w14:val="standardContextual"/>
             </w:rPr>
           </w:pPr>
-          <w:hyperlink w:anchor="_Toc213411307" w:history="1">
+          <w:hyperlink w:anchor="_Toc215741693" w:history="1">
             <w:r>
               <w:rPr>
                 <w:rStyle w:val="Hypertextovodkaz"/>
                 <w:rFonts w:eastAsiaTheme="majorEastAsia"/>
+                <w:noProof/>
               </w:rPr>
               <w:t>1.6.1</w:t>
             </w:r>
             <w:r>
               <w:rPr>
                 <w:rFonts w:asciiTheme="minorHAnsi" w:eastAsiaTheme="minorEastAsia" w:hAnsiTheme="minorHAnsi" w:cstheme="minorBidi"/>
+                <w:noProof/>
                 <w:color w:val="auto"/>
                 <w:kern w:val="2"/>
                 <w:szCs w:val="24"/>
-                <w:lang w:eastAsia="sk-SK"/>
+                <w:lang w:val="sk-SK" w:eastAsia="sk-SK"/>
                 <w14:ligatures w14:val="standardContextual"/>
               </w:rPr>
               <w:tab/>
@@ -2773,46 +3085,54 @@
               <w:rPr>
                 <w:rStyle w:val="Hypertextovodkaz"/>
                 <w:rFonts w:eastAsiaTheme="majorEastAsia"/>
+                <w:noProof/>
               </w:rPr>
               <w:t>Git Kanban</w:t>
             </w:r>
             <w:r>
               <w:rPr>
+                <w:noProof/>
                 <w:webHidden/>
               </w:rPr>
               <w:tab/>
             </w:r>
             <w:r>
               <w:rPr>
+                <w:noProof/>
                 <w:webHidden/>
               </w:rPr>
               <w:fldChar w:fldCharType="begin"/>
             </w:r>
             <w:r>
               <w:rPr>
-                <w:webHidden/>
-              </w:rPr>
-              <w:instrText xml:space="preserve"> PAGEREF _Toc213411307 \h </w:instrText>
-            </w:r>
-            <w:r>
-              <w:rPr>
-                <w:webHidden/>
-              </w:rPr>
-            </w:r>
-            <w:r>
-              <w:rPr>
+                <w:noProof/>
+                <w:webHidden/>
+              </w:rPr>
+              <w:instrText xml:space="preserve"> PAGEREF _Toc215741693 \h </w:instrText>
+            </w:r>
+            <w:r>
+              <w:rPr>
+                <w:noProof/>
+                <w:webHidden/>
+              </w:rPr>
+            </w:r>
+            <w:r>
+              <w:rPr>
+                <w:noProof/>
                 <w:webHidden/>
               </w:rPr>
               <w:fldChar w:fldCharType="separate"/>
             </w:r>
             <w:r>
               <w:rPr>
-                <w:webHidden/>
-              </w:rPr>
-              <w:t>8</w:t>
-            </w:r>
-            <w:r>
-              <w:rPr>
+                <w:noProof/>
+                <w:webHidden/>
+              </w:rPr>
+              <w:t>12</w:t>
+            </w:r>
+            <w:r>
+              <w:rPr>
+                <w:noProof/>
                 <w:webHidden/>
               </w:rPr>
               <w:fldChar w:fldCharType="end"/>
@@ -2830,18 +3150,20 @@
               <w:rFonts w:asciiTheme="minorHAnsi" w:eastAsiaTheme="minorEastAsia" w:hAnsiTheme="minorHAnsi" w:cstheme="minorBidi"/>
               <w:b w:val="0"/>
               <w:bCs w:val="0"/>
+              <w:noProof/>
               <w:color w:val="auto"/>
               <w:kern w:val="2"/>
               <w:szCs w:val="24"/>
-              <w:lang w:eastAsia="sk-SK"/>
+              <w:lang w:val="sk-SK" w:eastAsia="sk-SK"/>
               <w14:ligatures w14:val="standardContextual"/>
             </w:rPr>
           </w:pPr>
-          <w:hyperlink w:anchor="_Toc213411308" w:history="1">
+          <w:hyperlink w:anchor="_Toc215741694" w:history="1">
             <w:r>
               <w:rPr>
                 <w:rStyle w:val="Hypertextovodkaz"/>
                 <w:rFonts w:eastAsiaTheme="majorEastAsia"/>
+                <w:noProof/>
               </w:rPr>
               <w:t>2</w:t>
             </w:r>
@@ -2850,10 +3172,11 @@
                 <w:rFonts w:asciiTheme="minorHAnsi" w:eastAsiaTheme="minorEastAsia" w:hAnsiTheme="minorHAnsi" w:cstheme="minorBidi"/>
                 <w:b w:val="0"/>
                 <w:bCs w:val="0"/>
+                <w:noProof/>
                 <w:color w:val="auto"/>
                 <w:kern w:val="2"/>
                 <w:szCs w:val="24"/>
-                <w:lang w:eastAsia="sk-SK"/>
+                <w:lang w:val="sk-SK" w:eastAsia="sk-SK"/>
                 <w14:ligatures w14:val="standardContextual"/>
               </w:rPr>
               <w:tab/>
@@ -2862,46 +3185,54 @@
               <w:rPr>
                 <w:rStyle w:val="Hypertextovodkaz"/>
                 <w:rFonts w:eastAsiaTheme="majorEastAsia"/>
+                <w:noProof/>
               </w:rPr>
               <w:t>Praktická část</w:t>
             </w:r>
             <w:r>
               <w:rPr>
+                <w:noProof/>
                 <w:webHidden/>
               </w:rPr>
               <w:tab/>
             </w:r>
             <w:r>
               <w:rPr>
+                <w:noProof/>
                 <w:webHidden/>
               </w:rPr>
               <w:fldChar w:fldCharType="begin"/>
             </w:r>
             <w:r>
               <w:rPr>
-                <w:webHidden/>
-              </w:rPr>
-              <w:instrText xml:space="preserve"> PAGEREF _Toc213411308 \h </w:instrText>
-            </w:r>
-            <w:r>
-              <w:rPr>
-                <w:webHidden/>
-              </w:rPr>
-            </w:r>
-            <w:r>
-              <w:rPr>
+                <w:noProof/>
+                <w:webHidden/>
+              </w:rPr>
+              <w:instrText xml:space="preserve"> PAGEREF _Toc215741694 \h </w:instrText>
+            </w:r>
+            <w:r>
+              <w:rPr>
+                <w:noProof/>
+                <w:webHidden/>
+              </w:rPr>
+            </w:r>
+            <w:r>
+              <w:rPr>
+                <w:noProof/>
                 <w:webHidden/>
               </w:rPr>
               <w:fldChar w:fldCharType="separate"/>
             </w:r>
             <w:r>
               <w:rPr>
-                <w:webHidden/>
-              </w:rPr>
-              <w:t>9</w:t>
-            </w:r>
-            <w:r>
-              <w:rPr>
+                <w:noProof/>
+                <w:webHidden/>
+              </w:rPr>
+              <w:t>13</w:t>
+            </w:r>
+            <w:r>
+              <w:rPr>
+                <w:noProof/>
                 <w:webHidden/>
               </w:rPr>
               <w:fldChar w:fldCharType="end"/>
@@ -2919,18 +3250,20 @@
               <w:rFonts w:asciiTheme="minorHAnsi" w:eastAsiaTheme="minorEastAsia" w:hAnsiTheme="minorHAnsi" w:cstheme="minorBidi"/>
               <w:b w:val="0"/>
               <w:iCs w:val="0"/>
+              <w:noProof/>
               <w:color w:val="auto"/>
               <w:kern w:val="2"/>
               <w:szCs w:val="24"/>
-              <w:lang w:eastAsia="sk-SK"/>
+              <w:lang w:val="sk-SK" w:eastAsia="sk-SK"/>
               <w14:ligatures w14:val="standardContextual"/>
             </w:rPr>
           </w:pPr>
-          <w:hyperlink w:anchor="_Toc213411309" w:history="1">
+          <w:hyperlink w:anchor="_Toc215741695" w:history="1">
             <w:r>
               <w:rPr>
                 <w:rStyle w:val="Hypertextovodkaz"/>
                 <w:rFonts w:eastAsiaTheme="majorEastAsia"/>
+                <w:noProof/>
               </w:rPr>
               <w:t>2.1</w:t>
             </w:r>
@@ -2939,10 +3272,11 @@
                 <w:rFonts w:asciiTheme="minorHAnsi" w:eastAsiaTheme="minorEastAsia" w:hAnsiTheme="minorHAnsi" w:cstheme="minorBidi"/>
                 <w:b w:val="0"/>
                 <w:iCs w:val="0"/>
+                <w:noProof/>
                 <w:color w:val="auto"/>
                 <w:kern w:val="2"/>
                 <w:szCs w:val="24"/>
-                <w:lang w:eastAsia="sk-SK"/>
+                <w:lang w:val="sk-SK" w:eastAsia="sk-SK"/>
                 <w14:ligatures w14:val="standardContextual"/>
               </w:rPr>
               <w:tab/>
@@ -2951,46 +3285,54 @@
               <w:rPr>
                 <w:rStyle w:val="Hypertextovodkaz"/>
                 <w:rFonts w:eastAsiaTheme="majorEastAsia"/>
+                <w:noProof/>
               </w:rPr>
               <w:t>Návrh aplikace</w:t>
             </w:r>
             <w:r>
               <w:rPr>
+                <w:noProof/>
                 <w:webHidden/>
               </w:rPr>
               <w:tab/>
             </w:r>
             <w:r>
               <w:rPr>
+                <w:noProof/>
                 <w:webHidden/>
               </w:rPr>
               <w:fldChar w:fldCharType="begin"/>
             </w:r>
             <w:r>
               <w:rPr>
-                <w:webHidden/>
-              </w:rPr>
-              <w:instrText xml:space="preserve"> PAGEREF _Toc213411309 \h </w:instrText>
-            </w:r>
-            <w:r>
-              <w:rPr>
-                <w:webHidden/>
-              </w:rPr>
-            </w:r>
-            <w:r>
-              <w:rPr>
+                <w:noProof/>
+                <w:webHidden/>
+              </w:rPr>
+              <w:instrText xml:space="preserve"> PAGEREF _Toc215741695 \h </w:instrText>
+            </w:r>
+            <w:r>
+              <w:rPr>
+                <w:noProof/>
+                <w:webHidden/>
+              </w:rPr>
+            </w:r>
+            <w:r>
+              <w:rPr>
+                <w:noProof/>
                 <w:webHidden/>
               </w:rPr>
               <w:fldChar w:fldCharType="separate"/>
             </w:r>
             <w:r>
               <w:rPr>
-                <w:webHidden/>
-              </w:rPr>
-              <w:t>9</w:t>
-            </w:r>
-            <w:r>
-              <w:rPr>
+                <w:noProof/>
+                <w:webHidden/>
+              </w:rPr>
+              <w:t>13</w:t>
+            </w:r>
+            <w:r>
+              <w:rPr>
+                <w:noProof/>
                 <w:webHidden/>
               </w:rPr>
               <w:fldChar w:fldCharType="end"/>
@@ -3006,28 +3348,31 @@
             </w:tabs>
             <w:rPr>
               <w:rFonts w:asciiTheme="minorHAnsi" w:eastAsiaTheme="minorEastAsia" w:hAnsiTheme="minorHAnsi" w:cstheme="minorBidi"/>
+              <w:noProof/>
               <w:color w:val="auto"/>
               <w:kern w:val="2"/>
               <w:szCs w:val="24"/>
-              <w:lang w:eastAsia="sk-SK"/>
+              <w:lang w:val="sk-SK" w:eastAsia="sk-SK"/>
               <w14:ligatures w14:val="standardContextual"/>
             </w:rPr>
           </w:pPr>
-          <w:hyperlink w:anchor="_Toc213411310" w:history="1">
+          <w:hyperlink w:anchor="_Toc215741696" w:history="1">
             <w:r>
               <w:rPr>
                 <w:rStyle w:val="Hypertextovodkaz"/>
                 <w:rFonts w:eastAsiaTheme="majorEastAsia"/>
+                <w:noProof/>
               </w:rPr>
               <w:t>2.1.1</w:t>
             </w:r>
             <w:r>
               <w:rPr>
                 <w:rFonts w:asciiTheme="minorHAnsi" w:eastAsiaTheme="minorEastAsia" w:hAnsiTheme="minorHAnsi" w:cstheme="minorBidi"/>
+                <w:noProof/>
                 <w:color w:val="auto"/>
                 <w:kern w:val="2"/>
                 <w:szCs w:val="24"/>
-                <w:lang w:eastAsia="sk-SK"/>
+                <w:lang w:val="sk-SK" w:eastAsia="sk-SK"/>
                 <w14:ligatures w14:val="standardContextual"/>
               </w:rPr>
               <w:tab/>
@@ -3036,46 +3381,54 @@
               <w:rPr>
                 <w:rStyle w:val="Hypertextovodkaz"/>
                 <w:rFonts w:eastAsiaTheme="majorEastAsia"/>
+                <w:noProof/>
               </w:rPr>
               <w:t>Struktura projektu</w:t>
             </w:r>
             <w:r>
               <w:rPr>
+                <w:noProof/>
                 <w:webHidden/>
               </w:rPr>
               <w:tab/>
             </w:r>
             <w:r>
               <w:rPr>
+                <w:noProof/>
                 <w:webHidden/>
               </w:rPr>
               <w:fldChar w:fldCharType="begin"/>
             </w:r>
             <w:r>
               <w:rPr>
-                <w:webHidden/>
-              </w:rPr>
-              <w:instrText xml:space="preserve"> PAGEREF _Toc213411310 \h </w:instrText>
-            </w:r>
-            <w:r>
-              <w:rPr>
-                <w:webHidden/>
-              </w:rPr>
-            </w:r>
-            <w:r>
-              <w:rPr>
+                <w:noProof/>
+                <w:webHidden/>
+              </w:rPr>
+              <w:instrText xml:space="preserve"> PAGEREF _Toc215741696 \h </w:instrText>
+            </w:r>
+            <w:r>
+              <w:rPr>
+                <w:noProof/>
+                <w:webHidden/>
+              </w:rPr>
+            </w:r>
+            <w:r>
+              <w:rPr>
+                <w:noProof/>
                 <w:webHidden/>
               </w:rPr>
               <w:fldChar w:fldCharType="separate"/>
             </w:r>
             <w:r>
               <w:rPr>
-                <w:webHidden/>
-              </w:rPr>
-              <w:t>9</w:t>
-            </w:r>
-            <w:r>
-              <w:rPr>
+                <w:noProof/>
+                <w:webHidden/>
+              </w:rPr>
+              <w:t>13</w:t>
+            </w:r>
+            <w:r>
+              <w:rPr>
+                <w:noProof/>
                 <w:webHidden/>
               </w:rPr>
               <w:fldChar w:fldCharType="end"/>
@@ -3091,28 +3444,31 @@
             </w:tabs>
             <w:rPr>
               <w:rFonts w:asciiTheme="minorHAnsi" w:eastAsiaTheme="minorEastAsia" w:hAnsiTheme="minorHAnsi" w:cstheme="minorBidi"/>
+              <w:noProof/>
               <w:color w:val="auto"/>
               <w:kern w:val="2"/>
               <w:szCs w:val="24"/>
-              <w:lang w:eastAsia="sk-SK"/>
+              <w:lang w:val="sk-SK" w:eastAsia="sk-SK"/>
               <w14:ligatures w14:val="standardContextual"/>
             </w:rPr>
           </w:pPr>
-          <w:hyperlink w:anchor="_Toc213411311" w:history="1">
+          <w:hyperlink w:anchor="_Toc215741697" w:history="1">
             <w:r>
               <w:rPr>
                 <w:rStyle w:val="Hypertextovodkaz"/>
                 <w:rFonts w:eastAsiaTheme="majorEastAsia"/>
+                <w:noProof/>
               </w:rPr>
               <w:t>2.1.2</w:t>
             </w:r>
             <w:r>
               <w:rPr>
                 <w:rFonts w:asciiTheme="minorHAnsi" w:eastAsiaTheme="minorEastAsia" w:hAnsiTheme="minorHAnsi" w:cstheme="minorBidi"/>
+                <w:noProof/>
                 <w:color w:val="auto"/>
                 <w:kern w:val="2"/>
                 <w:szCs w:val="24"/>
-                <w:lang w:eastAsia="sk-SK"/>
+                <w:lang w:val="sk-SK" w:eastAsia="sk-SK"/>
                 <w14:ligatures w14:val="standardContextual"/>
               </w:rPr>
               <w:tab/>
@@ -3121,46 +3477,54 @@
               <w:rPr>
                 <w:rStyle w:val="Hypertextovodkaz"/>
                 <w:rFonts w:eastAsiaTheme="majorEastAsia"/>
+                <w:noProof/>
               </w:rPr>
               <w:t>Návrh databáze</w:t>
             </w:r>
             <w:r>
               <w:rPr>
+                <w:noProof/>
                 <w:webHidden/>
               </w:rPr>
               <w:tab/>
             </w:r>
             <w:r>
               <w:rPr>
+                <w:noProof/>
                 <w:webHidden/>
               </w:rPr>
               <w:fldChar w:fldCharType="begin"/>
             </w:r>
             <w:r>
               <w:rPr>
-                <w:webHidden/>
-              </w:rPr>
-              <w:instrText xml:space="preserve"> PAGEREF _Toc213411311 \h </w:instrText>
-            </w:r>
-            <w:r>
-              <w:rPr>
-                <w:webHidden/>
-              </w:rPr>
-            </w:r>
-            <w:r>
-              <w:rPr>
+                <w:noProof/>
+                <w:webHidden/>
+              </w:rPr>
+              <w:instrText xml:space="preserve"> PAGEREF _Toc215741697 \h </w:instrText>
+            </w:r>
+            <w:r>
+              <w:rPr>
+                <w:noProof/>
+                <w:webHidden/>
+              </w:rPr>
+            </w:r>
+            <w:r>
+              <w:rPr>
+                <w:noProof/>
                 <w:webHidden/>
               </w:rPr>
               <w:fldChar w:fldCharType="separate"/>
             </w:r>
             <w:r>
               <w:rPr>
-                <w:webHidden/>
-              </w:rPr>
-              <w:t>9</w:t>
-            </w:r>
-            <w:r>
-              <w:rPr>
+                <w:noProof/>
+                <w:webHidden/>
+              </w:rPr>
+              <w:t>13</w:t>
+            </w:r>
+            <w:r>
+              <w:rPr>
+                <w:noProof/>
                 <w:webHidden/>
               </w:rPr>
               <w:fldChar w:fldCharType="end"/>
@@ -3176,28 +3540,31 @@
             </w:tabs>
             <w:rPr>
               <w:rFonts w:asciiTheme="minorHAnsi" w:eastAsiaTheme="minorEastAsia" w:hAnsiTheme="minorHAnsi" w:cstheme="minorBidi"/>
+              <w:noProof/>
               <w:color w:val="auto"/>
               <w:kern w:val="2"/>
               <w:szCs w:val="24"/>
-              <w:lang w:eastAsia="sk-SK"/>
+              <w:lang w:val="sk-SK" w:eastAsia="sk-SK"/>
               <w14:ligatures w14:val="standardContextual"/>
             </w:rPr>
           </w:pPr>
-          <w:hyperlink w:anchor="_Toc213411312" w:history="1">
+          <w:hyperlink w:anchor="_Toc215741698" w:history="1">
             <w:r>
               <w:rPr>
                 <w:rStyle w:val="Hypertextovodkaz"/>
                 <w:rFonts w:eastAsiaTheme="majorEastAsia"/>
+                <w:noProof/>
               </w:rPr>
               <w:t>2.1.3</w:t>
             </w:r>
             <w:r>
               <w:rPr>
                 <w:rFonts w:asciiTheme="minorHAnsi" w:eastAsiaTheme="minorEastAsia" w:hAnsiTheme="minorHAnsi" w:cstheme="minorBidi"/>
+                <w:noProof/>
                 <w:color w:val="auto"/>
                 <w:kern w:val="2"/>
                 <w:szCs w:val="24"/>
-                <w:lang w:eastAsia="sk-SK"/>
+                <w:lang w:val="sk-SK" w:eastAsia="sk-SK"/>
                 <w14:ligatures w14:val="standardContextual"/>
               </w:rPr>
               <w:tab/>
@@ -3206,46 +3573,54 @@
               <w:rPr>
                 <w:rStyle w:val="Hypertextovodkaz"/>
                 <w:rFonts w:eastAsiaTheme="majorEastAsia"/>
+                <w:noProof/>
               </w:rPr>
               <w:t>ER diagram</w:t>
             </w:r>
             <w:r>
               <w:rPr>
+                <w:noProof/>
                 <w:webHidden/>
               </w:rPr>
               <w:tab/>
             </w:r>
             <w:r>
               <w:rPr>
+                <w:noProof/>
                 <w:webHidden/>
               </w:rPr>
               <w:fldChar w:fldCharType="begin"/>
             </w:r>
             <w:r>
               <w:rPr>
-                <w:webHidden/>
-              </w:rPr>
-              <w:instrText xml:space="preserve"> PAGEREF _Toc213411312 \h </w:instrText>
-            </w:r>
-            <w:r>
-              <w:rPr>
-                <w:webHidden/>
-              </w:rPr>
-            </w:r>
-            <w:r>
-              <w:rPr>
+                <w:noProof/>
+                <w:webHidden/>
+              </w:rPr>
+              <w:instrText xml:space="preserve"> PAGEREF _Toc215741698 \h </w:instrText>
+            </w:r>
+            <w:r>
+              <w:rPr>
+                <w:noProof/>
+                <w:webHidden/>
+              </w:rPr>
+            </w:r>
+            <w:r>
+              <w:rPr>
+                <w:noProof/>
                 <w:webHidden/>
               </w:rPr>
               <w:fldChar w:fldCharType="separate"/>
             </w:r>
             <w:r>
               <w:rPr>
-                <w:webHidden/>
-              </w:rPr>
-              <w:t>9</w:t>
-            </w:r>
-            <w:r>
-              <w:rPr>
+                <w:noProof/>
+                <w:webHidden/>
+              </w:rPr>
+              <w:t>13</w:t>
+            </w:r>
+            <w:r>
+              <w:rPr>
+                <w:noProof/>
                 <w:webHidden/>
               </w:rPr>
               <w:fldChar w:fldCharType="end"/>
@@ -3263,18 +3638,20 @@
               <w:rFonts w:asciiTheme="minorHAnsi" w:eastAsiaTheme="minorEastAsia" w:hAnsiTheme="minorHAnsi" w:cstheme="minorBidi"/>
               <w:b w:val="0"/>
               <w:iCs w:val="0"/>
+              <w:noProof/>
               <w:color w:val="auto"/>
               <w:kern w:val="2"/>
               <w:szCs w:val="24"/>
-              <w:lang w:eastAsia="sk-SK"/>
+              <w:lang w:val="sk-SK" w:eastAsia="sk-SK"/>
               <w14:ligatures w14:val="standardContextual"/>
             </w:rPr>
           </w:pPr>
-          <w:hyperlink w:anchor="_Toc213411313" w:history="1">
+          <w:hyperlink w:anchor="_Toc215741699" w:history="1">
             <w:r>
               <w:rPr>
                 <w:rStyle w:val="Hypertextovodkaz"/>
                 <w:rFonts w:eastAsiaTheme="majorEastAsia"/>
+                <w:noProof/>
               </w:rPr>
               <w:t>2.2</w:t>
             </w:r>
@@ -3283,10 +3660,11 @@
                 <w:rFonts w:asciiTheme="minorHAnsi" w:eastAsiaTheme="minorEastAsia" w:hAnsiTheme="minorHAnsi" w:cstheme="minorBidi"/>
                 <w:b w:val="0"/>
                 <w:iCs w:val="0"/>
+                <w:noProof/>
                 <w:color w:val="auto"/>
                 <w:kern w:val="2"/>
                 <w:szCs w:val="24"/>
-                <w:lang w:eastAsia="sk-SK"/>
+                <w:lang w:val="sk-SK" w:eastAsia="sk-SK"/>
                 <w14:ligatures w14:val="standardContextual"/>
               </w:rPr>
               <w:tab/>
@@ -3295,46 +3673,54 @@
               <w:rPr>
                 <w:rStyle w:val="Hypertextovodkaz"/>
                 <w:rFonts w:eastAsiaTheme="majorEastAsia"/>
+                <w:noProof/>
               </w:rPr>
               <w:t>Implementace</w:t>
             </w:r>
             <w:r>
               <w:rPr>
+                <w:noProof/>
                 <w:webHidden/>
               </w:rPr>
               <w:tab/>
             </w:r>
             <w:r>
               <w:rPr>
+                <w:noProof/>
                 <w:webHidden/>
               </w:rPr>
               <w:fldChar w:fldCharType="begin"/>
             </w:r>
             <w:r>
               <w:rPr>
-                <w:webHidden/>
-              </w:rPr>
-              <w:instrText xml:space="preserve"> PAGEREF _Toc213411313 \h </w:instrText>
-            </w:r>
-            <w:r>
-              <w:rPr>
-                <w:webHidden/>
-              </w:rPr>
-            </w:r>
-            <w:r>
-              <w:rPr>
+                <w:noProof/>
+                <w:webHidden/>
+              </w:rPr>
+              <w:instrText xml:space="preserve"> PAGEREF _Toc215741699 \h </w:instrText>
+            </w:r>
+            <w:r>
+              <w:rPr>
+                <w:noProof/>
+                <w:webHidden/>
+              </w:rPr>
+            </w:r>
+            <w:r>
+              <w:rPr>
+                <w:noProof/>
                 <w:webHidden/>
               </w:rPr>
               <w:fldChar w:fldCharType="separate"/>
             </w:r>
             <w:r>
               <w:rPr>
-                <w:webHidden/>
-              </w:rPr>
-              <w:t>9</w:t>
-            </w:r>
-            <w:r>
-              <w:rPr>
+                <w:noProof/>
+                <w:webHidden/>
+              </w:rPr>
+              <w:t>13</w:t>
+            </w:r>
+            <w:r>
+              <w:rPr>
+                <w:noProof/>
                 <w:webHidden/>
               </w:rPr>
               <w:fldChar w:fldCharType="end"/>
@@ -3350,28 +3736,31 @@
             </w:tabs>
             <w:rPr>
               <w:rFonts w:asciiTheme="minorHAnsi" w:eastAsiaTheme="minorEastAsia" w:hAnsiTheme="minorHAnsi" w:cstheme="minorBidi"/>
+              <w:noProof/>
               <w:color w:val="auto"/>
               <w:kern w:val="2"/>
               <w:szCs w:val="24"/>
-              <w:lang w:eastAsia="sk-SK"/>
+              <w:lang w:val="sk-SK" w:eastAsia="sk-SK"/>
               <w14:ligatures w14:val="standardContextual"/>
             </w:rPr>
           </w:pPr>
-          <w:hyperlink w:anchor="_Toc213411314" w:history="1">
+          <w:hyperlink w:anchor="_Toc215741700" w:history="1">
             <w:r>
               <w:rPr>
                 <w:rStyle w:val="Hypertextovodkaz"/>
                 <w:rFonts w:eastAsiaTheme="majorEastAsia"/>
+                <w:noProof/>
               </w:rPr>
               <w:t>2.2.1</w:t>
             </w:r>
             <w:r>
               <w:rPr>
                 <w:rFonts w:asciiTheme="minorHAnsi" w:eastAsiaTheme="minorEastAsia" w:hAnsiTheme="minorHAnsi" w:cstheme="minorBidi"/>
+                <w:noProof/>
                 <w:color w:val="auto"/>
                 <w:kern w:val="2"/>
                 <w:szCs w:val="24"/>
-                <w:lang w:eastAsia="sk-SK"/>
+                <w:lang w:val="sk-SK" w:eastAsia="sk-SK"/>
                 <w14:ligatures w14:val="standardContextual"/>
               </w:rPr>
               <w:tab/>
@@ -3380,46 +3769,54 @@
               <w:rPr>
                 <w:rStyle w:val="Hypertextovodkaz"/>
                 <w:rFonts w:eastAsiaTheme="majorEastAsia"/>
+                <w:noProof/>
               </w:rPr>
               <w:t>Připojení databáze</w:t>
             </w:r>
             <w:r>
               <w:rPr>
+                <w:noProof/>
                 <w:webHidden/>
               </w:rPr>
               <w:tab/>
             </w:r>
             <w:r>
               <w:rPr>
+                <w:noProof/>
                 <w:webHidden/>
               </w:rPr>
               <w:fldChar w:fldCharType="begin"/>
             </w:r>
             <w:r>
               <w:rPr>
-                <w:webHidden/>
-              </w:rPr>
-              <w:instrText xml:space="preserve"> PAGEREF _Toc213411314 \h </w:instrText>
-            </w:r>
-            <w:r>
-              <w:rPr>
-                <w:webHidden/>
-              </w:rPr>
-            </w:r>
-            <w:r>
-              <w:rPr>
+                <w:noProof/>
+                <w:webHidden/>
+              </w:rPr>
+              <w:instrText xml:space="preserve"> PAGEREF _Toc215741700 \h </w:instrText>
+            </w:r>
+            <w:r>
+              <w:rPr>
+                <w:noProof/>
+                <w:webHidden/>
+              </w:rPr>
+            </w:r>
+            <w:r>
+              <w:rPr>
+                <w:noProof/>
                 <w:webHidden/>
               </w:rPr>
               <w:fldChar w:fldCharType="separate"/>
             </w:r>
             <w:r>
               <w:rPr>
-                <w:webHidden/>
-              </w:rPr>
-              <w:t>9</w:t>
-            </w:r>
-            <w:r>
-              <w:rPr>
+                <w:noProof/>
+                <w:webHidden/>
+              </w:rPr>
+              <w:t>13</w:t>
+            </w:r>
+            <w:r>
+              <w:rPr>
+                <w:noProof/>
                 <w:webHidden/>
               </w:rPr>
               <w:fldChar w:fldCharType="end"/>
@@ -3435,28 +3832,31 @@
             </w:tabs>
             <w:rPr>
               <w:rFonts w:asciiTheme="minorHAnsi" w:eastAsiaTheme="minorEastAsia" w:hAnsiTheme="minorHAnsi" w:cstheme="minorBidi"/>
+              <w:noProof/>
               <w:color w:val="auto"/>
               <w:kern w:val="2"/>
               <w:szCs w:val="24"/>
-              <w:lang w:eastAsia="sk-SK"/>
+              <w:lang w:val="sk-SK" w:eastAsia="sk-SK"/>
               <w14:ligatures w14:val="standardContextual"/>
             </w:rPr>
           </w:pPr>
-          <w:hyperlink w:anchor="_Toc213411315" w:history="1">
+          <w:hyperlink w:anchor="_Toc215741701" w:history="1">
             <w:r>
               <w:rPr>
                 <w:rStyle w:val="Hypertextovodkaz"/>
                 <w:rFonts w:eastAsiaTheme="majorEastAsia"/>
+                <w:noProof/>
               </w:rPr>
               <w:t>2.2.2</w:t>
             </w:r>
             <w:r>
               <w:rPr>
                 <w:rFonts w:asciiTheme="minorHAnsi" w:eastAsiaTheme="minorEastAsia" w:hAnsiTheme="minorHAnsi" w:cstheme="minorBidi"/>
+                <w:noProof/>
                 <w:color w:val="auto"/>
                 <w:kern w:val="2"/>
                 <w:szCs w:val="24"/>
-                <w:lang w:eastAsia="sk-SK"/>
+                <w:lang w:val="sk-SK" w:eastAsia="sk-SK"/>
                 <w14:ligatures w14:val="standardContextual"/>
               </w:rPr>
               <w:tab/>
@@ -3465,46 +3865,54 @@
               <w:rPr>
                 <w:rStyle w:val="Hypertextovodkaz"/>
                 <w:rFonts w:eastAsiaTheme="majorEastAsia"/>
+                <w:noProof/>
               </w:rPr>
               <w:t>Registrace uživatele</w:t>
             </w:r>
             <w:r>
               <w:rPr>
+                <w:noProof/>
                 <w:webHidden/>
               </w:rPr>
               <w:tab/>
             </w:r>
             <w:r>
               <w:rPr>
+                <w:noProof/>
                 <w:webHidden/>
               </w:rPr>
               <w:fldChar w:fldCharType="begin"/>
             </w:r>
             <w:r>
               <w:rPr>
-                <w:webHidden/>
-              </w:rPr>
-              <w:instrText xml:space="preserve"> PAGEREF _Toc213411315 \h </w:instrText>
-            </w:r>
-            <w:r>
-              <w:rPr>
-                <w:webHidden/>
-              </w:rPr>
-            </w:r>
-            <w:r>
-              <w:rPr>
+                <w:noProof/>
+                <w:webHidden/>
+              </w:rPr>
+              <w:instrText xml:space="preserve"> PAGEREF _Toc215741701 \h </w:instrText>
+            </w:r>
+            <w:r>
+              <w:rPr>
+                <w:noProof/>
+                <w:webHidden/>
+              </w:rPr>
+            </w:r>
+            <w:r>
+              <w:rPr>
+                <w:noProof/>
                 <w:webHidden/>
               </w:rPr>
               <w:fldChar w:fldCharType="separate"/>
             </w:r>
             <w:r>
               <w:rPr>
-                <w:webHidden/>
-              </w:rPr>
-              <w:t>9</w:t>
-            </w:r>
-            <w:r>
-              <w:rPr>
+                <w:noProof/>
+                <w:webHidden/>
+              </w:rPr>
+              <w:t>13</w:t>
+            </w:r>
+            <w:r>
+              <w:rPr>
+                <w:noProof/>
                 <w:webHidden/>
               </w:rPr>
               <w:fldChar w:fldCharType="end"/>
@@ -3520,28 +3928,31 @@
             </w:tabs>
             <w:rPr>
               <w:rFonts w:asciiTheme="minorHAnsi" w:eastAsiaTheme="minorEastAsia" w:hAnsiTheme="minorHAnsi" w:cstheme="minorBidi"/>
+              <w:noProof/>
               <w:color w:val="auto"/>
               <w:kern w:val="2"/>
               <w:szCs w:val="24"/>
-              <w:lang w:eastAsia="sk-SK"/>
+              <w:lang w:val="sk-SK" w:eastAsia="sk-SK"/>
               <w14:ligatures w14:val="standardContextual"/>
             </w:rPr>
           </w:pPr>
-          <w:hyperlink w:anchor="_Toc213411316" w:history="1">
+          <w:hyperlink w:anchor="_Toc215741702" w:history="1">
             <w:r>
               <w:rPr>
                 <w:rStyle w:val="Hypertextovodkaz"/>
                 <w:rFonts w:eastAsiaTheme="majorEastAsia"/>
+                <w:noProof/>
               </w:rPr>
               <w:t>2.2.3</w:t>
             </w:r>
             <w:r>
               <w:rPr>
                 <w:rFonts w:asciiTheme="minorHAnsi" w:eastAsiaTheme="minorEastAsia" w:hAnsiTheme="minorHAnsi" w:cstheme="minorBidi"/>
+                <w:noProof/>
                 <w:color w:val="auto"/>
                 <w:kern w:val="2"/>
                 <w:szCs w:val="24"/>
-                <w:lang w:eastAsia="sk-SK"/>
+                <w:lang w:val="sk-SK" w:eastAsia="sk-SK"/>
                 <w14:ligatures w14:val="standardContextual"/>
               </w:rPr>
               <w:tab/>
@@ -3550,46 +3961,54 @@
               <w:rPr>
                 <w:rStyle w:val="Hypertextovodkaz"/>
                 <w:rFonts w:eastAsiaTheme="majorEastAsia"/>
+                <w:noProof/>
               </w:rPr>
               <w:t>Přihlášení uživatele</w:t>
             </w:r>
             <w:r>
               <w:rPr>
+                <w:noProof/>
                 <w:webHidden/>
               </w:rPr>
               <w:tab/>
             </w:r>
             <w:r>
               <w:rPr>
+                <w:noProof/>
                 <w:webHidden/>
               </w:rPr>
               <w:fldChar w:fldCharType="begin"/>
             </w:r>
             <w:r>
               <w:rPr>
-                <w:webHidden/>
-              </w:rPr>
-              <w:instrText xml:space="preserve"> PAGEREF _Toc213411316 \h </w:instrText>
-            </w:r>
-            <w:r>
-              <w:rPr>
-                <w:webHidden/>
-              </w:rPr>
-            </w:r>
-            <w:r>
-              <w:rPr>
+                <w:noProof/>
+                <w:webHidden/>
+              </w:rPr>
+              <w:instrText xml:space="preserve"> PAGEREF _Toc215741702 \h </w:instrText>
+            </w:r>
+            <w:r>
+              <w:rPr>
+                <w:noProof/>
+                <w:webHidden/>
+              </w:rPr>
+            </w:r>
+            <w:r>
+              <w:rPr>
+                <w:noProof/>
                 <w:webHidden/>
               </w:rPr>
               <w:fldChar w:fldCharType="separate"/>
             </w:r>
             <w:r>
               <w:rPr>
-                <w:webHidden/>
-              </w:rPr>
-              <w:t>9</w:t>
-            </w:r>
-            <w:r>
-              <w:rPr>
+                <w:noProof/>
+                <w:webHidden/>
+              </w:rPr>
+              <w:t>13</w:t>
+            </w:r>
+            <w:r>
+              <w:rPr>
+                <w:noProof/>
                 <w:webHidden/>
               </w:rPr>
               <w:fldChar w:fldCharType="end"/>
@@ -3605,28 +4024,31 @@
             </w:tabs>
             <w:rPr>
               <w:rFonts w:asciiTheme="minorHAnsi" w:eastAsiaTheme="minorEastAsia" w:hAnsiTheme="minorHAnsi" w:cstheme="minorBidi"/>
+              <w:noProof/>
               <w:color w:val="auto"/>
               <w:kern w:val="2"/>
               <w:szCs w:val="24"/>
-              <w:lang w:eastAsia="sk-SK"/>
+              <w:lang w:val="sk-SK" w:eastAsia="sk-SK"/>
               <w14:ligatures w14:val="standardContextual"/>
             </w:rPr>
           </w:pPr>
-          <w:hyperlink w:anchor="_Toc213411317" w:history="1">
+          <w:hyperlink w:anchor="_Toc215741703" w:history="1">
             <w:r>
               <w:rPr>
                 <w:rStyle w:val="Hypertextovodkaz"/>
                 <w:rFonts w:eastAsiaTheme="majorEastAsia"/>
+                <w:noProof/>
               </w:rPr>
               <w:t>2.2.4</w:t>
             </w:r>
             <w:r>
               <w:rPr>
                 <w:rFonts w:asciiTheme="minorHAnsi" w:eastAsiaTheme="minorEastAsia" w:hAnsiTheme="minorHAnsi" w:cstheme="minorBidi"/>
+                <w:noProof/>
                 <w:color w:val="auto"/>
                 <w:kern w:val="2"/>
                 <w:szCs w:val="24"/>
-                <w:lang w:eastAsia="sk-SK"/>
+                <w:lang w:val="sk-SK" w:eastAsia="sk-SK"/>
                 <w14:ligatures w14:val="standardContextual"/>
               </w:rPr>
               <w:tab/>
@@ -3635,46 +4057,54 @@
               <w:rPr>
                 <w:rStyle w:val="Hypertextovodkaz"/>
                 <w:rFonts w:eastAsiaTheme="majorEastAsia"/>
+                <w:noProof/>
               </w:rPr>
               <w:t>Správa hesel</w:t>
             </w:r>
             <w:r>
               <w:rPr>
+                <w:noProof/>
                 <w:webHidden/>
               </w:rPr>
               <w:tab/>
             </w:r>
             <w:r>
               <w:rPr>
+                <w:noProof/>
                 <w:webHidden/>
               </w:rPr>
               <w:fldChar w:fldCharType="begin"/>
             </w:r>
             <w:r>
               <w:rPr>
-                <w:webHidden/>
-              </w:rPr>
-              <w:instrText xml:space="preserve"> PAGEREF _Toc213411317 \h </w:instrText>
-            </w:r>
-            <w:r>
-              <w:rPr>
-                <w:webHidden/>
-              </w:rPr>
-            </w:r>
-            <w:r>
-              <w:rPr>
+                <w:noProof/>
+                <w:webHidden/>
+              </w:rPr>
+              <w:instrText xml:space="preserve"> PAGEREF _Toc215741703 \h </w:instrText>
+            </w:r>
+            <w:r>
+              <w:rPr>
+                <w:noProof/>
+                <w:webHidden/>
+              </w:rPr>
+            </w:r>
+            <w:r>
+              <w:rPr>
+                <w:noProof/>
                 <w:webHidden/>
               </w:rPr>
               <w:fldChar w:fldCharType="separate"/>
             </w:r>
             <w:r>
               <w:rPr>
-                <w:webHidden/>
-              </w:rPr>
-              <w:t>9</w:t>
-            </w:r>
-            <w:r>
-              <w:rPr>
+                <w:noProof/>
+                <w:webHidden/>
+              </w:rPr>
+              <w:t>13</w:t>
+            </w:r>
+            <w:r>
+              <w:rPr>
+                <w:noProof/>
                 <w:webHidden/>
               </w:rPr>
               <w:fldChar w:fldCharType="end"/>
@@ -3690,28 +4120,31 @@
             </w:tabs>
             <w:rPr>
               <w:rFonts w:asciiTheme="minorHAnsi" w:eastAsiaTheme="minorEastAsia" w:hAnsiTheme="minorHAnsi" w:cstheme="minorBidi"/>
+              <w:noProof/>
               <w:color w:val="auto"/>
               <w:kern w:val="2"/>
               <w:szCs w:val="24"/>
-              <w:lang w:eastAsia="sk-SK"/>
+              <w:lang w:val="sk-SK" w:eastAsia="sk-SK"/>
               <w14:ligatures w14:val="standardContextual"/>
             </w:rPr>
           </w:pPr>
-          <w:hyperlink w:anchor="_Toc213411318" w:history="1">
+          <w:hyperlink w:anchor="_Toc215741704" w:history="1">
             <w:r>
               <w:rPr>
                 <w:rStyle w:val="Hypertextovodkaz"/>
                 <w:rFonts w:eastAsiaTheme="majorEastAsia"/>
+                <w:noProof/>
               </w:rPr>
               <w:t>2.2.5</w:t>
             </w:r>
             <w:r>
               <w:rPr>
                 <w:rFonts w:asciiTheme="minorHAnsi" w:eastAsiaTheme="minorEastAsia" w:hAnsiTheme="minorHAnsi" w:cstheme="minorBidi"/>
+                <w:noProof/>
                 <w:color w:val="auto"/>
                 <w:kern w:val="2"/>
                 <w:szCs w:val="24"/>
-                <w:lang w:eastAsia="sk-SK"/>
+                <w:lang w:val="sk-SK" w:eastAsia="sk-SK"/>
                 <w14:ligatures w14:val="standardContextual"/>
               </w:rPr>
               <w:tab/>
@@ -3720,46 +4153,54 @@
               <w:rPr>
                 <w:rStyle w:val="Hypertextovodkaz"/>
                 <w:rFonts w:eastAsiaTheme="majorEastAsia"/>
+                <w:noProof/>
               </w:rPr>
               <w:t>Kategorie hesel</w:t>
             </w:r>
             <w:r>
               <w:rPr>
+                <w:noProof/>
                 <w:webHidden/>
               </w:rPr>
               <w:tab/>
             </w:r>
             <w:r>
               <w:rPr>
+                <w:noProof/>
                 <w:webHidden/>
               </w:rPr>
               <w:fldChar w:fldCharType="begin"/>
             </w:r>
             <w:r>
               <w:rPr>
-                <w:webHidden/>
-              </w:rPr>
-              <w:instrText xml:space="preserve"> PAGEREF _Toc213411318 \h </w:instrText>
-            </w:r>
-            <w:r>
-              <w:rPr>
-                <w:webHidden/>
-              </w:rPr>
-            </w:r>
-            <w:r>
-              <w:rPr>
+                <w:noProof/>
+                <w:webHidden/>
+              </w:rPr>
+              <w:instrText xml:space="preserve"> PAGEREF _Toc215741704 \h </w:instrText>
+            </w:r>
+            <w:r>
+              <w:rPr>
+                <w:noProof/>
+                <w:webHidden/>
+              </w:rPr>
+            </w:r>
+            <w:r>
+              <w:rPr>
+                <w:noProof/>
                 <w:webHidden/>
               </w:rPr>
               <w:fldChar w:fldCharType="separate"/>
             </w:r>
             <w:r>
               <w:rPr>
-                <w:webHidden/>
-              </w:rPr>
-              <w:t>9</w:t>
-            </w:r>
-            <w:r>
-              <w:rPr>
+                <w:noProof/>
+                <w:webHidden/>
+              </w:rPr>
+              <w:t>13</w:t>
+            </w:r>
+            <w:r>
+              <w:rPr>
+                <w:noProof/>
                 <w:webHidden/>
               </w:rPr>
               <w:fldChar w:fldCharType="end"/>
@@ -3775,28 +4216,31 @@
             </w:tabs>
             <w:rPr>
               <w:rFonts w:asciiTheme="minorHAnsi" w:eastAsiaTheme="minorEastAsia" w:hAnsiTheme="minorHAnsi" w:cstheme="minorBidi"/>
+              <w:noProof/>
               <w:color w:val="auto"/>
               <w:kern w:val="2"/>
               <w:szCs w:val="24"/>
-              <w:lang w:eastAsia="sk-SK"/>
+              <w:lang w:val="sk-SK" w:eastAsia="sk-SK"/>
               <w14:ligatures w14:val="standardContextual"/>
             </w:rPr>
           </w:pPr>
-          <w:hyperlink w:anchor="_Toc213411319" w:history="1">
+          <w:hyperlink w:anchor="_Toc215741705" w:history="1">
             <w:r>
               <w:rPr>
                 <w:rStyle w:val="Hypertextovodkaz"/>
                 <w:rFonts w:eastAsiaTheme="majorEastAsia"/>
+                <w:noProof/>
               </w:rPr>
               <w:t>2.2.6</w:t>
             </w:r>
             <w:r>
               <w:rPr>
                 <w:rFonts w:asciiTheme="minorHAnsi" w:eastAsiaTheme="minorEastAsia" w:hAnsiTheme="minorHAnsi" w:cstheme="minorBidi"/>
+                <w:noProof/>
                 <w:color w:val="auto"/>
                 <w:kern w:val="2"/>
                 <w:szCs w:val="24"/>
-                <w:lang w:eastAsia="sk-SK"/>
+                <w:lang w:val="sk-SK" w:eastAsia="sk-SK"/>
                 <w14:ligatures w14:val="standardContextual"/>
               </w:rPr>
               <w:tab/>
@@ -3805,46 +4249,54 @@
               <w:rPr>
                 <w:rStyle w:val="Hypertextovodkaz"/>
                 <w:rFonts w:eastAsiaTheme="majorEastAsia"/>
+                <w:noProof/>
               </w:rPr>
               <w:t>Kontrola duplicit</w:t>
             </w:r>
             <w:r>
               <w:rPr>
+                <w:noProof/>
                 <w:webHidden/>
               </w:rPr>
               <w:tab/>
             </w:r>
             <w:r>
               <w:rPr>
+                <w:noProof/>
                 <w:webHidden/>
               </w:rPr>
               <w:fldChar w:fldCharType="begin"/>
             </w:r>
             <w:r>
               <w:rPr>
-                <w:webHidden/>
-              </w:rPr>
-              <w:instrText xml:space="preserve"> PAGEREF _Toc213411319 \h </w:instrText>
-            </w:r>
-            <w:r>
-              <w:rPr>
-                <w:webHidden/>
-              </w:rPr>
-            </w:r>
-            <w:r>
-              <w:rPr>
+                <w:noProof/>
+                <w:webHidden/>
+              </w:rPr>
+              <w:instrText xml:space="preserve"> PAGEREF _Toc215741705 \h </w:instrText>
+            </w:r>
+            <w:r>
+              <w:rPr>
+                <w:noProof/>
+                <w:webHidden/>
+              </w:rPr>
+            </w:r>
+            <w:r>
+              <w:rPr>
+                <w:noProof/>
                 <w:webHidden/>
               </w:rPr>
               <w:fldChar w:fldCharType="separate"/>
             </w:r>
             <w:r>
               <w:rPr>
-                <w:webHidden/>
-              </w:rPr>
-              <w:t>9</w:t>
-            </w:r>
-            <w:r>
-              <w:rPr>
+                <w:noProof/>
+                <w:webHidden/>
+              </w:rPr>
+              <w:t>13</w:t>
+            </w:r>
+            <w:r>
+              <w:rPr>
+                <w:noProof/>
                 <w:webHidden/>
               </w:rPr>
               <w:fldChar w:fldCharType="end"/>
@@ -3860,28 +4312,31 @@
             </w:tabs>
             <w:rPr>
               <w:rFonts w:asciiTheme="minorHAnsi" w:eastAsiaTheme="minorEastAsia" w:hAnsiTheme="minorHAnsi" w:cstheme="minorBidi"/>
+              <w:noProof/>
               <w:color w:val="auto"/>
               <w:kern w:val="2"/>
               <w:szCs w:val="24"/>
-              <w:lang w:eastAsia="sk-SK"/>
+              <w:lang w:val="sk-SK" w:eastAsia="sk-SK"/>
               <w14:ligatures w14:val="standardContextual"/>
             </w:rPr>
           </w:pPr>
-          <w:hyperlink w:anchor="_Toc213411320" w:history="1">
+          <w:hyperlink w:anchor="_Toc215741706" w:history="1">
             <w:r>
               <w:rPr>
                 <w:rStyle w:val="Hypertextovodkaz"/>
                 <w:rFonts w:eastAsiaTheme="majorEastAsia"/>
+                <w:noProof/>
               </w:rPr>
               <w:t>2.2.7</w:t>
             </w:r>
             <w:r>
               <w:rPr>
                 <w:rFonts w:asciiTheme="minorHAnsi" w:eastAsiaTheme="minorEastAsia" w:hAnsiTheme="minorHAnsi" w:cstheme="minorBidi"/>
+                <w:noProof/>
                 <w:color w:val="auto"/>
                 <w:kern w:val="2"/>
                 <w:szCs w:val="24"/>
-                <w:lang w:eastAsia="sk-SK"/>
+                <w:lang w:val="sk-SK" w:eastAsia="sk-SK"/>
                 <w14:ligatures w14:val="standardContextual"/>
               </w:rPr>
               <w:tab/>
@@ -3890,46 +4345,54 @@
               <w:rPr>
                 <w:rStyle w:val="Hypertextovodkaz"/>
                 <w:rFonts w:eastAsiaTheme="majorEastAsia"/>
+                <w:noProof/>
               </w:rPr>
               <w:t>CAPTCHA validace</w:t>
             </w:r>
             <w:r>
               <w:rPr>
+                <w:noProof/>
                 <w:webHidden/>
               </w:rPr>
               <w:tab/>
             </w:r>
             <w:r>
               <w:rPr>
+                <w:noProof/>
                 <w:webHidden/>
               </w:rPr>
               <w:fldChar w:fldCharType="begin"/>
             </w:r>
             <w:r>
               <w:rPr>
-                <w:webHidden/>
-              </w:rPr>
-              <w:instrText xml:space="preserve"> PAGEREF _Toc213411320 \h </w:instrText>
-            </w:r>
-            <w:r>
-              <w:rPr>
-                <w:webHidden/>
-              </w:rPr>
-            </w:r>
-            <w:r>
-              <w:rPr>
+                <w:noProof/>
+                <w:webHidden/>
+              </w:rPr>
+              <w:instrText xml:space="preserve"> PAGEREF _Toc215741706 \h </w:instrText>
+            </w:r>
+            <w:r>
+              <w:rPr>
+                <w:noProof/>
+                <w:webHidden/>
+              </w:rPr>
+            </w:r>
+            <w:r>
+              <w:rPr>
+                <w:noProof/>
                 <w:webHidden/>
               </w:rPr>
               <w:fldChar w:fldCharType="separate"/>
             </w:r>
             <w:r>
               <w:rPr>
-                <w:webHidden/>
-              </w:rPr>
-              <w:t>9</w:t>
-            </w:r>
-            <w:r>
-              <w:rPr>
+                <w:noProof/>
+                <w:webHidden/>
+              </w:rPr>
+              <w:t>13</w:t>
+            </w:r>
+            <w:r>
+              <w:rPr>
+                <w:noProof/>
                 <w:webHidden/>
               </w:rPr>
               <w:fldChar w:fldCharType="end"/>
@@ -3945,28 +4408,31 @@
             </w:tabs>
             <w:rPr>
               <w:rFonts w:asciiTheme="minorHAnsi" w:eastAsiaTheme="minorEastAsia" w:hAnsiTheme="minorHAnsi" w:cstheme="minorBidi"/>
+              <w:noProof/>
               <w:color w:val="auto"/>
               <w:kern w:val="2"/>
               <w:szCs w:val="24"/>
-              <w:lang w:eastAsia="sk-SK"/>
+              <w:lang w:val="sk-SK" w:eastAsia="sk-SK"/>
               <w14:ligatures w14:val="standardContextual"/>
             </w:rPr>
           </w:pPr>
-          <w:hyperlink w:anchor="_Toc213411321" w:history="1">
+          <w:hyperlink w:anchor="_Toc215741707" w:history="1">
             <w:r>
               <w:rPr>
                 <w:rStyle w:val="Hypertextovodkaz"/>
                 <w:rFonts w:eastAsiaTheme="majorEastAsia"/>
+                <w:noProof/>
               </w:rPr>
               <w:t>2.2.8</w:t>
             </w:r>
             <w:r>
               <w:rPr>
                 <w:rFonts w:asciiTheme="minorHAnsi" w:eastAsiaTheme="minorEastAsia" w:hAnsiTheme="minorHAnsi" w:cstheme="minorBidi"/>
+                <w:noProof/>
                 <w:color w:val="auto"/>
                 <w:kern w:val="2"/>
                 <w:szCs w:val="24"/>
-                <w:lang w:eastAsia="sk-SK"/>
+                <w:lang w:val="sk-SK" w:eastAsia="sk-SK"/>
                 <w14:ligatures w14:val="standardContextual"/>
               </w:rPr>
               <w:tab/>
@@ -3975,46 +4441,54 @@
               <w:rPr>
                 <w:rStyle w:val="Hypertextovodkaz"/>
                 <w:rFonts w:eastAsiaTheme="majorEastAsia"/>
+                <w:noProof/>
               </w:rPr>
               <w:t>Automatické odhlášení</w:t>
             </w:r>
             <w:r>
               <w:rPr>
+                <w:noProof/>
                 <w:webHidden/>
               </w:rPr>
               <w:tab/>
             </w:r>
             <w:r>
               <w:rPr>
+                <w:noProof/>
                 <w:webHidden/>
               </w:rPr>
               <w:fldChar w:fldCharType="begin"/>
             </w:r>
             <w:r>
               <w:rPr>
-                <w:webHidden/>
-              </w:rPr>
-              <w:instrText xml:space="preserve"> PAGEREF _Toc213411321 \h </w:instrText>
-            </w:r>
-            <w:r>
-              <w:rPr>
-                <w:webHidden/>
-              </w:rPr>
-            </w:r>
-            <w:r>
-              <w:rPr>
+                <w:noProof/>
+                <w:webHidden/>
+              </w:rPr>
+              <w:instrText xml:space="preserve"> PAGEREF _Toc215741707 \h </w:instrText>
+            </w:r>
+            <w:r>
+              <w:rPr>
+                <w:noProof/>
+                <w:webHidden/>
+              </w:rPr>
+            </w:r>
+            <w:r>
+              <w:rPr>
+                <w:noProof/>
                 <w:webHidden/>
               </w:rPr>
               <w:fldChar w:fldCharType="separate"/>
             </w:r>
             <w:r>
               <w:rPr>
-                <w:webHidden/>
-              </w:rPr>
-              <w:t>9</w:t>
-            </w:r>
-            <w:r>
-              <w:rPr>
+                <w:noProof/>
+                <w:webHidden/>
+              </w:rPr>
+              <w:t>13</w:t>
+            </w:r>
+            <w:r>
+              <w:rPr>
+                <w:noProof/>
                 <w:webHidden/>
               </w:rPr>
               <w:fldChar w:fldCharType="end"/>
@@ -4032,18 +4506,20 @@
               <w:rFonts w:asciiTheme="minorHAnsi" w:eastAsiaTheme="minorEastAsia" w:hAnsiTheme="minorHAnsi" w:cstheme="minorBidi"/>
               <w:b w:val="0"/>
               <w:iCs w:val="0"/>
+              <w:noProof/>
               <w:color w:val="auto"/>
               <w:kern w:val="2"/>
               <w:szCs w:val="24"/>
-              <w:lang w:eastAsia="sk-SK"/>
+              <w:lang w:val="sk-SK" w:eastAsia="sk-SK"/>
               <w14:ligatures w14:val="standardContextual"/>
             </w:rPr>
           </w:pPr>
-          <w:hyperlink w:anchor="_Toc213411322" w:history="1">
+          <w:hyperlink w:anchor="_Toc215741708" w:history="1">
             <w:r>
               <w:rPr>
                 <w:rStyle w:val="Hypertextovodkaz"/>
                 <w:rFonts w:eastAsiaTheme="majorEastAsia"/>
+                <w:noProof/>
               </w:rPr>
               <w:t>2.3</w:t>
             </w:r>
@@ -4052,10 +4528,11 @@
                 <w:rFonts w:asciiTheme="minorHAnsi" w:eastAsiaTheme="minorEastAsia" w:hAnsiTheme="minorHAnsi" w:cstheme="minorBidi"/>
                 <w:b w:val="0"/>
                 <w:iCs w:val="0"/>
+                <w:noProof/>
                 <w:color w:val="auto"/>
                 <w:kern w:val="2"/>
                 <w:szCs w:val="24"/>
-                <w:lang w:eastAsia="sk-SK"/>
+                <w:lang w:val="sk-SK" w:eastAsia="sk-SK"/>
                 <w14:ligatures w14:val="standardContextual"/>
               </w:rPr>
               <w:tab/>
@@ -4064,46 +4541,54 @@
               <w:rPr>
                 <w:rStyle w:val="Hypertextovodkaz"/>
                 <w:rFonts w:eastAsiaTheme="majorEastAsia"/>
+                <w:noProof/>
               </w:rPr>
               <w:t>Uživatelské rozhraní</w:t>
             </w:r>
             <w:r>
               <w:rPr>
+                <w:noProof/>
                 <w:webHidden/>
               </w:rPr>
               <w:tab/>
             </w:r>
             <w:r>
               <w:rPr>
+                <w:noProof/>
                 <w:webHidden/>
               </w:rPr>
               <w:fldChar w:fldCharType="begin"/>
             </w:r>
             <w:r>
               <w:rPr>
-                <w:webHidden/>
-              </w:rPr>
-              <w:instrText xml:space="preserve"> PAGEREF _Toc213411322 \h </w:instrText>
-            </w:r>
-            <w:r>
-              <w:rPr>
-                <w:webHidden/>
-              </w:rPr>
-            </w:r>
-            <w:r>
-              <w:rPr>
+                <w:noProof/>
+                <w:webHidden/>
+              </w:rPr>
+              <w:instrText xml:space="preserve"> PAGEREF _Toc215741708 \h </w:instrText>
+            </w:r>
+            <w:r>
+              <w:rPr>
+                <w:noProof/>
+                <w:webHidden/>
+              </w:rPr>
+            </w:r>
+            <w:r>
+              <w:rPr>
+                <w:noProof/>
                 <w:webHidden/>
               </w:rPr>
               <w:fldChar w:fldCharType="separate"/>
             </w:r>
             <w:r>
               <w:rPr>
-                <w:webHidden/>
-              </w:rPr>
-              <w:t>9</w:t>
-            </w:r>
-            <w:r>
-              <w:rPr>
+                <w:noProof/>
+                <w:webHidden/>
+              </w:rPr>
+              <w:t>13</w:t>
+            </w:r>
+            <w:r>
+              <w:rPr>
+                <w:noProof/>
                 <w:webHidden/>
               </w:rPr>
               <w:fldChar w:fldCharType="end"/>
@@ -4119,28 +4604,31 @@
             </w:tabs>
             <w:rPr>
               <w:rFonts w:asciiTheme="minorHAnsi" w:eastAsiaTheme="minorEastAsia" w:hAnsiTheme="minorHAnsi" w:cstheme="minorBidi"/>
+              <w:noProof/>
               <w:color w:val="auto"/>
               <w:kern w:val="2"/>
               <w:szCs w:val="24"/>
-              <w:lang w:eastAsia="sk-SK"/>
+              <w:lang w:val="sk-SK" w:eastAsia="sk-SK"/>
               <w14:ligatures w14:val="standardContextual"/>
             </w:rPr>
           </w:pPr>
-          <w:hyperlink w:anchor="_Toc213411323" w:history="1">
+          <w:hyperlink w:anchor="_Toc215741709" w:history="1">
             <w:r>
               <w:rPr>
                 <w:rStyle w:val="Hypertextovodkaz"/>
                 <w:rFonts w:eastAsiaTheme="majorEastAsia"/>
+                <w:noProof/>
               </w:rPr>
               <w:t>2.3.1</w:t>
             </w:r>
             <w:r>
               <w:rPr>
                 <w:rFonts w:asciiTheme="minorHAnsi" w:eastAsiaTheme="minorEastAsia" w:hAnsiTheme="minorHAnsi" w:cstheme="minorBidi"/>
+                <w:noProof/>
                 <w:color w:val="auto"/>
                 <w:kern w:val="2"/>
                 <w:szCs w:val="24"/>
-                <w:lang w:eastAsia="sk-SK"/>
+                <w:lang w:val="sk-SK" w:eastAsia="sk-SK"/>
                 <w14:ligatures w14:val="standardContextual"/>
               </w:rPr>
               <w:tab/>
@@ -4149,46 +4637,54 @@
               <w:rPr>
                 <w:rStyle w:val="Hypertextovodkaz"/>
                 <w:rFonts w:eastAsiaTheme="majorEastAsia"/>
+                <w:noProof/>
               </w:rPr>
               <w:t>Ovládací prvky</w:t>
             </w:r>
             <w:r>
               <w:rPr>
+                <w:noProof/>
                 <w:webHidden/>
               </w:rPr>
               <w:tab/>
             </w:r>
             <w:r>
               <w:rPr>
+                <w:noProof/>
                 <w:webHidden/>
               </w:rPr>
               <w:fldChar w:fldCharType="begin"/>
             </w:r>
             <w:r>
               <w:rPr>
-                <w:webHidden/>
-              </w:rPr>
-              <w:instrText xml:space="preserve"> PAGEREF _Toc213411323 \h </w:instrText>
-            </w:r>
-            <w:r>
-              <w:rPr>
-                <w:webHidden/>
-              </w:rPr>
-            </w:r>
-            <w:r>
-              <w:rPr>
+                <w:noProof/>
+                <w:webHidden/>
+              </w:rPr>
+              <w:instrText xml:space="preserve"> PAGEREF _Toc215741709 \h </w:instrText>
+            </w:r>
+            <w:r>
+              <w:rPr>
+                <w:noProof/>
+                <w:webHidden/>
+              </w:rPr>
+            </w:r>
+            <w:r>
+              <w:rPr>
+                <w:noProof/>
                 <w:webHidden/>
               </w:rPr>
               <w:fldChar w:fldCharType="separate"/>
             </w:r>
             <w:r>
               <w:rPr>
-                <w:webHidden/>
-              </w:rPr>
-              <w:t>9</w:t>
-            </w:r>
-            <w:r>
-              <w:rPr>
+                <w:noProof/>
+                <w:webHidden/>
+              </w:rPr>
+              <w:t>13</w:t>
+            </w:r>
+            <w:r>
+              <w:rPr>
+                <w:noProof/>
                 <w:webHidden/>
               </w:rPr>
               <w:fldChar w:fldCharType="end"/>
@@ -4204,28 +4700,31 @@
             </w:tabs>
             <w:rPr>
               <w:rFonts w:asciiTheme="minorHAnsi" w:eastAsiaTheme="minorEastAsia" w:hAnsiTheme="minorHAnsi" w:cstheme="minorBidi"/>
+              <w:noProof/>
               <w:color w:val="auto"/>
               <w:kern w:val="2"/>
               <w:szCs w:val="24"/>
-              <w:lang w:eastAsia="sk-SK"/>
+              <w:lang w:val="sk-SK" w:eastAsia="sk-SK"/>
               <w14:ligatures w14:val="standardContextual"/>
             </w:rPr>
           </w:pPr>
-          <w:hyperlink w:anchor="_Toc213411324" w:history="1">
+          <w:hyperlink w:anchor="_Toc215741710" w:history="1">
             <w:r>
               <w:rPr>
                 <w:rStyle w:val="Hypertextovodkaz"/>
                 <w:rFonts w:eastAsiaTheme="majorEastAsia"/>
+                <w:noProof/>
               </w:rPr>
               <w:t>2.3.2</w:t>
             </w:r>
             <w:r>
               <w:rPr>
                 <w:rFonts w:asciiTheme="minorHAnsi" w:eastAsiaTheme="minorEastAsia" w:hAnsiTheme="minorHAnsi" w:cstheme="minorBidi"/>
+                <w:noProof/>
                 <w:color w:val="auto"/>
                 <w:kern w:val="2"/>
                 <w:szCs w:val="24"/>
-                <w:lang w:eastAsia="sk-SK"/>
+                <w:lang w:val="sk-SK" w:eastAsia="sk-SK"/>
                 <w14:ligatures w14:val="standardContextual"/>
               </w:rPr>
               <w:tab/>
@@ -4234,46 +4733,54 @@
               <w:rPr>
                 <w:rStyle w:val="Hypertextovodkaz"/>
                 <w:rFonts w:eastAsiaTheme="majorEastAsia"/>
+                <w:noProof/>
               </w:rPr>
               <w:t>Chybová hlášení</w:t>
             </w:r>
             <w:r>
               <w:rPr>
+                <w:noProof/>
                 <w:webHidden/>
               </w:rPr>
               <w:tab/>
             </w:r>
             <w:r>
               <w:rPr>
+                <w:noProof/>
                 <w:webHidden/>
               </w:rPr>
               <w:fldChar w:fldCharType="begin"/>
             </w:r>
             <w:r>
               <w:rPr>
-                <w:webHidden/>
-              </w:rPr>
-              <w:instrText xml:space="preserve"> PAGEREF _Toc213411324 \h </w:instrText>
-            </w:r>
-            <w:r>
-              <w:rPr>
-                <w:webHidden/>
-              </w:rPr>
-            </w:r>
-            <w:r>
-              <w:rPr>
+                <w:noProof/>
+                <w:webHidden/>
+              </w:rPr>
+              <w:instrText xml:space="preserve"> PAGEREF _Toc215741710 \h </w:instrText>
+            </w:r>
+            <w:r>
+              <w:rPr>
+                <w:noProof/>
+                <w:webHidden/>
+              </w:rPr>
+            </w:r>
+            <w:r>
+              <w:rPr>
+                <w:noProof/>
                 <w:webHidden/>
               </w:rPr>
               <w:fldChar w:fldCharType="separate"/>
             </w:r>
             <w:r>
               <w:rPr>
-                <w:webHidden/>
-              </w:rPr>
-              <w:t>9</w:t>
-            </w:r>
-            <w:r>
-              <w:rPr>
+                <w:noProof/>
+                <w:webHidden/>
+              </w:rPr>
+              <w:t>13</w:t>
+            </w:r>
+            <w:r>
+              <w:rPr>
+                <w:noProof/>
                 <w:webHidden/>
               </w:rPr>
               <w:fldChar w:fldCharType="end"/>
@@ -4291,18 +4798,20 @@
               <w:rFonts w:asciiTheme="minorHAnsi" w:eastAsiaTheme="minorEastAsia" w:hAnsiTheme="minorHAnsi" w:cstheme="minorBidi"/>
               <w:b w:val="0"/>
               <w:iCs w:val="0"/>
+              <w:noProof/>
               <w:color w:val="auto"/>
               <w:kern w:val="2"/>
               <w:szCs w:val="24"/>
-              <w:lang w:eastAsia="sk-SK"/>
+              <w:lang w:val="sk-SK" w:eastAsia="sk-SK"/>
               <w14:ligatures w14:val="standardContextual"/>
             </w:rPr>
           </w:pPr>
-          <w:hyperlink w:anchor="_Toc213411325" w:history="1">
+          <w:hyperlink w:anchor="_Toc215741711" w:history="1">
             <w:r>
               <w:rPr>
                 <w:rStyle w:val="Hypertextovodkaz"/>
                 <w:rFonts w:eastAsiaTheme="majorEastAsia"/>
+                <w:noProof/>
               </w:rPr>
               <w:t>2.4</w:t>
             </w:r>
@@ -4311,10 +4820,11 @@
                 <w:rFonts w:asciiTheme="minorHAnsi" w:eastAsiaTheme="minorEastAsia" w:hAnsiTheme="minorHAnsi" w:cstheme="minorBidi"/>
                 <w:b w:val="0"/>
                 <w:iCs w:val="0"/>
+                <w:noProof/>
                 <w:color w:val="auto"/>
                 <w:kern w:val="2"/>
                 <w:szCs w:val="24"/>
-                <w:lang w:eastAsia="sk-SK"/>
+                <w:lang w:val="sk-SK" w:eastAsia="sk-SK"/>
                 <w14:ligatures w14:val="standardContextual"/>
               </w:rPr>
               <w:tab/>
@@ -4323,46 +4833,54 @@
               <w:rPr>
                 <w:rStyle w:val="Hypertextovodkaz"/>
                 <w:rFonts w:eastAsiaTheme="majorEastAsia"/>
+                <w:noProof/>
               </w:rPr>
               <w:t>Admin funkce</w:t>
             </w:r>
             <w:r>
               <w:rPr>
+                <w:noProof/>
                 <w:webHidden/>
               </w:rPr>
               <w:tab/>
             </w:r>
             <w:r>
               <w:rPr>
+                <w:noProof/>
                 <w:webHidden/>
               </w:rPr>
               <w:fldChar w:fldCharType="begin"/>
             </w:r>
             <w:r>
               <w:rPr>
-                <w:webHidden/>
-              </w:rPr>
-              <w:instrText xml:space="preserve"> PAGEREF _Toc213411325 \h </w:instrText>
-            </w:r>
-            <w:r>
-              <w:rPr>
-                <w:webHidden/>
-              </w:rPr>
-            </w:r>
-            <w:r>
-              <w:rPr>
+                <w:noProof/>
+                <w:webHidden/>
+              </w:rPr>
+              <w:instrText xml:space="preserve"> PAGEREF _Toc215741711 \h </w:instrText>
+            </w:r>
+            <w:r>
+              <w:rPr>
+                <w:noProof/>
+                <w:webHidden/>
+              </w:rPr>
+            </w:r>
+            <w:r>
+              <w:rPr>
+                <w:noProof/>
                 <w:webHidden/>
               </w:rPr>
               <w:fldChar w:fldCharType="separate"/>
             </w:r>
             <w:r>
               <w:rPr>
-                <w:webHidden/>
-              </w:rPr>
-              <w:t>9</w:t>
-            </w:r>
-            <w:r>
-              <w:rPr>
+                <w:noProof/>
+                <w:webHidden/>
+              </w:rPr>
+              <w:t>13</w:t>
+            </w:r>
+            <w:r>
+              <w:rPr>
+                <w:noProof/>
                 <w:webHidden/>
               </w:rPr>
               <w:fldChar w:fldCharType="end"/>
@@ -4378,28 +4896,31 @@
             </w:tabs>
             <w:rPr>
               <w:rFonts w:asciiTheme="minorHAnsi" w:eastAsiaTheme="minorEastAsia" w:hAnsiTheme="minorHAnsi" w:cstheme="minorBidi"/>
+              <w:noProof/>
               <w:color w:val="auto"/>
               <w:kern w:val="2"/>
               <w:szCs w:val="24"/>
-              <w:lang w:eastAsia="sk-SK"/>
+              <w:lang w:val="sk-SK" w:eastAsia="sk-SK"/>
               <w14:ligatures w14:val="standardContextual"/>
             </w:rPr>
           </w:pPr>
-          <w:hyperlink w:anchor="_Toc213411326" w:history="1">
+          <w:hyperlink w:anchor="_Toc215741712" w:history="1">
             <w:r>
               <w:rPr>
                 <w:rStyle w:val="Hypertextovodkaz"/>
                 <w:rFonts w:eastAsiaTheme="majorEastAsia"/>
+                <w:noProof/>
               </w:rPr>
               <w:t>2.4.1</w:t>
             </w:r>
             <w:r>
               <w:rPr>
                 <w:rFonts w:asciiTheme="minorHAnsi" w:eastAsiaTheme="minorEastAsia" w:hAnsiTheme="minorHAnsi" w:cstheme="minorBidi"/>
+                <w:noProof/>
                 <w:color w:val="auto"/>
                 <w:kern w:val="2"/>
                 <w:szCs w:val="24"/>
-                <w:lang w:eastAsia="sk-SK"/>
+                <w:lang w:val="sk-SK" w:eastAsia="sk-SK"/>
                 <w14:ligatures w14:val="standardContextual"/>
               </w:rPr>
               <w:tab/>
@@ -4408,46 +4929,54 @@
               <w:rPr>
                 <w:rStyle w:val="Hypertextovodkaz"/>
                 <w:rFonts w:eastAsiaTheme="majorEastAsia"/>
+                <w:noProof/>
               </w:rPr>
               <w:t>Admin box</w:t>
             </w:r>
             <w:r>
               <w:rPr>
+                <w:noProof/>
                 <w:webHidden/>
               </w:rPr>
               <w:tab/>
             </w:r>
             <w:r>
               <w:rPr>
+                <w:noProof/>
                 <w:webHidden/>
               </w:rPr>
               <w:fldChar w:fldCharType="begin"/>
             </w:r>
             <w:r>
               <w:rPr>
-                <w:webHidden/>
-              </w:rPr>
-              <w:instrText xml:space="preserve"> PAGEREF _Toc213411326 \h </w:instrText>
-            </w:r>
-            <w:r>
-              <w:rPr>
-                <w:webHidden/>
-              </w:rPr>
-            </w:r>
-            <w:r>
-              <w:rPr>
+                <w:noProof/>
+                <w:webHidden/>
+              </w:rPr>
+              <w:instrText xml:space="preserve"> PAGEREF _Toc215741712 \h </w:instrText>
+            </w:r>
+            <w:r>
+              <w:rPr>
+                <w:noProof/>
+                <w:webHidden/>
+              </w:rPr>
+            </w:r>
+            <w:r>
+              <w:rPr>
+                <w:noProof/>
                 <w:webHidden/>
               </w:rPr>
               <w:fldChar w:fldCharType="separate"/>
             </w:r>
             <w:r>
               <w:rPr>
-                <w:webHidden/>
-              </w:rPr>
-              <w:t>9</w:t>
-            </w:r>
-            <w:r>
-              <w:rPr>
+                <w:noProof/>
+                <w:webHidden/>
+              </w:rPr>
+              <w:t>13</w:t>
+            </w:r>
+            <w:r>
+              <w:rPr>
+                <w:noProof/>
                 <w:webHidden/>
               </w:rPr>
               <w:fldChar w:fldCharType="end"/>
@@ -4463,28 +4992,31 @@
             </w:tabs>
             <w:rPr>
               <w:rFonts w:asciiTheme="minorHAnsi" w:eastAsiaTheme="minorEastAsia" w:hAnsiTheme="minorHAnsi" w:cstheme="minorBidi"/>
+              <w:noProof/>
               <w:color w:val="auto"/>
               <w:kern w:val="2"/>
               <w:szCs w:val="24"/>
-              <w:lang w:eastAsia="sk-SK"/>
+              <w:lang w:val="sk-SK" w:eastAsia="sk-SK"/>
               <w14:ligatures w14:val="standardContextual"/>
             </w:rPr>
           </w:pPr>
-          <w:hyperlink w:anchor="_Toc213411327" w:history="1">
+          <w:hyperlink w:anchor="_Toc215741713" w:history="1">
             <w:r>
               <w:rPr>
                 <w:rStyle w:val="Hypertextovodkaz"/>
                 <w:rFonts w:eastAsiaTheme="majorEastAsia"/>
+                <w:noProof/>
               </w:rPr>
               <w:t>2.4.2</w:t>
             </w:r>
             <w:r>
               <w:rPr>
                 <w:rFonts w:asciiTheme="minorHAnsi" w:eastAsiaTheme="minorEastAsia" w:hAnsiTheme="minorHAnsi" w:cstheme="minorBidi"/>
+                <w:noProof/>
                 <w:color w:val="auto"/>
                 <w:kern w:val="2"/>
                 <w:szCs w:val="24"/>
-                <w:lang w:eastAsia="sk-SK"/>
+                <w:lang w:val="sk-SK" w:eastAsia="sk-SK"/>
                 <w14:ligatures w14:val="standardContextual"/>
               </w:rPr>
               <w:tab/>
@@ -4493,46 +5025,54 @@
               <w:rPr>
                 <w:rStyle w:val="Hypertextovodkaz"/>
                 <w:rFonts w:eastAsiaTheme="majorEastAsia"/>
+                <w:noProof/>
               </w:rPr>
               <w:t>Správa uživatelů</w:t>
             </w:r>
             <w:r>
               <w:rPr>
+                <w:noProof/>
                 <w:webHidden/>
               </w:rPr>
               <w:tab/>
             </w:r>
             <w:r>
               <w:rPr>
+                <w:noProof/>
                 <w:webHidden/>
               </w:rPr>
               <w:fldChar w:fldCharType="begin"/>
             </w:r>
             <w:r>
               <w:rPr>
-                <w:webHidden/>
-              </w:rPr>
-              <w:instrText xml:space="preserve"> PAGEREF _Toc213411327 \h </w:instrText>
-            </w:r>
-            <w:r>
-              <w:rPr>
-                <w:webHidden/>
-              </w:rPr>
-            </w:r>
-            <w:r>
-              <w:rPr>
+                <w:noProof/>
+                <w:webHidden/>
+              </w:rPr>
+              <w:instrText xml:space="preserve"> PAGEREF _Toc215741713 \h </w:instrText>
+            </w:r>
+            <w:r>
+              <w:rPr>
+                <w:noProof/>
+                <w:webHidden/>
+              </w:rPr>
+            </w:r>
+            <w:r>
+              <w:rPr>
+                <w:noProof/>
                 <w:webHidden/>
               </w:rPr>
               <w:fldChar w:fldCharType="separate"/>
             </w:r>
             <w:r>
               <w:rPr>
-                <w:webHidden/>
-              </w:rPr>
-              <w:t>9</w:t>
-            </w:r>
-            <w:r>
-              <w:rPr>
+                <w:noProof/>
+                <w:webHidden/>
+              </w:rPr>
+              <w:t>13</w:t>
+            </w:r>
+            <w:r>
+              <w:rPr>
+                <w:noProof/>
                 <w:webHidden/>
               </w:rPr>
               <w:fldChar w:fldCharType="end"/>
@@ -4550,18 +5090,20 @@
               <w:rFonts w:asciiTheme="minorHAnsi" w:eastAsiaTheme="minorEastAsia" w:hAnsiTheme="minorHAnsi" w:cstheme="minorBidi"/>
               <w:b w:val="0"/>
               <w:iCs w:val="0"/>
+              <w:noProof/>
               <w:color w:val="auto"/>
               <w:kern w:val="2"/>
               <w:szCs w:val="24"/>
-              <w:lang w:eastAsia="sk-SK"/>
+              <w:lang w:val="sk-SK" w:eastAsia="sk-SK"/>
               <w14:ligatures w14:val="standardContextual"/>
             </w:rPr>
           </w:pPr>
-          <w:hyperlink w:anchor="_Toc213411328" w:history="1">
+          <w:hyperlink w:anchor="_Toc215741714" w:history="1">
             <w:r>
               <w:rPr>
                 <w:rStyle w:val="Hypertextovodkaz"/>
                 <w:rFonts w:eastAsiaTheme="majorEastAsia"/>
+                <w:noProof/>
               </w:rPr>
               <w:t>2.5</w:t>
             </w:r>
@@ -4570,10 +5112,11 @@
                 <w:rFonts w:asciiTheme="minorHAnsi" w:eastAsiaTheme="minorEastAsia" w:hAnsiTheme="minorHAnsi" w:cstheme="minorBidi"/>
                 <w:b w:val="0"/>
                 <w:iCs w:val="0"/>
+                <w:noProof/>
                 <w:color w:val="auto"/>
                 <w:kern w:val="2"/>
                 <w:szCs w:val="24"/>
-                <w:lang w:eastAsia="sk-SK"/>
+                <w:lang w:val="sk-SK" w:eastAsia="sk-SK"/>
                 <w14:ligatures w14:val="standardContextual"/>
               </w:rPr>
               <w:tab/>
@@ -4582,46 +5125,54 @@
               <w:rPr>
                 <w:rStyle w:val="Hypertextovodkaz"/>
                 <w:rFonts w:eastAsiaTheme="majorEastAsia"/>
+                <w:noProof/>
               </w:rPr>
               <w:t>Výsledná aplikace</w:t>
             </w:r>
             <w:r>
               <w:rPr>
+                <w:noProof/>
                 <w:webHidden/>
               </w:rPr>
               <w:tab/>
             </w:r>
             <w:r>
               <w:rPr>
+                <w:noProof/>
                 <w:webHidden/>
               </w:rPr>
               <w:fldChar w:fldCharType="begin"/>
             </w:r>
             <w:r>
               <w:rPr>
-                <w:webHidden/>
-              </w:rPr>
-              <w:instrText xml:space="preserve"> PAGEREF _Toc213411328 \h </w:instrText>
-            </w:r>
-            <w:r>
-              <w:rPr>
-                <w:webHidden/>
-              </w:rPr>
-            </w:r>
-            <w:r>
-              <w:rPr>
+                <w:noProof/>
+                <w:webHidden/>
+              </w:rPr>
+              <w:instrText xml:space="preserve"> PAGEREF _Toc215741714 \h </w:instrText>
+            </w:r>
+            <w:r>
+              <w:rPr>
+                <w:noProof/>
+                <w:webHidden/>
+              </w:rPr>
+            </w:r>
+            <w:r>
+              <w:rPr>
+                <w:noProof/>
                 <w:webHidden/>
               </w:rPr>
               <w:fldChar w:fldCharType="separate"/>
             </w:r>
             <w:r>
               <w:rPr>
-                <w:webHidden/>
-              </w:rPr>
-              <w:t>9</w:t>
-            </w:r>
-            <w:r>
-              <w:rPr>
+                <w:noProof/>
+                <w:webHidden/>
+              </w:rPr>
+              <w:t>13</w:t>
+            </w:r>
+            <w:r>
+              <w:rPr>
+                <w:noProof/>
                 <w:webHidden/>
               </w:rPr>
               <w:fldChar w:fldCharType="end"/>
@@ -4638,58 +5189,67 @@
               <w:rFonts w:asciiTheme="minorHAnsi" w:eastAsiaTheme="minorEastAsia" w:hAnsiTheme="minorHAnsi" w:cstheme="minorBidi"/>
               <w:b w:val="0"/>
               <w:bCs w:val="0"/>
+              <w:noProof/>
               <w:color w:val="auto"/>
               <w:kern w:val="2"/>
               <w:szCs w:val="24"/>
-              <w:lang w:eastAsia="sk-SK"/>
+              <w:lang w:val="sk-SK" w:eastAsia="sk-SK"/>
               <w14:ligatures w14:val="standardContextual"/>
             </w:rPr>
           </w:pPr>
-          <w:hyperlink w:anchor="_Toc213411329" w:history="1">
+          <w:hyperlink w:anchor="_Toc215741715" w:history="1">
             <w:r>
               <w:rPr>
                 <w:rStyle w:val="Hypertextovodkaz"/>
                 <w:rFonts w:eastAsiaTheme="majorEastAsia"/>
+                <w:noProof/>
               </w:rPr>
               <w:t>Závěr</w:t>
             </w:r>
             <w:r>
               <w:rPr>
+                <w:noProof/>
                 <w:webHidden/>
               </w:rPr>
               <w:tab/>
             </w:r>
             <w:r>
               <w:rPr>
+                <w:noProof/>
                 <w:webHidden/>
               </w:rPr>
               <w:fldChar w:fldCharType="begin"/>
             </w:r>
             <w:r>
               <w:rPr>
-                <w:webHidden/>
-              </w:rPr>
-              <w:instrText xml:space="preserve"> PAGEREF _Toc213411329 \h </w:instrText>
-            </w:r>
-            <w:r>
-              <w:rPr>
-                <w:webHidden/>
-              </w:rPr>
-            </w:r>
-            <w:r>
-              <w:rPr>
+                <w:noProof/>
+                <w:webHidden/>
+              </w:rPr>
+              <w:instrText xml:space="preserve"> PAGEREF _Toc215741715 \h </w:instrText>
+            </w:r>
+            <w:r>
+              <w:rPr>
+                <w:noProof/>
+                <w:webHidden/>
+              </w:rPr>
+            </w:r>
+            <w:r>
+              <w:rPr>
+                <w:noProof/>
                 <w:webHidden/>
               </w:rPr>
               <w:fldChar w:fldCharType="separate"/>
             </w:r>
             <w:r>
               <w:rPr>
-                <w:webHidden/>
-              </w:rPr>
-              <w:t>10</w:t>
-            </w:r>
-            <w:r>
-              <w:rPr>
+                <w:noProof/>
+                <w:webHidden/>
+              </w:rPr>
+              <w:t>14</w:t>
+            </w:r>
+            <w:r>
+              <w:rPr>
+                <w:noProof/>
                 <w:webHidden/>
               </w:rPr>
               <w:fldChar w:fldCharType="end"/>
@@ -4706,58 +5266,67 @@
               <w:rFonts w:asciiTheme="minorHAnsi" w:eastAsiaTheme="minorEastAsia" w:hAnsiTheme="minorHAnsi" w:cstheme="minorBidi"/>
               <w:b w:val="0"/>
               <w:bCs w:val="0"/>
+              <w:noProof/>
               <w:color w:val="auto"/>
               <w:kern w:val="2"/>
               <w:szCs w:val="24"/>
-              <w:lang w:eastAsia="sk-SK"/>
+              <w:lang w:val="sk-SK" w:eastAsia="sk-SK"/>
               <w14:ligatures w14:val="standardContextual"/>
             </w:rPr>
           </w:pPr>
-          <w:hyperlink w:anchor="_Toc213411330" w:history="1">
+          <w:hyperlink w:anchor="_Toc215741716" w:history="1">
             <w:r>
               <w:rPr>
                 <w:rStyle w:val="Hypertextovodkaz"/>
                 <w:rFonts w:eastAsiaTheme="majorEastAsia"/>
+                <w:noProof/>
               </w:rPr>
               <w:t>Seznam použitých zdrojů</w:t>
             </w:r>
             <w:r>
               <w:rPr>
+                <w:noProof/>
                 <w:webHidden/>
               </w:rPr>
               <w:tab/>
             </w:r>
             <w:r>
               <w:rPr>
+                <w:noProof/>
                 <w:webHidden/>
               </w:rPr>
               <w:fldChar w:fldCharType="begin"/>
             </w:r>
             <w:r>
               <w:rPr>
-                <w:webHidden/>
-              </w:rPr>
-              <w:instrText xml:space="preserve"> PAGEREF _Toc213411330 \h </w:instrText>
-            </w:r>
-            <w:r>
-              <w:rPr>
-                <w:webHidden/>
-              </w:rPr>
-            </w:r>
-            <w:r>
-              <w:rPr>
+                <w:noProof/>
+                <w:webHidden/>
+              </w:rPr>
+              <w:instrText xml:space="preserve"> PAGEREF _Toc215741716 \h </w:instrText>
+            </w:r>
+            <w:r>
+              <w:rPr>
+                <w:noProof/>
+                <w:webHidden/>
+              </w:rPr>
+            </w:r>
+            <w:r>
+              <w:rPr>
+                <w:noProof/>
                 <w:webHidden/>
               </w:rPr>
               <w:fldChar w:fldCharType="separate"/>
             </w:r>
             <w:r>
               <w:rPr>
-                <w:webHidden/>
-              </w:rPr>
-              <w:t>11</w:t>
-            </w:r>
-            <w:r>
-              <w:rPr>
+                <w:noProof/>
+                <w:webHidden/>
+              </w:rPr>
+              <w:t>15</w:t>
+            </w:r>
+            <w:r>
+              <w:rPr>
+                <w:noProof/>
                 <w:webHidden/>
               </w:rPr>
               <w:fldChar w:fldCharType="end"/>
@@ -4774,58 +5343,67 @@
               <w:rFonts w:asciiTheme="minorHAnsi" w:eastAsiaTheme="minorEastAsia" w:hAnsiTheme="minorHAnsi" w:cstheme="minorBidi"/>
               <w:b w:val="0"/>
               <w:bCs w:val="0"/>
+              <w:noProof/>
               <w:color w:val="auto"/>
               <w:kern w:val="2"/>
               <w:szCs w:val="24"/>
-              <w:lang w:eastAsia="sk-SK"/>
+              <w:lang w:val="sk-SK" w:eastAsia="sk-SK"/>
               <w14:ligatures w14:val="standardContextual"/>
             </w:rPr>
           </w:pPr>
-          <w:hyperlink w:anchor="_Toc213411331" w:history="1">
+          <w:hyperlink w:anchor="_Toc215741717" w:history="1">
             <w:r>
               <w:rPr>
                 <w:rStyle w:val="Hypertextovodkaz"/>
                 <w:rFonts w:eastAsiaTheme="majorEastAsia"/>
+                <w:noProof/>
               </w:rPr>
               <w:t>Seznam použitých symbolů a zkratek</w:t>
             </w:r>
             <w:r>
               <w:rPr>
+                <w:noProof/>
                 <w:webHidden/>
               </w:rPr>
               <w:tab/>
             </w:r>
             <w:r>
               <w:rPr>
+                <w:noProof/>
                 <w:webHidden/>
               </w:rPr>
               <w:fldChar w:fldCharType="begin"/>
             </w:r>
             <w:r>
               <w:rPr>
-                <w:webHidden/>
-              </w:rPr>
-              <w:instrText xml:space="preserve"> PAGEREF _Toc213411331 \h </w:instrText>
-            </w:r>
-            <w:r>
-              <w:rPr>
-                <w:webHidden/>
-              </w:rPr>
-            </w:r>
-            <w:r>
-              <w:rPr>
+                <w:noProof/>
+                <w:webHidden/>
+              </w:rPr>
+              <w:instrText xml:space="preserve"> PAGEREF _Toc215741717 \h </w:instrText>
+            </w:r>
+            <w:r>
+              <w:rPr>
+                <w:noProof/>
+                <w:webHidden/>
+              </w:rPr>
+            </w:r>
+            <w:r>
+              <w:rPr>
+                <w:noProof/>
                 <w:webHidden/>
               </w:rPr>
               <w:fldChar w:fldCharType="separate"/>
             </w:r>
             <w:r>
               <w:rPr>
-                <w:webHidden/>
-              </w:rPr>
-              <w:t>12</w:t>
-            </w:r>
-            <w:r>
-              <w:rPr>
+                <w:noProof/>
+                <w:webHidden/>
+              </w:rPr>
+              <w:t>16</w:t>
+            </w:r>
+            <w:r>
+              <w:rPr>
+                <w:noProof/>
                 <w:webHidden/>
               </w:rPr>
               <w:fldChar w:fldCharType="end"/>
@@ -4842,58 +5420,67 @@
               <w:rFonts w:asciiTheme="minorHAnsi" w:eastAsiaTheme="minorEastAsia" w:hAnsiTheme="minorHAnsi" w:cstheme="minorBidi"/>
               <w:b w:val="0"/>
               <w:bCs w:val="0"/>
+              <w:noProof/>
               <w:color w:val="auto"/>
               <w:kern w:val="2"/>
               <w:szCs w:val="24"/>
-              <w:lang w:eastAsia="sk-SK"/>
+              <w:lang w:val="sk-SK" w:eastAsia="sk-SK"/>
               <w14:ligatures w14:val="standardContextual"/>
             </w:rPr>
           </w:pPr>
-          <w:hyperlink w:anchor="_Toc213411332" w:history="1">
+          <w:hyperlink w:anchor="_Toc215741718" w:history="1">
             <w:r>
               <w:rPr>
                 <w:rStyle w:val="Hypertextovodkaz"/>
                 <w:rFonts w:eastAsiaTheme="majorEastAsia"/>
+                <w:noProof/>
               </w:rPr>
               <w:t>Seznam obrázků</w:t>
             </w:r>
             <w:r>
               <w:rPr>
+                <w:noProof/>
                 <w:webHidden/>
               </w:rPr>
               <w:tab/>
             </w:r>
             <w:r>
               <w:rPr>
+                <w:noProof/>
                 <w:webHidden/>
               </w:rPr>
               <w:fldChar w:fldCharType="begin"/>
             </w:r>
             <w:r>
               <w:rPr>
-                <w:webHidden/>
-              </w:rPr>
-              <w:instrText xml:space="preserve"> PAGEREF _Toc213411332 \h </w:instrText>
-            </w:r>
-            <w:r>
-              <w:rPr>
-                <w:webHidden/>
-              </w:rPr>
-            </w:r>
-            <w:r>
-              <w:rPr>
+                <w:noProof/>
+                <w:webHidden/>
+              </w:rPr>
+              <w:instrText xml:space="preserve"> PAGEREF _Toc215741718 \h </w:instrText>
+            </w:r>
+            <w:r>
+              <w:rPr>
+                <w:noProof/>
+                <w:webHidden/>
+              </w:rPr>
+            </w:r>
+            <w:r>
+              <w:rPr>
+                <w:noProof/>
                 <w:webHidden/>
               </w:rPr>
               <w:fldChar w:fldCharType="separate"/>
             </w:r>
             <w:r>
               <w:rPr>
-                <w:webHidden/>
-              </w:rPr>
-              <w:t>13</w:t>
-            </w:r>
-            <w:r>
-              <w:rPr>
+                <w:noProof/>
+                <w:webHidden/>
+              </w:rPr>
+              <w:t>17</w:t>
+            </w:r>
+            <w:r>
+              <w:rPr>
+                <w:noProof/>
                 <w:webHidden/>
               </w:rPr>
               <w:fldChar w:fldCharType="end"/>
@@ -4910,58 +5497,67 @@
               <w:rFonts w:asciiTheme="minorHAnsi" w:eastAsiaTheme="minorEastAsia" w:hAnsiTheme="minorHAnsi" w:cstheme="minorBidi"/>
               <w:b w:val="0"/>
               <w:bCs w:val="0"/>
+              <w:noProof/>
               <w:color w:val="auto"/>
               <w:kern w:val="2"/>
               <w:szCs w:val="24"/>
-              <w:lang w:eastAsia="sk-SK"/>
+              <w:lang w:val="sk-SK" w:eastAsia="sk-SK"/>
               <w14:ligatures w14:val="standardContextual"/>
             </w:rPr>
           </w:pPr>
-          <w:hyperlink w:anchor="_Toc213411333" w:history="1">
+          <w:hyperlink w:anchor="_Toc215741719" w:history="1">
             <w:r>
               <w:rPr>
                 <w:rStyle w:val="Hypertextovodkaz"/>
                 <w:rFonts w:eastAsiaTheme="majorEastAsia"/>
+                <w:noProof/>
               </w:rPr>
               <w:t>Seznam tabulek</w:t>
             </w:r>
             <w:r>
               <w:rPr>
+                <w:noProof/>
                 <w:webHidden/>
               </w:rPr>
               <w:tab/>
             </w:r>
             <w:r>
               <w:rPr>
+                <w:noProof/>
                 <w:webHidden/>
               </w:rPr>
               <w:fldChar w:fldCharType="begin"/>
             </w:r>
             <w:r>
               <w:rPr>
-                <w:webHidden/>
-              </w:rPr>
-              <w:instrText xml:space="preserve"> PAGEREF _Toc213411333 \h </w:instrText>
-            </w:r>
-            <w:r>
-              <w:rPr>
-                <w:webHidden/>
-              </w:rPr>
-            </w:r>
-            <w:r>
-              <w:rPr>
+                <w:noProof/>
+                <w:webHidden/>
+              </w:rPr>
+              <w:instrText xml:space="preserve"> PAGEREF _Toc215741719 \h </w:instrText>
+            </w:r>
+            <w:r>
+              <w:rPr>
+                <w:noProof/>
+                <w:webHidden/>
+              </w:rPr>
+            </w:r>
+            <w:r>
+              <w:rPr>
+                <w:noProof/>
                 <w:webHidden/>
               </w:rPr>
               <w:fldChar w:fldCharType="separate"/>
             </w:r>
             <w:r>
               <w:rPr>
-                <w:webHidden/>
-              </w:rPr>
-              <w:t>14</w:t>
-            </w:r>
-            <w:r>
-              <w:rPr>
+                <w:noProof/>
+                <w:webHidden/>
+              </w:rPr>
+              <w:t>18</w:t>
+            </w:r>
+            <w:r>
+              <w:rPr>
+                <w:noProof/>
                 <w:webHidden/>
               </w:rPr>
               <w:fldChar w:fldCharType="end"/>
@@ -4978,58 +5574,67 @@
               <w:rFonts w:asciiTheme="minorHAnsi" w:eastAsiaTheme="minorEastAsia" w:hAnsiTheme="minorHAnsi" w:cstheme="minorBidi"/>
               <w:b w:val="0"/>
               <w:bCs w:val="0"/>
+              <w:noProof/>
               <w:color w:val="auto"/>
               <w:kern w:val="2"/>
               <w:szCs w:val="24"/>
-              <w:lang w:eastAsia="sk-SK"/>
+              <w:lang w:val="sk-SK" w:eastAsia="sk-SK"/>
               <w14:ligatures w14:val="standardContextual"/>
             </w:rPr>
           </w:pPr>
-          <w:hyperlink w:anchor="_Toc213411334" w:history="1">
+          <w:hyperlink w:anchor="_Toc215741720" w:history="1">
             <w:r>
               <w:rPr>
                 <w:rStyle w:val="Hypertextovodkaz"/>
                 <w:rFonts w:eastAsiaTheme="majorEastAsia"/>
+                <w:noProof/>
               </w:rPr>
               <w:t>Seznam příloh</w:t>
             </w:r>
             <w:r>
               <w:rPr>
+                <w:noProof/>
                 <w:webHidden/>
               </w:rPr>
               <w:tab/>
             </w:r>
             <w:r>
               <w:rPr>
+                <w:noProof/>
                 <w:webHidden/>
               </w:rPr>
               <w:fldChar w:fldCharType="begin"/>
             </w:r>
             <w:r>
               <w:rPr>
-                <w:webHidden/>
-              </w:rPr>
-              <w:instrText xml:space="preserve"> PAGEREF _Toc213411334 \h </w:instrText>
-            </w:r>
-            <w:r>
-              <w:rPr>
-                <w:webHidden/>
-              </w:rPr>
-            </w:r>
-            <w:r>
-              <w:rPr>
+                <w:noProof/>
+                <w:webHidden/>
+              </w:rPr>
+              <w:instrText xml:space="preserve"> PAGEREF _Toc215741720 \h </w:instrText>
+            </w:r>
+            <w:r>
+              <w:rPr>
+                <w:noProof/>
+                <w:webHidden/>
+              </w:rPr>
+            </w:r>
+            <w:r>
+              <w:rPr>
+                <w:noProof/>
                 <w:webHidden/>
               </w:rPr>
               <w:fldChar w:fldCharType="separate"/>
             </w:r>
             <w:r>
               <w:rPr>
-                <w:webHidden/>
-              </w:rPr>
-              <w:t>15</w:t>
-            </w:r>
-            <w:r>
-              <w:rPr>
+                <w:noProof/>
+                <w:webHidden/>
+              </w:rPr>
+              <w:t>19</w:t>
+            </w:r>
+            <w:r>
+              <w:rPr>
+                <w:noProof/>
                 <w:webHidden/>
               </w:rPr>
               <w:fldChar w:fldCharType="end"/>
@@ -5072,7 +5677,7 @@
       <w:bookmarkStart w:id="16" w:name="_Toc145263657"/>
       <w:bookmarkStart w:id="17" w:name="_Toc144753388"/>
       <w:bookmarkStart w:id="18" w:name="_Toc413407057"/>
-      <w:bookmarkStart w:id="19" w:name="_Toc213411288"/>
+      <w:bookmarkStart w:id="19" w:name="_Toc215741673"/>
       <w:r>
         <w:lastRenderedPageBreak/>
         <w:t>Ú</w:t>
@@ -5095,17 +5700,20 @@
     </w:p>
     <w:p>
       <w:r>
-        <w:t>Toto téma jsem si vybral na základě toho, že často zapomínám hesla a už mě přestalo bavit hledat papírky, na kterých je napsáno heslo a název webu/aplikace. Místo toho abych si našel nějaký web na ukládání hesel na internetu, jsem se rozhodl, že si tuto aplikaci udělám sám. Přišlo mi jako dobrý nápad si toto téma zvolit jako ročníkový projekt, k maturitě.</w:t>
+        <w:t xml:space="preserve">Toto téma jsem si vybral na základě toho, že často zapomínám hesla a už mě přestalo bavit hledat papírky, na kterých je napsáno heslo a název webu/aplikace. </w:t>
+      </w:r>
+      <w:r>
+        <w:t>Na webu je spousta podobných aplikacích na ukládání hesel, které jsou populární.</w:t>
       </w:r>
     </w:p>
     <w:p>
       <w:r>
-        <w:t>Rozhodl jsem se pro tvorbu desktopové aplikace, protože programování desktopové aplikace je mi blíže než tvorba webové aplikace.</w:t>
+        <w:t>Místo toho abych si našel nějaký web na ukládání hesel na internetu, jsem se rozhodl, že si tuto aplikaci udělám sám. Přišlo mi jako dobrý nápad si toto téma zvolit jako ročníkový projekt, k maturitě.</w:t>
       </w:r>
     </w:p>
     <w:p>
       <w:r>
-        <w:t>Na webu je spousta podobných aplikacích na ukládání hesel, které jsou populární.</w:t>
+        <w:t>Rozhodl jsem se pro tvorbu desktopové aplikace, protože programování desktopové aplikace je mi blíže než tvorba webové aplikace.</w:t>
       </w:r>
     </w:p>
     <w:p>
@@ -5120,7 +5728,19 @@
     </w:p>
     <w:p>
       <w:r>
-        <w:t>Rozdělím si projekt na čtyři větší kapitoly a vypíšu podrobné úkoly do každé části projektu. Na to použiji Kanban schéma v aplikaci GitHub, ve kterém jsme dělali pár skupinových projektů ve škole.</w:t>
+        <w:t>Rozdělím si projekt na čtyři větší kapitoly a vypíšu podrobné úkoly do každé části projektu.</w:t>
+      </w:r>
+      <w:r>
+        <w:t xml:space="preserve"> Předpokládám použití</w:t>
+      </w:r>
+      <w:r>
+        <w:t xml:space="preserve"> Kanban</w:t>
+      </w:r>
+      <w:r>
+        <w:t xml:space="preserve"> metodiky</w:t>
+      </w:r>
+      <w:r>
+        <w:t xml:space="preserve"> v aplikaci GitHub, ve kterém jsme dělali pár skupinových projektů ve škole.</w:t>
       </w:r>
     </w:p>
     <w:p>
@@ -5135,7 +5755,7 @@
     </w:p>
     <w:p>
       <w:r>
-        <w:t xml:space="preserve">Chtěl bych aby tato aplikace byla jednoduchá a hezky na designovaná, intuitivní a aby splnila veškeré body zadání, </w:t>
+        <w:t xml:space="preserve">Chtěl bych aby tato aplikace byla jednoduchá a hezky designovaná, intuitivní a aby splnila veškeré body zadání, </w:t>
       </w:r>
       <w:r>
         <w:t>aby</w:t>
@@ -5145,18 +5765,34 @@
       </w:r>
       <w:r>
         <w:t xml:space="preserve"> úspěšně zvládl maturitu.</w:t>
+      </w:r>
+      <w:r>
+        <w:t xml:space="preserve"> </w:t>
       </w:r>
     </w:p>
     <w:p>
       <w:r>
-        <w:br w:type="page"/>
+        <w:t>//</w:t>
+      </w:r>
+      <w:proofErr w:type="spellStart"/>
+      <w:r>
+        <w:t>vyzsi</w:t>
+      </w:r>
+      <w:proofErr w:type="spellEnd"/>
+      <w:r>
+        <w:t xml:space="preserve"> smysl aplikace </w:t>
       </w:r>
     </w:p>
     <w:p>
+      <w:r>
+        <w:br w:type="page"/>
+      </w:r>
+    </w:p>
+    <w:p>
       <w:pPr>
         <w:pStyle w:val="Nadpis1"/>
       </w:pPr>
-      <w:bookmarkStart w:id="20" w:name="_Toc213411289"/>
+      <w:bookmarkStart w:id="20" w:name="_Toc215741674"/>
       <w:r>
         <w:lastRenderedPageBreak/>
         <w:t>Teoretická část</w:t>
@@ -5175,845 +5811,1479 @@
       <w:pPr>
         <w:pStyle w:val="Nadpis2"/>
       </w:pPr>
-      <w:bookmarkStart w:id="21" w:name="_Toc213411290"/>
-      <w:r>
-        <w:t>Správa hesel</w:t>
+      <w:r>
+        <w:t>Správ</w:t>
+      </w:r>
+      <w:r>
+        <w:t>ce</w:t>
+      </w:r>
+      <w:r>
+        <w:t xml:space="preserve"> hesel</w:t>
+      </w:r>
+    </w:p>
+    <w:p>
+      <w:pPr>
+        <w:pStyle w:val="Pokraovn"/>
+        <w:rPr>
+          <w:color w:val="auto"/>
+        </w:rPr>
+      </w:pPr>
+      <w:r>
+        <w:t>Správce hesel funguje jako digitální trezor, který uživatelům umožňuje bezpečně centralizovat a spravovat své přístupové údaje. Tento nástroj neukládá pouze hesla, ale často rozšiřuje svou funkci na uchovávání širokého spektra citlivých dat, jako jsou čísla bankovních karet, osobní kontakty nebo šifrované textové záznamy. Veškerý obsah je zašifrován a přístupný zpravidla po zadání jediného silného hlavního hesla. Pro zvýšení bezpečnosti může být tento jednofaktorový přístup rozšířen o biometrické ověření identity, které využívá unikátní fyzické charakteristiky uživatele</w:t>
+      </w:r>
+      <w:r>
+        <w:t>.</w:t>
+      </w:r>
+      <w:r>
+        <w:rPr>
+          <w:color w:val="EE0000"/>
+        </w:rPr>
+        <w:t xml:space="preserve"> </w:t>
+      </w:r>
+      <w:r>
+        <w:rPr>
+          <w:color w:val="auto"/>
+        </w:rPr>
+        <w:t>[</w:t>
+      </w:r>
+      <w:r>
+        <w:rPr>
+          <w:color w:val="auto"/>
+        </w:rPr>
+        <w:t>https://www.microsoft.com/en-us/microsoft-365-life-hacks/privacy-and-safety/password-manager</w:t>
+      </w:r>
+      <w:r>
+        <w:rPr>
+          <w:color w:val="auto"/>
+        </w:rPr>
+        <w:t>]</w:t>
+      </w:r>
+    </w:p>
+    <w:p>
+      <w:pPr>
+        <w:pStyle w:val="Nadpis3"/>
+        <w:rPr>
+          <w:lang w:val="sk-SK"/>
+        </w:rPr>
+      </w:pPr>
+      <w:r>
+        <w:rPr>
+          <w:lang w:val="sk-SK"/>
+        </w:rPr>
+        <w:t>Zásady tvorby silného hesla</w:t>
+      </w:r>
+      <w:r>
+        <w:tab/>
+      </w:r>
+    </w:p>
+    <w:p>
+      <w:r>
+        <w:t xml:space="preserve">Důležité zásady při tvorbě nového hesla jsou používání </w:t>
+      </w:r>
+      <w:r>
+        <w:t>velkých a malých písmen, číslic a symbolů.</w:t>
+      </w:r>
+      <w:r>
+        <w:t xml:space="preserve"> Délka hesla by měla být, alespoň 12 znaků.</w:t>
+      </w:r>
+      <w:r>
+        <w:t xml:space="preserve"> </w:t>
+      </w:r>
+      <w:r>
+        <w:t xml:space="preserve">Heslo by nemělo být jméno osoby nebo postavy, která je s vámi spojována. </w:t>
+      </w:r>
+      <w:r>
+        <w:t>Heslo by také nemělo být použité na více službách</w:t>
+      </w:r>
+      <w:r>
+        <w:t>, aby se předešlo tomu, že když se podaří útočníkovy získat vaše přihla</w:t>
+      </w:r>
+      <w:r>
+        <w:t>š</w:t>
+      </w:r>
+      <w:r>
+        <w:t>ovací údaje k jedné webové stránce</w:t>
+      </w:r>
+      <w:r>
+        <w:t>, následně se</w:t>
+      </w:r>
+      <w:r>
+        <w:t xml:space="preserve"> pokusí je využít </w:t>
+      </w:r>
+      <w:r>
+        <w:t>i</w:t>
+      </w:r>
+      <w:r>
+        <w:t> u</w:t>
+      </w:r>
+      <w:r>
+        <w:t> </w:t>
+      </w:r>
+      <w:r>
+        <w:t xml:space="preserve">ostatních webových </w:t>
+      </w:r>
+      <w:r>
+        <w:t>stránkách</w:t>
+      </w:r>
+      <w:r>
+        <w:t>.</w:t>
+      </w:r>
+      <w:r>
+        <w:t xml:space="preserve"> </w:t>
+      </w:r>
+      <w:r>
+        <w:t>Heslo by m</w:t>
+      </w:r>
+      <w:r>
+        <w:t>ělo být pro uživatele snadno zapamatovatelné</w:t>
+      </w:r>
+      <w:r>
+        <w:t>, ale zároveň</w:t>
+      </w:r>
+      <w:r>
+        <w:t xml:space="preserve"> by mělo splňovat předcházející zásady, proto když si nepamatujete heslo je dobré použít správce hesel</w:t>
+      </w:r>
+      <w:r>
+        <w:t>.</w:t>
+      </w:r>
+      <w:r>
+        <w:t xml:space="preserve"> [</w:t>
+      </w:r>
+      <w:r>
+        <w:t>https://support.microsoft.com/en-us/windows/create-and-use-strong-passwords-c5cebb49-8c53-4f5e-2bc4-fe357ca048eb</w:t>
+      </w:r>
+      <w:r>
+        <w:t>]</w:t>
+      </w:r>
+    </w:p>
+    <w:p>
+      <w:r>
+        <w:t>Jako alternativa se doporučuje použití </w:t>
+      </w:r>
+      <w:proofErr w:type="spellStart"/>
+      <w:r>
+        <w:t>passphrase</w:t>
+      </w:r>
+      <w:proofErr w:type="spellEnd"/>
+      <w:r>
+        <w:t> – tedy několika náhodných slov spojených dohromady</w:t>
+      </w:r>
+      <w:r>
+        <w:t>, odporučuje se minimálně 6 slov</w:t>
+      </w:r>
+      <w:r>
+        <w:t>, která jsou dlouhá, ale lépe zapamatovatelná než krátká složitá hesla [</w:t>
+      </w:r>
+      <w:r>
+        <w:t>https://ssd.eff.org/module/</w:t>
+      </w:r>
+      <w:proofErr w:type="spellStart"/>
+      <w:r>
+        <w:t>creating-strong-passwords</w:t>
+      </w:r>
+      <w:proofErr w:type="spellEnd"/>
+      <w:r>
+        <w:t>].</w:t>
+      </w:r>
+    </w:p>
+    <w:p>
+      <w:r>
+        <w:lastRenderedPageBreak/>
+        <w:t>Je dobré taky používat více faktorové ověřování (MFA), pokud je to možné. MFA při přihlašování k účtu vyžaduje více druhů ověření. Jako například je klasické jméno a heslo a pak následně vám ještě pošle jednorázový vygenerovaný kód.</w:t>
+      </w:r>
+      <w:r>
+        <w:t xml:space="preserve"> [</w:t>
+      </w:r>
+      <w:r>
+        <w:t>https://support.microsoft.com/en-us/windows/create-and-use-strong-passwords-c5cebb49-8c53-4f5e-2bc4-fe357ca048eb</w:t>
+      </w:r>
+      <w:r>
+        <w:t>]</w:t>
+      </w:r>
+    </w:p>
+    <w:p/>
+    <w:p>
+      <w:pPr>
+        <w:pStyle w:val="Nadpis2"/>
+        <w:rPr>
+          <w:rFonts w:eastAsiaTheme="minorEastAsia"/>
+        </w:rPr>
+      </w:pPr>
+      <w:bookmarkStart w:id="21" w:name="_Toc215741677"/>
+      <w:r>
+        <w:rPr>
+          <w:rFonts w:eastAsiaTheme="minorEastAsia"/>
+        </w:rPr>
+        <w:t>Architektura aplikací</w:t>
       </w:r>
       <w:bookmarkEnd w:id="21"/>
     </w:p>
     <w:p>
       <w:pPr>
-        <w:pStyle w:val="Pokraovn"/>
-      </w:pPr>
-      <w:r>
-        <w:t>Bezpečná správa hesel je klíčová pro ochranu uživatelských účtů a citlivých informací. Správně zvolená hesla pomáhají zabránit neoprávněnému přístupu k datům a minimalizují riziko jejich zneužití při kybernetických útocích nebo únicích dat.</w:t>
+        <w:rPr>
+          <w:rFonts w:eastAsiaTheme="minorEastAsia"/>
+        </w:rPr>
+      </w:pPr>
+      <w:r>
+        <w:t>Architektura aplikací určuje strukturu, organizaci a způsob komunikace jednotlivých částí softwarového systému. Správně navržená architektura je klíčová pro udržitelnost, rozšiřitelnost a bezpečnost aplikace. V prostředí .NET je tento princip podpořen rozsáhlým frameworkem, který umožňuje efektivní vývoj jak desktopových, tak webových aplikací</w:t>
+      </w:r>
+      <w:r>
+        <w:t>.</w:t>
+      </w:r>
+      <w:r>
+        <w:t xml:space="preserve"> </w:t>
+      </w:r>
+      <w:r>
+        <w:fldChar w:fldCharType="begin"/>
+      </w:r>
+      <w:r>
+        <w:instrText xml:space="preserve"> REF _Ref213419691 \r \h </w:instrText>
+      </w:r>
+      <w:r>
+        <w:fldChar w:fldCharType="separate"/>
+      </w:r>
+      <w:r>
+        <w:t>[3]</w:t>
+      </w:r>
+      <w:r>
+        <w:fldChar w:fldCharType="end"/>
       </w:r>
     </w:p>
     <w:p>
-      <w:r>
-        <w:t xml:space="preserve">Pro bezpečné uchovávání hesel je vhodné využívat správce hesel. Tyto nástroje umožňují bezpečně šifrovat uložené údaje a zároveň generují silná, náhodná hesla pro jednotlivé účty. Doporučuje se také pravidelně měnit hlavní přístupové heslo a chránit účet více faktorovým ověřením. </w:t>
-      </w:r>
-      <w:r>
-        <w:fldChar w:fldCharType="begin"/>
-      </w:r>
-      <w:r>
-        <w:instrText xml:space="preserve"> REF _Ref213417921 \r \h </w:instrText>
-      </w:r>
-      <w:r>
-        <w:fldChar w:fldCharType="separate"/>
-      </w:r>
-      <w:r>
-        <w:t>[1]</w:t>
-      </w:r>
-      <w:r>
-        <w:fldChar w:fldCharType="end"/>
-      </w:r>
-    </w:p>
-    <w:p>
       <w:pPr>
         <w:pStyle w:val="Nadpis3"/>
-      </w:pPr>
-      <w:r>
-        <w:t xml:space="preserve">Silné heslo </w:t>
-      </w:r>
-      <w:r>
-        <w:tab/>
-      </w:r>
-    </w:p>
-    <w:p>
-      <w:r>
-        <w:t>Silné heslo by mělo být především dostatečně dlouhé, ideálně alespoň šestnáct znaků. Délka hraje často důležitější roli než samotná složitost, protože delší hesla jsou odolnější vůči útokům typu hrubé síly</w:t>
-      </w:r>
-      <w:r>
-        <w:t xml:space="preserve"> (</w:t>
-      </w:r>
-      <w:proofErr w:type="spellStart"/>
-      <w:r>
-        <w:t>brute</w:t>
-      </w:r>
-      <w:proofErr w:type="spellEnd"/>
-      <w:r>
-        <w:t xml:space="preserve"> </w:t>
-      </w:r>
-      <w:proofErr w:type="spellStart"/>
-      <w:r>
-        <w:t>force</w:t>
-      </w:r>
-      <w:proofErr w:type="spellEnd"/>
-      <w:r>
-        <w:t>)</w:t>
-      </w:r>
-      <w:r>
-        <w:t>. Doporučuje se využívat kombinaci různých znaků, tedy velká a malá písmena, čísla i speciální symboly.</w:t>
-      </w:r>
-      <w:r>
-        <w:t xml:space="preserve"> </w:t>
-      </w:r>
-      <w:r>
-        <w:fldChar w:fldCharType="begin"/>
-      </w:r>
-      <w:r>
-        <w:instrText xml:space="preserve"> REF _Ref213417963 \r \h </w:instrText>
-      </w:r>
-      <w:r>
-        <w:instrText xml:space="preserve"> \* MERGEFORMAT </w:instrText>
-      </w:r>
-      <w:r>
-        <w:fldChar w:fldCharType="separate"/>
-      </w:r>
-      <w:r>
-        <w:t>[2]</w:t>
-      </w:r>
-      <w:r>
-        <w:fldChar w:fldCharType="end"/>
-      </w:r>
-    </w:p>
-    <w:p>
-      <w:r>
-        <w:t>Každý účet by měl mít své vlastní unikátní heslo. Používání stejného hesla na více místech výrazně zvyšuje riziko kompromitace účtu, pokud dojde k úniku dat z jedné služby.</w:t>
-      </w:r>
-      <w:r>
-        <w:t xml:space="preserve"> </w:t>
-      </w:r>
-      <w:r>
-        <w:fldChar w:fldCharType="begin"/>
-      </w:r>
-      <w:r>
-        <w:instrText xml:space="preserve"> REF _Ref213417963 \r \h </w:instrText>
-      </w:r>
-      <w:r>
-        <w:fldChar w:fldCharType="separate"/>
-      </w:r>
-      <w:r>
-        <w:t>[2]</w:t>
-      </w:r>
-      <w:r>
-        <w:fldChar w:fldCharType="end"/>
-      </w:r>
-    </w:p>
-    <w:p>
-      <w:pPr>
-        <w:pStyle w:val="Nadpis2"/>
-        <w:rPr>
-          <w:rFonts w:eastAsiaTheme="minorEastAsia"/>
-        </w:rPr>
-      </w:pPr>
-      <w:bookmarkStart w:id="22" w:name="_Toc213411291"/>
-      <w:r>
-        <w:rPr>
-          <w:rFonts w:eastAsiaTheme="minorEastAsia"/>
-        </w:rPr>
-        <w:t>Architektura aplikací</w:t>
+        <w:rPr>
+          <w:color w:val="EE0000"/>
+        </w:rPr>
+      </w:pPr>
+      <w:bookmarkStart w:id="22" w:name="_Toc215741678"/>
+      <w:r>
+        <w:rPr>
+          <w:color w:val="EE0000"/>
+        </w:rPr>
+        <w:t>.NET Framework</w:t>
       </w:r>
       <w:bookmarkEnd w:id="22"/>
     </w:p>
     <w:p>
       <w:pPr>
         <w:rPr>
-          <w:rFonts w:eastAsiaTheme="minorEastAsia"/>
-        </w:rPr>
-      </w:pPr>
-      <w:r>
-        <w:t>Architektura aplikací určuje strukturu, organizaci a způsob komunikace jednotlivých částí softwarového systému. Správně navržená architektura je klíčová pro udržitelnost, rozšiřitelnost a bezpečnost aplikace. V prostředí .NET je tento princip podpořen rozsáhlým frameworkem, který umožňuje efektivní vývoj jak desktopových, tak webových aplikací</w:t>
-      </w:r>
-      <w:r>
+          <w:color w:val="EE0000"/>
+          <w:lang w:eastAsia="sk-SK"/>
+        </w:rPr>
+      </w:pPr>
+      <w:r>
+        <w:rPr>
+          <w:color w:val="EE0000"/>
+        </w:rPr>
+        <w:t xml:space="preserve">.NET Framework, vyvinutý společností Microsoft, je vývojová platforma určená pro tvorbu moderních aplikací v jazycích C#, VB.NET či F#. Jeho hlavní výhodou je poskytování jednotného prostředí pro vývoj a běh aplikací, které využívají knihovny tříd (Framework </w:t>
+      </w:r>
+      <w:proofErr w:type="spellStart"/>
+      <w:r>
+        <w:rPr>
+          <w:color w:val="EE0000"/>
+        </w:rPr>
+        <w:t>Class</w:t>
+      </w:r>
+      <w:proofErr w:type="spellEnd"/>
+      <w:r>
+        <w:rPr>
+          <w:color w:val="EE0000"/>
+        </w:rPr>
+        <w:t xml:space="preserve"> </w:t>
+      </w:r>
+      <w:proofErr w:type="spellStart"/>
+      <w:r>
+        <w:rPr>
+          <w:color w:val="EE0000"/>
+        </w:rPr>
+        <w:t>Library</w:t>
+      </w:r>
+      <w:proofErr w:type="spellEnd"/>
+      <w:r>
+        <w:rPr>
+          <w:color w:val="EE0000"/>
+        </w:rPr>
+        <w:t xml:space="preserve"> – FCL) a běhové prostředí </w:t>
+      </w:r>
+      <w:proofErr w:type="spellStart"/>
+      <w:r>
+        <w:rPr>
+          <w:color w:val="EE0000"/>
+        </w:rPr>
+        <w:t>Common</w:t>
+      </w:r>
+      <w:proofErr w:type="spellEnd"/>
+      <w:r>
+        <w:rPr>
+          <w:color w:val="EE0000"/>
+        </w:rPr>
+        <w:t xml:space="preserve"> </w:t>
+      </w:r>
+      <w:proofErr w:type="spellStart"/>
+      <w:r>
+        <w:rPr>
+          <w:color w:val="EE0000"/>
+        </w:rPr>
+        <w:t>Language</w:t>
+      </w:r>
+      <w:proofErr w:type="spellEnd"/>
+      <w:r>
+        <w:rPr>
+          <w:color w:val="EE0000"/>
+        </w:rPr>
+        <w:t xml:space="preserve"> Runtime (CLR)</w:t>
+      </w:r>
+      <w:r>
+        <w:rPr>
+          <w:color w:val="EE0000"/>
+        </w:rPr>
         <w:t>.</w:t>
       </w:r>
       <w:r>
+        <w:rPr>
+          <w:color w:val="EE0000"/>
+        </w:rPr>
+        <w:t xml:space="preserve"> CLR zajišťuje správu paměti, bezpečnostní kontroly, zpracování výjimek a další funkce, které vývojáři výrazně ulehčují práci.</w:t>
+      </w:r>
+      <w:r>
+        <w:rPr>
+          <w:color w:val="EE0000"/>
+        </w:rPr>
         <w:t xml:space="preserve"> </w:t>
       </w:r>
       <w:r>
+        <w:rPr>
+          <w:color w:val="EE0000"/>
+        </w:rPr>
         <w:fldChar w:fldCharType="begin"/>
       </w:r>
       <w:r>
+        <w:rPr>
+          <w:color w:val="EE0000"/>
+        </w:rPr>
         <w:instrText xml:space="preserve"> REF _Ref213419691 \r \h </w:instrText>
       </w:r>
       <w:r>
+        <w:rPr>
+          <w:color w:val="EE0000"/>
+        </w:rPr>
+      </w:r>
+      <w:r>
+        <w:rPr>
+          <w:color w:val="EE0000"/>
+        </w:rPr>
         <w:fldChar w:fldCharType="separate"/>
       </w:r>
       <w:r>
+        <w:rPr>
+          <w:color w:val="EE0000"/>
+        </w:rPr>
         <w:t>[3]</w:t>
       </w:r>
       <w:r>
+        <w:rPr>
+          <w:color w:val="EE0000"/>
+        </w:rPr>
         <w:fldChar w:fldCharType="end"/>
       </w:r>
     </w:p>
     <w:p>
       <w:pPr>
+        <w:rPr>
+          <w:color w:val="EE0000"/>
+        </w:rPr>
+      </w:pPr>
+      <w:r>
+        <w:rPr>
+          <w:color w:val="EE0000"/>
+        </w:rPr>
+        <w:t>.NET také podporuje ADO.NET – rozhraní určené pro přístup k datům a práci s databázemi. ADO.NET je klíčovým nástrojem pro komunikaci mezi aplikací a databázovým serverem, protože poskytuje třídy jako</w:t>
+      </w:r>
+      <w:r>
+        <w:rPr>
+          <w:b/>
+          <w:bCs/>
+          <w:color w:val="EE0000"/>
+        </w:rPr>
+        <w:t xml:space="preserve"> </w:t>
+      </w:r>
+      <w:proofErr w:type="spellStart"/>
+      <w:r>
+        <w:rPr>
+          <w:rStyle w:val="Siln"/>
+          <w:b w:val="0"/>
+          <w:bCs w:val="0"/>
+          <w:color w:val="EE0000"/>
+        </w:rPr>
+        <w:t>SqlConnection</w:t>
+      </w:r>
+      <w:proofErr w:type="spellEnd"/>
+      <w:r>
+        <w:rPr>
+          <w:b/>
+          <w:bCs/>
+          <w:color w:val="EE0000"/>
+        </w:rPr>
+        <w:t xml:space="preserve">, </w:t>
+      </w:r>
+      <w:proofErr w:type="spellStart"/>
+      <w:r>
+        <w:rPr>
+          <w:rStyle w:val="Siln"/>
+          <w:b w:val="0"/>
+          <w:bCs w:val="0"/>
+          <w:color w:val="EE0000"/>
+        </w:rPr>
+        <w:t>SqlCommand</w:t>
+      </w:r>
+      <w:proofErr w:type="spellEnd"/>
+      <w:r>
+        <w:rPr>
+          <w:b/>
+          <w:bCs/>
+          <w:color w:val="EE0000"/>
+        </w:rPr>
+        <w:t xml:space="preserve"> a </w:t>
+      </w:r>
+      <w:proofErr w:type="spellStart"/>
+      <w:r>
+        <w:rPr>
+          <w:rStyle w:val="Siln"/>
+          <w:b w:val="0"/>
+          <w:bCs w:val="0"/>
+          <w:color w:val="EE0000"/>
+        </w:rPr>
+        <w:t>SqlDataReader</w:t>
+      </w:r>
+      <w:proofErr w:type="spellEnd"/>
+      <w:r>
+        <w:rPr>
+          <w:b/>
+          <w:bCs/>
+          <w:color w:val="EE0000"/>
+        </w:rPr>
+        <w:t xml:space="preserve">, </w:t>
+      </w:r>
+      <w:r>
+        <w:rPr>
+          <w:color w:val="EE0000"/>
+        </w:rPr>
+        <w:t>které umožňují bezpečné připojení a manipulaci s</w:t>
+      </w:r>
+      <w:r>
+        <w:rPr>
+          <w:color w:val="EE0000"/>
+        </w:rPr>
+        <w:t> </w:t>
+      </w:r>
+      <w:proofErr w:type="spellStart"/>
+      <w:proofErr w:type="gramStart"/>
+      <w:r>
+        <w:rPr>
+          <w:color w:val="EE0000"/>
+        </w:rPr>
+        <w:t>daty</w:t>
+      </w:r>
+      <w:r>
+        <w:rPr>
+          <w:color w:val="EE0000"/>
+        </w:rPr>
+        <w:t>.</w:t>
+      </w:r>
+      <w:r>
+        <w:rPr>
+          <w:color w:val="EE0000"/>
+        </w:rPr>
+        <w:t>V</w:t>
+      </w:r>
+      <w:proofErr w:type="spellEnd"/>
+      <w:proofErr w:type="gramEnd"/>
+      <w:r>
+        <w:rPr>
+          <w:color w:val="EE0000"/>
+        </w:rPr>
+        <w:t xml:space="preserve"> moderních verzích .NET lze navíc využívat Entity Framework, který přináší objektově-relační mapování (ORM) a zjednodušuje práci s datovými modely.</w:t>
+      </w:r>
+      <w:r>
+        <w:rPr>
+          <w:color w:val="EE0000"/>
+        </w:rPr>
+        <w:t xml:space="preserve"> </w:t>
+      </w:r>
+      <w:r>
+        <w:rPr>
+          <w:color w:val="EE0000"/>
+        </w:rPr>
+        <w:fldChar w:fldCharType="begin"/>
+      </w:r>
+      <w:r>
+        <w:rPr>
+          <w:color w:val="EE0000"/>
+        </w:rPr>
+        <w:instrText xml:space="preserve"> REF _Ref213419691 \r \h </w:instrText>
+      </w:r>
+      <w:r>
+        <w:rPr>
+          <w:color w:val="EE0000"/>
+        </w:rPr>
+      </w:r>
+      <w:r>
+        <w:rPr>
+          <w:color w:val="EE0000"/>
+        </w:rPr>
+        <w:fldChar w:fldCharType="separate"/>
+      </w:r>
+      <w:r>
+        <w:rPr>
+          <w:color w:val="EE0000"/>
+        </w:rPr>
+        <w:t>[3]</w:t>
+      </w:r>
+      <w:r>
+        <w:rPr>
+          <w:color w:val="EE0000"/>
+        </w:rPr>
+        <w:fldChar w:fldCharType="end"/>
+      </w:r>
+    </w:p>
+    <w:p>
+      <w:pPr>
         <w:pStyle w:val="Nadpis3"/>
-      </w:pPr>
-      <w:bookmarkStart w:id="23" w:name="_Toc213411292"/>
-      <w:r>
-        <w:lastRenderedPageBreak/>
-        <w:t>.NET Framework</w:t>
+        <w:rPr>
+          <w:color w:val="EE0000"/>
+        </w:rPr>
+      </w:pPr>
+      <w:bookmarkStart w:id="23" w:name="_Toc215741679"/>
+      <w:r>
+        <w:rPr>
+          <w:color w:val="EE0000"/>
+        </w:rPr>
+        <w:t>Desktop vs</w:t>
+      </w:r>
+      <w:r>
+        <w:rPr>
+          <w:color w:val="EE0000"/>
+        </w:rPr>
+        <w:t>.</w:t>
+      </w:r>
+      <w:r>
+        <w:rPr>
+          <w:color w:val="EE0000"/>
+        </w:rPr>
+        <w:t xml:space="preserve"> </w:t>
+      </w:r>
+      <w:r>
+        <w:rPr>
+          <w:color w:val="EE0000"/>
+        </w:rPr>
+        <w:t>w</w:t>
+      </w:r>
+      <w:r>
+        <w:rPr>
+          <w:color w:val="EE0000"/>
+        </w:rPr>
+        <w:t>eb</w:t>
       </w:r>
       <w:bookmarkEnd w:id="23"/>
     </w:p>
     <w:p>
       <w:pPr>
         <w:rPr>
-          <w:color w:val="auto"/>
+          <w:color w:val="EE0000"/>
           <w:lang w:eastAsia="sk-SK"/>
         </w:rPr>
       </w:pPr>
-      <w:bookmarkStart w:id="24" w:name="_Toc213411293"/>
-      <w:r>
-        <w:t xml:space="preserve">.NET Framework, vyvinutý společností Microsoft, je vývojová platforma určená pro tvorbu moderních aplikací v jazycích C#, VB.NET či F#. Jeho hlavní výhodou je poskytování jednotného prostředí pro vývoj a běh aplikací, které využívají knihovny tříd (Framework </w:t>
-      </w:r>
-      <w:proofErr w:type="spellStart"/>
-      <w:r>
-        <w:t>Class</w:t>
-      </w:r>
-      <w:proofErr w:type="spellEnd"/>
-      <w:r>
-        <w:t xml:space="preserve"> </w:t>
-      </w:r>
-      <w:proofErr w:type="spellStart"/>
-      <w:r>
-        <w:t>Library</w:t>
-      </w:r>
-      <w:proofErr w:type="spellEnd"/>
-      <w:r>
-        <w:t xml:space="preserve"> – FCL) a běhové prostředí </w:t>
-      </w:r>
-      <w:proofErr w:type="spellStart"/>
-      <w:r>
-        <w:t>Common</w:t>
-      </w:r>
-      <w:proofErr w:type="spellEnd"/>
-      <w:r>
-        <w:t xml:space="preserve"> </w:t>
-      </w:r>
-      <w:proofErr w:type="spellStart"/>
-      <w:r>
-        <w:t>Language</w:t>
-      </w:r>
-      <w:proofErr w:type="spellEnd"/>
-      <w:r>
-        <w:t xml:space="preserve"> Runtime (CLR)</w:t>
-      </w:r>
-      <w:r>
-        <w:t>.</w:t>
-      </w:r>
-      <w:r>
-        <w:t xml:space="preserve"> </w:t>
-      </w:r>
-      <w:r>
-        <w:fldChar w:fldCharType="begin"/>
-      </w:r>
-      <w:r>
-        <w:instrText xml:space="preserve"> REF _Ref213419691 \r \h </w:instrText>
-      </w:r>
-      <w:r>
-        <w:fldChar w:fldCharType="separate"/>
-      </w:r>
-      <w:r>
-        <w:t>[3]</w:t>
-      </w:r>
-      <w:r>
-        <w:fldChar w:fldCharType="end"/>
-      </w:r>
-      <w:r>
-        <w:t xml:space="preserve"> CLR zajišťuje správu paměti, bezpečnostní kontroly, zpracování výjimek a další funkce, které vývojáři výrazně ulehčují práci.</w:t>
-      </w:r>
-    </w:p>
-    <w:p>
-      <w:r>
-        <w:t>.NET také podporuje ADO.NET – rozhraní určené pro přístup k datům a práci s databázemi. ADO.NET je klíčovým nástrojem pro komunikaci mezi aplikací a databázovým serverem, protože poskytuje třídy jako</w:t>
-      </w:r>
-      <w:r>
-        <w:rPr>
-          <w:b/>
-          <w:bCs/>
-        </w:rPr>
-        <w:t xml:space="preserve"> </w:t>
-      </w:r>
-      <w:proofErr w:type="spellStart"/>
+      <w:r>
+        <w:rPr>
+          <w:color w:val="EE0000"/>
+        </w:rPr>
+        <w:t xml:space="preserve">Rozdíl mezi desktopovou a webovou aplikací spočívá především v prostředí, kde je aplikace provozována, a v technologii, kterou využívá. </w:t>
+      </w:r>
       <w:r>
         <w:rPr>
           <w:rStyle w:val="Siln"/>
           <w:b w:val="0"/>
           <w:bCs w:val="0"/>
-        </w:rPr>
-        <w:t>SqlConnection</w:t>
-      </w:r>
-      <w:proofErr w:type="spellEnd"/>
+          <w:color w:val="EE0000"/>
+        </w:rPr>
+        <w:t>Desktopové aplikace</w:t>
+      </w:r>
+      <w:r>
+        <w:rPr>
+          <w:color w:val="EE0000"/>
+        </w:rPr>
+        <w:t xml:space="preserve"> běží přímo na lokálním počítači uživatele, obvykle využívají operační systém Windows a mohou efektivněji pracovat s lokálními soubory nebo hardwarovými zařízeními</w:t>
+      </w:r>
+      <w:r>
+        <w:rPr>
+          <w:color w:val="EE0000"/>
+        </w:rPr>
+        <w:t>.</w:t>
+      </w:r>
+      <w:r>
+        <w:rPr>
+          <w:color w:val="EE0000"/>
+        </w:rPr>
+        <w:t xml:space="preserve"> </w:t>
+      </w:r>
+      <w:r>
+        <w:rPr>
+          <w:color w:val="EE0000"/>
+        </w:rPr>
+        <w:fldChar w:fldCharType="begin"/>
+      </w:r>
+      <w:r>
+        <w:rPr>
+          <w:color w:val="EE0000"/>
+        </w:rPr>
+        <w:instrText xml:space="preserve"> REF _Ref213419703 \r \h </w:instrText>
+      </w:r>
+      <w:r>
+        <w:rPr>
+          <w:color w:val="EE0000"/>
+        </w:rPr>
+      </w:r>
+      <w:r>
+        <w:rPr>
+          <w:color w:val="EE0000"/>
+        </w:rPr>
+        <w:fldChar w:fldCharType="separate"/>
+      </w:r>
+      <w:r>
+        <w:rPr>
+          <w:color w:val="EE0000"/>
+        </w:rPr>
+        <w:t>[4]</w:t>
+      </w:r>
+      <w:r>
+        <w:rPr>
+          <w:color w:val="EE0000"/>
+        </w:rPr>
+        <w:fldChar w:fldCharType="end"/>
+      </w:r>
+      <w:r>
+        <w:rPr>
+          <w:color w:val="EE0000"/>
+        </w:rPr>
+        <w:t xml:space="preserve"> </w:t>
+      </w:r>
+      <w:r>
+        <w:rPr>
+          <w:color w:val="EE0000"/>
+        </w:rPr>
+        <w:lastRenderedPageBreak/>
+        <w:t>Typickým příkladem je software pro správu hesel, který z důvodu ochrany citlivých dat funguje přímo v uživatelově systému, bez nutnosti neustálého připojení k internetu.</w:t>
+      </w:r>
+    </w:p>
+    <w:p>
+      <w:pPr>
+        <w:rPr>
+          <w:color w:val="EE0000"/>
+        </w:rPr>
+      </w:pPr>
+      <w:r>
+        <w:rPr>
+          <w:color w:val="EE0000"/>
+        </w:rPr>
+        <w:t>Naopak</w:t>
+      </w:r>
       <w:r>
         <w:rPr>
           <w:b/>
           <w:bCs/>
-        </w:rPr>
-        <w:t xml:space="preserve">, </w:t>
-      </w:r>
-      <w:proofErr w:type="spellStart"/>
+          <w:color w:val="EE0000"/>
+        </w:rPr>
+        <w:t xml:space="preserve"> </w:t>
+      </w:r>
       <w:r>
         <w:rPr>
           <w:rStyle w:val="Siln"/>
           <w:b w:val="0"/>
           <w:bCs w:val="0"/>
-        </w:rPr>
-        <w:t>SqlCommand</w:t>
-      </w:r>
-      <w:proofErr w:type="spellEnd"/>
-      <w:r>
-        <w:rPr>
-          <w:b/>
-          <w:bCs/>
-        </w:rPr>
-        <w:t xml:space="preserve"> a </w:t>
-      </w:r>
-      <w:proofErr w:type="spellStart"/>
+          <w:color w:val="EE0000"/>
+        </w:rPr>
+        <w:t>webové aplikace</w:t>
+      </w:r>
+      <w:r>
+        <w:rPr>
+          <w:color w:val="EE0000"/>
+        </w:rPr>
+        <w:t xml:space="preserve"> jsou provozovány na vzdáleném serveru a přistupuje se k nim prostřednictvím webového prohlížeče. Jejich hlavní výhodou je snadná dostupnost z jakéhokoli zařízení s internetovým připojením. Vývoj webových aplikací však klade větší důraz na bezpečnost dat, šifrování komunikace a správu uživatelských přístupů</w:t>
+      </w:r>
+      <w:r>
+        <w:rPr>
+          <w:color w:val="EE0000"/>
+        </w:rPr>
+        <w:t>.</w:t>
+      </w:r>
+      <w:r>
+        <w:rPr>
+          <w:color w:val="EE0000"/>
+        </w:rPr>
+        <w:t xml:space="preserve"> </w:t>
+      </w:r>
+      <w:r>
+        <w:rPr>
+          <w:color w:val="EE0000"/>
+        </w:rPr>
+        <w:fldChar w:fldCharType="begin"/>
+      </w:r>
+      <w:r>
+        <w:rPr>
+          <w:color w:val="EE0000"/>
+        </w:rPr>
+        <w:instrText xml:space="preserve"> REF _Ref213419703 \r \h </w:instrText>
+      </w:r>
+      <w:r>
+        <w:rPr>
+          <w:color w:val="EE0000"/>
+        </w:rPr>
+      </w:r>
+      <w:r>
+        <w:rPr>
+          <w:color w:val="EE0000"/>
+        </w:rPr>
+        <w:fldChar w:fldCharType="separate"/>
+      </w:r>
+      <w:r>
+        <w:rPr>
+          <w:color w:val="EE0000"/>
+        </w:rPr>
+        <w:t>[4]</w:t>
+      </w:r>
+      <w:r>
+        <w:rPr>
+          <w:color w:val="EE0000"/>
+        </w:rPr>
+        <w:fldChar w:fldCharType="end"/>
+      </w:r>
+    </w:p>
+    <w:p>
+      <w:pPr>
+        <w:rPr>
+          <w:color w:val="EE0000"/>
+        </w:rPr>
+      </w:pPr>
+      <w:r>
+        <w:rPr>
+          <w:color w:val="EE0000"/>
+        </w:rPr>
+        <w:t>Výběr vhodného typu aplikace závisí na cílech projektu – zatímco desktopová aplikace nabízí vyšší výkon a větší kontrolu nad prostředím, webová aplikace umožňuje lepší dostupnost a škálovatelnost.</w:t>
+      </w:r>
+    </w:p>
+    <w:p>
+      <w:pPr>
+        <w:pStyle w:val="Nadpis3"/>
+        <w:rPr>
+          <w:color w:val="EE0000"/>
+        </w:rPr>
+      </w:pPr>
+      <w:bookmarkStart w:id="24" w:name="_Toc215741680"/>
+      <w:r>
+        <w:rPr>
+          <w:color w:val="EE0000"/>
+        </w:rPr>
+        <w:t>UI/UX zásady</w:t>
+      </w:r>
+      <w:bookmarkEnd w:id="24"/>
+    </w:p>
+    <w:p>
+      <w:pPr>
+        <w:rPr>
+          <w:color w:val="EE0000"/>
+          <w:lang w:eastAsia="sk-SK"/>
+        </w:rPr>
+      </w:pPr>
+      <w:r>
+        <w:rPr>
+          <w:color w:val="EE0000"/>
+        </w:rPr>
+        <w:t>Uživatelské rozhraní (UI) a uživatelská zkušenost (UX) představují klíčové prvky každé aplikace. Dobře navržené UI musí být intuitivní, konzistentní a esteticky přitažlivé. UX design se zaměřuje na to, aby uživatel snadno dosáhl svého cíle s minimálním úsilím</w:t>
+      </w:r>
+      <w:r>
+        <w:rPr>
+          <w:color w:val="EE0000"/>
+        </w:rPr>
+        <w:t>.</w:t>
+      </w:r>
+      <w:r>
+        <w:rPr>
+          <w:color w:val="EE0000"/>
+        </w:rPr>
+        <w:t xml:space="preserve"> </w:t>
+      </w:r>
+      <w:r>
+        <w:rPr>
+          <w:color w:val="EE0000"/>
+        </w:rPr>
+        <w:fldChar w:fldCharType="begin"/>
+      </w:r>
+      <w:r>
+        <w:rPr>
+          <w:color w:val="EE0000"/>
+        </w:rPr>
+        <w:instrText xml:space="preserve"> REF _Ref213419718 \r \h </w:instrText>
+      </w:r>
+      <w:r>
+        <w:rPr>
+          <w:color w:val="EE0000"/>
+        </w:rPr>
+      </w:r>
+      <w:r>
+        <w:rPr>
+          <w:color w:val="EE0000"/>
+        </w:rPr>
+        <w:fldChar w:fldCharType="separate"/>
+      </w:r>
+      <w:r>
+        <w:rPr>
+          <w:color w:val="EE0000"/>
+        </w:rPr>
+        <w:t>[</w:t>
+      </w:r>
+      <w:r>
+        <w:rPr>
+          <w:color w:val="EE0000"/>
+        </w:rPr>
+        <w:t>5</w:t>
+      </w:r>
+      <w:r>
+        <w:rPr>
+          <w:color w:val="EE0000"/>
+        </w:rPr>
+        <w:t>]</w:t>
+      </w:r>
+      <w:r>
+        <w:rPr>
+          <w:color w:val="EE0000"/>
+        </w:rPr>
+        <w:fldChar w:fldCharType="end"/>
+      </w:r>
+    </w:p>
+    <w:p>
+      <w:pPr>
+        <w:rPr>
+          <w:color w:val="EE0000"/>
+        </w:rPr>
+      </w:pPr>
+      <w:r>
+        <w:rPr>
+          <w:color w:val="EE0000"/>
+        </w:rPr>
+        <w:t>Podle zásad UX Design Institute by měla aplikace respektovat sedm základních principů: použitelnost, srozumitelnost, přístupnost, vizuální hierarchii, konzistenci, zpětnou vazbu a efektivitu. Pro desktopové aplikace, jako je správce hesel, je důležité zejména minimalizovat kognitivní zátěž – uživatel musí rychle pochopit, jak zadat, uložit či načíst své údaje, aniž by musel čelit složitému rozhraní.</w:t>
+      </w:r>
+      <w:r>
+        <w:rPr>
+          <w:color w:val="EE0000"/>
+        </w:rPr>
+        <w:t xml:space="preserve"> </w:t>
+      </w:r>
+      <w:r>
+        <w:rPr>
+          <w:color w:val="EE0000"/>
+        </w:rPr>
+        <w:fldChar w:fldCharType="begin"/>
+      </w:r>
+      <w:r>
+        <w:rPr>
+          <w:color w:val="EE0000"/>
+        </w:rPr>
+        <w:instrText xml:space="preserve"> REF _Ref213419718 \r \h </w:instrText>
+      </w:r>
+      <w:r>
+        <w:rPr>
+          <w:color w:val="EE0000"/>
+        </w:rPr>
+      </w:r>
+      <w:r>
+        <w:rPr>
+          <w:color w:val="EE0000"/>
+        </w:rPr>
+        <w:fldChar w:fldCharType="separate"/>
+      </w:r>
+      <w:r>
+        <w:rPr>
+          <w:color w:val="EE0000"/>
+        </w:rPr>
+        <w:t>[5]</w:t>
+      </w:r>
+      <w:r>
+        <w:rPr>
+          <w:color w:val="EE0000"/>
+        </w:rPr>
+        <w:fldChar w:fldCharType="end"/>
+      </w:r>
+    </w:p>
+    <w:p>
+      <w:pPr>
+        <w:rPr>
+          <w:color w:val="EE0000"/>
+        </w:rPr>
+      </w:pPr>
+      <w:r>
+        <w:rPr>
+          <w:color w:val="EE0000"/>
+        </w:rPr>
+        <w:t xml:space="preserve">Při návrhu rozhraní v .NET lze využít technologie jako </w:t>
+      </w:r>
       <w:r>
         <w:rPr>
           <w:rStyle w:val="Siln"/>
           <w:b w:val="0"/>
           <w:bCs w:val="0"/>
-        </w:rPr>
-        <w:t>SqlDataReader</w:t>
-      </w:r>
-      <w:proofErr w:type="spellEnd"/>
-      <w:r>
-        <w:rPr>
-          <w:b/>
-          <w:bCs/>
-        </w:rPr>
-        <w:t xml:space="preserve">, </w:t>
-      </w:r>
-      <w:r>
-        <w:t>které umožňují bezpečné připojení a manipulaci s</w:t>
-      </w:r>
-      <w:r>
-        <w:t> </w:t>
-      </w:r>
-      <w:r>
-        <w:t>daty</w:t>
-      </w:r>
-      <w:r>
-        <w:t xml:space="preserve">. </w:t>
-      </w:r>
-      <w:r>
-        <w:fldChar w:fldCharType="begin"/>
-      </w:r>
-      <w:r>
-        <w:instrText xml:space="preserve"> REF _Ref213419691 \r \h </w:instrText>
-      </w:r>
-      <w:r>
-        <w:fldChar w:fldCharType="separate"/>
-      </w:r>
-      <w:r>
-        <w:t>[3]</w:t>
-      </w:r>
-      <w:r>
-        <w:fldChar w:fldCharType="end"/>
-      </w:r>
-      <w:r>
-        <w:t xml:space="preserve"> V moderních verzích .NET lze navíc využívat Entity Framework, který přináší objektově-relační mapování (ORM) a zjednodušuje práci s datovými modely.</w:t>
-      </w:r>
-    </w:p>
-    <w:p>
-      <w:pPr>
-        <w:pStyle w:val="Nadpis3"/>
-      </w:pPr>
-      <w:r>
-        <w:t>Desktop vs</w:t>
-      </w:r>
-      <w:r>
-        <w:t>.</w:t>
-      </w:r>
-      <w:r>
+          <w:color w:val="EE0000"/>
+        </w:rPr>
+        <w:t>Windows</w:t>
+      </w:r>
+      <w:r>
+        <w:rPr>
+          <w:rStyle w:val="Siln"/>
+          <w:color w:val="EE0000"/>
+        </w:rPr>
         <w:t xml:space="preserve"> </w:t>
       </w:r>
-      <w:r>
-        <w:t>w</w:t>
-      </w:r>
-      <w:r>
-        <w:t>eb</w:t>
-      </w:r>
-      <w:bookmarkEnd w:id="24"/>
-    </w:p>
-    <w:p>
-      <w:pPr>
-        <w:rPr>
-          <w:color w:val="auto"/>
-          <w:lang w:eastAsia="sk-SK"/>
-        </w:rPr>
-      </w:pPr>
-      <w:bookmarkStart w:id="25" w:name="_Toc213411294"/>
-      <w:r>
-        <w:t xml:space="preserve">Rozdíl mezi desktopovou a webovou aplikací spočívá především v prostředí, kde je aplikace provozována, a v technologii, kterou využívá. </w:t>
-      </w:r>
+      <w:proofErr w:type="spellStart"/>
       <w:r>
         <w:rPr>
           <w:rStyle w:val="Siln"/>
           <w:b w:val="0"/>
           <w:bCs w:val="0"/>
-        </w:rPr>
-        <w:t>Desktopové aplikace</w:t>
-      </w:r>
-      <w:r>
-        <w:t xml:space="preserve"> běží přímo na lokálním počítači uživatele, obvykle využívají operační systém Windows a mohou efektivněji pracovat s lokálními soubory nebo hardwarovými zařízeními</w:t>
-      </w:r>
-      <w:r>
-        <w:t>.</w:t>
-      </w:r>
-      <w:r>
-        <w:t xml:space="preserve"> </w:t>
-      </w:r>
-      <w:r>
-        <w:fldChar w:fldCharType="begin"/>
-      </w:r>
-      <w:r>
-        <w:instrText xml:space="preserve"> REF _Ref213419703 \r \h </w:instrText>
-      </w:r>
-      <w:r>
-        <w:fldChar w:fldCharType="separate"/>
-      </w:r>
-      <w:r>
-        <w:t>[4]</w:t>
-      </w:r>
-      <w:r>
-        <w:fldChar w:fldCharType="end"/>
-      </w:r>
-      <w:r>
-        <w:t xml:space="preserve"> Typickým příkladem je software pro správu hesel, který z důvodu ochrany citlivých dat funguje přímo v uživatelově systému, bez nutnosti neustálého připojení k internetu.</w:t>
-      </w:r>
-    </w:p>
-    <w:p>
-      <w:r>
-        <w:t>Naopak</w:t>
-      </w:r>
-      <w:r>
-        <w:rPr>
-          <w:b/>
-          <w:bCs/>
-        </w:rPr>
-        <w:t xml:space="preserve"> </w:t>
+          <w:color w:val="EE0000"/>
+        </w:rPr>
+        <w:t>Forms</w:t>
+      </w:r>
+      <w:proofErr w:type="spellEnd"/>
+      <w:r>
+        <w:rPr>
+          <w:color w:val="EE0000"/>
+        </w:rPr>
+        <w:t xml:space="preserve"> nebo </w:t>
       </w:r>
       <w:r>
         <w:rPr>
           <w:rStyle w:val="Siln"/>
           <w:b w:val="0"/>
           <w:bCs w:val="0"/>
-        </w:rPr>
-        <w:t>webové aplikace</w:t>
-      </w:r>
-      <w:r>
-        <w:t xml:space="preserve"> jsou provozovány na vzdáleném serveru a přistupuje se k nim prostřednictvím webového prohlížeče. Jejich hlavní výhodou je snadná dostupnost z jakéhokoli zařízení s internetovým připojením. Vývoj webových aplikací však klade větší důraz na bezpečnost dat, šifrování komunikace a správu uživatelských přístupů</w:t>
-      </w:r>
-      <w:r>
-        <w:t>.</w:t>
-      </w:r>
-      <w:r>
+          <w:color w:val="EE0000"/>
+        </w:rPr>
+        <w:t>WPF</w:t>
+      </w:r>
+      <w:r>
+        <w:rPr>
+          <w:rStyle w:val="Siln"/>
+          <w:color w:val="EE0000"/>
+        </w:rPr>
         <w:t xml:space="preserve"> </w:t>
       </w:r>
       <w:r>
-        <w:fldChar w:fldCharType="begin"/>
-      </w:r>
-      <w:r>
-        <w:instrText xml:space="preserve"> REF _Ref213419703 \r \h </w:instrText>
-      </w:r>
-      <w:r>
-        <w:fldChar w:fldCharType="separate"/>
-      </w:r>
-      <w:r>
-        <w:t>[4]</w:t>
-      </w:r>
-      <w:r>
-        <w:fldChar w:fldCharType="end"/>
+        <w:rPr>
+          <w:rStyle w:val="Siln"/>
+          <w:b w:val="0"/>
+          <w:bCs w:val="0"/>
+          <w:color w:val="EE0000"/>
+        </w:rPr>
+        <w:t xml:space="preserve">(Windows </w:t>
+      </w:r>
+      <w:proofErr w:type="spellStart"/>
+      <w:r>
+        <w:rPr>
+          <w:rStyle w:val="Siln"/>
+          <w:b w:val="0"/>
+          <w:bCs w:val="0"/>
+          <w:color w:val="EE0000"/>
+        </w:rPr>
+        <w:t>Presentation</w:t>
+      </w:r>
+      <w:proofErr w:type="spellEnd"/>
+      <w:r>
+        <w:rPr>
+          <w:rStyle w:val="Siln"/>
+          <w:b w:val="0"/>
+          <w:bCs w:val="0"/>
+          <w:color w:val="EE0000"/>
+        </w:rPr>
+        <w:t xml:space="preserve"> </w:t>
+      </w:r>
+      <w:proofErr w:type="spellStart"/>
+      <w:r>
+        <w:rPr>
+          <w:rStyle w:val="Siln"/>
+          <w:b w:val="0"/>
+          <w:bCs w:val="0"/>
+          <w:color w:val="EE0000"/>
+        </w:rPr>
+        <w:t>Foundation</w:t>
+      </w:r>
+      <w:proofErr w:type="spellEnd"/>
+      <w:r>
+        <w:rPr>
+          <w:rStyle w:val="Siln"/>
+          <w:b w:val="0"/>
+          <w:bCs w:val="0"/>
+          <w:color w:val="EE0000"/>
+        </w:rPr>
+        <w:t>)</w:t>
+      </w:r>
+      <w:r>
+        <w:rPr>
+          <w:b/>
+          <w:bCs/>
+          <w:color w:val="EE0000"/>
+        </w:rPr>
+        <w:t>,</w:t>
+      </w:r>
+      <w:r>
+        <w:rPr>
+          <w:color w:val="EE0000"/>
+        </w:rPr>
+        <w:t xml:space="preserve"> které umožňují vytvářet přehledné a moderní aplikace s vizuálními prvky přizpůsobenými různým uživatelským potřebám.</w:t>
       </w:r>
     </w:p>
     <w:p>
-      <w:r>
-        <w:t>Výběr vhodného typu aplikace závisí na cílech projektu – zatímco desktopová aplikace nabízí vyšší výkon a větší kontrolu nad prostředím, webová aplikace umožňuje lepší dostupnost a škálovatelnost.</w:t>
-      </w:r>
-    </w:p>
-    <w:p>
-      <w:pPr>
-        <w:pStyle w:val="Nadpis3"/>
-      </w:pPr>
-      <w:r>
-        <w:lastRenderedPageBreak/>
-        <w:t>UI/UX zásady</w:t>
+      <w:pPr>
+        <w:pStyle w:val="Nadpis2"/>
+        <w:rPr>
+          <w:color w:val="EE0000"/>
+        </w:rPr>
+      </w:pPr>
+      <w:bookmarkStart w:id="25" w:name="_Toc215741681"/>
+      <w:r>
+        <w:rPr>
+          <w:color w:val="EE0000"/>
+        </w:rPr>
+        <w:t>Databáze</w:t>
       </w:r>
       <w:bookmarkEnd w:id="25"/>
     </w:p>
     <w:p>
       <w:pPr>
-        <w:rPr>
-          <w:color w:val="auto"/>
-          <w:lang w:eastAsia="sk-SK"/>
-        </w:rPr>
-      </w:pPr>
-      <w:bookmarkStart w:id="26" w:name="_Toc213411295"/>
-      <w:r>
-        <w:t>Uživatelské rozhraní (UI) a uživatelská zkušenost (UX) představují klíčové prvky každé aplikace. Dobře navržené UI musí být intuitivní, konzistentní a esteticky přitažlivé. UX design se zaměřuje na to, aby uživatel snadno dosáhl svého cíle s minimálním úsilím</w:t>
-      </w:r>
-      <w:r>
+        <w:pStyle w:val="Pokraovn"/>
+        <w:rPr>
+          <w:color w:val="EE0000"/>
+        </w:rPr>
+      </w:pPr>
+      <w:r>
+        <w:rPr>
+          <w:color w:val="EE0000"/>
+        </w:rPr>
+        <w:t>Databáze představují základní komponentu většiny moderních aplikací, jelikož umožňují trvalé ukládání, správu a vyhledávání informací. V případě aplikací pro správu hesel hraje databáze zásadní roli, protože uchovává šifrované údaje uživatelů a přihlašovací informace. Databázové systémy lze rozdělit podle způsobu organizace dat, přičemž nejrozšířenější jsou relační</w:t>
+      </w:r>
+      <w:r>
+        <w:rPr>
+          <w:b/>
+          <w:bCs/>
+          <w:color w:val="EE0000"/>
+        </w:rPr>
+        <w:t xml:space="preserve"> </w:t>
+      </w:r>
+      <w:r>
+        <w:rPr>
+          <w:color w:val="EE0000"/>
+        </w:rPr>
+        <w:t>databáze</w:t>
+      </w:r>
+      <w:r>
+        <w:rPr>
+          <w:color w:val="EE0000"/>
+        </w:rPr>
         <w:t>.</w:t>
       </w:r>
       <w:r>
+        <w:rPr>
+          <w:color w:val="EE0000"/>
+        </w:rPr>
         <w:t xml:space="preserve"> </w:t>
       </w:r>
       <w:r>
+        <w:rPr>
+          <w:color w:val="EE0000"/>
+        </w:rPr>
         <w:fldChar w:fldCharType="begin"/>
       </w:r>
       <w:r>
-        <w:instrText xml:space="preserve"> REF _Ref213419718 \r \h </w:instrText>
-      </w:r>
-      <w:r>
+        <w:rPr>
+          <w:color w:val="EE0000"/>
+        </w:rPr>
+        <w:instrText xml:space="preserve"> REF _Ref213420097 \r \h </w:instrText>
+      </w:r>
+      <w:r>
+        <w:rPr>
+          <w:color w:val="EE0000"/>
+        </w:rPr>
+      </w:r>
+      <w:r>
+        <w:rPr>
+          <w:color w:val="EE0000"/>
+        </w:rPr>
         <w:fldChar w:fldCharType="separate"/>
       </w:r>
       <w:r>
-        <w:t>[5]</w:t>
-      </w:r>
-      <w:r>
+        <w:rPr>
+          <w:color w:val="EE0000"/>
+        </w:rPr>
+        <w:t>[6]</w:t>
+      </w:r>
+      <w:r>
+        <w:rPr>
+          <w:color w:val="EE0000"/>
+        </w:rPr>
         <w:fldChar w:fldCharType="end"/>
       </w:r>
     </w:p>
     <w:p>
-      <w:r>
-        <w:t xml:space="preserve">Podle zásad UX Design Institute </w:t>
-      </w:r>
-      <w:r>
-        <w:fldChar w:fldCharType="begin"/>
-      </w:r>
-      <w:r>
-        <w:instrText xml:space="preserve"> REF _Ref213419718 \r \h </w:instrText>
-      </w:r>
-      <w:r>
-        <w:fldChar w:fldCharType="separate"/>
-      </w:r>
-      <w:r>
-        <w:t>[5]</w:t>
-      </w:r>
-      <w:r>
-        <w:fldChar w:fldCharType="end"/>
-      </w:r>
-      <w:r>
-        <w:t xml:space="preserve"> by měla aplikace respektovat sedm základních principů: použitelnost, srozumitelnost, přístupnost, vizuální hierarchii, konzistenci, zpětnou vazbu a efektivitu. Pro desktopové aplikace, jako je správce hesel, je důležité zejména minimalizovat kognitivní zátěž – uživatel musí rychle pochopit, jak zadat, uložit či načíst své údaje, aniž by musel čelit složitému rozhraní.</w:t>
+      <w:pPr>
+        <w:pStyle w:val="Nadpis3"/>
+        <w:rPr>
+          <w:color w:val="EE0000"/>
+        </w:rPr>
+      </w:pPr>
+      <w:bookmarkStart w:id="26" w:name="_Toc215741682"/>
+      <w:r>
+        <w:rPr>
+          <w:color w:val="EE0000"/>
+        </w:rPr>
+        <w:lastRenderedPageBreak/>
+        <w:t>Relační model</w:t>
+      </w:r>
+      <w:bookmarkEnd w:id="26"/>
+      <w:r>
+        <w:rPr>
+          <w:color w:val="EE0000"/>
+        </w:rPr>
+        <w:t xml:space="preserve"> </w:t>
       </w:r>
     </w:p>
     <w:p>
-      <w:r>
-        <w:t xml:space="preserve">Při návrhu rozhraní v .NET lze využít technologie jako </w:t>
+      <w:pPr>
+        <w:rPr>
+          <w:color w:val="EE0000"/>
+          <w:lang w:eastAsia="sk-SK"/>
+        </w:rPr>
+      </w:pPr>
+      <w:r>
+        <w:rPr>
+          <w:color w:val="EE0000"/>
+        </w:rPr>
+        <w:t xml:space="preserve">Relační model byl poprvé popsán E. F. </w:t>
+      </w:r>
+      <w:proofErr w:type="spellStart"/>
+      <w:r>
+        <w:rPr>
+          <w:color w:val="EE0000"/>
+        </w:rPr>
+        <w:t>Coddem</w:t>
+      </w:r>
+      <w:proofErr w:type="spellEnd"/>
+      <w:r>
+        <w:rPr>
+          <w:color w:val="EE0000"/>
+        </w:rPr>
+        <w:t xml:space="preserve"> a stal se základem moderních databázových systémů. V tomto modelu jsou data organizována do tabulek (relací), které obsahují řádky (záznamy) a sloupce (atributy)</w:t>
+      </w:r>
+      <w:r>
+        <w:rPr>
+          <w:color w:val="EE0000"/>
+        </w:rPr>
+        <w:t>.</w:t>
+      </w:r>
+      <w:r>
+        <w:rPr>
+          <w:color w:val="EE0000"/>
+        </w:rPr>
+        <w:t xml:space="preserve"> </w:t>
+      </w:r>
+      <w:r>
+        <w:rPr>
+          <w:color w:val="EE0000"/>
+        </w:rPr>
+        <w:fldChar w:fldCharType="begin"/>
+      </w:r>
+      <w:r>
+        <w:rPr>
+          <w:color w:val="EE0000"/>
+        </w:rPr>
+        <w:instrText xml:space="preserve"> REF _Ref213420097 \r \h </w:instrText>
+      </w:r>
+      <w:r>
+        <w:rPr>
+          <w:color w:val="EE0000"/>
+        </w:rPr>
+      </w:r>
+      <w:r>
+        <w:rPr>
+          <w:color w:val="EE0000"/>
+        </w:rPr>
+        <w:fldChar w:fldCharType="separate"/>
+      </w:r>
+      <w:r>
+        <w:rPr>
+          <w:color w:val="EE0000"/>
+        </w:rPr>
+        <w:t>[6]</w:t>
+      </w:r>
+      <w:r>
+        <w:rPr>
+          <w:color w:val="EE0000"/>
+        </w:rPr>
+        <w:fldChar w:fldCharType="end"/>
+      </w:r>
+      <w:r>
+        <w:rPr>
+          <w:color w:val="EE0000"/>
+        </w:rPr>
+        <w:t xml:space="preserve"> Každá tabulka má primární klíč, jenž jednoznačně identifikuje jednotlivé záznamy.</w:t>
+      </w:r>
+    </w:p>
+    <w:p>
+      <w:pPr>
+        <w:rPr>
+          <w:color w:val="EE0000"/>
+        </w:rPr>
+      </w:pPr>
+      <w:r>
+        <w:rPr>
+          <w:color w:val="EE0000"/>
+        </w:rPr>
+        <w:t xml:space="preserve">Relační model zaručuje konzistenci a integritu dat prostřednictvím relací mezi tabulkami – například vztah </w:t>
       </w:r>
       <w:r>
         <w:rPr>
           <w:rStyle w:val="Siln"/>
           <w:b w:val="0"/>
           <w:bCs w:val="0"/>
-        </w:rPr>
-        <w:t>Windows</w:t>
+          <w:color w:val="EE0000"/>
+        </w:rPr>
+        <w:t>uživatel</w:t>
       </w:r>
       <w:r>
         <w:rPr>
           <w:rStyle w:val="Siln"/>
-        </w:rPr>
-        <w:t xml:space="preserve"> </w:t>
-      </w:r>
-      <w:proofErr w:type="spellStart"/>
+          <w:color w:val="EE0000"/>
+        </w:rPr>
+        <w:t xml:space="preserve"> – </w:t>
+      </w:r>
       <w:r>
         <w:rPr>
           <w:rStyle w:val="Siln"/>
           <w:b w:val="0"/>
           <w:bCs w:val="0"/>
-        </w:rPr>
-        <w:t>Forms</w:t>
+          <w:color w:val="EE0000"/>
+        </w:rPr>
+        <w:t>uložené</w:t>
+      </w:r>
+      <w:r>
+        <w:rPr>
+          <w:rStyle w:val="Siln"/>
+          <w:color w:val="EE0000"/>
+        </w:rPr>
+        <w:t xml:space="preserve"> heslo</w:t>
+      </w:r>
+      <w:r>
+        <w:rPr>
+          <w:color w:val="EE0000"/>
+        </w:rPr>
+        <w:t xml:space="preserve">. V praxi to znamená, že aplikace pro správu hesel může propojit tabulku </w:t>
+      </w:r>
+      <w:proofErr w:type="spellStart"/>
+      <w:r>
+        <w:rPr>
+          <w:color w:val="EE0000"/>
+        </w:rPr>
+        <w:t>users</w:t>
       </w:r>
       <w:proofErr w:type="spellEnd"/>
       <w:r>
-        <w:t xml:space="preserve"> nebo </w:t>
-      </w:r>
-      <w:r>
-        <w:rPr>
-          <w:rStyle w:val="Siln"/>
-          <w:b w:val="0"/>
-          <w:bCs w:val="0"/>
-        </w:rPr>
-        <w:t>WPF</w:t>
-      </w:r>
-      <w:r>
-        <w:rPr>
-          <w:rStyle w:val="Siln"/>
+        <w:rPr>
+          <w:color w:val="EE0000"/>
+        </w:rPr>
+        <w:t xml:space="preserve"> s tabulkou </w:t>
+      </w:r>
+      <w:proofErr w:type="spellStart"/>
+      <w:r>
+        <w:rPr>
+          <w:color w:val="EE0000"/>
+        </w:rPr>
+        <w:t>credentials</w:t>
+      </w:r>
+      <w:proofErr w:type="spellEnd"/>
+      <w:r>
+        <w:rPr>
+          <w:color w:val="EE0000"/>
+        </w:rPr>
+        <w:t xml:space="preserve"> pomocí cizího klíče. Tento model umožňuje efektivní dotazování, kontrolu přístupů a minimalizaci redundance</w:t>
+      </w:r>
+      <w:r>
+        <w:rPr>
+          <w:color w:val="EE0000"/>
+        </w:rPr>
+        <w:t>.</w:t>
+      </w:r>
+      <w:r>
+        <w:rPr>
+          <w:color w:val="EE0000"/>
         </w:rPr>
         <w:t xml:space="preserve"> </w:t>
       </w:r>
       <w:r>
         <w:rPr>
-          <w:rStyle w:val="Siln"/>
-          <w:b w:val="0"/>
-          <w:bCs w:val="0"/>
-        </w:rPr>
-        <w:t xml:space="preserve">(Windows </w:t>
-      </w:r>
-      <w:proofErr w:type="spellStart"/>
-      <w:r>
-        <w:rPr>
-          <w:rStyle w:val="Siln"/>
-          <w:b w:val="0"/>
-          <w:bCs w:val="0"/>
-        </w:rPr>
-        <w:t>Presentation</w:t>
-      </w:r>
-      <w:proofErr w:type="spellEnd"/>
-      <w:r>
-        <w:rPr>
-          <w:rStyle w:val="Siln"/>
-          <w:b w:val="0"/>
-          <w:bCs w:val="0"/>
-        </w:rPr>
-        <w:t xml:space="preserve"> </w:t>
-      </w:r>
-      <w:proofErr w:type="spellStart"/>
-      <w:r>
-        <w:rPr>
-          <w:rStyle w:val="Siln"/>
-          <w:b w:val="0"/>
-          <w:bCs w:val="0"/>
-        </w:rPr>
-        <w:t>Foundation</w:t>
-      </w:r>
-      <w:proofErr w:type="spellEnd"/>
-      <w:r>
-        <w:rPr>
-          <w:rStyle w:val="Siln"/>
-          <w:b w:val="0"/>
-          <w:bCs w:val="0"/>
-        </w:rPr>
-        <w:t>)</w:t>
-      </w:r>
-      <w:r>
-        <w:rPr>
-          <w:b/>
-          <w:bCs/>
-        </w:rPr>
-        <w:t>,</w:t>
-      </w:r>
-      <w:r>
-        <w:t xml:space="preserve"> které umožňují vytvářet přehledné a moderní aplikace s vizuálními prvky přizpůsobenými různým uživatelským potřebám.</w:t>
+          <w:color w:val="EE0000"/>
+        </w:rPr>
+        <w:fldChar w:fldCharType="begin"/>
+      </w:r>
+      <w:r>
+        <w:rPr>
+          <w:color w:val="EE0000"/>
+        </w:rPr>
+        <w:instrText xml:space="preserve"> REF _Ref213420097 \r \h </w:instrText>
+      </w:r>
+      <w:r>
+        <w:rPr>
+          <w:color w:val="EE0000"/>
+        </w:rPr>
+      </w:r>
+      <w:r>
+        <w:rPr>
+          <w:color w:val="EE0000"/>
+        </w:rPr>
+        <w:fldChar w:fldCharType="separate"/>
+      </w:r>
+      <w:r>
+        <w:rPr>
+          <w:color w:val="EE0000"/>
+        </w:rPr>
+        <w:t>[6]</w:t>
+      </w:r>
+      <w:r>
+        <w:rPr>
+          <w:color w:val="EE0000"/>
+        </w:rPr>
+        <w:fldChar w:fldCharType="end"/>
       </w:r>
     </w:p>
     <w:p>
       <w:pPr>
-        <w:pStyle w:val="Nadpis2"/>
-      </w:pPr>
-      <w:r>
-        <w:t>Databáze</w:t>
-      </w:r>
-      <w:bookmarkEnd w:id="26"/>
+        <w:pStyle w:val="Nadpis3"/>
+        <w:rPr>
+          <w:color w:val="EE0000"/>
+        </w:rPr>
+      </w:pPr>
+      <w:bookmarkStart w:id="27" w:name="_Toc215741683"/>
+      <w:r>
+        <w:rPr>
+          <w:color w:val="EE0000"/>
+        </w:rPr>
+        <w:t>SQL příkazy</w:t>
+      </w:r>
+      <w:bookmarkEnd w:id="27"/>
+      <w:r>
+        <w:rPr>
+          <w:color w:val="EE0000"/>
+        </w:rPr>
+        <w:t xml:space="preserve"> </w:t>
+      </w:r>
     </w:p>
     <w:p>
       <w:pPr>
         <w:pStyle w:val="Pokraovn"/>
-      </w:pPr>
-      <w:r>
-        <w:t xml:space="preserve">Databáze představují základní komponentu většiny moderních aplikací, jelikož umožňují trvalé ukládání, správu a vyhledávání informací. V případě aplikací pro správu hesel hraje databáze zásadní roli, protože uchovává šifrované údaje uživatelů a přihlašovací informace. Databázové systémy lze rozdělit podle způsobu organizace dat, přičemž nejrozšířenější jsou </w:t>
-      </w:r>
-      <w:r>
-        <w:t>relační</w:t>
-      </w:r>
-      <w:r>
-        <w:rPr>
-          <w:b/>
-          <w:bCs/>
+        <w:rPr>
+          <w:color w:val="EE0000"/>
+        </w:rPr>
+      </w:pPr>
+      <w:proofErr w:type="spellStart"/>
+      <w:r>
+        <w:rPr>
+          <w:color w:val="EE0000"/>
+        </w:rPr>
+        <w:t>Structured</w:t>
+      </w:r>
+      <w:proofErr w:type="spellEnd"/>
+      <w:r>
+        <w:rPr>
+          <w:color w:val="EE0000"/>
         </w:rPr>
         <w:t xml:space="preserve"> </w:t>
       </w:r>
-      <w:r>
-        <w:t>databáze</w:t>
-      </w:r>
-      <w:r>
-        <w:t>.</w:t>
-      </w:r>
-      <w:r>
+      <w:proofErr w:type="spellStart"/>
+      <w:r>
+        <w:rPr>
+          <w:color w:val="EE0000"/>
+        </w:rPr>
+        <w:t>Query</w:t>
+      </w:r>
+      <w:proofErr w:type="spellEnd"/>
+      <w:r>
+        <w:rPr>
+          <w:color w:val="EE0000"/>
+        </w:rPr>
         <w:t xml:space="preserve"> </w:t>
       </w:r>
-      <w:r>
+      <w:proofErr w:type="spellStart"/>
+      <w:r>
+        <w:rPr>
+          <w:color w:val="EE0000"/>
+        </w:rPr>
+        <w:t>Language</w:t>
+      </w:r>
+      <w:proofErr w:type="spellEnd"/>
+      <w:r>
+        <w:rPr>
+          <w:color w:val="EE0000"/>
+        </w:rPr>
+        <w:t xml:space="preserve"> (SQL) je standardizovaný jazyk používaný pro komunikaci s relačními databázemi. Umožňuje definovat strukturu databáze, vkládat, aktualizovat i mazat data a provádět dotazy. Mezi základní příkazy patří zejména:</w:t>
+      </w:r>
+      <w:r>
+        <w:rPr>
+          <w:color w:val="EE0000"/>
+        </w:rPr>
+        <w:t xml:space="preserve"> </w:t>
+      </w:r>
+      <w:r>
+        <w:rPr>
+          <w:color w:val="EE0000"/>
+        </w:rPr>
         <w:fldChar w:fldCharType="begin"/>
       </w:r>
       <w:r>
-        <w:instrText xml:space="preserve"> REF _Ref213420097 \r \h </w:instrText>
-      </w:r>
-      <w:r>
+        <w:rPr>
+          <w:color w:val="EE0000"/>
+        </w:rPr>
+        <w:instrText xml:space="preserve"> REF _Ref213420302 \r \h </w:instrText>
+      </w:r>
+      <w:r>
+        <w:rPr>
+          <w:color w:val="EE0000"/>
+        </w:rPr>
+      </w:r>
+      <w:r>
+        <w:rPr>
+          <w:color w:val="EE0000"/>
+        </w:rPr>
         <w:fldChar w:fldCharType="separate"/>
       </w:r>
       <w:r>
-        <w:t>[6]</w:t>
-      </w:r>
-      <w:r>
+        <w:rPr>
+          <w:color w:val="EE0000"/>
+        </w:rPr>
+        <w:t>[</w:t>
+      </w:r>
+      <w:r>
+        <w:rPr>
+          <w:color w:val="EE0000"/>
+        </w:rPr>
+        <w:t>7</w:t>
+      </w:r>
+      <w:r>
+        <w:rPr>
+          <w:color w:val="EE0000"/>
+        </w:rPr>
+        <w:t>]</w:t>
+      </w:r>
+      <w:r>
+        <w:rPr>
+          <w:color w:val="EE0000"/>
+        </w:rPr>
         <w:fldChar w:fldCharType="end"/>
-      </w:r>
-    </w:p>
-    <w:p>
-      <w:pPr>
-        <w:pStyle w:val="Nadpis3"/>
-      </w:pPr>
-      <w:bookmarkStart w:id="27" w:name="_Toc213411296"/>
-      <w:r>
-        <w:t>Relační model</w:t>
-      </w:r>
-      <w:bookmarkEnd w:id="27"/>
-      <w:r>
-        <w:t xml:space="preserve"> </w:t>
-      </w:r>
-    </w:p>
-    <w:p>
-      <w:pPr>
-        <w:rPr>
-          <w:color w:val="auto"/>
-          <w:lang w:eastAsia="sk-SK"/>
-        </w:rPr>
-      </w:pPr>
-      <w:bookmarkStart w:id="28" w:name="_Toc213411297"/>
-      <w:r>
-        <w:t xml:space="preserve">Relační model byl poprvé popsán E. F. </w:t>
-      </w:r>
-      <w:proofErr w:type="spellStart"/>
-      <w:r>
-        <w:t>Coddem</w:t>
-      </w:r>
-      <w:proofErr w:type="spellEnd"/>
-      <w:r>
-        <w:t xml:space="preserve"> a stal se základem moderních databázových systémů. V tomto modelu jsou data organizována do tabulek (relací), které obsahují řádky (záznamy) a sloupce (atributy)</w:t>
-      </w:r>
-      <w:r>
-        <w:t>.</w:t>
-      </w:r>
-      <w:r>
-        <w:t xml:space="preserve"> </w:t>
-      </w:r>
-      <w:r>
-        <w:fldChar w:fldCharType="begin"/>
-      </w:r>
-      <w:r>
-        <w:instrText xml:space="preserve"> REF _Ref213420097 \r \h </w:instrText>
-      </w:r>
-      <w:r>
-        <w:fldChar w:fldCharType="separate"/>
-      </w:r>
-      <w:r>
-        <w:t>[6]</w:t>
-      </w:r>
-      <w:r>
-        <w:fldChar w:fldCharType="end"/>
-      </w:r>
-      <w:r>
-        <w:t xml:space="preserve"> Každá tabulka má primární klíč, jenž jednoznačně identifikuje jednotlivé záznamy.</w:t>
-      </w:r>
-    </w:p>
-    <w:p>
-      <w:r>
-        <w:t xml:space="preserve">Relační model zaručuje konzistenci a integritu dat prostřednictvím relací mezi tabulkami – například vztah </w:t>
-      </w:r>
-      <w:r>
-        <w:rPr>
-          <w:rStyle w:val="Siln"/>
-          <w:b w:val="0"/>
-          <w:bCs w:val="0"/>
-        </w:rPr>
-        <w:t>uživatel</w:t>
-      </w:r>
-      <w:r>
-        <w:rPr>
-          <w:rStyle w:val="Siln"/>
-        </w:rPr>
-        <w:t xml:space="preserve"> – </w:t>
-      </w:r>
-      <w:r>
-        <w:rPr>
-          <w:rStyle w:val="Siln"/>
-          <w:b w:val="0"/>
-          <w:bCs w:val="0"/>
-        </w:rPr>
-        <w:t>uložené</w:t>
-      </w:r>
-      <w:r>
-        <w:rPr>
-          <w:rStyle w:val="Siln"/>
-        </w:rPr>
-        <w:t xml:space="preserve"> heslo</w:t>
-      </w:r>
-      <w:r>
-        <w:t xml:space="preserve">. V praxi to znamená, že aplikace pro správu hesel může propojit tabulku </w:t>
-      </w:r>
-      <w:proofErr w:type="spellStart"/>
-      <w:r>
-        <w:t>users</w:t>
-      </w:r>
-      <w:proofErr w:type="spellEnd"/>
-      <w:r>
-        <w:t xml:space="preserve"> s tabulkou </w:t>
-      </w:r>
-      <w:proofErr w:type="spellStart"/>
-      <w:r>
-        <w:t>credentials</w:t>
-      </w:r>
-      <w:proofErr w:type="spellEnd"/>
-      <w:r>
-        <w:t xml:space="preserve"> pomocí cizího klíče. Tento model umožňuje efektivní dotazování, kontrolu přístupů a minimalizaci redundance</w:t>
-      </w:r>
-      <w:r>
-        <w:t>.</w:t>
-      </w:r>
-      <w:r>
-        <w:t xml:space="preserve"> </w:t>
-      </w:r>
-      <w:r>
-        <w:fldChar w:fldCharType="begin"/>
-      </w:r>
-      <w:r>
-        <w:instrText xml:space="preserve"> REF _Ref213420097 \r \h </w:instrText>
-      </w:r>
-      <w:r>
-        <w:fldChar w:fldCharType="separate"/>
-      </w:r>
-      <w:r>
-        <w:t>[6]</w:t>
-      </w:r>
-      <w:r>
-        <w:fldChar w:fldCharType="end"/>
-      </w:r>
-    </w:p>
-    <w:p>
-      <w:pPr>
-        <w:pStyle w:val="Nadpis3"/>
-      </w:pPr>
-      <w:r>
-        <w:lastRenderedPageBreak/>
-        <w:t>SQL příkazy</w:t>
-      </w:r>
-      <w:bookmarkEnd w:id="28"/>
-      <w:r>
-        <w:t xml:space="preserve"> </w:t>
-      </w:r>
-    </w:p>
-    <w:p>
-      <w:pPr>
-        <w:pStyle w:val="Pokraovn"/>
-      </w:pPr>
-      <w:proofErr w:type="spellStart"/>
-      <w:r>
-        <w:t>Structured</w:t>
-      </w:r>
-      <w:proofErr w:type="spellEnd"/>
-      <w:r>
-        <w:t xml:space="preserve"> </w:t>
-      </w:r>
-      <w:proofErr w:type="spellStart"/>
-      <w:r>
-        <w:t>Query</w:t>
-      </w:r>
-      <w:proofErr w:type="spellEnd"/>
-      <w:r>
-        <w:t xml:space="preserve"> </w:t>
-      </w:r>
-      <w:proofErr w:type="spellStart"/>
-      <w:r>
-        <w:t>Language</w:t>
-      </w:r>
-      <w:proofErr w:type="spellEnd"/>
-      <w:r>
-        <w:t xml:space="preserve"> (SQL) je standardizovaný jazyk používaný pro komunikaci s relačními databázemi. Umožňuje definovat strukturu databáze, vkládat, aktualizovat i mazat data a provádět dotazy. Mezi základní příkazy patří zejména:</w:t>
       </w:r>
     </w:p>
     <w:p>
@@ -6023,15 +7293,22 @@
           <w:ilvl w:val="0"/>
           <w:numId w:val="32"/>
         </w:numPr>
+        <w:rPr>
+          <w:color w:val="EE0000"/>
+        </w:rPr>
       </w:pPr>
       <w:r>
         <w:rPr>
           <w:b/>
           <w:bCs/>
+          <w:color w:val="EE0000"/>
         </w:rPr>
         <w:t>CREATE</w:t>
       </w:r>
       <w:r>
+        <w:rPr>
+          <w:color w:val="EE0000"/>
+        </w:rPr>
         <w:t xml:space="preserve"> – vytváří tabulky a jiné databázové objekty,</w:t>
       </w:r>
     </w:p>
@@ -6042,15 +7319,22 @@
           <w:ilvl w:val="0"/>
           <w:numId w:val="32"/>
         </w:numPr>
+        <w:rPr>
+          <w:color w:val="EE0000"/>
+        </w:rPr>
       </w:pPr>
       <w:r>
         <w:rPr>
           <w:b/>
           <w:bCs/>
+          <w:color w:val="EE0000"/>
         </w:rPr>
         <w:t>INSERT</w:t>
       </w:r>
       <w:r>
+        <w:rPr>
+          <w:color w:val="EE0000"/>
+        </w:rPr>
         <w:t xml:space="preserve"> – přidává nové záznamy,</w:t>
       </w:r>
     </w:p>
@@ -6061,15 +7345,22 @@
           <w:ilvl w:val="0"/>
           <w:numId w:val="32"/>
         </w:numPr>
+        <w:rPr>
+          <w:color w:val="EE0000"/>
+        </w:rPr>
       </w:pPr>
       <w:r>
         <w:rPr>
           <w:b/>
           <w:bCs/>
+          <w:color w:val="EE0000"/>
         </w:rPr>
         <w:t>UPDATE</w:t>
       </w:r>
       <w:r>
+        <w:rPr>
+          <w:color w:val="EE0000"/>
+        </w:rPr>
         <w:t xml:space="preserve"> – upravuje existující data,</w:t>
       </w:r>
     </w:p>
@@ -6080,15 +7371,22 @@
           <w:ilvl w:val="0"/>
           <w:numId w:val="32"/>
         </w:numPr>
+        <w:rPr>
+          <w:color w:val="EE0000"/>
+        </w:rPr>
       </w:pPr>
       <w:r>
         <w:rPr>
           <w:b/>
           <w:bCs/>
+          <w:color w:val="EE0000"/>
         </w:rPr>
         <w:t>DELETE</w:t>
       </w:r>
       <w:r>
+        <w:rPr>
+          <w:color w:val="EE0000"/>
+        </w:rPr>
         <w:t xml:space="preserve"> – odstraňuje záznamy,</w:t>
       </w:r>
     </w:p>
@@ -6099,477 +7397,571 @@
           <w:ilvl w:val="0"/>
           <w:numId w:val="32"/>
         </w:numPr>
+        <w:rPr>
+          <w:color w:val="EE0000"/>
+        </w:rPr>
       </w:pPr>
       <w:r>
         <w:rPr>
           <w:b/>
           <w:bCs/>
+          <w:color w:val="EE0000"/>
         </w:rPr>
         <w:t>SELECT</w:t>
       </w:r>
       <w:r>
+        <w:rPr>
+          <w:color w:val="EE0000"/>
+        </w:rPr>
         <w:t xml:space="preserve"> – vybírá data z tabulek podle zadaných kritérií.</w:t>
       </w:r>
       <w:r>
+        <w:rPr>
+          <w:color w:val="EE0000"/>
+        </w:rPr>
         <w:br/>
         <w:t>SQL poskytuje univerzální způsob práce s daty napříč různými databázovými platformami.</w:t>
       </w:r>
       <w:r>
+        <w:rPr>
+          <w:color w:val="EE0000"/>
+        </w:rPr>
         <w:t xml:space="preserve"> </w:t>
-      </w:r>
-      <w:r>
-        <w:fldChar w:fldCharType="begin"/>
-      </w:r>
-      <w:r>
-        <w:instrText xml:space="preserve"> REF _Ref213420302 \r \h </w:instrText>
-      </w:r>
-      <w:r>
-        <w:fldChar w:fldCharType="separate"/>
-      </w:r>
-      <w:r>
-        <w:t>[7]</w:t>
-      </w:r>
-      <w:r>
-        <w:fldChar w:fldCharType="end"/>
       </w:r>
     </w:p>
     <w:p>
-      <w:r>
+      <w:pPr>
+        <w:rPr>
+          <w:color w:val="EE0000"/>
+        </w:rPr>
+      </w:pPr>
+      <w:r>
+        <w:rPr>
+          <w:color w:val="EE0000"/>
+        </w:rPr>
         <w:t>SQL také podporuje pokročilé funkce, jako jsou spojování tabulek (JOIN), filtrování dat (WHERE) nebo agregace. Vývojář musí dbát na správné ošetření vstupů uživatelů, aby předešel bezpečnostním hrozbám, jako je SQL</w:t>
       </w:r>
       <w:r>
         <w:rPr>
           <w:b/>
           <w:bCs/>
+          <w:color w:val="EE0000"/>
         </w:rPr>
         <w:t xml:space="preserve"> </w:t>
       </w:r>
       <w:proofErr w:type="spellStart"/>
       <w:r>
+        <w:rPr>
+          <w:color w:val="EE0000"/>
+        </w:rPr>
         <w:t>injection</w:t>
       </w:r>
       <w:proofErr w:type="spellEnd"/>
       <w:r>
+        <w:rPr>
+          <w:color w:val="EE0000"/>
+        </w:rPr>
         <w:t>. Bezpečné zpracování dotazů zajišťují parametrizované příkazy a ORM nástroje, které minimalizují riziko vložení škodlivého kódu</w:t>
       </w:r>
       <w:r>
+        <w:rPr>
+          <w:color w:val="EE0000"/>
+        </w:rPr>
         <w:t>.</w:t>
       </w:r>
       <w:r>
+        <w:rPr>
+          <w:color w:val="EE0000"/>
+        </w:rPr>
         <w:t xml:space="preserve"> </w:t>
       </w:r>
       <w:r>
+        <w:rPr>
+          <w:color w:val="EE0000"/>
+        </w:rPr>
         <w:fldChar w:fldCharType="begin"/>
       </w:r>
       <w:r>
+        <w:rPr>
+          <w:color w:val="EE0000"/>
+        </w:rPr>
         <w:instrText xml:space="preserve"> REF _Ref213420302 \r \h </w:instrText>
       </w:r>
       <w:r>
+        <w:rPr>
+          <w:color w:val="EE0000"/>
+        </w:rPr>
+      </w:r>
+      <w:r>
+        <w:rPr>
+          <w:color w:val="EE0000"/>
+        </w:rPr>
         <w:fldChar w:fldCharType="separate"/>
       </w:r>
       <w:r>
+        <w:rPr>
+          <w:color w:val="EE0000"/>
+        </w:rPr>
         <w:t>[7]</w:t>
       </w:r>
       <w:r>
+        <w:rPr>
+          <w:color w:val="EE0000"/>
+        </w:rPr>
         <w:fldChar w:fldCharType="end"/>
       </w:r>
     </w:p>
     <w:p>
       <w:pPr>
         <w:pStyle w:val="Nadpis3"/>
-      </w:pPr>
-      <w:bookmarkStart w:id="29" w:name="_Toc213411298"/>
-      <w:r>
+        <w:rPr>
+          <w:color w:val="EE0000"/>
+        </w:rPr>
+      </w:pPr>
+      <w:bookmarkStart w:id="28" w:name="_Toc215741684"/>
+      <w:r>
+        <w:rPr>
+          <w:color w:val="EE0000"/>
+        </w:rPr>
         <w:t>Připojení databáze</w:t>
+      </w:r>
+      <w:bookmarkEnd w:id="28"/>
+    </w:p>
+    <w:p>
+      <w:pPr>
+        <w:rPr>
+          <w:color w:val="EE0000"/>
+          <w:lang w:eastAsia="sk-SK"/>
+        </w:rPr>
+      </w:pPr>
+      <w:r>
+        <w:rPr>
+          <w:color w:val="EE0000"/>
+          <w:lang w:eastAsia="sk-SK"/>
+        </w:rPr>
+        <w:t>Propojení aplikace s databází je klíčové pro ukládání a načítání informací. V prostředí .NET se k tomu využívá rozhraní ADO</w:t>
+      </w:r>
+      <w:r>
+        <w:rPr>
+          <w:b/>
+          <w:bCs/>
+          <w:color w:val="EE0000"/>
+          <w:lang w:eastAsia="sk-SK"/>
+        </w:rPr>
+        <w:t>.</w:t>
+      </w:r>
+      <w:r>
+        <w:rPr>
+          <w:color w:val="EE0000"/>
+          <w:lang w:eastAsia="sk-SK"/>
+        </w:rPr>
+        <w:t xml:space="preserve">NET nebo knihovny specifické pro daný </w:t>
+      </w:r>
+      <w:r>
+        <w:rPr>
+          <w:color w:val="EE0000"/>
+          <w:lang w:eastAsia="sk-SK"/>
+        </w:rPr>
+        <w:lastRenderedPageBreak/>
+        <w:t xml:space="preserve">databázový systém, jako například </w:t>
+      </w:r>
+      <w:proofErr w:type="spellStart"/>
+      <w:r>
+        <w:rPr>
+          <w:color w:val="EE0000"/>
+          <w:lang w:eastAsia="sk-SK"/>
+        </w:rPr>
+        <w:t>MySQL</w:t>
+      </w:r>
+      <w:proofErr w:type="spellEnd"/>
+      <w:r>
+        <w:rPr>
+          <w:b/>
+          <w:bCs/>
+          <w:color w:val="EE0000"/>
+          <w:lang w:eastAsia="sk-SK"/>
+        </w:rPr>
+        <w:t xml:space="preserve"> </w:t>
+      </w:r>
+      <w:proofErr w:type="spellStart"/>
+      <w:r>
+        <w:rPr>
+          <w:color w:val="EE0000"/>
+          <w:lang w:eastAsia="sk-SK"/>
+        </w:rPr>
+        <w:t>Connector</w:t>
+      </w:r>
+      <w:proofErr w:type="spellEnd"/>
+      <w:r>
+        <w:rPr>
+          <w:b/>
+          <w:bCs/>
+          <w:color w:val="EE0000"/>
+          <w:lang w:eastAsia="sk-SK"/>
+        </w:rPr>
+        <w:t>/</w:t>
+      </w:r>
+      <w:r>
+        <w:rPr>
+          <w:color w:val="EE0000"/>
+          <w:lang w:eastAsia="sk-SK"/>
+        </w:rPr>
+        <w:t>NET</w:t>
+      </w:r>
+      <w:r>
+        <w:rPr>
+          <w:color w:val="EE0000"/>
+          <w:lang w:eastAsia="sk-SK"/>
+        </w:rPr>
+        <w:t xml:space="preserve"> </w:t>
+      </w:r>
+      <w:r>
+        <w:rPr>
+          <w:color w:val="EE0000"/>
+          <w:lang w:eastAsia="sk-SK"/>
+        </w:rPr>
+        <w:fldChar w:fldCharType="begin"/>
+      </w:r>
+      <w:r>
+        <w:rPr>
+          <w:color w:val="EE0000"/>
+          <w:lang w:eastAsia="sk-SK"/>
+        </w:rPr>
+        <w:instrText xml:space="preserve"> REF _Ref213419691 \r \h </w:instrText>
+      </w:r>
+      <w:r>
+        <w:rPr>
+          <w:color w:val="EE0000"/>
+          <w:lang w:eastAsia="sk-SK"/>
+        </w:rPr>
+      </w:r>
+      <w:r>
+        <w:rPr>
+          <w:color w:val="EE0000"/>
+          <w:lang w:eastAsia="sk-SK"/>
+        </w:rPr>
+        <w:fldChar w:fldCharType="separate"/>
+      </w:r>
+      <w:r>
+        <w:rPr>
+          <w:color w:val="EE0000"/>
+          <w:lang w:eastAsia="sk-SK"/>
+        </w:rPr>
+        <w:t>[3]</w:t>
+      </w:r>
+      <w:r>
+        <w:rPr>
+          <w:color w:val="EE0000"/>
+          <w:lang w:eastAsia="sk-SK"/>
+        </w:rPr>
+        <w:fldChar w:fldCharType="end"/>
+      </w:r>
+      <w:r>
+        <w:rPr>
+          <w:color w:val="EE0000"/>
+          <w:lang w:eastAsia="sk-SK"/>
+        </w:rPr>
+        <w:t>,</w:t>
+      </w:r>
+      <w:r>
+        <w:rPr>
+          <w:color w:val="EE0000"/>
+          <w:lang w:eastAsia="sk-SK"/>
+        </w:rPr>
+        <w:t xml:space="preserve"> </w:t>
+      </w:r>
+      <w:r>
+        <w:rPr>
+          <w:color w:val="EE0000"/>
+          <w:lang w:eastAsia="sk-SK"/>
+        </w:rPr>
+        <w:fldChar w:fldCharType="begin"/>
+      </w:r>
+      <w:r>
+        <w:rPr>
+          <w:color w:val="EE0000"/>
+          <w:lang w:eastAsia="sk-SK"/>
+        </w:rPr>
+        <w:instrText xml:space="preserve"> REF _Ref213420320 \r \h </w:instrText>
+      </w:r>
+      <w:r>
+        <w:rPr>
+          <w:color w:val="EE0000"/>
+          <w:lang w:eastAsia="sk-SK"/>
+        </w:rPr>
+      </w:r>
+      <w:r>
+        <w:rPr>
+          <w:color w:val="EE0000"/>
+          <w:lang w:eastAsia="sk-SK"/>
+        </w:rPr>
+        <w:fldChar w:fldCharType="separate"/>
+      </w:r>
+      <w:r>
+        <w:rPr>
+          <w:color w:val="EE0000"/>
+          <w:lang w:eastAsia="sk-SK"/>
+        </w:rPr>
+        <w:t>[8]</w:t>
+      </w:r>
+      <w:r>
+        <w:rPr>
+          <w:color w:val="EE0000"/>
+          <w:lang w:eastAsia="sk-SK"/>
+        </w:rPr>
+        <w:fldChar w:fldCharType="end"/>
+      </w:r>
+      <w:r>
+        <w:rPr>
+          <w:color w:val="EE0000"/>
+          <w:lang w:eastAsia="sk-SK"/>
+        </w:rPr>
+        <w:t xml:space="preserve">. Tento nástroj umožňuje aplikaci v jazyce C# komunikovat s databází </w:t>
+      </w:r>
+      <w:proofErr w:type="spellStart"/>
+      <w:r>
+        <w:rPr>
+          <w:color w:val="EE0000"/>
+          <w:lang w:eastAsia="sk-SK"/>
+        </w:rPr>
+        <w:t>MySQL</w:t>
+      </w:r>
+      <w:proofErr w:type="spellEnd"/>
+      <w:r>
+        <w:rPr>
+          <w:color w:val="EE0000"/>
+          <w:lang w:eastAsia="sk-SK"/>
+        </w:rPr>
+        <w:t xml:space="preserve"> prostřednictvím tříd jako </w:t>
+      </w:r>
+      <w:proofErr w:type="spellStart"/>
+      <w:r>
+        <w:rPr>
+          <w:color w:val="EE0000"/>
+          <w:lang w:eastAsia="sk-SK"/>
+        </w:rPr>
+        <w:t>MySqlConnection</w:t>
+      </w:r>
+      <w:proofErr w:type="spellEnd"/>
+      <w:r>
+        <w:rPr>
+          <w:color w:val="EE0000"/>
+          <w:lang w:eastAsia="sk-SK"/>
+        </w:rPr>
+        <w:t xml:space="preserve">, </w:t>
+      </w:r>
+      <w:proofErr w:type="spellStart"/>
+      <w:r>
+        <w:rPr>
+          <w:color w:val="EE0000"/>
+          <w:lang w:eastAsia="sk-SK"/>
+        </w:rPr>
+        <w:t>MySqlCommand</w:t>
+      </w:r>
+      <w:proofErr w:type="spellEnd"/>
+      <w:r>
+        <w:rPr>
+          <w:color w:val="EE0000"/>
+          <w:lang w:eastAsia="sk-SK"/>
+        </w:rPr>
+        <w:t xml:space="preserve"> a </w:t>
+      </w:r>
+      <w:proofErr w:type="spellStart"/>
+      <w:r>
+        <w:rPr>
+          <w:color w:val="EE0000"/>
+          <w:lang w:eastAsia="sk-SK"/>
+        </w:rPr>
+        <w:t>MySqlDataReader</w:t>
+      </w:r>
+      <w:proofErr w:type="spellEnd"/>
+      <w:r>
+        <w:rPr>
+          <w:color w:val="EE0000"/>
+          <w:lang w:eastAsia="sk-SK"/>
+        </w:rPr>
+        <w:t>.</w:t>
+      </w:r>
+    </w:p>
+    <w:p>
+      <w:pPr>
+        <w:rPr>
+          <w:color w:val="EE0000"/>
+          <w:lang w:eastAsia="sk-SK"/>
+        </w:rPr>
+      </w:pPr>
+      <w:r>
+        <w:rPr>
+          <w:color w:val="EE0000"/>
+          <w:lang w:eastAsia="sk-SK"/>
+        </w:rPr>
+        <w:t>Tyto třídy zprostředkovávají bezpečnou komunikaci mezi aplikací a databází, umožňují provádět dotazy, číst výsledky a pracovat s přenesenými daty.</w:t>
+      </w:r>
+      <w:r>
+        <w:rPr>
+          <w:color w:val="EE0000"/>
+          <w:lang w:eastAsia="sk-SK"/>
+        </w:rPr>
+        <w:t xml:space="preserve"> </w:t>
+      </w:r>
+      <w:r>
+        <w:rPr>
+          <w:color w:val="EE0000"/>
+          <w:lang w:eastAsia="sk-SK"/>
+        </w:rPr>
+        <w:fldChar w:fldCharType="begin"/>
+      </w:r>
+      <w:r>
+        <w:rPr>
+          <w:color w:val="EE0000"/>
+          <w:lang w:eastAsia="sk-SK"/>
+        </w:rPr>
+        <w:instrText xml:space="preserve"> REF _Ref213420320 \r \h </w:instrText>
+      </w:r>
+      <w:r>
+        <w:rPr>
+          <w:color w:val="EE0000"/>
+          <w:lang w:eastAsia="sk-SK"/>
+        </w:rPr>
+      </w:r>
+      <w:r>
+        <w:rPr>
+          <w:color w:val="EE0000"/>
+          <w:lang w:eastAsia="sk-SK"/>
+        </w:rPr>
+        <w:fldChar w:fldCharType="separate"/>
+      </w:r>
+      <w:r>
+        <w:rPr>
+          <w:color w:val="EE0000"/>
+          <w:lang w:eastAsia="sk-SK"/>
+        </w:rPr>
+        <w:t>[8]</w:t>
+      </w:r>
+      <w:r>
+        <w:rPr>
+          <w:color w:val="EE0000"/>
+          <w:lang w:eastAsia="sk-SK"/>
+        </w:rPr>
+        <w:fldChar w:fldCharType="end"/>
+      </w:r>
+    </w:p>
+    <w:p>
+      <w:pPr>
+        <w:pStyle w:val="Nadpis2"/>
+      </w:pPr>
+      <w:bookmarkStart w:id="29" w:name="_Toc215741685"/>
+      <w:r>
+        <w:t>Zabezpečení dat</w:t>
       </w:r>
       <w:bookmarkEnd w:id="29"/>
     </w:p>
     <w:p>
       <w:pPr>
-        <w:rPr>
-          <w:lang w:eastAsia="sk-SK"/>
-        </w:rPr>
-      </w:pPr>
-      <w:bookmarkStart w:id="30" w:name="_Toc213411299"/>
-      <w:r>
-        <w:rPr>
-          <w:lang w:eastAsia="sk-SK"/>
-        </w:rPr>
-        <w:t>Propojení aplikace s databází je klíčové pro ukládání a načítání informací. V prostředí .NET se k tomu využívá rozhraní ADO</w:t>
-      </w:r>
-      <w:r>
-        <w:rPr>
-          <w:b/>
-          <w:bCs/>
-          <w:lang w:eastAsia="sk-SK"/>
-        </w:rPr>
-        <w:t>.</w:t>
-      </w:r>
-      <w:r>
-        <w:rPr>
-          <w:lang w:eastAsia="sk-SK"/>
-        </w:rPr>
-        <w:t xml:space="preserve">NET nebo knihovny specifické pro daný databázový systém, jako například </w:t>
-      </w:r>
+        <w:pStyle w:val="Nadpis3"/>
+      </w:pPr>
+      <w:bookmarkStart w:id="30" w:name="_Toc215741686"/>
       <w:proofErr w:type="spellStart"/>
       <w:r>
-        <w:rPr>
-          <w:lang w:eastAsia="sk-SK"/>
-        </w:rPr>
-        <w:t>MySQL</w:t>
+        <w:t>Hashování</w:t>
       </w:r>
       <w:proofErr w:type="spellEnd"/>
       <w:r>
-        <w:rPr>
-          <w:b/>
-          <w:bCs/>
-          <w:lang w:eastAsia="sk-SK"/>
-        </w:rPr>
+        <w:t xml:space="preserve"> hesel</w:t>
+      </w:r>
+      <w:bookmarkEnd w:id="30"/>
+      <w:r>
         <w:t xml:space="preserve"> </w:t>
-      </w:r>
-      <w:proofErr w:type="spellStart"/>
-      <w:r>
-        <w:rPr>
-          <w:lang w:eastAsia="sk-SK"/>
-        </w:rPr>
-        <w:t>Connector</w:t>
-      </w:r>
-      <w:proofErr w:type="spellEnd"/>
-      <w:r>
-        <w:rPr>
-          <w:b/>
-          <w:bCs/>
-          <w:lang w:eastAsia="sk-SK"/>
-        </w:rPr>
-        <w:t>/</w:t>
-      </w:r>
-      <w:r>
-        <w:rPr>
-          <w:lang w:eastAsia="sk-SK"/>
-        </w:rPr>
-        <w:t>NET</w:t>
-      </w:r>
-      <w:r>
-        <w:rPr>
-          <w:lang w:eastAsia="sk-SK"/>
-        </w:rPr>
-        <w:t xml:space="preserve"> </w:t>
-      </w:r>
-      <w:r>
-        <w:rPr>
-          <w:lang w:eastAsia="sk-SK"/>
-        </w:rPr>
-        <w:fldChar w:fldCharType="begin"/>
-      </w:r>
-      <w:r>
-        <w:rPr>
-          <w:lang w:eastAsia="sk-SK"/>
-        </w:rPr>
-        <w:instrText xml:space="preserve"> REF _Ref213419691 \r \h </w:instrText>
-      </w:r>
-      <w:r>
-        <w:rPr>
-          <w:lang w:eastAsia="sk-SK"/>
-        </w:rPr>
-      </w:r>
-      <w:r>
-        <w:rPr>
-          <w:lang w:eastAsia="sk-SK"/>
-        </w:rPr>
-        <w:fldChar w:fldCharType="separate"/>
-      </w:r>
-      <w:r>
-        <w:rPr>
-          <w:lang w:eastAsia="sk-SK"/>
-        </w:rPr>
-        <w:t>[3]</w:t>
-      </w:r>
-      <w:r>
-        <w:rPr>
-          <w:lang w:eastAsia="sk-SK"/>
-        </w:rPr>
-        <w:fldChar w:fldCharType="end"/>
-      </w:r>
-      <w:r>
-        <w:rPr>
-          <w:lang w:eastAsia="sk-SK"/>
-        </w:rPr>
-        <w:t>,</w:t>
-      </w:r>
-      <w:r>
-        <w:rPr>
-          <w:lang w:eastAsia="sk-SK"/>
-        </w:rPr>
-        <w:t xml:space="preserve"> </w:t>
-      </w:r>
-      <w:r>
-        <w:rPr>
-          <w:lang w:eastAsia="sk-SK"/>
-        </w:rPr>
-        <w:fldChar w:fldCharType="begin"/>
-      </w:r>
-      <w:r>
-        <w:rPr>
-          <w:lang w:eastAsia="sk-SK"/>
-        </w:rPr>
-        <w:instrText xml:space="preserve"> REF _Ref213420320 \r \h </w:instrText>
-      </w:r>
-      <w:r>
-        <w:rPr>
-          <w:lang w:eastAsia="sk-SK"/>
-        </w:rPr>
-      </w:r>
-      <w:r>
-        <w:rPr>
-          <w:lang w:eastAsia="sk-SK"/>
-        </w:rPr>
-        <w:fldChar w:fldCharType="separate"/>
-      </w:r>
-      <w:r>
-        <w:rPr>
-          <w:lang w:eastAsia="sk-SK"/>
-        </w:rPr>
-        <w:t>[8]</w:t>
-      </w:r>
-      <w:r>
-        <w:rPr>
-          <w:lang w:eastAsia="sk-SK"/>
-        </w:rPr>
-        <w:fldChar w:fldCharType="end"/>
-      </w:r>
-      <w:r>
-        <w:rPr>
-          <w:lang w:eastAsia="sk-SK"/>
-        </w:rPr>
-        <w:t xml:space="preserve">. Tento nástroj umožňuje aplikaci v jazyce C# komunikovat s databází </w:t>
-      </w:r>
-      <w:proofErr w:type="spellStart"/>
-      <w:r>
-        <w:rPr>
-          <w:lang w:eastAsia="sk-SK"/>
-        </w:rPr>
-        <w:t>MySQL</w:t>
-      </w:r>
-      <w:proofErr w:type="spellEnd"/>
-      <w:r>
-        <w:rPr>
-          <w:lang w:eastAsia="sk-SK"/>
-        </w:rPr>
-        <w:t xml:space="preserve"> prostřednictvím tříd jako </w:t>
-      </w:r>
-      <w:proofErr w:type="spellStart"/>
-      <w:r>
-        <w:rPr>
-          <w:lang w:eastAsia="sk-SK"/>
-        </w:rPr>
-        <w:t>MySqlConnection</w:t>
-      </w:r>
-      <w:proofErr w:type="spellEnd"/>
-      <w:r>
-        <w:rPr>
-          <w:lang w:eastAsia="sk-SK"/>
-        </w:rPr>
-        <w:t xml:space="preserve">, </w:t>
-      </w:r>
-      <w:proofErr w:type="spellStart"/>
-      <w:r>
-        <w:rPr>
-          <w:lang w:eastAsia="sk-SK"/>
-        </w:rPr>
-        <w:t>MySqlCommand</w:t>
-      </w:r>
-      <w:proofErr w:type="spellEnd"/>
-      <w:r>
-        <w:rPr>
-          <w:lang w:eastAsia="sk-SK"/>
-        </w:rPr>
-        <w:t xml:space="preserve"> a </w:t>
-      </w:r>
-      <w:proofErr w:type="spellStart"/>
-      <w:r>
-        <w:rPr>
-          <w:lang w:eastAsia="sk-SK"/>
-        </w:rPr>
-        <w:t>MySqlDataReader</w:t>
-      </w:r>
-      <w:proofErr w:type="spellEnd"/>
-      <w:r>
-        <w:rPr>
-          <w:lang w:eastAsia="sk-SK"/>
-        </w:rPr>
-        <w:t>.</w:t>
       </w:r>
     </w:p>
     <w:p>
       <w:pPr>
-        <w:rPr>
-          <w:lang w:eastAsia="sk-SK"/>
-        </w:rPr>
-      </w:pPr>
-      <w:r>
-        <w:rPr>
-          <w:lang w:eastAsia="sk-SK"/>
-        </w:rPr>
-        <w:t>Tyto třídy zprostředkovávají bezpečnou komunikaci mezi aplikací a databází, umožňují provádět dotazy, číst výsledky a pracovat s přenesenými daty.</w:t>
-      </w:r>
-      <w:r>
-        <w:rPr>
-          <w:lang w:eastAsia="sk-SK"/>
-        </w:rPr>
+        <w:pStyle w:val="Nadpis3"/>
+      </w:pPr>
+      <w:bookmarkStart w:id="31" w:name="_Toc215741687"/>
+      <w:r>
+        <w:t>Ověření uživatele</w:t>
+      </w:r>
+      <w:bookmarkEnd w:id="31"/>
+      <w:r>
         <w:t xml:space="preserve"> </w:t>
-      </w:r>
-      <w:r>
-        <w:rPr>
-          <w:lang w:eastAsia="sk-SK"/>
-        </w:rPr>
-        <w:fldChar w:fldCharType="begin"/>
-      </w:r>
-      <w:r>
-        <w:rPr>
-          <w:lang w:eastAsia="sk-SK"/>
-        </w:rPr>
-        <w:instrText xml:space="preserve"> REF _Ref213420320 \r \h </w:instrText>
-      </w:r>
-      <w:r>
-        <w:rPr>
-          <w:lang w:eastAsia="sk-SK"/>
-        </w:rPr>
-      </w:r>
-      <w:r>
-        <w:rPr>
-          <w:lang w:eastAsia="sk-SK"/>
-        </w:rPr>
-        <w:fldChar w:fldCharType="separate"/>
-      </w:r>
-      <w:r>
-        <w:rPr>
-          <w:lang w:eastAsia="sk-SK"/>
-        </w:rPr>
-        <w:t>[8]</w:t>
-      </w:r>
-      <w:r>
-        <w:rPr>
-          <w:lang w:eastAsia="sk-SK"/>
-        </w:rPr>
-        <w:fldChar w:fldCharType="end"/>
       </w:r>
     </w:p>
     <w:p>
       <w:pPr>
-        <w:pStyle w:val="Nadpis2"/>
-      </w:pPr>
-      <w:r>
-        <w:lastRenderedPageBreak/>
-        <w:t>Zabezpečení dat</w:t>
-      </w:r>
-      <w:bookmarkEnd w:id="30"/>
+        <w:pStyle w:val="Nadpis3"/>
+      </w:pPr>
+      <w:bookmarkStart w:id="32" w:name="_Toc215741688"/>
+      <w:r>
+        <w:t>CAPTCHA ochrana</w:t>
+      </w:r>
+      <w:bookmarkEnd w:id="32"/>
+      <w:r>
+        <w:t xml:space="preserve"> </w:t>
+      </w:r>
     </w:p>
     <w:p>
       <w:pPr>
         <w:pStyle w:val="Nadpis3"/>
       </w:pPr>
-      <w:bookmarkStart w:id="31" w:name="_Toc213411300"/>
+      <w:bookmarkStart w:id="33" w:name="_Toc215741689"/>
+      <w:r>
+        <w:t xml:space="preserve">SQL </w:t>
+      </w:r>
       <w:proofErr w:type="spellStart"/>
       <w:r>
-        <w:t>Hashování</w:t>
+        <w:t>injection</w:t>
       </w:r>
       <w:proofErr w:type="spellEnd"/>
       <w:r>
-        <w:t xml:space="preserve"> hesel</w:t>
-      </w:r>
-      <w:bookmarkEnd w:id="31"/>
-      <w:r>
-        <w:t xml:space="preserve"> </w:t>
-      </w:r>
+        <w:t xml:space="preserve"> obrana</w:t>
+      </w:r>
+      <w:bookmarkEnd w:id="33"/>
     </w:p>
     <w:p>
       <w:pPr>
-        <w:pStyle w:val="Nadpis3"/>
-      </w:pPr>
-      <w:bookmarkStart w:id="32" w:name="_Toc213411301"/>
-      <w:r>
-        <w:t>Ověření uživatele</w:t>
-      </w:r>
-      <w:bookmarkEnd w:id="32"/>
-      <w:r>
-        <w:t xml:space="preserve"> </w:t>
-      </w:r>
-    </w:p>
-    <w:p>
-      <w:pPr>
-        <w:pStyle w:val="Nadpis3"/>
-      </w:pPr>
-      <w:bookmarkStart w:id="33" w:name="_Toc213411302"/>
-      <w:r>
-        <w:t>CAPTCHA ochrana</w:t>
-      </w:r>
-      <w:bookmarkEnd w:id="33"/>
-      <w:r>
-        <w:t xml:space="preserve"> </w:t>
-      </w:r>
-    </w:p>
-    <w:p>
-      <w:pPr>
-        <w:pStyle w:val="Nadpis3"/>
-      </w:pPr>
-      <w:bookmarkStart w:id="34" w:name="_Toc213411303"/>
-      <w:r>
-        <w:t xml:space="preserve">SQL </w:t>
-      </w:r>
-      <w:proofErr w:type="spellStart"/>
-      <w:r>
-        <w:t>injection</w:t>
-      </w:r>
-      <w:proofErr w:type="spellEnd"/>
-      <w:r>
-        <w:t xml:space="preserve"> obrana</w:t>
+        <w:pStyle w:val="Nadpis2"/>
+      </w:pPr>
+      <w:bookmarkStart w:id="34" w:name="_Toc215741690"/>
+      <w:r>
+        <w:t>Verzování kódu</w:t>
       </w:r>
       <w:bookmarkEnd w:id="34"/>
     </w:p>
     <w:p>
       <w:pPr>
-        <w:pStyle w:val="Nadpis2"/>
-      </w:pPr>
-      <w:bookmarkStart w:id="35" w:name="_Toc213411304"/>
-      <w:r>
-        <w:t>Verzování kódu</w:t>
+        <w:pStyle w:val="Nadpis3"/>
+      </w:pPr>
+      <w:bookmarkStart w:id="35" w:name="_Toc215741691"/>
+      <w:r>
+        <w:t>Git základy</w:t>
       </w:r>
       <w:bookmarkEnd w:id="35"/>
     </w:p>
     <w:p>
       <w:pPr>
-        <w:pStyle w:val="Nadpis3"/>
-      </w:pPr>
-      <w:bookmarkStart w:id="36" w:name="_Toc213411305"/>
-      <w:r>
-        <w:t>Git základy</w:t>
+        <w:pStyle w:val="Nadpis2"/>
+        <w:rPr>
+          <w:rFonts w:eastAsiaTheme="minorEastAsia"/>
+        </w:rPr>
+      </w:pPr>
+      <w:bookmarkStart w:id="36" w:name="_Toc215741692"/>
+      <w:proofErr w:type="spellStart"/>
+      <w:r>
+        <w:t>Backlog</w:t>
       </w:r>
       <w:bookmarkEnd w:id="36"/>
-    </w:p>
-    <w:p>
-      <w:pPr>
-        <w:pStyle w:val="Nadpis2"/>
-        <w:rPr>
-          <w:rFonts w:eastAsiaTheme="minorEastAsia"/>
-        </w:rPr>
-      </w:pPr>
-      <w:bookmarkStart w:id="37" w:name="_Toc213411306"/>
-      <w:proofErr w:type="spellStart"/>
-      <w:r>
-        <w:t>Backlog</w:t>
-      </w:r>
-      <w:bookmarkEnd w:id="37"/>
       <w:proofErr w:type="spellEnd"/>
     </w:p>
     <w:p>
       <w:pPr>
         <w:pStyle w:val="Nadpis3"/>
       </w:pPr>
-      <w:bookmarkStart w:id="38" w:name="_Toc213411307"/>
+      <w:bookmarkStart w:id="37" w:name="_Toc215741693"/>
       <w:r>
         <w:t>Git Kanban</w:t>
       </w:r>
-      <w:bookmarkEnd w:id="38"/>
+      <w:bookmarkEnd w:id="37"/>
     </w:p>
     <w:p>
       <w:pPr>
@@ -6578,18 +7970,18 @@
           <w:rFonts w:eastAsiaTheme="minorEastAsia"/>
         </w:rPr>
       </w:pPr>
-      <w:bookmarkStart w:id="39" w:name="_Toc144753398"/>
-      <w:bookmarkStart w:id="40" w:name="_Toc144746927"/>
-      <w:bookmarkStart w:id="41" w:name="_Toc515880889"/>
-      <w:bookmarkStart w:id="42" w:name="_Toc145265092"/>
-      <w:bookmarkStart w:id="43" w:name="_Toc145265109"/>
-      <w:bookmarkStart w:id="44" w:name="_Toc145265126"/>
-      <w:bookmarkStart w:id="45" w:name="_Toc145265203"/>
-      <w:bookmarkStart w:id="46" w:name="_Toc145265392"/>
-      <w:bookmarkStart w:id="47" w:name="_Toc145265625"/>
-      <w:bookmarkStart w:id="48" w:name="_Toc145265964"/>
-      <w:bookmarkStart w:id="49" w:name="_Toc145266560"/>
-      <w:bookmarkStart w:id="50" w:name="_Toc213411308"/>
+      <w:bookmarkStart w:id="38" w:name="_Toc144753398"/>
+      <w:bookmarkStart w:id="39" w:name="_Toc144746927"/>
+      <w:bookmarkStart w:id="40" w:name="_Toc515880889"/>
+      <w:bookmarkStart w:id="41" w:name="_Toc145265092"/>
+      <w:bookmarkStart w:id="42" w:name="_Toc145265109"/>
+      <w:bookmarkStart w:id="43" w:name="_Toc145265126"/>
+      <w:bookmarkStart w:id="44" w:name="_Toc145265203"/>
+      <w:bookmarkStart w:id="45" w:name="_Toc145265392"/>
+      <w:bookmarkStart w:id="46" w:name="_Toc145265625"/>
+      <w:bookmarkStart w:id="47" w:name="_Toc145265964"/>
+      <w:bookmarkStart w:id="48" w:name="_Toc145266560"/>
+      <w:bookmarkStart w:id="49" w:name="_Toc215741694"/>
       <w:r>
         <w:rPr>
           <w:rFonts w:eastAsiaTheme="minorEastAsia"/>
@@ -6603,6 +7995,7 @@
         </w:rPr>
         <w:t>část</w:t>
       </w:r>
+      <w:bookmarkEnd w:id="38"/>
       <w:bookmarkEnd w:id="39"/>
       <w:bookmarkEnd w:id="40"/>
       <w:bookmarkEnd w:id="41"/>
@@ -6614,7 +8007,6 @@
       <w:bookmarkEnd w:id="47"/>
       <w:bookmarkEnd w:id="48"/>
       <w:bookmarkEnd w:id="49"/>
-      <w:bookmarkEnd w:id="50"/>
     </w:p>
     <w:p>
       <w:pPr>
@@ -6624,9 +8016,19 @@
           <w:numId w:val="22"/>
         </w:numPr>
       </w:pPr>
-      <w:bookmarkStart w:id="51" w:name="_Toc213411309"/>
+      <w:bookmarkStart w:id="50" w:name="_Toc215741695"/>
       <w:r>
         <w:t>Návrh aplikace</w:t>
+      </w:r>
+      <w:bookmarkEnd w:id="50"/>
+    </w:p>
+    <w:p>
+      <w:pPr>
+        <w:pStyle w:val="Nadpis3"/>
+      </w:pPr>
+      <w:bookmarkStart w:id="51" w:name="_Toc215741696"/>
+      <w:r>
+        <w:t>Struktura projektu</w:t>
       </w:r>
       <w:bookmarkEnd w:id="51"/>
     </w:p>
@@ -6634,9 +8036,9 @@
       <w:pPr>
         <w:pStyle w:val="Nadpis3"/>
       </w:pPr>
-      <w:bookmarkStart w:id="52" w:name="_Toc213411310"/>
-      <w:r>
-        <w:t>Struktura projektu</w:t>
+      <w:bookmarkStart w:id="52" w:name="_Toc215741697"/>
+      <w:r>
+        <w:t>Návrh databáze</w:t>
       </w:r>
       <w:bookmarkEnd w:id="52"/>
     </w:p>
@@ -6644,39 +8046,42 @@
       <w:pPr>
         <w:pStyle w:val="Nadpis3"/>
       </w:pPr>
-      <w:bookmarkStart w:id="53" w:name="_Toc213411311"/>
-      <w:r>
-        <w:t>Návrh databáze</w:t>
+      <w:bookmarkStart w:id="53" w:name="_Toc215741698"/>
+      <w:r>
+        <w:t>ER diagram</w:t>
       </w:r>
       <w:bookmarkEnd w:id="53"/>
     </w:p>
     <w:p>
       <w:pPr>
-        <w:pStyle w:val="Nadpis3"/>
-      </w:pPr>
-      <w:bookmarkStart w:id="54" w:name="_Toc213411312"/>
-      <w:r>
-        <w:t>ER diagram</w:t>
+        <w:pStyle w:val="Nadpis2"/>
+      </w:pPr>
+      <w:bookmarkStart w:id="54" w:name="_Toc215741699"/>
+      <w:r>
+        <w:t>Implementace</w:t>
       </w:r>
       <w:bookmarkEnd w:id="54"/>
     </w:p>
     <w:p>
       <w:pPr>
-        <w:pStyle w:val="Nadpis2"/>
-      </w:pPr>
-      <w:bookmarkStart w:id="55" w:name="_Toc213411313"/>
-      <w:r>
-        <w:t>Implementace</w:t>
+        <w:pStyle w:val="Nadpis3"/>
+      </w:pPr>
+      <w:bookmarkStart w:id="55" w:name="_Toc215741700"/>
+      <w:r>
+        <w:t>Připojení databáze</w:t>
       </w:r>
       <w:bookmarkEnd w:id="55"/>
+      <w:r>
+        <w:t xml:space="preserve"> </w:t>
+      </w:r>
     </w:p>
     <w:p>
       <w:pPr>
         <w:pStyle w:val="Nadpis3"/>
       </w:pPr>
-      <w:bookmarkStart w:id="56" w:name="_Toc213411314"/>
-      <w:r>
-        <w:t>Připojení databáze</w:t>
+      <w:bookmarkStart w:id="56" w:name="_Toc215741701"/>
+      <w:r>
+        <w:t>Registrace uživatele</w:t>
       </w:r>
       <w:bookmarkEnd w:id="56"/>
       <w:r>
@@ -6687,9 +8092,9 @@
       <w:pPr>
         <w:pStyle w:val="Nadpis3"/>
       </w:pPr>
-      <w:bookmarkStart w:id="57" w:name="_Toc213411315"/>
-      <w:r>
-        <w:t>Registrace uživatele</w:t>
+      <w:bookmarkStart w:id="57" w:name="_Toc215741702"/>
+      <w:r>
+        <w:t>Přihlášení uživatele</w:t>
       </w:r>
       <w:bookmarkEnd w:id="57"/>
       <w:r>
@@ -6700,9 +8105,9 @@
       <w:pPr>
         <w:pStyle w:val="Nadpis3"/>
       </w:pPr>
-      <w:bookmarkStart w:id="58" w:name="_Toc213411316"/>
-      <w:r>
-        <w:t>Přihlášení uživatele</w:t>
+      <w:bookmarkStart w:id="58" w:name="_Toc215741703"/>
+      <w:r>
+        <w:t>Správa hesel</w:t>
       </w:r>
       <w:bookmarkEnd w:id="58"/>
       <w:r>
@@ -6713,9 +8118,9 @@
       <w:pPr>
         <w:pStyle w:val="Nadpis3"/>
       </w:pPr>
-      <w:bookmarkStart w:id="59" w:name="_Toc213411317"/>
-      <w:r>
-        <w:t>Správa hesel</w:t>
+      <w:bookmarkStart w:id="59" w:name="_Toc215741704"/>
+      <w:r>
+        <w:t>Kategorie hesel</w:t>
       </w:r>
       <w:bookmarkEnd w:id="59"/>
       <w:r>
@@ -6726,9 +8131,9 @@
       <w:pPr>
         <w:pStyle w:val="Nadpis3"/>
       </w:pPr>
-      <w:bookmarkStart w:id="60" w:name="_Toc213411318"/>
-      <w:r>
-        <w:t>Kategorie hesel</w:t>
+      <w:bookmarkStart w:id="60" w:name="_Toc215741705"/>
+      <w:r>
+        <w:t>Kontrola duplicit</w:t>
       </w:r>
       <w:bookmarkEnd w:id="60"/>
       <w:r>
@@ -6739,9 +8144,9 @@
       <w:pPr>
         <w:pStyle w:val="Nadpis3"/>
       </w:pPr>
-      <w:bookmarkStart w:id="61" w:name="_Toc213411319"/>
-      <w:r>
-        <w:t>Kontrola duplicit</w:t>
+      <w:bookmarkStart w:id="61" w:name="_Toc215741706"/>
+      <w:r>
+        <w:t>CAPTCHA validace</w:t>
       </w:r>
       <w:bookmarkEnd w:id="61"/>
       <w:r>
@@ -6752,32 +8157,29 @@
       <w:pPr>
         <w:pStyle w:val="Nadpis3"/>
       </w:pPr>
-      <w:bookmarkStart w:id="62" w:name="_Toc213411320"/>
-      <w:r>
-        <w:t>CAPTCHA validace</w:t>
+      <w:bookmarkStart w:id="62" w:name="_Toc215741707"/>
+      <w:r>
+        <w:t>Automatické odhlášení</w:t>
       </w:r>
       <w:bookmarkEnd w:id="62"/>
-      <w:r>
-        <w:t xml:space="preserve"> </w:t>
-      </w:r>
     </w:p>
     <w:p>
       <w:pPr>
-        <w:pStyle w:val="Nadpis3"/>
-      </w:pPr>
-      <w:bookmarkStart w:id="63" w:name="_Toc213411321"/>
-      <w:r>
-        <w:t>Automatické odhlášení</w:t>
+        <w:pStyle w:val="Nadpis2"/>
+      </w:pPr>
+      <w:bookmarkStart w:id="63" w:name="_Toc215741708"/>
+      <w:r>
+        <w:t>Uživatelské rozhraní</w:t>
       </w:r>
       <w:bookmarkEnd w:id="63"/>
     </w:p>
     <w:p>
       <w:pPr>
-        <w:pStyle w:val="Nadpis2"/>
-      </w:pPr>
-      <w:bookmarkStart w:id="64" w:name="_Toc213411322"/>
-      <w:r>
-        <w:t>Uživatelské rozhraní</w:t>
+        <w:pStyle w:val="Nadpis3"/>
+      </w:pPr>
+      <w:bookmarkStart w:id="64" w:name="_Toc215741709"/>
+      <w:r>
+        <w:t>Ovládací prvky</w:t>
       </w:r>
       <w:bookmarkEnd w:id="64"/>
     </w:p>
@@ -6785,35 +8187,35 @@
       <w:pPr>
         <w:pStyle w:val="Nadpis3"/>
       </w:pPr>
-      <w:bookmarkStart w:id="65" w:name="_Toc213411323"/>
-      <w:r>
-        <w:t>Ovládací prvky</w:t>
+      <w:bookmarkStart w:id="65" w:name="_Toc215741710"/>
+      <w:r>
+        <w:t>Chybová hlášení</w:t>
       </w:r>
       <w:bookmarkEnd w:id="65"/>
     </w:p>
     <w:p>
       <w:pPr>
-        <w:pStyle w:val="Nadpis3"/>
-      </w:pPr>
-      <w:bookmarkStart w:id="66" w:name="_Toc213411324"/>
-      <w:r>
-        <w:t>Chybová hlášení</w:t>
+        <w:pStyle w:val="Nadpis2"/>
+        <w:rPr>
+          <w:rFonts w:eastAsiaTheme="minorEastAsia"/>
+        </w:rPr>
+      </w:pPr>
+      <w:bookmarkStart w:id="66" w:name="_Toc215741711"/>
+      <w:r>
+        <w:rPr>
+          <w:rFonts w:eastAsiaTheme="minorEastAsia"/>
+        </w:rPr>
+        <w:t>Admin funkce</w:t>
       </w:r>
       <w:bookmarkEnd w:id="66"/>
     </w:p>
     <w:p>
       <w:pPr>
-        <w:pStyle w:val="Nadpis2"/>
-        <w:rPr>
-          <w:rFonts w:eastAsiaTheme="minorEastAsia"/>
-        </w:rPr>
-      </w:pPr>
-      <w:bookmarkStart w:id="67" w:name="_Toc213411325"/>
-      <w:r>
-        <w:rPr>
-          <w:rFonts w:eastAsiaTheme="minorEastAsia"/>
-        </w:rPr>
-        <w:t>Admin funkce</w:t>
+        <w:pStyle w:val="Nadpis3"/>
+      </w:pPr>
+      <w:bookmarkStart w:id="67" w:name="_Toc215741712"/>
+      <w:r>
+        <w:t>Admin box</w:t>
       </w:r>
       <w:bookmarkEnd w:id="67"/>
     </w:p>
@@ -6821,51 +8223,41 @@
       <w:pPr>
         <w:pStyle w:val="Nadpis3"/>
       </w:pPr>
-      <w:bookmarkStart w:id="68" w:name="_Toc213411326"/>
-      <w:r>
-        <w:t>Admin box</w:t>
+      <w:bookmarkStart w:id="68" w:name="_Toc215741713"/>
+      <w:r>
+        <w:t>Správa uživatelů</w:t>
       </w:r>
       <w:bookmarkEnd w:id="68"/>
     </w:p>
     <w:p>
       <w:pPr>
-        <w:pStyle w:val="Nadpis3"/>
-      </w:pPr>
-      <w:bookmarkStart w:id="69" w:name="_Toc213411327"/>
-      <w:r>
-        <w:t>Správa uživatelů</w:t>
+        <w:pStyle w:val="Nadpis2"/>
+      </w:pPr>
+      <w:bookmarkStart w:id="69" w:name="_Toc215741714"/>
+      <w:r>
+        <w:t>Výsledná aplikace</w:t>
       </w:r>
       <w:bookmarkEnd w:id="69"/>
     </w:p>
     <w:p>
       <w:pPr>
-        <w:pStyle w:val="Nadpis2"/>
-      </w:pPr>
-      <w:bookmarkStart w:id="70" w:name="_Toc213411328"/>
-      <w:r>
-        <w:t>Výsledná aplikace</w:t>
-      </w:r>
-      <w:bookmarkEnd w:id="70"/>
-    </w:p>
-    <w:p>
-      <w:pPr>
         <w:pStyle w:val="uvodzaver"/>
       </w:pPr>
-      <w:bookmarkStart w:id="71" w:name="_Toc144753409"/>
-      <w:bookmarkStart w:id="72" w:name="_Toc144746940"/>
-      <w:bookmarkStart w:id="73" w:name="_Toc515880902"/>
-      <w:bookmarkStart w:id="74" w:name="_Toc213411329"/>
+      <w:bookmarkStart w:id="70" w:name="_Toc144753409"/>
+      <w:bookmarkStart w:id="71" w:name="_Toc144746940"/>
+      <w:bookmarkStart w:id="72" w:name="_Toc515880902"/>
+      <w:bookmarkStart w:id="73" w:name="_Toc215741715"/>
       <w:r>
         <w:lastRenderedPageBreak/>
         <w:t>Z</w:t>
       </w:r>
+      <w:bookmarkEnd w:id="70"/>
       <w:bookmarkEnd w:id="71"/>
       <w:bookmarkEnd w:id="72"/>
+      <w:r>
+        <w:t>ávěr</w:t>
+      </w:r>
       <w:bookmarkEnd w:id="73"/>
-      <w:r>
-        <w:t>ávěr</w:t>
-      </w:r>
-      <w:bookmarkEnd w:id="74"/>
     </w:p>
     <w:p>
       <w:r>
@@ -6877,28 +8269,28 @@
       <w:pPr>
         <w:pStyle w:val="uvodzaver"/>
       </w:pPr>
-      <w:bookmarkStart w:id="75" w:name="_Toc144753410"/>
-      <w:bookmarkStart w:id="76" w:name="_Toc144746941"/>
-      <w:bookmarkStart w:id="77" w:name="_Toc515880903"/>
-      <w:bookmarkStart w:id="78" w:name="_Toc213411330"/>
+      <w:bookmarkStart w:id="74" w:name="_Toc144753410"/>
+      <w:bookmarkStart w:id="75" w:name="_Toc144746941"/>
+      <w:bookmarkStart w:id="76" w:name="_Toc515880903"/>
+      <w:bookmarkStart w:id="77" w:name="_Toc215741716"/>
       <w:r>
         <w:lastRenderedPageBreak/>
         <w:t>S</w:t>
       </w:r>
+      <w:bookmarkEnd w:id="74"/>
       <w:bookmarkEnd w:id="75"/>
       <w:bookmarkEnd w:id="76"/>
+      <w:r>
+        <w:t>eznam použitých zdrojů</w:t>
+      </w:r>
       <w:bookmarkEnd w:id="77"/>
-      <w:r>
-        <w:t>eznam použitých zdrojů</w:t>
-      </w:r>
-      <w:bookmarkEnd w:id="78"/>
     </w:p>
     <w:p>
       <w:pPr>
         <w:pStyle w:val="Seznampouitliteratury"/>
       </w:pPr>
-      <w:bookmarkStart w:id="79" w:name="_Ref213417921"/>
-      <w:bookmarkStart w:id="80" w:name="_Ref147318297"/>
+      <w:bookmarkStart w:id="78" w:name="_Ref213417921"/>
+      <w:bookmarkStart w:id="79" w:name="_Ref147318297"/>
       <w:r>
         <w:rPr>
           <w:caps/>
@@ -6924,13 +8316,13 @@
           <w:t>https://www.sailpoint.com/identity-library/password-management-best-practices</w:t>
         </w:r>
       </w:hyperlink>
-      <w:bookmarkEnd w:id="79"/>
+      <w:bookmarkEnd w:id="78"/>
     </w:p>
     <w:p>
       <w:pPr>
         <w:pStyle w:val="Seznampouitliteratury"/>
       </w:pPr>
-      <w:bookmarkStart w:id="81" w:name="_Ref213417963"/>
+      <w:bookmarkStart w:id="80" w:name="_Ref213417963"/>
       <w:r>
         <w:rPr>
           <w:caps/>
@@ -6967,7 +8359,59 @@
           <w:rPr>
             <w:rStyle w:val="Hypertextovodkaz"/>
           </w:rPr>
-          <w:t>https://www.cisa.gov/secure-our-world/use-strong-passwords</w:t>
+          <w:t>https://www.c</w:t>
+        </w:r>
+        <w:r>
+          <w:rPr>
+            <w:rStyle w:val="Hypertextovodkaz"/>
+          </w:rPr>
+          <w:t>i</w:t>
+        </w:r>
+        <w:r>
+          <w:rPr>
+            <w:rStyle w:val="Hypertextovodkaz"/>
+          </w:rPr>
+          <w:t>sa.gov/secure-our-world/use-strong-passwords</w:t>
+        </w:r>
+      </w:hyperlink>
+      <w:bookmarkEnd w:id="80"/>
+    </w:p>
+    <w:p>
+      <w:pPr>
+        <w:pStyle w:val="Seznampouitliteratury"/>
+      </w:pPr>
+      <w:bookmarkStart w:id="81" w:name="_Ref213419691"/>
+      <w:r>
+        <w:t xml:space="preserve">MICROSOFT. </w:t>
+      </w:r>
+      <w:r>
+        <w:rPr>
+          <w:i/>
+          <w:iCs/>
+        </w:rPr>
+        <w:t>OVERVIEW OF .NET FRAMEWORK</w:t>
+      </w:r>
+      <w:r>
+        <w:t xml:space="preserve"> [online]. [cit. 2025-11-07]. Dostupné z: </w:t>
+      </w:r>
+      <w:hyperlink r:id="rId12" w:tgtFrame="_new" w:history="1">
+        <w:r>
+          <w:rPr>
+            <w:rStyle w:val="Hypertextovodkaz"/>
+          </w:rPr>
+          <w:t>https://lear</w:t>
+        </w:r>
+        <w:r>
+          <w:rPr>
+            <w:rStyle w:val="Hypertextovodkaz"/>
+          </w:rPr>
+          <w:t>n</w:t>
+        </w:r>
+        <w:r>
+          <w:rPr>
+            <w:rStyle w:val="Hypertextovodkaz"/>
+          </w:rPr>
+          <w:t>.microsoft.com/en-us/dotnet/framework/get-started/overview</w:t>
         </w:r>
       </w:hyperlink>
       <w:bookmarkEnd w:id="81"/>
@@ -6976,35 +8420,7 @@
       <w:pPr>
         <w:pStyle w:val="Seznampouitliteratury"/>
       </w:pPr>
-      <w:bookmarkStart w:id="82" w:name="_Ref213419691"/>
-      <w:r>
-        <w:t xml:space="preserve">MICROSOFT. </w:t>
-      </w:r>
-      <w:r>
-        <w:rPr>
-          <w:i/>
-          <w:iCs/>
-        </w:rPr>
-        <w:t>OVERVIEW OF .NET FRAMEWORK</w:t>
-      </w:r>
-      <w:r>
-        <w:t xml:space="preserve"> [online]. [cit. 2025-11-07]. Dostupné z: </w:t>
-      </w:r>
-      <w:hyperlink r:id="rId12" w:tgtFrame="_new" w:history="1">
-        <w:r>
-          <w:rPr>
-            <w:rStyle w:val="Hypertextovodkaz"/>
-          </w:rPr>
-          <w:t>https://learn.microsoft.com/en-us/dotnet/framework/get-started/overview</w:t>
-        </w:r>
-      </w:hyperlink>
-      <w:bookmarkEnd w:id="82"/>
-    </w:p>
-    <w:p>
-      <w:pPr>
-        <w:pStyle w:val="Seznampouitliteratury"/>
-      </w:pPr>
-      <w:bookmarkStart w:id="83" w:name="_Ref213419703"/>
+      <w:bookmarkStart w:id="82" w:name="_Ref213419703"/>
       <w:r>
         <w:t xml:space="preserve">VAIVAL TECHNOLOGIES. </w:t>
       </w:r>
@@ -7026,13 +8442,13 @@
           <w:t>https://www.vaival.com/blog/desktop-application-vs-web-application</w:t>
         </w:r>
       </w:hyperlink>
-      <w:bookmarkEnd w:id="83"/>
+      <w:bookmarkEnd w:id="82"/>
     </w:p>
     <w:p>
       <w:pPr>
         <w:pStyle w:val="Seznampouitliteratury"/>
       </w:pPr>
-      <w:bookmarkStart w:id="84" w:name="_Ref213419718"/>
+      <w:bookmarkStart w:id="83" w:name="_Ref213419718"/>
       <w:r>
         <w:t xml:space="preserve">UX DESIGN. </w:t>
       </w:r>
@@ -7051,70 +8467,82 @@
           <w:rPr>
             <w:rStyle w:val="Hypertextovodkaz"/>
           </w:rPr>
-          <w:t>https://www.uxdesigninstitute.com/blog/ux-design-principles/</w:t>
+          <w:t>http</w:t>
+        </w:r>
+        <w:r>
+          <w:rPr>
+            <w:rStyle w:val="Hypertextovodkaz"/>
+          </w:rPr>
+          <w:t>s</w:t>
+        </w:r>
+        <w:r>
+          <w:rPr>
+            <w:rStyle w:val="Hypertextovodkaz"/>
+          </w:rPr>
+          <w:t>://www.uxdesigninstitute.com/blog/ux-design-principles/</w:t>
         </w:r>
       </w:hyperlink>
+      <w:bookmarkEnd w:id="83"/>
+    </w:p>
+    <w:p>
+      <w:pPr>
+        <w:pStyle w:val="Seznampouitliteratury"/>
+      </w:pPr>
+      <w:bookmarkStart w:id="84" w:name="_Ref213420097"/>
+      <w:bookmarkStart w:id="85" w:name="_Ref147317991"/>
+      <w:bookmarkEnd w:id="79"/>
+      <w:r>
+        <w:t xml:space="preserve">ELMASRI, </w:t>
+      </w:r>
+      <w:proofErr w:type="spellStart"/>
+      <w:r>
+        <w:t>Ramez</w:t>
+      </w:r>
+      <w:proofErr w:type="spellEnd"/>
+      <w:r>
+        <w:t xml:space="preserve"> a NAVATHE, </w:t>
+      </w:r>
+      <w:proofErr w:type="spellStart"/>
+      <w:r>
+        <w:t>Sham</w:t>
+      </w:r>
+      <w:proofErr w:type="spellEnd"/>
+      <w:r>
+        <w:t>. </w:t>
+      </w:r>
+      <w:r>
+        <w:rPr>
+          <w:i/>
+          <w:iCs/>
+        </w:rPr>
+        <w:t xml:space="preserve">Fundamentals </w:t>
+      </w:r>
+      <w:proofErr w:type="spellStart"/>
+      <w:r>
+        <w:rPr>
+          <w:i/>
+          <w:iCs/>
+        </w:rPr>
+        <w:t>of</w:t>
+      </w:r>
+      <w:proofErr w:type="spellEnd"/>
+      <w:r>
+        <w:rPr>
+          <w:i/>
+          <w:iCs/>
+        </w:rPr>
+        <w:t xml:space="preserve"> Database Systems</w:t>
+      </w:r>
+      <w:r>
+        <w:t>. 2016.</w:t>
+      </w:r>
       <w:bookmarkEnd w:id="84"/>
     </w:p>
     <w:p>
       <w:pPr>
         <w:pStyle w:val="Seznampouitliteratury"/>
       </w:pPr>
-      <w:bookmarkStart w:id="85" w:name="_Ref213420097"/>
-      <w:bookmarkStart w:id="86" w:name="_Ref147317991"/>
-      <w:bookmarkEnd w:id="80"/>
-      <w:r>
-        <w:t xml:space="preserve">ELMASRI, </w:t>
-      </w:r>
-      <w:proofErr w:type="spellStart"/>
-      <w:r>
-        <w:t>Ramez</w:t>
-      </w:r>
-      <w:proofErr w:type="spellEnd"/>
-      <w:r>
-        <w:t xml:space="preserve"> a NAVATHE, </w:t>
-      </w:r>
-      <w:proofErr w:type="spellStart"/>
-      <w:r>
-        <w:t>Sham</w:t>
-      </w:r>
-      <w:proofErr w:type="spellEnd"/>
-      <w:r>
-        <w:t>. </w:t>
-      </w:r>
-      <w:r>
-        <w:rPr>
-          <w:i/>
-          <w:iCs/>
-        </w:rPr>
-        <w:t xml:space="preserve">Fundamentals </w:t>
-      </w:r>
-      <w:proofErr w:type="spellStart"/>
-      <w:r>
-        <w:rPr>
-          <w:i/>
-          <w:iCs/>
-        </w:rPr>
-        <w:t>of</w:t>
-      </w:r>
-      <w:proofErr w:type="spellEnd"/>
-      <w:r>
-        <w:rPr>
-          <w:i/>
-          <w:iCs/>
-        </w:rPr>
-        <w:t xml:space="preserve"> Database Systems</w:t>
-      </w:r>
-      <w:r>
-        <w:t>. 2016.</w:t>
-      </w:r>
-      <w:bookmarkEnd w:id="85"/>
-    </w:p>
-    <w:p>
-      <w:pPr>
-        <w:pStyle w:val="Seznampouitliteratury"/>
-      </w:pPr>
-      <w:bookmarkStart w:id="87" w:name="_Ref213420302"/>
+      <w:bookmarkStart w:id="86" w:name="_Ref213420302"/>
       <w:r>
         <w:t xml:space="preserve">W3SCHOOLS. </w:t>
       </w:r>
@@ -7133,16 +8561,28 @@
           <w:rPr>
             <w:rStyle w:val="Hypertextovodkaz"/>
           </w:rPr>
-          <w:t>https://www.w3schools.com/sql/</w:t>
+          <w:t>https://www.w3schools.co</w:t>
+        </w:r>
+        <w:r>
+          <w:rPr>
+            <w:rStyle w:val="Hypertextovodkaz"/>
+          </w:rPr>
+          <w:t>m</w:t>
+        </w:r>
+        <w:r>
+          <w:rPr>
+            <w:rStyle w:val="Hypertextovodkaz"/>
+          </w:rPr>
+          <w:t>/sql/</w:t>
         </w:r>
       </w:hyperlink>
-      <w:bookmarkEnd w:id="87"/>
+      <w:bookmarkEnd w:id="86"/>
     </w:p>
     <w:p>
       <w:pPr>
         <w:pStyle w:val="Seznampouitliteratury"/>
       </w:pPr>
-      <w:bookmarkStart w:id="88" w:name="_Ref213420320"/>
+      <w:bookmarkStart w:id="87" w:name="_Ref213420320"/>
       <w:r>
         <w:t xml:space="preserve">ORACLE. </w:t>
       </w:r>
@@ -7164,7 +8604,7 @@
           <w:t>https://dev.mysql.com/doc/connector-net/en/</w:t>
         </w:r>
       </w:hyperlink>
-      <w:bookmarkEnd w:id="88"/>
+      <w:bookmarkEnd w:id="87"/>
     </w:p>
     <w:p>
       <w:pPr>
@@ -7225,7 +8665,7 @@
       <w:r>
         <w:t>. [cit. 2023-10-04].</w:t>
       </w:r>
-      <w:bookmarkEnd w:id="86"/>
+      <w:bookmarkEnd w:id="85"/>
     </w:p>
     <w:p>
       <w:pPr>
@@ -7251,21 +8691,21 @@
       <w:pPr>
         <w:pStyle w:val="uvodzaver"/>
       </w:pPr>
-      <w:bookmarkStart w:id="89" w:name="_Toc144753411"/>
-      <w:bookmarkStart w:id="90" w:name="_Toc144746942"/>
-      <w:bookmarkStart w:id="91" w:name="_Toc515880904"/>
-      <w:bookmarkStart w:id="92" w:name="_Toc213411331"/>
+      <w:bookmarkStart w:id="88" w:name="_Toc144753411"/>
+      <w:bookmarkStart w:id="89" w:name="_Toc144746942"/>
+      <w:bookmarkStart w:id="90" w:name="_Toc515880904"/>
+      <w:bookmarkStart w:id="91" w:name="_Toc215741717"/>
       <w:r>
         <w:lastRenderedPageBreak/>
         <w:t>S</w:t>
       </w:r>
+      <w:bookmarkEnd w:id="88"/>
       <w:bookmarkEnd w:id="89"/>
       <w:bookmarkEnd w:id="90"/>
+      <w:r>
+        <w:t>eznam použitých symbolů a zkratek</w:t>
+      </w:r>
       <w:bookmarkEnd w:id="91"/>
-      <w:r>
-        <w:t>eznam použitých symbolů a zkratek</w:t>
-      </w:r>
-      <w:bookmarkEnd w:id="92"/>
     </w:p>
     <w:tbl>
       <w:tblPr>
@@ -7651,21 +9091,21 @@
       <w:pPr>
         <w:pStyle w:val="uvodzaver"/>
       </w:pPr>
-      <w:bookmarkStart w:id="93" w:name="_Toc144753412"/>
-      <w:bookmarkStart w:id="94" w:name="_Toc144746943"/>
-      <w:bookmarkStart w:id="95" w:name="_Toc515880905"/>
-      <w:bookmarkStart w:id="96" w:name="_Toc213411332"/>
+      <w:bookmarkStart w:id="92" w:name="_Toc144753412"/>
+      <w:bookmarkStart w:id="93" w:name="_Toc144746943"/>
+      <w:bookmarkStart w:id="94" w:name="_Toc515880905"/>
+      <w:bookmarkStart w:id="95" w:name="_Toc215741718"/>
       <w:r>
         <w:lastRenderedPageBreak/>
         <w:t>S</w:t>
       </w:r>
+      <w:bookmarkEnd w:id="92"/>
       <w:bookmarkEnd w:id="93"/>
       <w:bookmarkEnd w:id="94"/>
+      <w:r>
+        <w:t>eznam obrázků</w:t>
+      </w:r>
       <w:bookmarkEnd w:id="95"/>
-      <w:r>
-        <w:t>eznam obrázků</w:t>
-      </w:r>
-      <w:bookmarkEnd w:id="96"/>
     </w:p>
     <w:p>
       <w:pPr>
@@ -7813,12 +9253,12 @@
       <w:pPr>
         <w:pStyle w:val="uvodzaver"/>
       </w:pPr>
-      <w:bookmarkStart w:id="97" w:name="_Toc213411333"/>
+      <w:bookmarkStart w:id="96" w:name="_Toc215741719"/>
       <w:r>
         <w:lastRenderedPageBreak/>
         <w:t>Seznam tabulek</w:t>
       </w:r>
-      <w:bookmarkEnd w:id="97"/>
+      <w:bookmarkEnd w:id="96"/>
     </w:p>
     <w:p>
       <w:pPr>
@@ -7919,29 +9359,29 @@
       <w:pPr>
         <w:pStyle w:val="uvodzaver"/>
       </w:pPr>
-      <w:bookmarkStart w:id="98" w:name="_Toc144753414"/>
-      <w:bookmarkStart w:id="99" w:name="_Toc144746945"/>
-      <w:bookmarkStart w:id="100" w:name="_Toc515880907"/>
-      <w:bookmarkStart w:id="101" w:name="_Toc213411334"/>
+      <w:bookmarkStart w:id="97" w:name="_Toc144753414"/>
+      <w:bookmarkStart w:id="98" w:name="_Toc144746945"/>
+      <w:bookmarkStart w:id="99" w:name="_Toc515880907"/>
+      <w:bookmarkStart w:id="100" w:name="_Toc215741720"/>
       <w:r>
         <w:lastRenderedPageBreak/>
         <w:t>S</w:t>
       </w:r>
+      <w:bookmarkEnd w:id="97"/>
       <w:bookmarkEnd w:id="98"/>
       <w:bookmarkEnd w:id="99"/>
+      <w:r>
+        <w:t>eznam příloh</w:t>
+      </w:r>
       <w:bookmarkEnd w:id="100"/>
-      <w:r>
-        <w:t>eznam příloh</w:t>
-      </w:r>
-      <w:bookmarkEnd w:id="101"/>
     </w:p>
     <w:p>
       <w:r>
         <w:t>Prázdná šablona maturitní práce</w:t>
       </w:r>
-      <w:bookmarkStart w:id="102" w:name="_Toc144746946"/>
+      <w:bookmarkStart w:id="101" w:name="_Toc144746946"/>
       <w:bookmarkEnd w:id="1"/>
-      <w:bookmarkEnd w:id="102"/>
+      <w:bookmarkEnd w:id="101"/>
     </w:p>
     <w:sectPr>
       <w:footerReference w:type="default" r:id="rId18"/>
@@ -11161,7 +12601,6 @@
     <w:next w:val="Normln"/>
     <w:link w:val="Nadpis4Char"/>
     <w:uiPriority w:val="9"/>
-    <w:semiHidden/>
     <w:unhideWhenUsed/>
     <w:qFormat/>
     <w:rsid w:val="00774E22"/>
@@ -11415,7 +12854,6 @@
     <w:basedOn w:val="Standardnpsmoodstavce"/>
     <w:link w:val="Nadpis4"/>
     <w:uiPriority w:val="9"/>
-    <w:semiHidden/>
     <w:rsid w:val="00774E22"/>
     <w:rPr>
       <w:rFonts w:asciiTheme="majorHAnsi" w:eastAsiaTheme="majorEastAsia" w:hAnsiTheme="majorHAnsi" w:cstheme="majorBidi"/>

--- a/Šablona MPO.docx
+++ b/Šablona MPO.docx
@@ -973,7 +973,7 @@
         <w:rPr>
           <w:noProof/>
         </w:rPr>
-        <w:t>4. prosince 2025</w:t>
+        <w:t>10. prosince 2025</w:t>
       </w:r>
       <w:r>
         <w:fldChar w:fldCharType="end"/>
@@ -1035,7 +1035,7 @@
         <w:rPr>
           <w:noProof/>
         </w:rPr>
-        <w:t>4. prosince 2025</w:t>
+        <w:t>10. prosince 2025</w:t>
       </w:r>
       <w:r>
         <w:fldChar w:fldCharType="end"/>
@@ -1132,7 +1132,7 @@
           <w:r>
             <w:fldChar w:fldCharType="separate"/>
           </w:r>
-          <w:hyperlink w:anchor="_Toc215741673" w:history="1">
+          <w:hyperlink w:anchor="_Toc216301955" w:history="1">
             <w:r>
               <w:rPr>
                 <w:rStyle w:val="Hypertextovodkaz"/>
@@ -1160,7 +1160,7 @@
                 <w:noProof/>
                 <w:webHidden/>
               </w:rPr>
-              <w:instrText xml:space="preserve"> PAGEREF _Toc215741673 \h </w:instrText>
+              <w:instrText xml:space="preserve"> PAGEREF _Toc216301955 \h </w:instrText>
             </w:r>
             <w:r>
               <w:rPr>
@@ -1210,7 +1210,7 @@
               <w14:ligatures w14:val="standardContextual"/>
             </w:rPr>
           </w:pPr>
-          <w:hyperlink w:anchor="_Toc215741674" w:history="1">
+          <w:hyperlink w:anchor="_Toc216301956" w:history="1">
             <w:r>
               <w:rPr>
                 <w:rStyle w:val="Hypertextovodkaz"/>
@@ -1260,7 +1260,7 @@
                 <w:noProof/>
                 <w:webHidden/>
               </w:rPr>
-              <w:instrText xml:space="preserve"> PAGEREF _Toc215741674 \h </w:instrText>
+              <w:instrText xml:space="preserve"> PAGEREF _Toc216301956 \h </w:instrText>
             </w:r>
             <w:r>
               <w:rPr>
@@ -1310,7 +1310,7 @@
               <w14:ligatures w14:val="standardContextual"/>
             </w:rPr>
           </w:pPr>
-          <w:hyperlink w:anchor="_Toc215741675" w:history="1">
+          <w:hyperlink w:anchor="_Toc216301957" w:history="1">
             <w:r>
               <w:rPr>
                 <w:rStyle w:val="Hypertextovodkaz"/>
@@ -1339,7 +1339,7 @@
                 <w:rFonts w:eastAsiaTheme="majorEastAsia"/>
                 <w:noProof/>
               </w:rPr>
-              <w:t>Správa hesel</w:t>
+              <w:t>Správce hesel</w:t>
             </w:r>
             <w:r>
               <w:rPr>
@@ -1360,7 +1360,7 @@
                 <w:noProof/>
                 <w:webHidden/>
               </w:rPr>
-              <w:instrText xml:space="preserve"> PAGEREF _Toc215741675 \h </w:instrText>
+              <w:instrText xml:space="preserve"> PAGEREF _Toc216301957 \h </w:instrText>
             </w:r>
             <w:r>
               <w:rPr>
@@ -1408,12 +1408,13 @@
               <w14:ligatures w14:val="standardContextual"/>
             </w:rPr>
           </w:pPr>
-          <w:hyperlink w:anchor="_Toc215741676" w:history="1">
+          <w:hyperlink w:anchor="_Toc216301958" w:history="1">
             <w:r>
               <w:rPr>
                 <w:rStyle w:val="Hypertextovodkaz"/>
                 <w:rFonts w:eastAsiaTheme="majorEastAsia"/>
                 <w:noProof/>
+                <w:lang w:val="sk-SK"/>
               </w:rPr>
               <w:t>1.1.1</w:t>
             </w:r>
@@ -1434,8 +1435,9 @@
                 <w:rStyle w:val="Hypertextovodkaz"/>
                 <w:rFonts w:eastAsiaTheme="majorEastAsia"/>
                 <w:noProof/>
-              </w:rPr>
-              <w:t>Silné heslo</w:t>
+                <w:lang w:val="sk-SK"/>
+              </w:rPr>
+              <w:t>Zásady tvorby silného hesla</w:t>
             </w:r>
             <w:r>
               <w:rPr>
@@ -1456,7 +1458,7 @@
                 <w:noProof/>
                 <w:webHidden/>
               </w:rPr>
-              <w:instrText xml:space="preserve"> PAGEREF _Toc215741676 \h </w:instrText>
+              <w:instrText xml:space="preserve"> PAGEREF _Toc216301958 \h </w:instrText>
             </w:r>
             <w:r>
               <w:rPr>
@@ -1506,7 +1508,7 @@
               <w14:ligatures w14:val="standardContextual"/>
             </w:rPr>
           </w:pPr>
-          <w:hyperlink w:anchor="_Toc215741677" w:history="1">
+          <w:hyperlink w:anchor="_Toc216301959" w:history="1">
             <w:r>
               <w:rPr>
                 <w:rStyle w:val="Hypertextovodkaz"/>
@@ -1556,7 +1558,7 @@
                 <w:noProof/>
                 <w:webHidden/>
               </w:rPr>
-              <w:instrText xml:space="preserve"> PAGEREF _Toc215741677 \h </w:instrText>
+              <w:instrText xml:space="preserve"> PAGEREF _Toc216301959 \h </w:instrText>
             </w:r>
             <w:r>
               <w:rPr>
@@ -1576,7 +1578,7 @@
                 <w:noProof/>
                 <w:webHidden/>
               </w:rPr>
-              <w:t>8</w:t>
+              <w:t>9</w:t>
             </w:r>
             <w:r>
               <w:rPr>
@@ -1604,7 +1606,7 @@
               <w14:ligatures w14:val="standardContextual"/>
             </w:rPr>
           </w:pPr>
-          <w:hyperlink w:anchor="_Toc215741678" w:history="1">
+          <w:hyperlink w:anchor="_Toc216301960" w:history="1">
             <w:r>
               <w:rPr>
                 <w:rStyle w:val="Hypertextovodkaz"/>
@@ -1631,7 +1633,7 @@
                 <w:rFonts w:eastAsiaTheme="majorEastAsia"/>
                 <w:noProof/>
               </w:rPr>
-              <w:t>.NET Framework</w:t>
+              <w:t>Platforma .NET</w:t>
             </w:r>
             <w:r>
               <w:rPr>
@@ -1652,7 +1654,7 @@
                 <w:noProof/>
                 <w:webHidden/>
               </w:rPr>
-              <w:instrText xml:space="preserve"> PAGEREF _Toc215741678 \h </w:instrText>
+              <w:instrText xml:space="preserve"> PAGEREF _Toc216301960 \h </w:instrText>
             </w:r>
             <w:r>
               <w:rPr>
@@ -1700,7 +1702,7 @@
               <w14:ligatures w14:val="standardContextual"/>
             </w:rPr>
           </w:pPr>
-          <w:hyperlink w:anchor="_Toc215741679" w:history="1">
+          <w:hyperlink w:anchor="_Toc216301961" w:history="1">
             <w:r>
               <w:rPr>
                 <w:rStyle w:val="Hypertextovodkaz"/>
@@ -1727,7 +1729,7 @@
                 <w:rFonts w:eastAsiaTheme="majorEastAsia"/>
                 <w:noProof/>
               </w:rPr>
-              <w:t>Desktop vs. web</w:t>
+              <w:t>Desktop vs. Web</w:t>
             </w:r>
             <w:r>
               <w:rPr>
@@ -1748,7 +1750,7 @@
                 <w:noProof/>
                 <w:webHidden/>
               </w:rPr>
-              <w:instrText xml:space="preserve"> PAGEREF _Toc215741679 \h </w:instrText>
+              <w:instrText xml:space="preserve"> PAGEREF _Toc216301961 \h </w:instrText>
             </w:r>
             <w:r>
               <w:rPr>
@@ -1768,7 +1770,7 @@
                 <w:noProof/>
                 <w:webHidden/>
               </w:rPr>
-              <w:t>9</w:t>
+              <w:t>10</w:t>
             </w:r>
             <w:r>
               <w:rPr>
@@ -1796,7 +1798,7 @@
               <w14:ligatures w14:val="standardContextual"/>
             </w:rPr>
           </w:pPr>
-          <w:hyperlink w:anchor="_Toc215741680" w:history="1">
+          <w:hyperlink w:anchor="_Toc216301962" w:history="1">
             <w:r>
               <w:rPr>
                 <w:rStyle w:val="Hypertextovodkaz"/>
@@ -1823,7 +1825,7 @@
                 <w:rFonts w:eastAsiaTheme="majorEastAsia"/>
                 <w:noProof/>
               </w:rPr>
-              <w:t>UI/UX zásady</w:t>
+              <w:t>UX zásady</w:t>
             </w:r>
             <w:r>
               <w:rPr>
@@ -1844,7 +1846,7 @@
                 <w:noProof/>
                 <w:webHidden/>
               </w:rPr>
-              <w:instrText xml:space="preserve"> PAGEREF _Toc215741680 \h </w:instrText>
+              <w:instrText xml:space="preserve"> PAGEREF _Toc216301962 \h </w:instrText>
             </w:r>
             <w:r>
               <w:rPr>
@@ -1865,6 +1867,102 @@
                 <w:webHidden/>
               </w:rPr>
               <w:t>10</w:t>
+            </w:r>
+            <w:r>
+              <w:rPr>
+                <w:noProof/>
+                <w:webHidden/>
+              </w:rPr>
+              <w:fldChar w:fldCharType="end"/>
+            </w:r>
+          </w:hyperlink>
+        </w:p>
+        <w:p>
+          <w:pPr>
+            <w:pStyle w:val="Obsah3"/>
+            <w:tabs>
+              <w:tab w:val="left" w:pos="960"/>
+              <w:tab w:val="right" w:leader="dot" w:pos="8210"/>
+            </w:tabs>
+            <w:rPr>
+              <w:rFonts w:asciiTheme="minorHAnsi" w:eastAsiaTheme="minorEastAsia" w:hAnsiTheme="minorHAnsi" w:cstheme="minorBidi"/>
+              <w:noProof/>
+              <w:color w:val="auto"/>
+              <w:kern w:val="2"/>
+              <w:szCs w:val="24"/>
+              <w:lang w:val="sk-SK" w:eastAsia="sk-SK"/>
+              <w14:ligatures w14:val="standardContextual"/>
+            </w:rPr>
+          </w:pPr>
+          <w:hyperlink w:anchor="_Toc216301963" w:history="1">
+            <w:r>
+              <w:rPr>
+                <w:rStyle w:val="Hypertextovodkaz"/>
+                <w:rFonts w:eastAsiaTheme="majorEastAsia"/>
+                <w:noProof/>
+              </w:rPr>
+              <w:t>1.2.4</w:t>
+            </w:r>
+            <w:r>
+              <w:rPr>
+                <w:rFonts w:asciiTheme="minorHAnsi" w:eastAsiaTheme="minorEastAsia" w:hAnsiTheme="minorHAnsi" w:cstheme="minorBidi"/>
+                <w:noProof/>
+                <w:color w:val="auto"/>
+                <w:kern w:val="2"/>
+                <w:szCs w:val="24"/>
+                <w:lang w:val="sk-SK" w:eastAsia="sk-SK"/>
+                <w14:ligatures w14:val="standardContextual"/>
+              </w:rPr>
+              <w:tab/>
+            </w:r>
+            <w:r>
+              <w:rPr>
+                <w:rStyle w:val="Hypertextovodkaz"/>
+                <w:rFonts w:eastAsiaTheme="majorEastAsia"/>
+                <w:noProof/>
+              </w:rPr>
+              <w:t>UI zásady</w:t>
+            </w:r>
+            <w:r>
+              <w:rPr>
+                <w:noProof/>
+                <w:webHidden/>
+              </w:rPr>
+              <w:tab/>
+            </w:r>
+            <w:r>
+              <w:rPr>
+                <w:noProof/>
+                <w:webHidden/>
+              </w:rPr>
+              <w:fldChar w:fldCharType="begin"/>
+            </w:r>
+            <w:r>
+              <w:rPr>
+                <w:noProof/>
+                <w:webHidden/>
+              </w:rPr>
+              <w:instrText xml:space="preserve"> PAGEREF _Toc216301963 \h </w:instrText>
+            </w:r>
+            <w:r>
+              <w:rPr>
+                <w:noProof/>
+                <w:webHidden/>
+              </w:rPr>
+            </w:r>
+            <w:r>
+              <w:rPr>
+                <w:noProof/>
+                <w:webHidden/>
+              </w:rPr>
+              <w:fldChar w:fldCharType="separate"/>
+            </w:r>
+            <w:r>
+              <w:rPr>
+                <w:noProof/>
+                <w:webHidden/>
+              </w:rPr>
+              <w:t>11</w:t>
             </w:r>
             <w:r>
               <w:rPr>
@@ -1894,7 +1992,7 @@
               <w14:ligatures w14:val="standardContextual"/>
             </w:rPr>
           </w:pPr>
-          <w:hyperlink w:anchor="_Toc215741681" w:history="1">
+          <w:hyperlink w:anchor="_Toc216301964" w:history="1">
             <w:r>
               <w:rPr>
                 <w:rStyle w:val="Hypertextovodkaz"/>
@@ -1944,7 +2042,7 @@
                 <w:noProof/>
                 <w:webHidden/>
               </w:rPr>
-              <w:instrText xml:space="preserve"> PAGEREF _Toc215741681 \h </w:instrText>
+              <w:instrText xml:space="preserve"> PAGEREF _Toc216301964 \h </w:instrText>
             </w:r>
             <w:r>
               <w:rPr>
@@ -1964,7 +2062,7 @@
                 <w:noProof/>
                 <w:webHidden/>
               </w:rPr>
-              <w:t>10</w:t>
+              <w:t>11</w:t>
             </w:r>
             <w:r>
               <w:rPr>
@@ -1992,7 +2090,7 @@
               <w14:ligatures w14:val="standardContextual"/>
             </w:rPr>
           </w:pPr>
-          <w:hyperlink w:anchor="_Toc215741682" w:history="1">
+          <w:hyperlink w:anchor="_Toc216301965" w:history="1">
             <w:r>
               <w:rPr>
                 <w:rStyle w:val="Hypertextovodkaz"/>
@@ -2040,7 +2138,7 @@
                 <w:noProof/>
                 <w:webHidden/>
               </w:rPr>
-              <w:instrText xml:space="preserve"> PAGEREF _Toc215741682 \h </w:instrText>
+              <w:instrText xml:space="preserve"> PAGEREF _Toc216301965 \h </w:instrText>
             </w:r>
             <w:r>
               <w:rPr>
@@ -2060,7 +2158,7 @@
                 <w:noProof/>
                 <w:webHidden/>
               </w:rPr>
-              <w:t>10</w:t>
+              <w:t>12</w:t>
             </w:r>
             <w:r>
               <w:rPr>
@@ -2088,7 +2186,7 @@
               <w14:ligatures w14:val="standardContextual"/>
             </w:rPr>
           </w:pPr>
-          <w:hyperlink w:anchor="_Toc215741683" w:history="1">
+          <w:hyperlink w:anchor="_Toc216301966" w:history="1">
             <w:r>
               <w:rPr>
                 <w:rStyle w:val="Hypertextovodkaz"/>
@@ -2136,7 +2234,7 @@
                 <w:noProof/>
                 <w:webHidden/>
               </w:rPr>
-              <w:instrText xml:space="preserve"> PAGEREF _Toc215741683 \h </w:instrText>
+              <w:instrText xml:space="preserve"> PAGEREF _Toc216301966 \h </w:instrText>
             </w:r>
             <w:r>
               <w:rPr>
@@ -2156,7 +2254,7 @@
                 <w:noProof/>
                 <w:webHidden/>
               </w:rPr>
-              <w:t>11</w:t>
+              <w:t>12</w:t>
             </w:r>
             <w:r>
               <w:rPr>
@@ -2184,7 +2282,7 @@
               <w14:ligatures w14:val="standardContextual"/>
             </w:rPr>
           </w:pPr>
-          <w:hyperlink w:anchor="_Toc215741684" w:history="1">
+          <w:hyperlink w:anchor="_Toc216301967" w:history="1">
             <w:r>
               <w:rPr>
                 <w:rStyle w:val="Hypertextovodkaz"/>
@@ -2232,7 +2330,7 @@
                 <w:noProof/>
                 <w:webHidden/>
               </w:rPr>
-              <w:instrText xml:space="preserve"> PAGEREF _Toc215741684 \h </w:instrText>
+              <w:instrText xml:space="preserve"> PAGEREF _Toc216301967 \h </w:instrText>
             </w:r>
             <w:r>
               <w:rPr>
@@ -2252,7 +2350,7 @@
                 <w:noProof/>
                 <w:webHidden/>
               </w:rPr>
-              <w:t>11</w:t>
+              <w:t>12</w:t>
             </w:r>
             <w:r>
               <w:rPr>
@@ -2282,7 +2380,7 @@
               <w14:ligatures w14:val="standardContextual"/>
             </w:rPr>
           </w:pPr>
-          <w:hyperlink w:anchor="_Toc215741685" w:history="1">
+          <w:hyperlink w:anchor="_Toc216301968" w:history="1">
             <w:r>
               <w:rPr>
                 <w:rStyle w:val="Hypertextovodkaz"/>
@@ -2332,7 +2430,7 @@
                 <w:noProof/>
                 <w:webHidden/>
               </w:rPr>
-              <w:instrText xml:space="preserve"> PAGEREF _Toc215741685 \h </w:instrText>
+              <w:instrText xml:space="preserve"> PAGEREF _Toc216301968 \h </w:instrText>
             </w:r>
             <w:r>
               <w:rPr>
@@ -2352,7 +2450,7 @@
                 <w:noProof/>
                 <w:webHidden/>
               </w:rPr>
-              <w:t>12</w:t>
+              <w:t>13</w:t>
             </w:r>
             <w:r>
               <w:rPr>
@@ -2380,7 +2478,7 @@
               <w14:ligatures w14:val="standardContextual"/>
             </w:rPr>
           </w:pPr>
-          <w:hyperlink w:anchor="_Toc215741686" w:history="1">
+          <w:hyperlink w:anchor="_Toc216301969" w:history="1">
             <w:r>
               <w:rPr>
                 <w:rStyle w:val="Hypertextovodkaz"/>
@@ -2428,7 +2526,7 @@
                 <w:noProof/>
                 <w:webHidden/>
               </w:rPr>
-              <w:instrText xml:space="preserve"> PAGEREF _Toc215741686 \h </w:instrText>
+              <w:instrText xml:space="preserve"> PAGEREF _Toc216301969 \h </w:instrText>
             </w:r>
             <w:r>
               <w:rPr>
@@ -2448,7 +2546,7 @@
                 <w:noProof/>
                 <w:webHidden/>
               </w:rPr>
-              <w:t>12</w:t>
+              <w:t>13</w:t>
             </w:r>
             <w:r>
               <w:rPr>
@@ -2476,7 +2574,7 @@
               <w14:ligatures w14:val="standardContextual"/>
             </w:rPr>
           </w:pPr>
-          <w:hyperlink w:anchor="_Toc215741687" w:history="1">
+          <w:hyperlink w:anchor="_Toc216301970" w:history="1">
             <w:r>
               <w:rPr>
                 <w:rStyle w:val="Hypertextovodkaz"/>
@@ -2524,7 +2622,7 @@
                 <w:noProof/>
                 <w:webHidden/>
               </w:rPr>
-              <w:instrText xml:space="preserve"> PAGEREF _Toc215741687 \h </w:instrText>
+              <w:instrText xml:space="preserve"> PAGEREF _Toc216301970 \h </w:instrText>
             </w:r>
             <w:r>
               <w:rPr>
@@ -2544,7 +2642,7 @@
                 <w:noProof/>
                 <w:webHidden/>
               </w:rPr>
-              <w:t>12</w:t>
+              <w:t>13</w:t>
             </w:r>
             <w:r>
               <w:rPr>
@@ -2572,7 +2670,7 @@
               <w14:ligatures w14:val="standardContextual"/>
             </w:rPr>
           </w:pPr>
-          <w:hyperlink w:anchor="_Toc215741688" w:history="1">
+          <w:hyperlink w:anchor="_Toc216301971" w:history="1">
             <w:r>
               <w:rPr>
                 <w:rStyle w:val="Hypertextovodkaz"/>
@@ -2620,7 +2718,7 @@
                 <w:noProof/>
                 <w:webHidden/>
               </w:rPr>
-              <w:instrText xml:space="preserve"> PAGEREF _Toc215741688 \h </w:instrText>
+              <w:instrText xml:space="preserve"> PAGEREF _Toc216301971 \h </w:instrText>
             </w:r>
             <w:r>
               <w:rPr>
@@ -2640,7 +2738,7 @@
                 <w:noProof/>
                 <w:webHidden/>
               </w:rPr>
-              <w:t>12</w:t>
+              <w:t>13</w:t>
             </w:r>
             <w:r>
               <w:rPr>
@@ -2668,7 +2766,7 @@
               <w14:ligatures w14:val="standardContextual"/>
             </w:rPr>
           </w:pPr>
-          <w:hyperlink w:anchor="_Toc215741689" w:history="1">
+          <w:hyperlink w:anchor="_Toc216301972" w:history="1">
             <w:r>
               <w:rPr>
                 <w:rStyle w:val="Hypertextovodkaz"/>
@@ -2716,7 +2814,7 @@
                 <w:noProof/>
                 <w:webHidden/>
               </w:rPr>
-              <w:instrText xml:space="preserve"> PAGEREF _Toc215741689 \h </w:instrText>
+              <w:instrText xml:space="preserve"> PAGEREF _Toc216301972 \h </w:instrText>
             </w:r>
             <w:r>
               <w:rPr>
@@ -2736,7 +2834,7 @@
                 <w:noProof/>
                 <w:webHidden/>
               </w:rPr>
-              <w:t>12</w:t>
+              <w:t>13</w:t>
             </w:r>
             <w:r>
               <w:rPr>
@@ -2766,7 +2864,7 @@
               <w14:ligatures w14:val="standardContextual"/>
             </w:rPr>
           </w:pPr>
-          <w:hyperlink w:anchor="_Toc215741690" w:history="1">
+          <w:hyperlink w:anchor="_Toc216301973" w:history="1">
             <w:r>
               <w:rPr>
                 <w:rStyle w:val="Hypertextovodkaz"/>
@@ -2816,7 +2914,7 @@
                 <w:noProof/>
                 <w:webHidden/>
               </w:rPr>
-              <w:instrText xml:space="preserve"> PAGEREF _Toc215741690 \h </w:instrText>
+              <w:instrText xml:space="preserve"> PAGEREF _Toc216301973 \h </w:instrText>
             </w:r>
             <w:r>
               <w:rPr>
@@ -2836,7 +2934,7 @@
                 <w:noProof/>
                 <w:webHidden/>
               </w:rPr>
-              <w:t>12</w:t>
+              <w:t>13</w:t>
             </w:r>
             <w:r>
               <w:rPr>
@@ -2864,7 +2962,7 @@
               <w14:ligatures w14:val="standardContextual"/>
             </w:rPr>
           </w:pPr>
-          <w:hyperlink w:anchor="_Toc215741691" w:history="1">
+          <w:hyperlink w:anchor="_Toc216301974" w:history="1">
             <w:r>
               <w:rPr>
                 <w:rStyle w:val="Hypertextovodkaz"/>
@@ -2912,7 +3010,7 @@
                 <w:noProof/>
                 <w:webHidden/>
               </w:rPr>
-              <w:instrText xml:space="preserve"> PAGEREF _Toc215741691 \h </w:instrText>
+              <w:instrText xml:space="preserve"> PAGEREF _Toc216301974 \h </w:instrText>
             </w:r>
             <w:r>
               <w:rPr>
@@ -2932,7 +3030,7 @@
                 <w:noProof/>
                 <w:webHidden/>
               </w:rPr>
-              <w:t>12</w:t>
+              <w:t>13</w:t>
             </w:r>
             <w:r>
               <w:rPr>
@@ -2962,7 +3060,7 @@
               <w14:ligatures w14:val="standardContextual"/>
             </w:rPr>
           </w:pPr>
-          <w:hyperlink w:anchor="_Toc215741692" w:history="1">
+          <w:hyperlink w:anchor="_Toc216301975" w:history="1">
             <w:r>
               <w:rPr>
                 <w:rStyle w:val="Hypertextovodkaz"/>
@@ -3012,7 +3110,7 @@
                 <w:noProof/>
                 <w:webHidden/>
               </w:rPr>
-              <w:instrText xml:space="preserve"> PAGEREF _Toc215741692 \h </w:instrText>
+              <w:instrText xml:space="preserve"> PAGEREF _Toc216301975 \h </w:instrText>
             </w:r>
             <w:r>
               <w:rPr>
@@ -3032,7 +3130,7 @@
                 <w:noProof/>
                 <w:webHidden/>
               </w:rPr>
-              <w:t>12</w:t>
+              <w:t>13</w:t>
             </w:r>
             <w:r>
               <w:rPr>
@@ -3060,7 +3158,7 @@
               <w14:ligatures w14:val="standardContextual"/>
             </w:rPr>
           </w:pPr>
-          <w:hyperlink w:anchor="_Toc215741693" w:history="1">
+          <w:hyperlink w:anchor="_Toc216301976" w:history="1">
             <w:r>
               <w:rPr>
                 <w:rStyle w:val="Hypertextovodkaz"/>
@@ -3108,7 +3206,7 @@
                 <w:noProof/>
                 <w:webHidden/>
               </w:rPr>
-              <w:instrText xml:space="preserve"> PAGEREF _Toc215741693 \h </w:instrText>
+              <w:instrText xml:space="preserve"> PAGEREF _Toc216301976 \h </w:instrText>
             </w:r>
             <w:r>
               <w:rPr>
@@ -3128,7 +3226,7 @@
                 <w:noProof/>
                 <w:webHidden/>
               </w:rPr>
-              <w:t>12</w:t>
+              <w:t>13</w:t>
             </w:r>
             <w:r>
               <w:rPr>
@@ -3158,7 +3256,7 @@
               <w14:ligatures w14:val="standardContextual"/>
             </w:rPr>
           </w:pPr>
-          <w:hyperlink w:anchor="_Toc215741694" w:history="1">
+          <w:hyperlink w:anchor="_Toc216301977" w:history="1">
             <w:r>
               <w:rPr>
                 <w:rStyle w:val="Hypertextovodkaz"/>
@@ -3208,7 +3306,7 @@
                 <w:noProof/>
                 <w:webHidden/>
               </w:rPr>
-              <w:instrText xml:space="preserve"> PAGEREF _Toc215741694 \h </w:instrText>
+              <w:instrText xml:space="preserve"> PAGEREF _Toc216301977 \h </w:instrText>
             </w:r>
             <w:r>
               <w:rPr>
@@ -3228,7 +3326,7 @@
                 <w:noProof/>
                 <w:webHidden/>
               </w:rPr>
-              <w:t>13</w:t>
+              <w:t>14</w:t>
             </w:r>
             <w:r>
               <w:rPr>
@@ -3258,7 +3356,7 @@
               <w14:ligatures w14:val="standardContextual"/>
             </w:rPr>
           </w:pPr>
-          <w:hyperlink w:anchor="_Toc215741695" w:history="1">
+          <w:hyperlink w:anchor="_Toc216301978" w:history="1">
             <w:r>
               <w:rPr>
                 <w:rStyle w:val="Hypertextovodkaz"/>
@@ -3308,7 +3406,7 @@
                 <w:noProof/>
                 <w:webHidden/>
               </w:rPr>
-              <w:instrText xml:space="preserve"> PAGEREF _Toc215741695 \h </w:instrText>
+              <w:instrText xml:space="preserve"> PAGEREF _Toc216301978 \h </w:instrText>
             </w:r>
             <w:r>
               <w:rPr>
@@ -3328,7 +3426,7 @@
                 <w:noProof/>
                 <w:webHidden/>
               </w:rPr>
-              <w:t>13</w:t>
+              <w:t>14</w:t>
             </w:r>
             <w:r>
               <w:rPr>
@@ -3356,7 +3454,7 @@
               <w14:ligatures w14:val="standardContextual"/>
             </w:rPr>
           </w:pPr>
-          <w:hyperlink w:anchor="_Toc215741696" w:history="1">
+          <w:hyperlink w:anchor="_Toc216301979" w:history="1">
             <w:r>
               <w:rPr>
                 <w:rStyle w:val="Hypertextovodkaz"/>
@@ -3404,7 +3502,7 @@
                 <w:noProof/>
                 <w:webHidden/>
               </w:rPr>
-              <w:instrText xml:space="preserve"> PAGEREF _Toc215741696 \h </w:instrText>
+              <w:instrText xml:space="preserve"> PAGEREF _Toc216301979 \h </w:instrText>
             </w:r>
             <w:r>
               <w:rPr>
@@ -3424,7 +3522,7 @@
                 <w:noProof/>
                 <w:webHidden/>
               </w:rPr>
-              <w:t>13</w:t>
+              <w:t>14</w:t>
             </w:r>
             <w:r>
               <w:rPr>
@@ -3452,7 +3550,7 @@
               <w14:ligatures w14:val="standardContextual"/>
             </w:rPr>
           </w:pPr>
-          <w:hyperlink w:anchor="_Toc215741697" w:history="1">
+          <w:hyperlink w:anchor="_Toc216301980" w:history="1">
             <w:r>
               <w:rPr>
                 <w:rStyle w:val="Hypertextovodkaz"/>
@@ -3500,7 +3598,7 @@
                 <w:noProof/>
                 <w:webHidden/>
               </w:rPr>
-              <w:instrText xml:space="preserve"> PAGEREF _Toc215741697 \h </w:instrText>
+              <w:instrText xml:space="preserve"> PAGEREF _Toc216301980 \h </w:instrText>
             </w:r>
             <w:r>
               <w:rPr>
@@ -3520,7 +3618,7 @@
                 <w:noProof/>
                 <w:webHidden/>
               </w:rPr>
-              <w:t>13</w:t>
+              <w:t>14</w:t>
             </w:r>
             <w:r>
               <w:rPr>
@@ -3548,7 +3646,7 @@
               <w14:ligatures w14:val="standardContextual"/>
             </w:rPr>
           </w:pPr>
-          <w:hyperlink w:anchor="_Toc215741698" w:history="1">
+          <w:hyperlink w:anchor="_Toc216301981" w:history="1">
             <w:r>
               <w:rPr>
                 <w:rStyle w:val="Hypertextovodkaz"/>
@@ -3596,7 +3694,7 @@
                 <w:noProof/>
                 <w:webHidden/>
               </w:rPr>
-              <w:instrText xml:space="preserve"> PAGEREF _Toc215741698 \h </w:instrText>
+              <w:instrText xml:space="preserve"> PAGEREF _Toc216301981 \h </w:instrText>
             </w:r>
             <w:r>
               <w:rPr>
@@ -3616,7 +3714,7 @@
                 <w:noProof/>
                 <w:webHidden/>
               </w:rPr>
-              <w:t>13</w:t>
+              <w:t>14</w:t>
             </w:r>
             <w:r>
               <w:rPr>
@@ -3646,7 +3744,7 @@
               <w14:ligatures w14:val="standardContextual"/>
             </w:rPr>
           </w:pPr>
-          <w:hyperlink w:anchor="_Toc215741699" w:history="1">
+          <w:hyperlink w:anchor="_Toc216301982" w:history="1">
             <w:r>
               <w:rPr>
                 <w:rStyle w:val="Hypertextovodkaz"/>
@@ -3696,7 +3794,7 @@
                 <w:noProof/>
                 <w:webHidden/>
               </w:rPr>
-              <w:instrText xml:space="preserve"> PAGEREF _Toc215741699 \h </w:instrText>
+              <w:instrText xml:space="preserve"> PAGEREF _Toc216301982 \h </w:instrText>
             </w:r>
             <w:r>
               <w:rPr>
@@ -3716,7 +3814,7 @@
                 <w:noProof/>
                 <w:webHidden/>
               </w:rPr>
-              <w:t>13</w:t>
+              <w:t>14</w:t>
             </w:r>
             <w:r>
               <w:rPr>
@@ -3744,7 +3842,7 @@
               <w14:ligatures w14:val="standardContextual"/>
             </w:rPr>
           </w:pPr>
-          <w:hyperlink w:anchor="_Toc215741700" w:history="1">
+          <w:hyperlink w:anchor="_Toc216301983" w:history="1">
             <w:r>
               <w:rPr>
                 <w:rStyle w:val="Hypertextovodkaz"/>
@@ -3792,7 +3890,7 @@
                 <w:noProof/>
                 <w:webHidden/>
               </w:rPr>
-              <w:instrText xml:space="preserve"> PAGEREF _Toc215741700 \h </w:instrText>
+              <w:instrText xml:space="preserve"> PAGEREF _Toc216301983 \h </w:instrText>
             </w:r>
             <w:r>
               <w:rPr>
@@ -3812,7 +3910,7 @@
                 <w:noProof/>
                 <w:webHidden/>
               </w:rPr>
-              <w:t>13</w:t>
+              <w:t>14</w:t>
             </w:r>
             <w:r>
               <w:rPr>
@@ -3840,7 +3938,7 @@
               <w14:ligatures w14:val="standardContextual"/>
             </w:rPr>
           </w:pPr>
-          <w:hyperlink w:anchor="_Toc215741701" w:history="1">
+          <w:hyperlink w:anchor="_Toc216301984" w:history="1">
             <w:r>
               <w:rPr>
                 <w:rStyle w:val="Hypertextovodkaz"/>
@@ -3888,7 +3986,7 @@
                 <w:noProof/>
                 <w:webHidden/>
               </w:rPr>
-              <w:instrText xml:space="preserve"> PAGEREF _Toc215741701 \h </w:instrText>
+              <w:instrText xml:space="preserve"> PAGEREF _Toc216301984 \h </w:instrText>
             </w:r>
             <w:r>
               <w:rPr>
@@ -3908,7 +4006,7 @@
                 <w:noProof/>
                 <w:webHidden/>
               </w:rPr>
-              <w:t>13</w:t>
+              <w:t>14</w:t>
             </w:r>
             <w:r>
               <w:rPr>
@@ -3936,7 +4034,7 @@
               <w14:ligatures w14:val="standardContextual"/>
             </w:rPr>
           </w:pPr>
-          <w:hyperlink w:anchor="_Toc215741702" w:history="1">
+          <w:hyperlink w:anchor="_Toc216301985" w:history="1">
             <w:r>
               <w:rPr>
                 <w:rStyle w:val="Hypertextovodkaz"/>
@@ -3984,7 +4082,7 @@
                 <w:noProof/>
                 <w:webHidden/>
               </w:rPr>
-              <w:instrText xml:space="preserve"> PAGEREF _Toc215741702 \h </w:instrText>
+              <w:instrText xml:space="preserve"> PAGEREF _Toc216301985 \h </w:instrText>
             </w:r>
             <w:r>
               <w:rPr>
@@ -4004,7 +4102,7 @@
                 <w:noProof/>
                 <w:webHidden/>
               </w:rPr>
-              <w:t>13</w:t>
+              <w:t>14</w:t>
             </w:r>
             <w:r>
               <w:rPr>
@@ -4032,7 +4130,7 @@
               <w14:ligatures w14:val="standardContextual"/>
             </w:rPr>
           </w:pPr>
-          <w:hyperlink w:anchor="_Toc215741703" w:history="1">
+          <w:hyperlink w:anchor="_Toc216301986" w:history="1">
             <w:r>
               <w:rPr>
                 <w:rStyle w:val="Hypertextovodkaz"/>
@@ -4080,7 +4178,7 @@
                 <w:noProof/>
                 <w:webHidden/>
               </w:rPr>
-              <w:instrText xml:space="preserve"> PAGEREF _Toc215741703 \h </w:instrText>
+              <w:instrText xml:space="preserve"> PAGEREF _Toc216301986 \h </w:instrText>
             </w:r>
             <w:r>
               <w:rPr>
@@ -4100,7 +4198,7 @@
                 <w:noProof/>
                 <w:webHidden/>
               </w:rPr>
-              <w:t>13</w:t>
+              <w:t>14</w:t>
             </w:r>
             <w:r>
               <w:rPr>
@@ -4128,7 +4226,7 @@
               <w14:ligatures w14:val="standardContextual"/>
             </w:rPr>
           </w:pPr>
-          <w:hyperlink w:anchor="_Toc215741704" w:history="1">
+          <w:hyperlink w:anchor="_Toc216301987" w:history="1">
             <w:r>
               <w:rPr>
                 <w:rStyle w:val="Hypertextovodkaz"/>
@@ -4176,7 +4274,7 @@
                 <w:noProof/>
                 <w:webHidden/>
               </w:rPr>
-              <w:instrText xml:space="preserve"> PAGEREF _Toc215741704 \h </w:instrText>
+              <w:instrText xml:space="preserve"> PAGEREF _Toc216301987 \h </w:instrText>
             </w:r>
             <w:r>
               <w:rPr>
@@ -4196,7 +4294,7 @@
                 <w:noProof/>
                 <w:webHidden/>
               </w:rPr>
-              <w:t>13</w:t>
+              <w:t>14</w:t>
             </w:r>
             <w:r>
               <w:rPr>
@@ -4224,7 +4322,7 @@
               <w14:ligatures w14:val="standardContextual"/>
             </w:rPr>
           </w:pPr>
-          <w:hyperlink w:anchor="_Toc215741705" w:history="1">
+          <w:hyperlink w:anchor="_Toc216301988" w:history="1">
             <w:r>
               <w:rPr>
                 <w:rStyle w:val="Hypertextovodkaz"/>
@@ -4272,7 +4370,7 @@
                 <w:noProof/>
                 <w:webHidden/>
               </w:rPr>
-              <w:instrText xml:space="preserve"> PAGEREF _Toc215741705 \h </w:instrText>
+              <w:instrText xml:space="preserve"> PAGEREF _Toc216301988 \h </w:instrText>
             </w:r>
             <w:r>
               <w:rPr>
@@ -4292,7 +4390,7 @@
                 <w:noProof/>
                 <w:webHidden/>
               </w:rPr>
-              <w:t>13</w:t>
+              <w:t>14</w:t>
             </w:r>
             <w:r>
               <w:rPr>
@@ -4320,7 +4418,7 @@
               <w14:ligatures w14:val="standardContextual"/>
             </w:rPr>
           </w:pPr>
-          <w:hyperlink w:anchor="_Toc215741706" w:history="1">
+          <w:hyperlink w:anchor="_Toc216301989" w:history="1">
             <w:r>
               <w:rPr>
                 <w:rStyle w:val="Hypertextovodkaz"/>
@@ -4368,7 +4466,7 @@
                 <w:noProof/>
                 <w:webHidden/>
               </w:rPr>
-              <w:instrText xml:space="preserve"> PAGEREF _Toc215741706 \h </w:instrText>
+              <w:instrText xml:space="preserve"> PAGEREF _Toc216301989 \h </w:instrText>
             </w:r>
             <w:r>
               <w:rPr>
@@ -4388,7 +4486,7 @@
                 <w:noProof/>
                 <w:webHidden/>
               </w:rPr>
-              <w:t>13</w:t>
+              <w:t>14</w:t>
             </w:r>
             <w:r>
               <w:rPr>
@@ -4416,7 +4514,7 @@
               <w14:ligatures w14:val="standardContextual"/>
             </w:rPr>
           </w:pPr>
-          <w:hyperlink w:anchor="_Toc215741707" w:history="1">
+          <w:hyperlink w:anchor="_Toc216301990" w:history="1">
             <w:r>
               <w:rPr>
                 <w:rStyle w:val="Hypertextovodkaz"/>
@@ -4464,7 +4562,7 @@
                 <w:noProof/>
                 <w:webHidden/>
               </w:rPr>
-              <w:instrText xml:space="preserve"> PAGEREF _Toc215741707 \h </w:instrText>
+              <w:instrText xml:space="preserve"> PAGEREF _Toc216301990 \h </w:instrText>
             </w:r>
             <w:r>
               <w:rPr>
@@ -4484,7 +4582,7 @@
                 <w:noProof/>
                 <w:webHidden/>
               </w:rPr>
-              <w:t>13</w:t>
+              <w:t>14</w:t>
             </w:r>
             <w:r>
               <w:rPr>
@@ -4514,7 +4612,7 @@
               <w14:ligatures w14:val="standardContextual"/>
             </w:rPr>
           </w:pPr>
-          <w:hyperlink w:anchor="_Toc215741708" w:history="1">
+          <w:hyperlink w:anchor="_Toc216301991" w:history="1">
             <w:r>
               <w:rPr>
                 <w:rStyle w:val="Hypertextovodkaz"/>
@@ -4564,7 +4662,7 @@
                 <w:noProof/>
                 <w:webHidden/>
               </w:rPr>
-              <w:instrText xml:space="preserve"> PAGEREF _Toc215741708 \h </w:instrText>
+              <w:instrText xml:space="preserve"> PAGEREF _Toc216301991 \h </w:instrText>
             </w:r>
             <w:r>
               <w:rPr>
@@ -4584,7 +4682,7 @@
                 <w:noProof/>
                 <w:webHidden/>
               </w:rPr>
-              <w:t>13</w:t>
+              <w:t>14</w:t>
             </w:r>
             <w:r>
               <w:rPr>
@@ -4612,7 +4710,7 @@
               <w14:ligatures w14:val="standardContextual"/>
             </w:rPr>
           </w:pPr>
-          <w:hyperlink w:anchor="_Toc215741709" w:history="1">
+          <w:hyperlink w:anchor="_Toc216301992" w:history="1">
             <w:r>
               <w:rPr>
                 <w:rStyle w:val="Hypertextovodkaz"/>
@@ -4660,7 +4758,7 @@
                 <w:noProof/>
                 <w:webHidden/>
               </w:rPr>
-              <w:instrText xml:space="preserve"> PAGEREF _Toc215741709 \h </w:instrText>
+              <w:instrText xml:space="preserve"> PAGEREF _Toc216301992 \h </w:instrText>
             </w:r>
             <w:r>
               <w:rPr>
@@ -4680,7 +4778,7 @@
                 <w:noProof/>
                 <w:webHidden/>
               </w:rPr>
-              <w:t>13</w:t>
+              <w:t>14</w:t>
             </w:r>
             <w:r>
               <w:rPr>
@@ -4708,7 +4806,7 @@
               <w14:ligatures w14:val="standardContextual"/>
             </w:rPr>
           </w:pPr>
-          <w:hyperlink w:anchor="_Toc215741710" w:history="1">
+          <w:hyperlink w:anchor="_Toc216301993" w:history="1">
             <w:r>
               <w:rPr>
                 <w:rStyle w:val="Hypertextovodkaz"/>
@@ -4756,7 +4854,7 @@
                 <w:noProof/>
                 <w:webHidden/>
               </w:rPr>
-              <w:instrText xml:space="preserve"> PAGEREF _Toc215741710 \h </w:instrText>
+              <w:instrText xml:space="preserve"> PAGEREF _Toc216301993 \h </w:instrText>
             </w:r>
             <w:r>
               <w:rPr>
@@ -4776,7 +4874,7 @@
                 <w:noProof/>
                 <w:webHidden/>
               </w:rPr>
-              <w:t>13</w:t>
+              <w:t>14</w:t>
             </w:r>
             <w:r>
               <w:rPr>
@@ -4806,7 +4904,7 @@
               <w14:ligatures w14:val="standardContextual"/>
             </w:rPr>
           </w:pPr>
-          <w:hyperlink w:anchor="_Toc215741711" w:history="1">
+          <w:hyperlink w:anchor="_Toc216301994" w:history="1">
             <w:r>
               <w:rPr>
                 <w:rStyle w:val="Hypertextovodkaz"/>
@@ -4856,7 +4954,7 @@
                 <w:noProof/>
                 <w:webHidden/>
               </w:rPr>
-              <w:instrText xml:space="preserve"> PAGEREF _Toc215741711 \h </w:instrText>
+              <w:instrText xml:space="preserve"> PAGEREF _Toc216301994 \h </w:instrText>
             </w:r>
             <w:r>
               <w:rPr>
@@ -4876,7 +4974,7 @@
                 <w:noProof/>
                 <w:webHidden/>
               </w:rPr>
-              <w:t>13</w:t>
+              <w:t>14</w:t>
             </w:r>
             <w:r>
               <w:rPr>
@@ -4904,7 +5002,7 @@
               <w14:ligatures w14:val="standardContextual"/>
             </w:rPr>
           </w:pPr>
-          <w:hyperlink w:anchor="_Toc215741712" w:history="1">
+          <w:hyperlink w:anchor="_Toc216301995" w:history="1">
             <w:r>
               <w:rPr>
                 <w:rStyle w:val="Hypertextovodkaz"/>
@@ -4952,7 +5050,7 @@
                 <w:noProof/>
                 <w:webHidden/>
               </w:rPr>
-              <w:instrText xml:space="preserve"> PAGEREF _Toc215741712 \h </w:instrText>
+              <w:instrText xml:space="preserve"> PAGEREF _Toc216301995 \h </w:instrText>
             </w:r>
             <w:r>
               <w:rPr>
@@ -4972,7 +5070,7 @@
                 <w:noProof/>
                 <w:webHidden/>
               </w:rPr>
-              <w:t>13</w:t>
+              <w:t>14</w:t>
             </w:r>
             <w:r>
               <w:rPr>
@@ -5000,7 +5098,7 @@
               <w14:ligatures w14:val="standardContextual"/>
             </w:rPr>
           </w:pPr>
-          <w:hyperlink w:anchor="_Toc215741713" w:history="1">
+          <w:hyperlink w:anchor="_Toc216301996" w:history="1">
             <w:r>
               <w:rPr>
                 <w:rStyle w:val="Hypertextovodkaz"/>
@@ -5048,7 +5146,7 @@
                 <w:noProof/>
                 <w:webHidden/>
               </w:rPr>
-              <w:instrText xml:space="preserve"> PAGEREF _Toc215741713 \h </w:instrText>
+              <w:instrText xml:space="preserve"> PAGEREF _Toc216301996 \h </w:instrText>
             </w:r>
             <w:r>
               <w:rPr>
@@ -5068,7 +5166,7 @@
                 <w:noProof/>
                 <w:webHidden/>
               </w:rPr>
-              <w:t>13</w:t>
+              <w:t>14</w:t>
             </w:r>
             <w:r>
               <w:rPr>
@@ -5098,7 +5196,7 @@
               <w14:ligatures w14:val="standardContextual"/>
             </w:rPr>
           </w:pPr>
-          <w:hyperlink w:anchor="_Toc215741714" w:history="1">
+          <w:hyperlink w:anchor="_Toc216301997" w:history="1">
             <w:r>
               <w:rPr>
                 <w:rStyle w:val="Hypertextovodkaz"/>
@@ -5148,7 +5246,7 @@
                 <w:noProof/>
                 <w:webHidden/>
               </w:rPr>
-              <w:instrText xml:space="preserve"> PAGEREF _Toc215741714 \h </w:instrText>
+              <w:instrText xml:space="preserve"> PAGEREF _Toc216301997 \h </w:instrText>
             </w:r>
             <w:r>
               <w:rPr>
@@ -5168,7 +5266,7 @@
                 <w:noProof/>
                 <w:webHidden/>
               </w:rPr>
-              <w:t>13</w:t>
+              <w:t>14</w:t>
             </w:r>
             <w:r>
               <w:rPr>
@@ -5197,7 +5295,7 @@
               <w14:ligatures w14:val="standardContextual"/>
             </w:rPr>
           </w:pPr>
-          <w:hyperlink w:anchor="_Toc215741715" w:history="1">
+          <w:hyperlink w:anchor="_Toc216301998" w:history="1">
             <w:r>
               <w:rPr>
                 <w:rStyle w:val="Hypertextovodkaz"/>
@@ -5225,7 +5323,7 @@
                 <w:noProof/>
                 <w:webHidden/>
               </w:rPr>
-              <w:instrText xml:space="preserve"> PAGEREF _Toc215741715 \h </w:instrText>
+              <w:instrText xml:space="preserve"> PAGEREF _Toc216301998 \h </w:instrText>
             </w:r>
             <w:r>
               <w:rPr>
@@ -5245,7 +5343,7 @@
                 <w:noProof/>
                 <w:webHidden/>
               </w:rPr>
-              <w:t>14</w:t>
+              <w:t>15</w:t>
             </w:r>
             <w:r>
               <w:rPr>
@@ -5274,7 +5372,7 @@
               <w14:ligatures w14:val="standardContextual"/>
             </w:rPr>
           </w:pPr>
-          <w:hyperlink w:anchor="_Toc215741716" w:history="1">
+          <w:hyperlink w:anchor="_Toc216301999" w:history="1">
             <w:r>
               <w:rPr>
                 <w:rStyle w:val="Hypertextovodkaz"/>
@@ -5302,7 +5400,7 @@
                 <w:noProof/>
                 <w:webHidden/>
               </w:rPr>
-              <w:instrText xml:space="preserve"> PAGEREF _Toc215741716 \h </w:instrText>
+              <w:instrText xml:space="preserve"> PAGEREF _Toc216301999 \h </w:instrText>
             </w:r>
             <w:r>
               <w:rPr>
@@ -5322,7 +5420,7 @@
                 <w:noProof/>
                 <w:webHidden/>
               </w:rPr>
-              <w:t>15</w:t>
+              <w:t>16</w:t>
             </w:r>
             <w:r>
               <w:rPr>
@@ -5351,7 +5449,7 @@
               <w14:ligatures w14:val="standardContextual"/>
             </w:rPr>
           </w:pPr>
-          <w:hyperlink w:anchor="_Toc215741717" w:history="1">
+          <w:hyperlink w:anchor="_Toc216302000" w:history="1">
             <w:r>
               <w:rPr>
                 <w:rStyle w:val="Hypertextovodkaz"/>
@@ -5379,7 +5477,7 @@
                 <w:noProof/>
                 <w:webHidden/>
               </w:rPr>
-              <w:instrText xml:space="preserve"> PAGEREF _Toc215741717 \h </w:instrText>
+              <w:instrText xml:space="preserve"> PAGEREF _Toc216302000 \h </w:instrText>
             </w:r>
             <w:r>
               <w:rPr>
@@ -5399,7 +5497,7 @@
                 <w:noProof/>
                 <w:webHidden/>
               </w:rPr>
-              <w:t>16</w:t>
+              <w:t>17</w:t>
             </w:r>
             <w:r>
               <w:rPr>
@@ -5428,7 +5526,7 @@
               <w14:ligatures w14:val="standardContextual"/>
             </w:rPr>
           </w:pPr>
-          <w:hyperlink w:anchor="_Toc215741718" w:history="1">
+          <w:hyperlink w:anchor="_Toc216302001" w:history="1">
             <w:r>
               <w:rPr>
                 <w:rStyle w:val="Hypertextovodkaz"/>
@@ -5456,7 +5554,7 @@
                 <w:noProof/>
                 <w:webHidden/>
               </w:rPr>
-              <w:instrText xml:space="preserve"> PAGEREF _Toc215741718 \h </w:instrText>
+              <w:instrText xml:space="preserve"> PAGEREF _Toc216302001 \h </w:instrText>
             </w:r>
             <w:r>
               <w:rPr>
@@ -5476,7 +5574,7 @@
                 <w:noProof/>
                 <w:webHidden/>
               </w:rPr>
-              <w:t>17</w:t>
+              <w:t>18</w:t>
             </w:r>
             <w:r>
               <w:rPr>
@@ -5505,7 +5603,7 @@
               <w14:ligatures w14:val="standardContextual"/>
             </w:rPr>
           </w:pPr>
-          <w:hyperlink w:anchor="_Toc215741719" w:history="1">
+          <w:hyperlink w:anchor="_Toc216302002" w:history="1">
             <w:r>
               <w:rPr>
                 <w:rStyle w:val="Hypertextovodkaz"/>
@@ -5533,7 +5631,7 @@
                 <w:noProof/>
                 <w:webHidden/>
               </w:rPr>
-              <w:instrText xml:space="preserve"> PAGEREF _Toc215741719 \h </w:instrText>
+              <w:instrText xml:space="preserve"> PAGEREF _Toc216302002 \h </w:instrText>
             </w:r>
             <w:r>
               <w:rPr>
@@ -5553,7 +5651,7 @@
                 <w:noProof/>
                 <w:webHidden/>
               </w:rPr>
-              <w:t>18</w:t>
+              <w:t>19</w:t>
             </w:r>
             <w:r>
               <w:rPr>
@@ -5582,7 +5680,7 @@
               <w14:ligatures w14:val="standardContextual"/>
             </w:rPr>
           </w:pPr>
-          <w:hyperlink w:anchor="_Toc215741720" w:history="1">
+          <w:hyperlink w:anchor="_Toc216302003" w:history="1">
             <w:r>
               <w:rPr>
                 <w:rStyle w:val="Hypertextovodkaz"/>
@@ -5610,7 +5708,7 @@
                 <w:noProof/>
                 <w:webHidden/>
               </w:rPr>
-              <w:instrText xml:space="preserve"> PAGEREF _Toc215741720 \h </w:instrText>
+              <w:instrText xml:space="preserve"> PAGEREF _Toc216302003 \h </w:instrText>
             </w:r>
             <w:r>
               <w:rPr>
@@ -5630,7 +5728,7 @@
                 <w:noProof/>
                 <w:webHidden/>
               </w:rPr>
-              <w:t>19</w:t>
+              <w:t>20</w:t>
             </w:r>
             <w:r>
               <w:rPr>
@@ -5677,7 +5775,7 @@
       <w:bookmarkStart w:id="16" w:name="_Toc145263657"/>
       <w:bookmarkStart w:id="17" w:name="_Toc144753388"/>
       <w:bookmarkStart w:id="18" w:name="_Toc413407057"/>
-      <w:bookmarkStart w:id="19" w:name="_Toc215741673"/>
+      <w:bookmarkStart w:id="19" w:name="_Toc216301955"/>
       <w:r>
         <w:lastRenderedPageBreak/>
         <w:t>Ú</w:t>
@@ -5792,7 +5890,7 @@
       <w:pPr>
         <w:pStyle w:val="Nadpis1"/>
       </w:pPr>
-      <w:bookmarkStart w:id="20" w:name="_Toc215741674"/>
+      <w:bookmarkStart w:id="20" w:name="_Toc216301956"/>
       <w:r>
         <w:lastRenderedPageBreak/>
         <w:t>Teoretická část</w:t>
@@ -5811,6 +5909,7 @@
       <w:pPr>
         <w:pStyle w:val="Nadpis2"/>
       </w:pPr>
+      <w:bookmarkStart w:id="21" w:name="_Toc216301957"/>
       <w:r>
         <w:t>Správ</w:t>
       </w:r>
@@ -5820,6 +5919,7 @@
       <w:r>
         <w:t xml:space="preserve"> hesel</w:t>
       </w:r>
+      <w:bookmarkEnd w:id="21"/>
     </w:p>
     <w:p>
       <w:pPr>
@@ -5866,12 +5966,14 @@
           <w:lang w:val="sk-SK"/>
         </w:rPr>
       </w:pPr>
+      <w:bookmarkStart w:id="22" w:name="_Toc216301958"/>
       <w:r>
         <w:rPr>
           <w:lang w:val="sk-SK"/>
         </w:rPr>
         <w:t>Zásady tvorby silného hesla</w:t>
       </w:r>
+      <w:bookmarkEnd w:id="22"/>
       <w:r>
         <w:tab/>
       </w:r>
@@ -6009,64 +6111,568 @@
           <w:rFonts w:eastAsiaTheme="minorEastAsia"/>
         </w:rPr>
       </w:pPr>
-      <w:bookmarkStart w:id="21" w:name="_Toc215741677"/>
+      <w:bookmarkStart w:id="23" w:name="_Toc216301959"/>
       <w:r>
         <w:rPr>
           <w:rFonts w:eastAsiaTheme="minorEastAsia"/>
         </w:rPr>
         <w:t>Architektura aplikací</w:t>
       </w:r>
-      <w:bookmarkEnd w:id="21"/>
+      <w:bookmarkEnd w:id="23"/>
     </w:p>
     <w:p>
       <w:pPr>
+        <w:pStyle w:val="Pokraovn"/>
         <w:rPr>
           <w:rFonts w:eastAsiaTheme="minorEastAsia"/>
         </w:rPr>
       </w:pPr>
       <w:r>
-        <w:t>Architektura aplikací určuje strukturu, organizaci a způsob komunikace jednotlivých částí softwarového systému. Správně navržená architektura je klíčová pro udržitelnost, rozšiřitelnost a bezpečnost aplikace. V prostředí .NET je tento princip podpořen rozsáhlým frameworkem, který umožňuje efektivní vývoj jak desktopových, tak webových aplikací</w:t>
-      </w:r>
-      <w:r>
-        <w:t>.</w:t>
-      </w:r>
-      <w:r>
+        <w:rPr>
+          <w:rFonts w:eastAsiaTheme="minorEastAsia"/>
+        </w:rPr>
+        <w:t>Převážná část klasických aplikací na platformě .NET funguje jako samostatné celky</w:t>
+      </w:r>
+      <w:r>
+        <w:rPr>
+          <w:rFonts w:eastAsiaTheme="minorEastAsia"/>
+        </w:rPr>
+        <w:t xml:space="preserve">, </w:t>
+      </w:r>
+      <w:r>
+        <w:rPr>
+          <w:rFonts w:eastAsiaTheme="minorEastAsia"/>
+        </w:rPr>
+        <w:t>buď jako spustitelný program, nebo jako jedna webová aplikace v rámci jedné domény IIS. Tento přístup představuje nejpřímočařejší způsob nasazení a je plně dostačující pro řadu interních i menších veřejných projektů. I když je aplikace nasazena jako jeden celek, složitější podnikové systémy obvykle vyžadují logické členění do více vrstev, které zlepšuje strukturu a udržovatelnost kódu.</w:t>
+      </w:r>
+      <w:r>
+        <w:rPr>
+          <w:rFonts w:eastAsiaTheme="minorEastAsia"/>
+        </w:rPr>
         <w:t xml:space="preserve"> </w:t>
       </w:r>
-      <w:r>
-        <w:fldChar w:fldCharType="begin"/>
-      </w:r>
-      <w:r>
-        <w:instrText xml:space="preserve"> REF _Ref213419691 \r \h </w:instrText>
-      </w:r>
-      <w:r>
-        <w:fldChar w:fldCharType="separate"/>
-      </w:r>
-      <w:r>
-        <w:t>[3]</w:t>
-      </w:r>
-      <w:r>
-        <w:fldChar w:fldCharType="end"/>
+      <w:proofErr w:type="gramStart"/>
+      <w:r>
+        <w:rPr>
+          <w:rFonts w:eastAsiaTheme="minorEastAsia"/>
+        </w:rPr>
+        <w:t>[</w:t>
+      </w:r>
+      <w:proofErr w:type="gramEnd"/>
+      <w:r>
+        <w:t xml:space="preserve"> </w:t>
+      </w:r>
+      <w:r>
+        <w:rPr>
+          <w:rFonts w:eastAsiaTheme="minorEastAsia"/>
+        </w:rPr>
+        <w:t>https://learn.microsoft.com/en-us/dotnet/architecture/modern-web-apps-azure/common-web-application-architectures</w:t>
+      </w:r>
+      <w:r>
+        <w:rPr>
+          <w:rFonts w:eastAsiaTheme="minorEastAsia"/>
+        </w:rPr>
+        <w:t>]</w:t>
       </w:r>
     </w:p>
     <w:p>
       <w:pPr>
         <w:pStyle w:val="Nadpis3"/>
         <w:rPr>
-          <w:color w:val="EE0000"/>
-        </w:rPr>
-      </w:pPr>
-      <w:bookmarkStart w:id="22" w:name="_Toc215741678"/>
-      <w:r>
-        <w:rPr>
-          <w:color w:val="EE0000"/>
-        </w:rPr>
-        <w:t>.NET Framework</w:t>
-      </w:r>
-      <w:bookmarkEnd w:id="22"/>
+          <w:color w:val="auto"/>
+        </w:rPr>
+      </w:pPr>
+      <w:bookmarkStart w:id="24" w:name="_Toc216301960"/>
+      <w:r>
+        <w:rPr>
+          <w:color w:val="auto"/>
+        </w:rPr>
+        <w:t>Platforma .NET</w:t>
+      </w:r>
+      <w:bookmarkEnd w:id="24"/>
     </w:p>
     <w:p>
       <w:pPr>
+        <w:pStyle w:val="Pokraovn"/>
+      </w:pPr>
+      <w:r>
+        <w:t>.NET je moderní open-source platforma pro vývoj softwaru, která je zdarma dostupná a funguje napříč různými operačními systémy. Umožňuje vytvářet širokou škálu aplikací, přičemž podporuje více programovacích jazyků – s jazykem C# jako hlavní volbou.</w:t>
+      </w:r>
+      <w:r>
+        <w:t xml:space="preserve"> </w:t>
+      </w:r>
+      <w:proofErr w:type="gramStart"/>
+      <w:r>
+        <w:t>[</w:t>
+      </w:r>
+      <w:r>
+        <w:t xml:space="preserve"> https://learn.microsoft.com/en-us/dotnet/core/introduction</w:t>
+      </w:r>
+      <w:proofErr w:type="gramEnd"/>
+      <w:r>
+        <w:t>]</w:t>
+      </w:r>
+    </w:p>
+    <w:p>
+      <w:pPr>
+        <w:pStyle w:val="Pokraovn"/>
+      </w:pPr>
+      <w:r>
+        <w:t>Jádrem jejího návrhu jsou klíčové vlastnosti: vysoká produktivita vývoje, výkon na produkční úrovni, robustní zabezpečení a spolehlivost. Tyto aspekty jsou zajištěny díky pokročilému běhovému prostředí a automatizovaným mechanismům, jako je správa paměti pomocí </w:t>
+      </w:r>
+      <w:proofErr w:type="spellStart"/>
+      <w:r>
+        <w:t>garbage</w:t>
+      </w:r>
+      <w:proofErr w:type="spellEnd"/>
+      <w:r>
+        <w:t xml:space="preserve"> </w:t>
+      </w:r>
+      <w:proofErr w:type="spellStart"/>
+      <w:r>
+        <w:t>collectoru</w:t>
+      </w:r>
+      <w:proofErr w:type="spellEnd"/>
+      <w:r>
+        <w:t xml:space="preserve"> (GC), která zajišťuje typovou a paměťovou bezpečnost.</w:t>
+      </w:r>
+      <w:r>
+        <w:t xml:space="preserve"> [</w:t>
+      </w:r>
+      <w:r>
+        <w:t>https://learn.microsoft.com/en-</w:t>
+      </w:r>
+      <w:proofErr w:type="spellStart"/>
+      <w:r>
+        <w:t>us</w:t>
+      </w:r>
+      <w:proofErr w:type="spellEnd"/>
+      <w:r>
+        <w:t>/</w:t>
+      </w:r>
+      <w:proofErr w:type="spellStart"/>
+      <w:r>
+        <w:t>dotnet</w:t>
+      </w:r>
+      <w:proofErr w:type="spellEnd"/>
+      <w:r>
+        <w:t>/</w:t>
+      </w:r>
+      <w:proofErr w:type="spellStart"/>
+      <w:r>
+        <w:t>core</w:t>
+      </w:r>
+      <w:proofErr w:type="spellEnd"/>
+      <w:r>
+        <w:t>/</w:t>
+      </w:r>
+      <w:proofErr w:type="spellStart"/>
+      <w:r>
+        <w:t>introduction</w:t>
+      </w:r>
+      <w:proofErr w:type="spellEnd"/>
+      <w:r>
+        <w:t>]</w:t>
+      </w:r>
+    </w:p>
+    <w:p>
+      <w:pPr>
+        <w:pStyle w:val="Pokraovn"/>
+      </w:pPr>
+      <w:r>
+        <w:t>Platforma nabízí obrovskou kolekci optimalizovaných knihoven, usnadňující vývoj a</w:t>
+      </w:r>
+      <w:r>
+        <w:t> </w:t>
+      </w:r>
+      <w:r>
+        <w:t xml:space="preserve">zajišťující vysoký výkon na různých hardwarových architekturách a systémech. Vývoj .NET je společným projektem společnosti Microsoft a aktivní globální komunity. Díky pravidelným a plánovaným aktualizacím mohou vývojáři s jistotou </w:t>
+      </w:r>
+      <w:r>
+        <w:lastRenderedPageBreak/>
+        <w:t>nasazovat bezpečné a stabilní aplikace.</w:t>
+      </w:r>
+      <w:r>
+        <w:t xml:space="preserve"> [</w:t>
+      </w:r>
+      <w:r>
+        <w:t>https://learn.microsoft.com/en-</w:t>
+      </w:r>
+      <w:proofErr w:type="spellStart"/>
+      <w:r>
+        <w:t>us</w:t>
+      </w:r>
+      <w:proofErr w:type="spellEnd"/>
+      <w:r>
+        <w:t>/</w:t>
+      </w:r>
+      <w:proofErr w:type="spellStart"/>
+      <w:r>
+        <w:t>dotnet</w:t>
+      </w:r>
+      <w:proofErr w:type="spellEnd"/>
+      <w:r>
+        <w:t>/</w:t>
+      </w:r>
+      <w:proofErr w:type="spellStart"/>
+      <w:r>
+        <w:t>core</w:t>
+      </w:r>
+      <w:proofErr w:type="spellEnd"/>
+      <w:r>
+        <w:t>/</w:t>
+      </w:r>
+      <w:proofErr w:type="spellStart"/>
+      <w:r>
+        <w:t>introduction</w:t>
+      </w:r>
+      <w:proofErr w:type="spellEnd"/>
+      <w:r>
+        <w:t>]</w:t>
+      </w:r>
+    </w:p>
+    <w:p/>
+    <w:p>
+      <w:pPr>
+        <w:pStyle w:val="Pokraovn"/>
+      </w:pPr>
+    </w:p>
+    <w:p>
+      <w:pPr>
+        <w:pStyle w:val="Nadpis3"/>
+      </w:pPr>
+      <w:bookmarkStart w:id="25" w:name="_Toc216301961"/>
+      <w:r>
+        <w:t>Desktop vs</w:t>
+      </w:r>
+      <w:r>
+        <w:t>.</w:t>
+      </w:r>
+      <w:r>
+        <w:t xml:space="preserve"> </w:t>
+      </w:r>
+      <w:proofErr w:type="gramStart"/>
+      <w:r>
+        <w:t>W</w:t>
+      </w:r>
+      <w:r>
+        <w:t>eb</w:t>
+      </w:r>
+      <w:bookmarkEnd w:id="25"/>
+      <w:proofErr w:type="gramEnd"/>
+      <w:r>
+        <w:t xml:space="preserve"> </w:t>
+      </w:r>
+    </w:p>
+    <w:p>
+      <w:pPr>
+        <w:pStyle w:val="Pokraovn"/>
+      </w:pPr>
+      <w:r>
+        <w:t>Základní rozdíl mezi webovými a desktopovými aplikacemi spočívá v způsobu přístupu a interakce. Webové aplikace se používají přímo v prohlížeči a jsou podmíněny funkčním internetovým připojením, což přináší výhody univerzální dostupnosti, ale i riziko závislosti na síti.</w:t>
+      </w:r>
+    </w:p>
+    <w:p>
+      <w:pPr>
+        <w:pStyle w:val="Pokraovn"/>
+      </w:pPr>
+      <w:r>
+        <w:t xml:space="preserve">V oblasti výkonu a využití systémových prostředků mají desktopové aplikace výhodu díky přímému přístupu k hardwaru počítače. To jim umožňuje efektivněji zvládat výpočetně náročné operace, jako je složité zpracování dat nebo grafické </w:t>
+      </w:r>
+      <w:proofErr w:type="spellStart"/>
+      <w:r>
+        <w:t>renderingy</w:t>
+      </w:r>
+      <w:proofErr w:type="spellEnd"/>
+      <w:r>
+        <w:t>.</w:t>
+      </w:r>
+    </w:p>
+    <w:p>
+      <w:pPr>
+        <w:pStyle w:val="Pokraovn"/>
+      </w:pPr>
+      <w:r>
+        <w:t>Další významný rozdíl se týká aktualizací a údržby. Zatímco desktopové aplikace často vyžadují aktivní instalaci nových verzí od uživatele, webové aplikace lze aktualizovat centrálně na straně serveru, což zajišťuje okamžitou a jednotnou verzi pro všechny koncové uživatele.</w:t>
+      </w:r>
+    </w:p>
+    <w:p>
+      <w:pPr>
+        <w:pStyle w:val="Pokraovn"/>
+      </w:pPr>
+      <w:r>
+        <w:t>Do budoucna se očekává, že hranice mezi oběma přístupy bude dále </w:t>
+      </w:r>
+      <w:r>
+        <w:t>zmenšovat</w:t>
+      </w:r>
+      <w:r>
+        <w:t xml:space="preserve"> ve prospěch hybridních, </w:t>
+      </w:r>
+      <w:proofErr w:type="spellStart"/>
+      <w:r>
+        <w:t>platformně</w:t>
+      </w:r>
+      <w:proofErr w:type="spellEnd"/>
+      <w:r>
+        <w:t xml:space="preserve"> nezávislých řešení. Pro vývojáře i firmy je proto klíčové sledovat technologický vývoj a přizpůsobovat své strategie tak, aby mohli efektivně využívat nové </w:t>
+      </w:r>
+      <w:r>
+        <w:t>možnosti.</w:t>
+      </w:r>
+      <w:r>
+        <w:t xml:space="preserve"> </w:t>
+      </w:r>
+      <w:proofErr w:type="gramStart"/>
+      <w:r>
+        <w:t>[</w:t>
+      </w:r>
+      <w:r>
+        <w:t xml:space="preserve"> https://medium.com/theymakedesign/web-app-vs-desktop-app-3841e8cb3996</w:t>
+      </w:r>
+      <w:proofErr w:type="gramEnd"/>
+      <w:r>
+        <w:t>]</w:t>
+      </w:r>
+    </w:p>
+    <w:p>
+      <w:pPr>
+        <w:pStyle w:val="Pokraovn"/>
+      </w:pPr>
+    </w:p>
+    <w:p>
+      <w:pPr>
+        <w:pStyle w:val="Pokraovn"/>
+      </w:pPr>
+    </w:p>
+    <w:p>
+      <w:pPr>
+        <w:pStyle w:val="Nadpis3"/>
+        <w:rPr>
+          <w:color w:val="auto"/>
+        </w:rPr>
+      </w:pPr>
+      <w:bookmarkStart w:id="26" w:name="_Toc216301962"/>
+      <w:r>
+        <w:rPr>
+          <w:color w:val="auto"/>
+        </w:rPr>
+        <w:t>U</w:t>
+      </w:r>
+      <w:r>
+        <w:rPr>
+          <w:color w:val="auto"/>
+        </w:rPr>
+        <w:t>X</w:t>
+      </w:r>
+      <w:r>
+        <w:rPr>
+          <w:color w:val="auto"/>
+        </w:rPr>
+        <w:t xml:space="preserve"> zásady</w:t>
+      </w:r>
+      <w:bookmarkEnd w:id="26"/>
+    </w:p>
+    <w:p>
+      <w:pPr>
+        <w:pStyle w:val="Pokraovn"/>
+      </w:pPr>
+      <w:r>
+        <w:t xml:space="preserve">User </w:t>
+      </w:r>
+      <w:proofErr w:type="spellStart"/>
+      <w:r>
+        <w:t>Experience</w:t>
+      </w:r>
+      <w:proofErr w:type="spellEnd"/>
+      <w:r>
+        <w:t xml:space="preserve"> (UX</w:t>
+      </w:r>
+      <w:r>
+        <w:t>), neboli uživatelská zkušenost, představuje souhrn pocitů a</w:t>
+      </w:r>
+      <w:r>
+        <w:t> </w:t>
+      </w:r>
+      <w:r>
+        <w:t xml:space="preserve">dojmů, které člověk získá při interakci s digitálním produktem – ať už je to web, mobilní aplikace nebo e-shop. Hlavním úkolem UX designera je vytvořit takovou podobu produktu, která uživatele přirozeně, intuitivně a bez zbytečných překážek dovede k jeho cíli. Tento návrh musí úspěšně spojovat funkčnost </w:t>
+      </w:r>
+      <w:r>
+        <w:lastRenderedPageBreak/>
+        <w:t>a</w:t>
+      </w:r>
+      <w:r>
+        <w:t> </w:t>
+      </w:r>
+      <w:r>
+        <w:t>použitelnost s estetickou hodnotou a užitečností. Celý proces UX designu je založen na hlubokém porozumění cílovému uživateli, jeho potřebám, záměrům a</w:t>
+      </w:r>
+      <w:r>
+        <w:t> </w:t>
+      </w:r>
+      <w:r>
+        <w:t>technologické zběhlosti.</w:t>
+      </w:r>
+      <w:r>
+        <w:t xml:space="preserve"> [</w:t>
+      </w:r>
+      <w:r>
+        <w:t>https://www.grappa.sk/blog/co-je-to-ux-a-ui-a-aky-je-medzi-nimi-rozdiel/</w:t>
+      </w:r>
+      <w:r>
+        <w:t>]</w:t>
+      </w:r>
+    </w:p>
+    <w:p>
+      <w:pPr>
+        <w:pStyle w:val="Nadpis3"/>
+      </w:pPr>
+      <w:bookmarkStart w:id="27" w:name="_Toc216301963"/>
+      <w:r>
+        <w:t>UI zásady</w:t>
+      </w:r>
+      <w:bookmarkEnd w:id="27"/>
+    </w:p>
+    <w:p>
+      <w:pPr>
+        <w:pStyle w:val="Pokraovn"/>
+      </w:pPr>
+      <w:r>
+        <w:t>User Interface</w:t>
+      </w:r>
+      <w:r>
+        <w:t xml:space="preserve"> (</w:t>
+      </w:r>
+      <w:r>
+        <w:t>UI</w:t>
+      </w:r>
+      <w:r>
+        <w:t>), neboli uživatelské rozhraní, představuje vizuální a interakční vrstvu digitálního produktu. Definuje podobu a chování prvků, které uživatel vidí a na které kliká – ať už na webové stránce, v mobilní aplikaci nebo v softwaru. Ústředním cílem návrhu uživatelského rozhraní je vytvořit prostředí, které je pro koncového uživatele maximálně intuitivní, přehledné a snadno ovladatelné.</w:t>
+      </w:r>
+    </w:p>
+    <w:p>
+      <w:pPr>
+        <w:pStyle w:val="Pokraovn"/>
+      </w:pPr>
+      <w:r>
+        <w:t>Klíč k takovému designu spočívá v důsledném uplatňování několika vzájemně propojených zásad. Návrh musí vycházet z přesně definované cílové skupiny a brát v</w:t>
+      </w:r>
+      <w:r>
+        <w:t> </w:t>
+      </w:r>
+      <w:r>
+        <w:t xml:space="preserve">úvahu její technické znalosti a zkušenosti. Rozhraní by mělo prezentovat funkce jednoznačně a jednoduše, umožňovat okamžitou orientaci a navozovat u uživatele pocit jistoty a bezpečí. Nedílnou součástí je i estetická </w:t>
+      </w:r>
+      <w:proofErr w:type="gramStart"/>
+      <w:r>
+        <w:t>působivost</w:t>
+      </w:r>
+      <w:proofErr w:type="gramEnd"/>
+      <w:r>
+        <w:t xml:space="preserve"> a především neustálé ověřování celé koncepce prostřednictvím testování s reálnými </w:t>
+      </w:r>
+      <w:proofErr w:type="gramStart"/>
+      <w:r>
+        <w:t>uživateli.</w:t>
+      </w:r>
+      <w:r>
+        <w:t>[</w:t>
+      </w:r>
+      <w:proofErr w:type="gramEnd"/>
+      <w:r>
+        <w:t xml:space="preserve"> https://www.grappa.sk/blog/co-je-to-ux-a-ui-a-aky-je-medzi-nimi-rozdiel/</w:t>
+      </w:r>
+      <w:r>
+        <w:t>]</w:t>
+      </w:r>
+    </w:p>
+    <w:p>
+      <w:pPr>
+        <w:pStyle w:val="Pokraovn"/>
+      </w:pPr>
+    </w:p>
+    <w:p>
+      <w:pPr>
+        <w:pStyle w:val="Nadpis2"/>
+        <w:rPr>
+          <w:color w:val="auto"/>
+        </w:rPr>
+      </w:pPr>
+      <w:bookmarkStart w:id="28" w:name="_Toc216301964"/>
+      <w:r>
+        <w:rPr>
+          <w:color w:val="auto"/>
+        </w:rPr>
+        <w:t>Databáze</w:t>
+      </w:r>
+      <w:bookmarkEnd w:id="28"/>
+    </w:p>
+    <w:p>
+      <w:pPr>
+        <w:pStyle w:val="Pokraovn"/>
+      </w:pPr>
+      <w:r>
+        <w:t>Databáze slouží ke sběru a organizaci informací. Uchovávají data o lidech, produktech, objednávkách či čemkoli jiném.</w:t>
+      </w:r>
+      <w:r>
+        <w:t xml:space="preserve"> </w:t>
+      </w:r>
+      <w:r>
+        <w:t>Počítačová databáze je kontejnerem objektů. Jedna databáze může zahrnovat více tabulek.</w:t>
+      </w:r>
+      <w:r>
+        <w:t xml:space="preserve"> </w:t>
+      </w:r>
+      <w:r>
+        <w:t>Často vznikají z jednoduchého seznamu v</w:t>
+      </w:r>
+      <w:r>
+        <w:t> </w:t>
+      </w:r>
+      <w:r>
+        <w:t>textovém editoru nebo tabulkovém kalkulátoru. Když seznam narůstá, objevují se v</w:t>
+      </w:r>
+      <w:r>
+        <w:t> </w:t>
+      </w:r>
+      <w:r>
+        <w:t>datech duplicity a nesrovnalosti. Seznamová data pak ztrácejí přehlednost, stávají se hůře srozumitelnými a možnosti jejich vyhledávání nebo výběru částí ke kontrole jsou omezené. V okamžiku, kdy se tyto potíže projeví, je vhodné data přesunout do databáze vytvořené pomocí systému pro správu databází</w:t>
+      </w:r>
+      <w:r>
+        <w:t xml:space="preserve"> </w:t>
+      </w:r>
+      <w:r>
+        <w:t>(DBMS)</w:t>
+      </w:r>
+      <w:r>
+        <w:t>.</w:t>
+      </w:r>
+      <w:r>
+        <w:t xml:space="preserve"> [</w:t>
+      </w:r>
+      <w:r>
+        <w:t>https://support.microsoft.com/cs-cz/topic/z%C3%A1kladn%C3%AD-informace-o-datab%C3%A1z%C3%ADch-a849ac16-07c7-4a31-9948-3c8c94a7c204</w:t>
+      </w:r>
+      <w:r>
+        <w:t>]</w:t>
+      </w:r>
+    </w:p>
+    <w:p>
+      <w:pPr>
+        <w:pStyle w:val="Nadpis3"/>
+      </w:pPr>
+      <w:bookmarkStart w:id="29" w:name="_Toc216301965"/>
+      <w:r>
+        <w:lastRenderedPageBreak/>
+        <w:t>Relační model</w:t>
+      </w:r>
+      <w:bookmarkEnd w:id="29"/>
+      <w:r>
+        <w:t xml:space="preserve"> </w:t>
+      </w:r>
+    </w:p>
+    <w:p>
+      <w:pPr>
         <w:rPr>
           <w:color w:val="EE0000"/>
           <w:lang w:eastAsia="sk-SK"/>
@@ -6076,116 +6682,74 @@
         <w:rPr>
           <w:color w:val="EE0000"/>
         </w:rPr>
-        <w:t xml:space="preserve">.NET Framework, vyvinutý společností Microsoft, je vývojová platforma určená pro tvorbu moderních aplikací v jazycích C#, VB.NET či F#. Jeho hlavní výhodou je poskytování jednotného prostředí pro vývoj a běh aplikací, které využívají knihovny tříd (Framework </w:t>
+        <w:t xml:space="preserve">Relační model byl poprvé popsán E. F. </w:t>
       </w:r>
       <w:proofErr w:type="spellStart"/>
       <w:r>
         <w:rPr>
           <w:color w:val="EE0000"/>
         </w:rPr>
-        <w:t>Class</w:t>
+        <w:t>Coddem</w:t>
       </w:r>
       <w:proofErr w:type="spellEnd"/>
       <w:r>
         <w:rPr>
           <w:color w:val="EE0000"/>
         </w:rPr>
+        <w:t xml:space="preserve"> a stal se základem moderních databázových systémů. V tomto modelu jsou data organizována do tabulek (relací), které obsahují řádky (záznamy) a sloupce (atributy)</w:t>
+      </w:r>
+      <w:r>
+        <w:rPr>
+          <w:color w:val="EE0000"/>
+        </w:rPr>
+        <w:t>.</w:t>
+      </w:r>
+      <w:r>
+        <w:rPr>
+          <w:color w:val="EE0000"/>
+        </w:rPr>
         <w:t xml:space="preserve"> </w:t>
       </w:r>
-      <w:proofErr w:type="spellStart"/>
       <w:r>
         <w:rPr>
           <w:color w:val="EE0000"/>
         </w:rPr>
-        <w:t>Library</w:t>
-      </w:r>
-      <w:proofErr w:type="spellEnd"/>
+        <w:fldChar w:fldCharType="begin"/>
+      </w:r>
       <w:r>
         <w:rPr>
           <w:color w:val="EE0000"/>
         </w:rPr>
-        <w:t xml:space="preserve"> – FCL) a běhové prostředí </w:t>
-      </w:r>
-      <w:proofErr w:type="spellStart"/>
+        <w:instrText xml:space="preserve"> REF _Ref213420097 \r \h </w:instrText>
+      </w:r>
       <w:r>
         <w:rPr>
           <w:color w:val="EE0000"/>
         </w:rPr>
-        <w:t>Common</w:t>
-      </w:r>
-      <w:proofErr w:type="spellEnd"/>
+      </w:r>
       <w:r>
         <w:rPr>
           <w:color w:val="EE0000"/>
         </w:rPr>
-        <w:t xml:space="preserve"> </w:t>
-      </w:r>
-      <w:proofErr w:type="spellStart"/>
+        <w:fldChar w:fldCharType="separate"/>
+      </w:r>
       <w:r>
         <w:rPr>
           <w:color w:val="EE0000"/>
         </w:rPr>
-        <w:t>Language</w:t>
-      </w:r>
-      <w:proofErr w:type="spellEnd"/>
+        <w:t>[6]</w:t>
+      </w:r>
       <w:r>
         <w:rPr>
           <w:color w:val="EE0000"/>
         </w:rPr>
-        <w:t xml:space="preserve"> Runtime (CLR)</w:t>
+        <w:fldChar w:fldCharType="end"/>
       </w:r>
       <w:r>
         <w:rPr>
           <w:color w:val="EE0000"/>
         </w:rPr>
-        <w:t>.</w:t>
-      </w:r>
-      <w:r>
-        <w:rPr>
-          <w:color w:val="EE0000"/>
-        </w:rPr>
-        <w:t xml:space="preserve"> CLR zajišťuje správu paměti, bezpečnostní kontroly, zpracování výjimek a další funkce, které vývojáři výrazně ulehčují práci.</w:t>
-      </w:r>
-      <w:r>
-        <w:rPr>
-          <w:color w:val="EE0000"/>
-        </w:rPr>
-        <w:t xml:space="preserve"> </w:t>
-      </w:r>
-      <w:r>
-        <w:rPr>
-          <w:color w:val="EE0000"/>
-        </w:rPr>
-        <w:fldChar w:fldCharType="begin"/>
-      </w:r>
-      <w:r>
-        <w:rPr>
-          <w:color w:val="EE0000"/>
-        </w:rPr>
-        <w:instrText xml:space="preserve"> REF _Ref213419691 \r \h </w:instrText>
-      </w:r>
-      <w:r>
-        <w:rPr>
-          <w:color w:val="EE0000"/>
-        </w:rPr>
-      </w:r>
-      <w:r>
-        <w:rPr>
-          <w:color w:val="EE0000"/>
-        </w:rPr>
-        <w:fldChar w:fldCharType="separate"/>
-      </w:r>
-      <w:r>
-        <w:rPr>
-          <w:color w:val="EE0000"/>
-        </w:rPr>
-        <w:t>[3]</w:t>
-      </w:r>
-      <w:r>
-        <w:rPr>
-          <w:color w:val="EE0000"/>
-        </w:rPr>
-        <w:fldChar w:fldCharType="end"/>
+        <w:t xml:space="preserve"> Každá tabulka má primární klíč, jenž jednoznačně identifikuje jednotlivé záznamy.</w:t>
       </w:r>
     </w:p>
     <w:p>
@@ -6198,17 +6762,8 @@
         <w:rPr>
           <w:color w:val="EE0000"/>
         </w:rPr>
-        <w:t>.NET také podporuje ADO.NET – rozhraní určené pro přístup k datům a práci s databázemi. ADO.NET je klíčovým nástrojem pro komunikaci mezi aplikací a databázovým serverem, protože poskytuje třídy jako</w:t>
-      </w:r>
-      <w:r>
-        <w:rPr>
-          <w:b/>
-          <w:bCs/>
-          <w:color w:val="EE0000"/>
-        </w:rPr>
-        <w:t xml:space="preserve"> </w:t>
-      </w:r>
-      <w:proofErr w:type="spellStart"/>
+        <w:t xml:space="preserve">Relační model zaručuje konzistenci a integritu dat prostřednictvím relací mezi tabulkami – například vztah </w:t>
+      </w:r>
       <w:r>
         <w:rPr>
           <w:rStyle w:val="Siln"/>
@@ -6216,18 +6771,15 @@
           <w:bCs w:val="0"/>
           <w:color w:val="EE0000"/>
         </w:rPr>
-        <w:t>SqlConnection</w:t>
-      </w:r>
-      <w:proofErr w:type="spellEnd"/>
-      <w:r>
-        <w:rPr>
-          <w:b/>
-          <w:bCs/>
+        <w:t>uživatel</w:t>
+      </w:r>
+      <w:r>
+        <w:rPr>
+          <w:rStyle w:val="Siln"/>
           <w:color w:val="EE0000"/>
         </w:rPr>
-        <w:t xml:space="preserve">, </w:t>
-      </w:r>
-      <w:proofErr w:type="spellStart"/>
+        <w:t xml:space="preserve"> – </w:t>
+      </w:r>
       <w:r>
         <w:rPr>
           <w:rStyle w:val="Siln"/>
@@ -6235,110 +6787,89 @@
           <w:bCs w:val="0"/>
           <w:color w:val="EE0000"/>
         </w:rPr>
-        <w:t>SqlCommand</w:t>
+        <w:t>uložené</w:t>
+      </w:r>
+      <w:r>
+        <w:rPr>
+          <w:rStyle w:val="Siln"/>
+          <w:color w:val="EE0000"/>
+        </w:rPr>
+        <w:t xml:space="preserve"> heslo</w:t>
+      </w:r>
+      <w:r>
+        <w:rPr>
+          <w:color w:val="EE0000"/>
+        </w:rPr>
+        <w:t xml:space="preserve">. V praxi to znamená, že aplikace pro správu hesel může propojit tabulku </w:t>
+      </w:r>
+      <w:proofErr w:type="spellStart"/>
+      <w:r>
+        <w:rPr>
+          <w:color w:val="EE0000"/>
+        </w:rPr>
+        <w:t>users</w:t>
       </w:r>
       <w:proofErr w:type="spellEnd"/>
       <w:r>
         <w:rPr>
-          <w:b/>
-          <w:bCs/>
           <w:color w:val="EE0000"/>
         </w:rPr>
-        <w:t xml:space="preserve"> a </w:t>
+        <w:t xml:space="preserve"> s tabulkou </w:t>
       </w:r>
       <w:proofErr w:type="spellStart"/>
       <w:r>
         <w:rPr>
-          <w:rStyle w:val="Siln"/>
-          <w:b w:val="0"/>
-          <w:bCs w:val="0"/>
           <w:color w:val="EE0000"/>
         </w:rPr>
-        <w:t>SqlDataReader</w:t>
+        <w:t>credentials</w:t>
       </w:r>
       <w:proofErr w:type="spellEnd"/>
       <w:r>
         <w:rPr>
-          <w:b/>
-          <w:bCs/>
           <w:color w:val="EE0000"/>
         </w:rPr>
-        <w:t xml:space="preserve">, </w:t>
+        <w:t xml:space="preserve"> pomocí cizího klíče. Tento model umožňuje efektivní dotazování, kontrolu přístupů a minimalizaci redundance</w:t>
       </w:r>
       <w:r>
         <w:rPr>
           <w:color w:val="EE0000"/>
         </w:rPr>
-        <w:t>které umožňují bezpečné připojení a manipulaci s</w:t>
+        <w:t>.</w:t>
       </w:r>
       <w:r>
         <w:rPr>
           <w:color w:val="EE0000"/>
         </w:rPr>
-        <w:t> </w:t>
-      </w:r>
-      <w:proofErr w:type="spellStart"/>
-      <w:proofErr w:type="gramStart"/>
+        <w:t xml:space="preserve"> </w:t>
+      </w:r>
       <w:r>
         <w:rPr>
           <w:color w:val="EE0000"/>
         </w:rPr>
-        <w:t>daty</w:t>
+        <w:fldChar w:fldCharType="begin"/>
       </w:r>
       <w:r>
         <w:rPr>
           <w:color w:val="EE0000"/>
         </w:rPr>
-        <w:t>.</w:t>
+        <w:instrText xml:space="preserve"> REF _Ref213420097 \r \h </w:instrText>
       </w:r>
       <w:r>
         <w:rPr>
           <w:color w:val="EE0000"/>
         </w:rPr>
-        <w:t>V</w:t>
-      </w:r>
-      <w:proofErr w:type="spellEnd"/>
-      <w:proofErr w:type="gramEnd"/>
+      </w:r>
       <w:r>
         <w:rPr>
           <w:color w:val="EE0000"/>
         </w:rPr>
-        <w:t xml:space="preserve"> moderních verzích .NET lze navíc využívat Entity Framework, který přináší objektově-relační mapování (ORM) a zjednodušuje práci s datovými modely.</w:t>
+        <w:fldChar w:fldCharType="separate"/>
       </w:r>
       <w:r>
         <w:rPr>
           <w:color w:val="EE0000"/>
         </w:rPr>
-        <w:t xml:space="preserve"> </w:t>
-      </w:r>
-      <w:r>
-        <w:rPr>
-          <w:color w:val="EE0000"/>
-        </w:rPr>
-        <w:fldChar w:fldCharType="begin"/>
-      </w:r>
-      <w:r>
-        <w:rPr>
-          <w:color w:val="EE0000"/>
-        </w:rPr>
-        <w:instrText xml:space="preserve"> REF _Ref213419691 \r \h </w:instrText>
-      </w:r>
-      <w:r>
-        <w:rPr>
-          <w:color w:val="EE0000"/>
-        </w:rPr>
-      </w:r>
-      <w:r>
-        <w:rPr>
-          <w:color w:val="EE0000"/>
-        </w:rPr>
-        <w:fldChar w:fldCharType="separate"/>
-      </w:r>
-      <w:r>
-        <w:rPr>
-          <w:color w:val="EE0000"/>
-        </w:rPr>
-        <w:t>[3]</w:t>
+        <w:t>[6]</w:t>
       </w:r>
       <w:r>
         <w:rPr>
@@ -6354,77 +6885,74 @@
           <w:color w:val="EE0000"/>
         </w:rPr>
       </w:pPr>
-      <w:bookmarkStart w:id="23" w:name="_Toc215741679"/>
+      <w:bookmarkStart w:id="30" w:name="_Toc216301966"/>
       <w:r>
         <w:rPr>
           <w:color w:val="EE0000"/>
         </w:rPr>
-        <w:t>Desktop vs</w:t>
-      </w:r>
+        <w:t>SQL příkazy</w:t>
+      </w:r>
+      <w:bookmarkEnd w:id="30"/>
       <w:r>
         <w:rPr>
           <w:color w:val="EE0000"/>
         </w:rPr>
-        <w:t>.</w:t>
-      </w:r>
-      <w:r>
-        <w:rPr>
-          <w:color w:val="EE0000"/>
-        </w:rPr>
         <w:t xml:space="preserve"> </w:t>
       </w:r>
-      <w:r>
-        <w:rPr>
-          <w:color w:val="EE0000"/>
-        </w:rPr>
-        <w:t>w</w:t>
-      </w:r>
-      <w:r>
-        <w:rPr>
-          <w:color w:val="EE0000"/>
-        </w:rPr>
-        <w:t>eb</w:t>
-      </w:r>
-      <w:bookmarkEnd w:id="23"/>
     </w:p>
     <w:p>
       <w:pPr>
+        <w:pStyle w:val="Pokraovn"/>
         <w:rPr>
           <w:color w:val="EE0000"/>
-          <w:lang w:eastAsia="sk-SK"/>
-        </w:rPr>
-      </w:pPr>
+        </w:rPr>
+      </w:pPr>
+      <w:proofErr w:type="spellStart"/>
       <w:r>
         <w:rPr>
           <w:color w:val="EE0000"/>
         </w:rPr>
-        <w:t xml:space="preserve">Rozdíl mezi desktopovou a webovou aplikací spočívá především v prostředí, kde je aplikace provozována, a v technologii, kterou využívá. </w:t>
-      </w:r>
-      <w:r>
-        <w:rPr>
-          <w:rStyle w:val="Siln"/>
-          <w:b w:val="0"/>
-          <w:bCs w:val="0"/>
+        <w:t>Structured</w:t>
+      </w:r>
+      <w:proofErr w:type="spellEnd"/>
+      <w:r>
+        <w:rPr>
           <w:color w:val="EE0000"/>
         </w:rPr>
-        <w:t>Desktopové aplikace</w:t>
-      </w:r>
+        <w:t xml:space="preserve"> </w:t>
+      </w:r>
+      <w:proofErr w:type="spellStart"/>
       <w:r>
         <w:rPr>
           <w:color w:val="EE0000"/>
         </w:rPr>
-        <w:t xml:space="preserve"> běží přímo na lokálním počítači uživatele, obvykle využívají operační systém Windows a mohou efektivněji pracovat s lokálními soubory nebo hardwarovými zařízeními</w:t>
-      </w:r>
+        <w:t>Query</w:t>
+      </w:r>
+      <w:proofErr w:type="spellEnd"/>
       <w:r>
         <w:rPr>
           <w:color w:val="EE0000"/>
         </w:rPr>
-        <w:t>.</w:t>
-      </w:r>
+        <w:t xml:space="preserve"> </w:t>
+      </w:r>
+      <w:proofErr w:type="spellStart"/>
       <w:r>
         <w:rPr>
           <w:color w:val="EE0000"/>
         </w:rPr>
+        <w:t>Language</w:t>
+      </w:r>
+      <w:proofErr w:type="spellEnd"/>
+      <w:r>
+        <w:rPr>
+          <w:color w:val="EE0000"/>
+        </w:rPr>
+        <w:t xml:space="preserve"> (SQL) je standardizovaný jazyk používaný pro komunikaci s relačními databázemi. Umožňuje definovat strukturu databáze, vkládat, aktualizovat i mazat data a provádět dotazy. Mezi základní příkazy patří zejména:</w:t>
+      </w:r>
+      <w:r>
+        <w:rPr>
+          <w:color w:val="EE0000"/>
+        </w:rPr>
         <w:t xml:space="preserve"> </w:t>
       </w:r>
       <w:r>
@@ -6437,7 +6965,7 @@
         <w:rPr>
           <w:color w:val="EE0000"/>
         </w:rPr>
-        <w:instrText xml:space="preserve"> REF _Ref213419703 \r \h </w:instrText>
+        <w:instrText xml:space="preserve"> REF _Ref213420302 \r \h </w:instrText>
       </w:r>
       <w:r>
         <w:rPr>
@@ -6454,830 +6982,7 @@
         <w:rPr>
           <w:color w:val="EE0000"/>
         </w:rPr>
-        <w:t>[4]</w:t>
-      </w:r>
-      <w:r>
-        <w:rPr>
-          <w:color w:val="EE0000"/>
-        </w:rPr>
-        <w:fldChar w:fldCharType="end"/>
-      </w:r>
-      <w:r>
-        <w:rPr>
-          <w:color w:val="EE0000"/>
-        </w:rPr>
-        <w:t xml:space="preserve"> </w:t>
-      </w:r>
-      <w:r>
-        <w:rPr>
-          <w:color w:val="EE0000"/>
-        </w:rPr>
-        <w:lastRenderedPageBreak/>
-        <w:t>Typickým příkladem je software pro správu hesel, který z důvodu ochrany citlivých dat funguje přímo v uživatelově systému, bez nutnosti neustálého připojení k internetu.</w:t>
-      </w:r>
-    </w:p>
-    <w:p>
-      <w:pPr>
-        <w:rPr>
-          <w:color w:val="EE0000"/>
-        </w:rPr>
-      </w:pPr>
-      <w:r>
-        <w:rPr>
-          <w:color w:val="EE0000"/>
-        </w:rPr>
-        <w:t>Naopak</w:t>
-      </w:r>
-      <w:r>
-        <w:rPr>
-          <w:b/>
-          <w:bCs/>
-          <w:color w:val="EE0000"/>
-        </w:rPr>
-        <w:t xml:space="preserve"> </w:t>
-      </w:r>
-      <w:r>
-        <w:rPr>
-          <w:rStyle w:val="Siln"/>
-          <w:b w:val="0"/>
-          <w:bCs w:val="0"/>
-          <w:color w:val="EE0000"/>
-        </w:rPr>
-        <w:t>webové aplikace</w:t>
-      </w:r>
-      <w:r>
-        <w:rPr>
-          <w:color w:val="EE0000"/>
-        </w:rPr>
-        <w:t xml:space="preserve"> jsou provozovány na vzdáleném serveru a přistupuje se k nim prostřednictvím webového prohlížeče. Jejich hlavní výhodou je snadná dostupnost z jakéhokoli zařízení s internetovým připojením. Vývoj webových aplikací však klade větší důraz na bezpečnost dat, šifrování komunikace a správu uživatelských přístupů</w:t>
-      </w:r>
-      <w:r>
-        <w:rPr>
-          <w:color w:val="EE0000"/>
-        </w:rPr>
-        <w:t>.</w:t>
-      </w:r>
-      <w:r>
-        <w:rPr>
-          <w:color w:val="EE0000"/>
-        </w:rPr>
-        <w:t xml:space="preserve"> </w:t>
-      </w:r>
-      <w:r>
-        <w:rPr>
-          <w:color w:val="EE0000"/>
-        </w:rPr>
-        <w:fldChar w:fldCharType="begin"/>
-      </w:r>
-      <w:r>
-        <w:rPr>
-          <w:color w:val="EE0000"/>
-        </w:rPr>
-        <w:instrText xml:space="preserve"> REF _Ref213419703 \r \h </w:instrText>
-      </w:r>
-      <w:r>
-        <w:rPr>
-          <w:color w:val="EE0000"/>
-        </w:rPr>
-      </w:r>
-      <w:r>
-        <w:rPr>
-          <w:color w:val="EE0000"/>
-        </w:rPr>
-        <w:fldChar w:fldCharType="separate"/>
-      </w:r>
-      <w:r>
-        <w:rPr>
-          <w:color w:val="EE0000"/>
-        </w:rPr>
-        <w:t>[4]</w:t>
-      </w:r>
-      <w:r>
-        <w:rPr>
-          <w:color w:val="EE0000"/>
-        </w:rPr>
-        <w:fldChar w:fldCharType="end"/>
-      </w:r>
-    </w:p>
-    <w:p>
-      <w:pPr>
-        <w:rPr>
-          <w:color w:val="EE0000"/>
-        </w:rPr>
-      </w:pPr>
-      <w:r>
-        <w:rPr>
-          <w:color w:val="EE0000"/>
-        </w:rPr>
-        <w:t>Výběr vhodného typu aplikace závisí na cílech projektu – zatímco desktopová aplikace nabízí vyšší výkon a větší kontrolu nad prostředím, webová aplikace umožňuje lepší dostupnost a škálovatelnost.</w:t>
-      </w:r>
-    </w:p>
-    <w:p>
-      <w:pPr>
-        <w:pStyle w:val="Nadpis3"/>
-        <w:rPr>
-          <w:color w:val="EE0000"/>
-        </w:rPr>
-      </w:pPr>
-      <w:bookmarkStart w:id="24" w:name="_Toc215741680"/>
-      <w:r>
-        <w:rPr>
-          <w:color w:val="EE0000"/>
-        </w:rPr>
-        <w:t>UI/UX zásady</w:t>
-      </w:r>
-      <w:bookmarkEnd w:id="24"/>
-    </w:p>
-    <w:p>
-      <w:pPr>
-        <w:rPr>
-          <w:color w:val="EE0000"/>
-          <w:lang w:eastAsia="sk-SK"/>
-        </w:rPr>
-      </w:pPr>
-      <w:r>
-        <w:rPr>
-          <w:color w:val="EE0000"/>
-        </w:rPr>
-        <w:t>Uživatelské rozhraní (UI) a uživatelská zkušenost (UX) představují klíčové prvky každé aplikace. Dobře navržené UI musí být intuitivní, konzistentní a esteticky přitažlivé. UX design se zaměřuje na to, aby uživatel snadno dosáhl svého cíle s minimálním úsilím</w:t>
-      </w:r>
-      <w:r>
-        <w:rPr>
-          <w:color w:val="EE0000"/>
-        </w:rPr>
-        <w:t>.</w:t>
-      </w:r>
-      <w:r>
-        <w:rPr>
-          <w:color w:val="EE0000"/>
-        </w:rPr>
-        <w:t xml:space="preserve"> </w:t>
-      </w:r>
-      <w:r>
-        <w:rPr>
-          <w:color w:val="EE0000"/>
-        </w:rPr>
-        <w:fldChar w:fldCharType="begin"/>
-      </w:r>
-      <w:r>
-        <w:rPr>
-          <w:color w:val="EE0000"/>
-        </w:rPr>
-        <w:instrText xml:space="preserve"> REF _Ref213419718 \r \h </w:instrText>
-      </w:r>
-      <w:r>
-        <w:rPr>
-          <w:color w:val="EE0000"/>
-        </w:rPr>
-      </w:r>
-      <w:r>
-        <w:rPr>
-          <w:color w:val="EE0000"/>
-        </w:rPr>
-        <w:fldChar w:fldCharType="separate"/>
-      </w:r>
-      <w:r>
-        <w:rPr>
-          <w:color w:val="EE0000"/>
-        </w:rPr>
-        <w:t>[</w:t>
-      </w:r>
-      <w:r>
-        <w:rPr>
-          <w:color w:val="EE0000"/>
-        </w:rPr>
-        <w:t>5</w:t>
-      </w:r>
-      <w:r>
-        <w:rPr>
-          <w:color w:val="EE0000"/>
-        </w:rPr>
-        <w:t>]</w:t>
-      </w:r>
-      <w:r>
-        <w:rPr>
-          <w:color w:val="EE0000"/>
-        </w:rPr>
-        <w:fldChar w:fldCharType="end"/>
-      </w:r>
-    </w:p>
-    <w:p>
-      <w:pPr>
-        <w:rPr>
-          <w:color w:val="EE0000"/>
-        </w:rPr>
-      </w:pPr>
-      <w:r>
-        <w:rPr>
-          <w:color w:val="EE0000"/>
-        </w:rPr>
-        <w:t>Podle zásad UX Design Institute by měla aplikace respektovat sedm základních principů: použitelnost, srozumitelnost, přístupnost, vizuální hierarchii, konzistenci, zpětnou vazbu a efektivitu. Pro desktopové aplikace, jako je správce hesel, je důležité zejména minimalizovat kognitivní zátěž – uživatel musí rychle pochopit, jak zadat, uložit či načíst své údaje, aniž by musel čelit složitému rozhraní.</w:t>
-      </w:r>
-      <w:r>
-        <w:rPr>
-          <w:color w:val="EE0000"/>
-        </w:rPr>
-        <w:t xml:space="preserve"> </w:t>
-      </w:r>
-      <w:r>
-        <w:rPr>
-          <w:color w:val="EE0000"/>
-        </w:rPr>
-        <w:fldChar w:fldCharType="begin"/>
-      </w:r>
-      <w:r>
-        <w:rPr>
-          <w:color w:val="EE0000"/>
-        </w:rPr>
-        <w:instrText xml:space="preserve"> REF _Ref213419718 \r \h </w:instrText>
-      </w:r>
-      <w:r>
-        <w:rPr>
-          <w:color w:val="EE0000"/>
-        </w:rPr>
-      </w:r>
-      <w:r>
-        <w:rPr>
-          <w:color w:val="EE0000"/>
-        </w:rPr>
-        <w:fldChar w:fldCharType="separate"/>
-      </w:r>
-      <w:r>
-        <w:rPr>
-          <w:color w:val="EE0000"/>
-        </w:rPr>
-        <w:t>[5]</w:t>
-      </w:r>
-      <w:r>
-        <w:rPr>
-          <w:color w:val="EE0000"/>
-        </w:rPr>
-        <w:fldChar w:fldCharType="end"/>
-      </w:r>
-    </w:p>
-    <w:p>
-      <w:pPr>
-        <w:rPr>
-          <w:color w:val="EE0000"/>
-        </w:rPr>
-      </w:pPr>
-      <w:r>
-        <w:rPr>
-          <w:color w:val="EE0000"/>
-        </w:rPr>
-        <w:t xml:space="preserve">Při návrhu rozhraní v .NET lze využít technologie jako </w:t>
-      </w:r>
-      <w:r>
-        <w:rPr>
-          <w:rStyle w:val="Siln"/>
-          <w:b w:val="0"/>
-          <w:bCs w:val="0"/>
-          <w:color w:val="EE0000"/>
-        </w:rPr>
-        <w:t>Windows</w:t>
-      </w:r>
-      <w:r>
-        <w:rPr>
-          <w:rStyle w:val="Siln"/>
-          <w:color w:val="EE0000"/>
-        </w:rPr>
-        <w:t xml:space="preserve"> </w:t>
-      </w:r>
-      <w:proofErr w:type="spellStart"/>
-      <w:r>
-        <w:rPr>
-          <w:rStyle w:val="Siln"/>
-          <w:b w:val="0"/>
-          <w:bCs w:val="0"/>
-          <w:color w:val="EE0000"/>
-        </w:rPr>
-        <w:t>Forms</w:t>
-      </w:r>
-      <w:proofErr w:type="spellEnd"/>
-      <w:r>
-        <w:rPr>
-          <w:color w:val="EE0000"/>
-        </w:rPr>
-        <w:t xml:space="preserve"> nebo </w:t>
-      </w:r>
-      <w:r>
-        <w:rPr>
-          <w:rStyle w:val="Siln"/>
-          <w:b w:val="0"/>
-          <w:bCs w:val="0"/>
-          <w:color w:val="EE0000"/>
-        </w:rPr>
-        <w:t>WPF</w:t>
-      </w:r>
-      <w:r>
-        <w:rPr>
-          <w:rStyle w:val="Siln"/>
-          <w:color w:val="EE0000"/>
-        </w:rPr>
-        <w:t xml:space="preserve"> </w:t>
-      </w:r>
-      <w:r>
-        <w:rPr>
-          <w:rStyle w:val="Siln"/>
-          <w:b w:val="0"/>
-          <w:bCs w:val="0"/>
-          <w:color w:val="EE0000"/>
-        </w:rPr>
-        <w:t xml:space="preserve">(Windows </w:t>
-      </w:r>
-      <w:proofErr w:type="spellStart"/>
-      <w:r>
-        <w:rPr>
-          <w:rStyle w:val="Siln"/>
-          <w:b w:val="0"/>
-          <w:bCs w:val="0"/>
-          <w:color w:val="EE0000"/>
-        </w:rPr>
-        <w:t>Presentation</w:t>
-      </w:r>
-      <w:proofErr w:type="spellEnd"/>
-      <w:r>
-        <w:rPr>
-          <w:rStyle w:val="Siln"/>
-          <w:b w:val="0"/>
-          <w:bCs w:val="0"/>
-          <w:color w:val="EE0000"/>
-        </w:rPr>
-        <w:t xml:space="preserve"> </w:t>
-      </w:r>
-      <w:proofErr w:type="spellStart"/>
-      <w:r>
-        <w:rPr>
-          <w:rStyle w:val="Siln"/>
-          <w:b w:val="0"/>
-          <w:bCs w:val="0"/>
-          <w:color w:val="EE0000"/>
-        </w:rPr>
-        <w:t>Foundation</w:t>
-      </w:r>
-      <w:proofErr w:type="spellEnd"/>
-      <w:r>
-        <w:rPr>
-          <w:rStyle w:val="Siln"/>
-          <w:b w:val="0"/>
-          <w:bCs w:val="0"/>
-          <w:color w:val="EE0000"/>
-        </w:rPr>
-        <w:t>)</w:t>
-      </w:r>
-      <w:r>
-        <w:rPr>
-          <w:b/>
-          <w:bCs/>
-          <w:color w:val="EE0000"/>
-        </w:rPr>
-        <w:t>,</w:t>
-      </w:r>
-      <w:r>
-        <w:rPr>
-          <w:color w:val="EE0000"/>
-        </w:rPr>
-        <w:t xml:space="preserve"> které umožňují vytvářet přehledné a moderní aplikace s vizuálními prvky přizpůsobenými různým uživatelským potřebám.</w:t>
-      </w:r>
-    </w:p>
-    <w:p>
-      <w:pPr>
-        <w:pStyle w:val="Nadpis2"/>
-        <w:rPr>
-          <w:color w:val="EE0000"/>
-        </w:rPr>
-      </w:pPr>
-      <w:bookmarkStart w:id="25" w:name="_Toc215741681"/>
-      <w:r>
-        <w:rPr>
-          <w:color w:val="EE0000"/>
-        </w:rPr>
-        <w:t>Databáze</w:t>
-      </w:r>
-      <w:bookmarkEnd w:id="25"/>
-    </w:p>
-    <w:p>
-      <w:pPr>
-        <w:pStyle w:val="Pokraovn"/>
-        <w:rPr>
-          <w:color w:val="EE0000"/>
-        </w:rPr>
-      </w:pPr>
-      <w:r>
-        <w:rPr>
-          <w:color w:val="EE0000"/>
-        </w:rPr>
-        <w:t>Databáze představují základní komponentu většiny moderních aplikací, jelikož umožňují trvalé ukládání, správu a vyhledávání informací. V případě aplikací pro správu hesel hraje databáze zásadní roli, protože uchovává šifrované údaje uživatelů a přihlašovací informace. Databázové systémy lze rozdělit podle způsobu organizace dat, přičemž nejrozšířenější jsou relační</w:t>
-      </w:r>
-      <w:r>
-        <w:rPr>
-          <w:b/>
-          <w:bCs/>
-          <w:color w:val="EE0000"/>
-        </w:rPr>
-        <w:t xml:space="preserve"> </w:t>
-      </w:r>
-      <w:r>
-        <w:rPr>
-          <w:color w:val="EE0000"/>
-        </w:rPr>
-        <w:t>databáze</w:t>
-      </w:r>
-      <w:r>
-        <w:rPr>
-          <w:color w:val="EE0000"/>
-        </w:rPr>
-        <w:t>.</w:t>
-      </w:r>
-      <w:r>
-        <w:rPr>
-          <w:color w:val="EE0000"/>
-        </w:rPr>
-        <w:t xml:space="preserve"> </w:t>
-      </w:r>
-      <w:r>
-        <w:rPr>
-          <w:color w:val="EE0000"/>
-        </w:rPr>
-        <w:fldChar w:fldCharType="begin"/>
-      </w:r>
-      <w:r>
-        <w:rPr>
-          <w:color w:val="EE0000"/>
-        </w:rPr>
-        <w:instrText xml:space="preserve"> REF _Ref213420097 \r \h </w:instrText>
-      </w:r>
-      <w:r>
-        <w:rPr>
-          <w:color w:val="EE0000"/>
-        </w:rPr>
-      </w:r>
-      <w:r>
-        <w:rPr>
-          <w:color w:val="EE0000"/>
-        </w:rPr>
-        <w:fldChar w:fldCharType="separate"/>
-      </w:r>
-      <w:r>
-        <w:rPr>
-          <w:color w:val="EE0000"/>
-        </w:rPr>
-        <w:t>[6]</w:t>
-      </w:r>
-      <w:r>
-        <w:rPr>
-          <w:color w:val="EE0000"/>
-        </w:rPr>
-        <w:fldChar w:fldCharType="end"/>
-      </w:r>
-    </w:p>
-    <w:p>
-      <w:pPr>
-        <w:pStyle w:val="Nadpis3"/>
-        <w:rPr>
-          <w:color w:val="EE0000"/>
-        </w:rPr>
-      </w:pPr>
-      <w:bookmarkStart w:id="26" w:name="_Toc215741682"/>
-      <w:r>
-        <w:rPr>
-          <w:color w:val="EE0000"/>
-        </w:rPr>
-        <w:lastRenderedPageBreak/>
-        <w:t>Relační model</w:t>
-      </w:r>
-      <w:bookmarkEnd w:id="26"/>
-      <w:r>
-        <w:rPr>
-          <w:color w:val="EE0000"/>
-        </w:rPr>
-        <w:t xml:space="preserve"> </w:t>
-      </w:r>
-    </w:p>
-    <w:p>
-      <w:pPr>
-        <w:rPr>
-          <w:color w:val="EE0000"/>
-          <w:lang w:eastAsia="sk-SK"/>
-        </w:rPr>
-      </w:pPr>
-      <w:r>
-        <w:rPr>
-          <w:color w:val="EE0000"/>
-        </w:rPr>
-        <w:t xml:space="preserve">Relační model byl poprvé popsán E. F. </w:t>
-      </w:r>
-      <w:proofErr w:type="spellStart"/>
-      <w:r>
-        <w:rPr>
-          <w:color w:val="EE0000"/>
-        </w:rPr>
-        <w:t>Coddem</w:t>
-      </w:r>
-      <w:proofErr w:type="spellEnd"/>
-      <w:r>
-        <w:rPr>
-          <w:color w:val="EE0000"/>
-        </w:rPr>
-        <w:t xml:space="preserve"> a stal se základem moderních databázových systémů. V tomto modelu jsou data organizována do tabulek (relací), které obsahují řádky (záznamy) a sloupce (atributy)</w:t>
-      </w:r>
-      <w:r>
-        <w:rPr>
-          <w:color w:val="EE0000"/>
-        </w:rPr>
-        <w:t>.</w:t>
-      </w:r>
-      <w:r>
-        <w:rPr>
-          <w:color w:val="EE0000"/>
-        </w:rPr>
-        <w:t xml:space="preserve"> </w:t>
-      </w:r>
-      <w:r>
-        <w:rPr>
-          <w:color w:val="EE0000"/>
-        </w:rPr>
-        <w:fldChar w:fldCharType="begin"/>
-      </w:r>
-      <w:r>
-        <w:rPr>
-          <w:color w:val="EE0000"/>
-        </w:rPr>
-        <w:instrText xml:space="preserve"> REF _Ref213420097 \r \h </w:instrText>
-      </w:r>
-      <w:r>
-        <w:rPr>
-          <w:color w:val="EE0000"/>
-        </w:rPr>
-      </w:r>
-      <w:r>
-        <w:rPr>
-          <w:color w:val="EE0000"/>
-        </w:rPr>
-        <w:fldChar w:fldCharType="separate"/>
-      </w:r>
-      <w:r>
-        <w:rPr>
-          <w:color w:val="EE0000"/>
-        </w:rPr>
-        <w:t>[6]</w:t>
-      </w:r>
-      <w:r>
-        <w:rPr>
-          <w:color w:val="EE0000"/>
-        </w:rPr>
-        <w:fldChar w:fldCharType="end"/>
-      </w:r>
-      <w:r>
-        <w:rPr>
-          <w:color w:val="EE0000"/>
-        </w:rPr>
-        <w:t xml:space="preserve"> Každá tabulka má primární klíč, jenž jednoznačně identifikuje jednotlivé záznamy.</w:t>
-      </w:r>
-    </w:p>
-    <w:p>
-      <w:pPr>
-        <w:rPr>
-          <w:color w:val="EE0000"/>
-        </w:rPr>
-      </w:pPr>
-      <w:r>
-        <w:rPr>
-          <w:color w:val="EE0000"/>
-        </w:rPr>
-        <w:t xml:space="preserve">Relační model zaručuje konzistenci a integritu dat prostřednictvím relací mezi tabulkami – například vztah </w:t>
-      </w:r>
-      <w:r>
-        <w:rPr>
-          <w:rStyle w:val="Siln"/>
-          <w:b w:val="0"/>
-          <w:bCs w:val="0"/>
-          <w:color w:val="EE0000"/>
-        </w:rPr>
-        <w:t>uživatel</w:t>
-      </w:r>
-      <w:r>
-        <w:rPr>
-          <w:rStyle w:val="Siln"/>
-          <w:color w:val="EE0000"/>
-        </w:rPr>
-        <w:t xml:space="preserve"> – </w:t>
-      </w:r>
-      <w:r>
-        <w:rPr>
-          <w:rStyle w:val="Siln"/>
-          <w:b w:val="0"/>
-          <w:bCs w:val="0"/>
-          <w:color w:val="EE0000"/>
-        </w:rPr>
-        <w:t>uložené</w:t>
-      </w:r>
-      <w:r>
-        <w:rPr>
-          <w:rStyle w:val="Siln"/>
-          <w:color w:val="EE0000"/>
-        </w:rPr>
-        <w:t xml:space="preserve"> heslo</w:t>
-      </w:r>
-      <w:r>
-        <w:rPr>
-          <w:color w:val="EE0000"/>
-        </w:rPr>
-        <w:t xml:space="preserve">. V praxi to znamená, že aplikace pro správu hesel může propojit tabulku </w:t>
-      </w:r>
-      <w:proofErr w:type="spellStart"/>
-      <w:r>
-        <w:rPr>
-          <w:color w:val="EE0000"/>
-        </w:rPr>
-        <w:t>users</w:t>
-      </w:r>
-      <w:proofErr w:type="spellEnd"/>
-      <w:r>
-        <w:rPr>
-          <w:color w:val="EE0000"/>
-        </w:rPr>
-        <w:t xml:space="preserve"> s tabulkou </w:t>
-      </w:r>
-      <w:proofErr w:type="spellStart"/>
-      <w:r>
-        <w:rPr>
-          <w:color w:val="EE0000"/>
-        </w:rPr>
-        <w:t>credentials</w:t>
-      </w:r>
-      <w:proofErr w:type="spellEnd"/>
-      <w:r>
-        <w:rPr>
-          <w:color w:val="EE0000"/>
-        </w:rPr>
-        <w:t xml:space="preserve"> pomocí cizího klíče. Tento model umožňuje efektivní dotazování, kontrolu přístupů a minimalizaci redundance</w:t>
-      </w:r>
-      <w:r>
-        <w:rPr>
-          <w:color w:val="EE0000"/>
-        </w:rPr>
-        <w:t>.</w:t>
-      </w:r>
-      <w:r>
-        <w:rPr>
-          <w:color w:val="EE0000"/>
-        </w:rPr>
-        <w:t xml:space="preserve"> </w:t>
-      </w:r>
-      <w:r>
-        <w:rPr>
-          <w:color w:val="EE0000"/>
-        </w:rPr>
-        <w:fldChar w:fldCharType="begin"/>
-      </w:r>
-      <w:r>
-        <w:rPr>
-          <w:color w:val="EE0000"/>
-        </w:rPr>
-        <w:instrText xml:space="preserve"> REF _Ref213420097 \r \h </w:instrText>
-      </w:r>
-      <w:r>
-        <w:rPr>
-          <w:color w:val="EE0000"/>
-        </w:rPr>
-      </w:r>
-      <w:r>
-        <w:rPr>
-          <w:color w:val="EE0000"/>
-        </w:rPr>
-        <w:fldChar w:fldCharType="separate"/>
-      </w:r>
-      <w:r>
-        <w:rPr>
-          <w:color w:val="EE0000"/>
-        </w:rPr>
-        <w:t>[6]</w:t>
-      </w:r>
-      <w:r>
-        <w:rPr>
-          <w:color w:val="EE0000"/>
-        </w:rPr>
-        <w:fldChar w:fldCharType="end"/>
-      </w:r>
-    </w:p>
-    <w:p>
-      <w:pPr>
-        <w:pStyle w:val="Nadpis3"/>
-        <w:rPr>
-          <w:color w:val="EE0000"/>
-        </w:rPr>
-      </w:pPr>
-      <w:bookmarkStart w:id="27" w:name="_Toc215741683"/>
-      <w:r>
-        <w:rPr>
-          <w:color w:val="EE0000"/>
-        </w:rPr>
-        <w:t>SQL příkazy</w:t>
-      </w:r>
-      <w:bookmarkEnd w:id="27"/>
-      <w:r>
-        <w:rPr>
-          <w:color w:val="EE0000"/>
-        </w:rPr>
-        <w:t xml:space="preserve"> </w:t>
-      </w:r>
-    </w:p>
-    <w:p>
-      <w:pPr>
-        <w:pStyle w:val="Pokraovn"/>
-        <w:rPr>
-          <w:color w:val="EE0000"/>
-        </w:rPr>
-      </w:pPr>
-      <w:proofErr w:type="spellStart"/>
-      <w:r>
-        <w:rPr>
-          <w:color w:val="EE0000"/>
-        </w:rPr>
-        <w:t>Structured</w:t>
-      </w:r>
-      <w:proofErr w:type="spellEnd"/>
-      <w:r>
-        <w:rPr>
-          <w:color w:val="EE0000"/>
-        </w:rPr>
-        <w:t xml:space="preserve"> </w:t>
-      </w:r>
-      <w:proofErr w:type="spellStart"/>
-      <w:r>
-        <w:rPr>
-          <w:color w:val="EE0000"/>
-        </w:rPr>
-        <w:t>Query</w:t>
-      </w:r>
-      <w:proofErr w:type="spellEnd"/>
-      <w:r>
-        <w:rPr>
-          <w:color w:val="EE0000"/>
-        </w:rPr>
-        <w:t xml:space="preserve"> </w:t>
-      </w:r>
-      <w:proofErr w:type="spellStart"/>
-      <w:r>
-        <w:rPr>
-          <w:color w:val="EE0000"/>
-        </w:rPr>
-        <w:t>Language</w:t>
-      </w:r>
-      <w:proofErr w:type="spellEnd"/>
-      <w:r>
-        <w:rPr>
-          <w:color w:val="EE0000"/>
-        </w:rPr>
-        <w:t xml:space="preserve"> (SQL) je standardizovaný jazyk používaný pro komunikaci s relačními databázemi. Umožňuje definovat strukturu databáze, vkládat, aktualizovat i mazat data a provádět dotazy. Mezi základní příkazy patří zejména:</w:t>
-      </w:r>
-      <w:r>
-        <w:rPr>
-          <w:color w:val="EE0000"/>
-        </w:rPr>
-        <w:t xml:space="preserve"> </w:t>
-      </w:r>
-      <w:r>
-        <w:rPr>
-          <w:color w:val="EE0000"/>
-        </w:rPr>
-        <w:fldChar w:fldCharType="begin"/>
-      </w:r>
-      <w:r>
-        <w:rPr>
-          <w:color w:val="EE0000"/>
-        </w:rPr>
-        <w:instrText xml:space="preserve"> REF _Ref213420302 \r \h </w:instrText>
-      </w:r>
-      <w:r>
-        <w:rPr>
-          <w:color w:val="EE0000"/>
-        </w:rPr>
-      </w:r>
-      <w:r>
-        <w:rPr>
-          <w:color w:val="EE0000"/>
-        </w:rPr>
-        <w:fldChar w:fldCharType="separate"/>
-      </w:r>
-      <w:r>
-        <w:rPr>
-          <w:color w:val="EE0000"/>
-        </w:rPr>
-        <w:t>[</w:t>
-      </w:r>
-      <w:r>
-        <w:rPr>
-          <w:color w:val="EE0000"/>
-        </w:rPr>
-        <w:t>7</w:t>
-      </w:r>
-      <w:r>
-        <w:rPr>
-          <w:color w:val="EE0000"/>
-        </w:rPr>
-        <w:t>]</w:t>
+        <w:t>[7]</w:t>
       </w:r>
       <w:r>
         <w:rPr>
@@ -7518,14 +7223,14 @@
           <w:color w:val="EE0000"/>
         </w:rPr>
       </w:pPr>
-      <w:bookmarkStart w:id="28" w:name="_Toc215741684"/>
+      <w:bookmarkStart w:id="31" w:name="_Toc216301967"/>
       <w:r>
         <w:rPr>
           <w:color w:val="EE0000"/>
         </w:rPr>
         <w:t>Připojení databáze</w:t>
       </w:r>
-      <w:bookmarkEnd w:id="28"/>
+      <w:bookmarkEnd w:id="31"/>
     </w:p>
     <w:p>
       <w:pPr>
@@ -7850,17 +7555,17 @@
       <w:pPr>
         <w:pStyle w:val="Nadpis2"/>
       </w:pPr>
-      <w:bookmarkStart w:id="29" w:name="_Toc215741685"/>
+      <w:bookmarkStart w:id="32" w:name="_Toc216301968"/>
       <w:r>
         <w:t>Zabezpečení dat</w:t>
       </w:r>
-      <w:bookmarkEnd w:id="29"/>
+      <w:bookmarkEnd w:id="32"/>
     </w:p>
     <w:p>
       <w:pPr>
         <w:pStyle w:val="Nadpis3"/>
       </w:pPr>
-      <w:bookmarkStart w:id="30" w:name="_Toc215741686"/>
+      <w:bookmarkStart w:id="33" w:name="_Toc216301969"/>
       <w:proofErr w:type="spellStart"/>
       <w:r>
         <w:t>Hashování</w:t>
@@ -7869,7 +7574,7 @@
       <w:r>
         <w:t xml:space="preserve"> hesel</w:t>
       </w:r>
-      <w:bookmarkEnd w:id="30"/>
+      <w:bookmarkEnd w:id="33"/>
       <w:r>
         <w:t xml:space="preserve"> </w:t>
       </w:r>
@@ -7878,11 +7583,11 @@
       <w:pPr>
         <w:pStyle w:val="Nadpis3"/>
       </w:pPr>
-      <w:bookmarkStart w:id="31" w:name="_Toc215741687"/>
+      <w:bookmarkStart w:id="34" w:name="_Toc216301970"/>
       <w:r>
         <w:t>Ověření uživatele</w:t>
       </w:r>
-      <w:bookmarkEnd w:id="31"/>
+      <w:bookmarkEnd w:id="34"/>
       <w:r>
         <w:t xml:space="preserve"> </w:t>
       </w:r>
@@ -7891,11 +7596,11 @@
       <w:pPr>
         <w:pStyle w:val="Nadpis3"/>
       </w:pPr>
-      <w:bookmarkStart w:id="32" w:name="_Toc215741688"/>
+      <w:bookmarkStart w:id="35" w:name="_Toc216301971"/>
       <w:r>
         <w:t>CAPTCHA ochrana</w:t>
       </w:r>
-      <w:bookmarkEnd w:id="32"/>
+      <w:bookmarkEnd w:id="35"/>
       <w:r>
         <w:t xml:space="preserve"> </w:t>
       </w:r>
@@ -7904,7 +7609,7 @@
       <w:pPr>
         <w:pStyle w:val="Nadpis3"/>
       </w:pPr>
-      <w:bookmarkStart w:id="33" w:name="_Toc215741689"/>
+      <w:bookmarkStart w:id="36" w:name="_Toc216301972"/>
       <w:r>
         <w:t xml:space="preserve">SQL </w:t>
       </w:r>
@@ -7916,27 +7621,27 @@
       <w:r>
         <w:t xml:space="preserve"> obrana</w:t>
       </w:r>
-      <w:bookmarkEnd w:id="33"/>
+      <w:bookmarkEnd w:id="36"/>
     </w:p>
     <w:p>
       <w:pPr>
         <w:pStyle w:val="Nadpis2"/>
       </w:pPr>
-      <w:bookmarkStart w:id="34" w:name="_Toc215741690"/>
+      <w:bookmarkStart w:id="37" w:name="_Toc216301973"/>
       <w:r>
         <w:t>Verzování kódu</w:t>
       </w:r>
-      <w:bookmarkEnd w:id="34"/>
+      <w:bookmarkEnd w:id="37"/>
     </w:p>
     <w:p>
       <w:pPr>
         <w:pStyle w:val="Nadpis3"/>
       </w:pPr>
-      <w:bookmarkStart w:id="35" w:name="_Toc215741691"/>
+      <w:bookmarkStart w:id="38" w:name="_Toc216301974"/>
       <w:r>
         <w:t>Git základy</w:t>
       </w:r>
-      <w:bookmarkEnd w:id="35"/>
+      <w:bookmarkEnd w:id="38"/>
     </w:p>
     <w:p>
       <w:pPr>
@@ -7945,23 +7650,23 @@
           <w:rFonts w:eastAsiaTheme="minorEastAsia"/>
         </w:rPr>
       </w:pPr>
-      <w:bookmarkStart w:id="36" w:name="_Toc215741692"/>
+      <w:bookmarkStart w:id="39" w:name="_Toc216301975"/>
       <w:proofErr w:type="spellStart"/>
       <w:r>
         <w:t>Backlog</w:t>
       </w:r>
-      <w:bookmarkEnd w:id="36"/>
+      <w:bookmarkEnd w:id="39"/>
       <w:proofErr w:type="spellEnd"/>
     </w:p>
     <w:p>
       <w:pPr>
         <w:pStyle w:val="Nadpis3"/>
       </w:pPr>
-      <w:bookmarkStart w:id="37" w:name="_Toc215741693"/>
+      <w:bookmarkStart w:id="40" w:name="_Toc216301976"/>
       <w:r>
         <w:t>Git Kanban</w:t>
       </w:r>
-      <w:bookmarkEnd w:id="37"/>
+      <w:bookmarkEnd w:id="40"/>
     </w:p>
     <w:p>
       <w:pPr>
@@ -7970,18 +7675,18 @@
           <w:rFonts w:eastAsiaTheme="minorEastAsia"/>
         </w:rPr>
       </w:pPr>
-      <w:bookmarkStart w:id="38" w:name="_Toc144753398"/>
-      <w:bookmarkStart w:id="39" w:name="_Toc144746927"/>
-      <w:bookmarkStart w:id="40" w:name="_Toc515880889"/>
-      <w:bookmarkStart w:id="41" w:name="_Toc145265092"/>
-      <w:bookmarkStart w:id="42" w:name="_Toc145265109"/>
-      <w:bookmarkStart w:id="43" w:name="_Toc145265126"/>
-      <w:bookmarkStart w:id="44" w:name="_Toc145265203"/>
-      <w:bookmarkStart w:id="45" w:name="_Toc145265392"/>
-      <w:bookmarkStart w:id="46" w:name="_Toc145265625"/>
-      <w:bookmarkStart w:id="47" w:name="_Toc145265964"/>
-      <w:bookmarkStart w:id="48" w:name="_Toc145266560"/>
-      <w:bookmarkStart w:id="49" w:name="_Toc215741694"/>
+      <w:bookmarkStart w:id="41" w:name="_Toc144753398"/>
+      <w:bookmarkStart w:id="42" w:name="_Toc144746927"/>
+      <w:bookmarkStart w:id="43" w:name="_Toc515880889"/>
+      <w:bookmarkStart w:id="44" w:name="_Toc145265092"/>
+      <w:bookmarkStart w:id="45" w:name="_Toc145265109"/>
+      <w:bookmarkStart w:id="46" w:name="_Toc145265126"/>
+      <w:bookmarkStart w:id="47" w:name="_Toc145265203"/>
+      <w:bookmarkStart w:id="48" w:name="_Toc145265392"/>
+      <w:bookmarkStart w:id="49" w:name="_Toc145265625"/>
+      <w:bookmarkStart w:id="50" w:name="_Toc145265964"/>
+      <w:bookmarkStart w:id="51" w:name="_Toc145266560"/>
+      <w:bookmarkStart w:id="52" w:name="_Toc216301977"/>
       <w:r>
         <w:rPr>
           <w:rFonts w:eastAsiaTheme="minorEastAsia"/>
@@ -7995,9 +7700,6 @@
         </w:rPr>
         <w:t>část</w:t>
       </w:r>
-      <w:bookmarkEnd w:id="38"/>
-      <w:bookmarkEnd w:id="39"/>
-      <w:bookmarkEnd w:id="40"/>
       <w:bookmarkEnd w:id="41"/>
       <w:bookmarkEnd w:id="42"/>
       <w:bookmarkEnd w:id="43"/>
@@ -8007,6 +7709,9 @@
       <w:bookmarkEnd w:id="47"/>
       <w:bookmarkEnd w:id="48"/>
       <w:bookmarkEnd w:id="49"/>
+      <w:bookmarkEnd w:id="50"/>
+      <w:bookmarkEnd w:id="51"/>
+      <w:bookmarkEnd w:id="52"/>
     </w:p>
     <w:p>
       <w:pPr>
@@ -8016,49 +7721,19 @@
           <w:numId w:val="22"/>
         </w:numPr>
       </w:pPr>
-      <w:bookmarkStart w:id="50" w:name="_Toc215741695"/>
+      <w:bookmarkStart w:id="53" w:name="_Toc216301978"/>
       <w:r>
         <w:t>Návrh aplikace</w:t>
-      </w:r>
-      <w:bookmarkEnd w:id="50"/>
-    </w:p>
-    <w:p>
-      <w:pPr>
-        <w:pStyle w:val="Nadpis3"/>
-      </w:pPr>
-      <w:bookmarkStart w:id="51" w:name="_Toc215741696"/>
-      <w:r>
-        <w:t>Struktura projektu</w:t>
-      </w:r>
-      <w:bookmarkEnd w:id="51"/>
-    </w:p>
-    <w:p>
-      <w:pPr>
-        <w:pStyle w:val="Nadpis3"/>
-      </w:pPr>
-      <w:bookmarkStart w:id="52" w:name="_Toc215741697"/>
-      <w:r>
-        <w:t>Návrh databáze</w:t>
-      </w:r>
-      <w:bookmarkEnd w:id="52"/>
-    </w:p>
-    <w:p>
-      <w:pPr>
-        <w:pStyle w:val="Nadpis3"/>
-      </w:pPr>
-      <w:bookmarkStart w:id="53" w:name="_Toc215741698"/>
-      <w:r>
-        <w:t>ER diagram</w:t>
       </w:r>
       <w:bookmarkEnd w:id="53"/>
     </w:p>
     <w:p>
       <w:pPr>
-        <w:pStyle w:val="Nadpis2"/>
-      </w:pPr>
-      <w:bookmarkStart w:id="54" w:name="_Toc215741699"/>
-      <w:r>
-        <w:t>Implementace</w:t>
+        <w:pStyle w:val="Nadpis3"/>
+      </w:pPr>
+      <w:bookmarkStart w:id="54" w:name="_Toc216301979"/>
+      <w:r>
+        <w:t>Struktura projektu</w:t>
       </w:r>
       <w:bookmarkEnd w:id="54"/>
     </w:p>
@@ -8066,48 +7741,39 @@
       <w:pPr>
         <w:pStyle w:val="Nadpis3"/>
       </w:pPr>
-      <w:bookmarkStart w:id="55" w:name="_Toc215741700"/>
-      <w:r>
-        <w:t>Připojení databáze</w:t>
+      <w:bookmarkStart w:id="55" w:name="_Toc216301980"/>
+      <w:r>
+        <w:t>Návrh databáze</w:t>
       </w:r>
       <w:bookmarkEnd w:id="55"/>
-      <w:r>
-        <w:t xml:space="preserve"> </w:t>
-      </w:r>
     </w:p>
     <w:p>
       <w:pPr>
         <w:pStyle w:val="Nadpis3"/>
       </w:pPr>
-      <w:bookmarkStart w:id="56" w:name="_Toc215741701"/>
-      <w:r>
-        <w:t>Registrace uživatele</w:t>
+      <w:bookmarkStart w:id="56" w:name="_Toc216301981"/>
+      <w:r>
+        <w:t>ER diagram</w:t>
       </w:r>
       <w:bookmarkEnd w:id="56"/>
-      <w:r>
-        <w:t xml:space="preserve"> </w:t>
-      </w:r>
     </w:p>
     <w:p>
       <w:pPr>
-        <w:pStyle w:val="Nadpis3"/>
-      </w:pPr>
-      <w:bookmarkStart w:id="57" w:name="_Toc215741702"/>
-      <w:r>
-        <w:t>Přihlášení uživatele</w:t>
+        <w:pStyle w:val="Nadpis2"/>
+      </w:pPr>
+      <w:bookmarkStart w:id="57" w:name="_Toc216301982"/>
+      <w:r>
+        <w:t>Implementace</w:t>
       </w:r>
       <w:bookmarkEnd w:id="57"/>
-      <w:r>
-        <w:t xml:space="preserve"> </w:t>
-      </w:r>
     </w:p>
     <w:p>
       <w:pPr>
         <w:pStyle w:val="Nadpis3"/>
       </w:pPr>
-      <w:bookmarkStart w:id="58" w:name="_Toc215741703"/>
-      <w:r>
-        <w:t>Správa hesel</w:t>
+      <w:bookmarkStart w:id="58" w:name="_Toc216301983"/>
+      <w:r>
+        <w:t>Připojení databáze</w:t>
       </w:r>
       <w:bookmarkEnd w:id="58"/>
       <w:r>
@@ -8118,9 +7784,9 @@
       <w:pPr>
         <w:pStyle w:val="Nadpis3"/>
       </w:pPr>
-      <w:bookmarkStart w:id="59" w:name="_Toc215741704"/>
-      <w:r>
-        <w:t>Kategorie hesel</w:t>
+      <w:bookmarkStart w:id="59" w:name="_Toc216301984"/>
+      <w:r>
+        <w:t>Registrace uživatele</w:t>
       </w:r>
       <w:bookmarkEnd w:id="59"/>
       <w:r>
@@ -8131,9 +7797,9 @@
       <w:pPr>
         <w:pStyle w:val="Nadpis3"/>
       </w:pPr>
-      <w:bookmarkStart w:id="60" w:name="_Toc215741705"/>
-      <w:r>
-        <w:t>Kontrola duplicit</w:t>
+      <w:bookmarkStart w:id="60" w:name="_Toc216301985"/>
+      <w:r>
+        <w:t>Přihlášení uživatele</w:t>
       </w:r>
       <w:bookmarkEnd w:id="60"/>
       <w:r>
@@ -8144,9 +7810,9 @@
       <w:pPr>
         <w:pStyle w:val="Nadpis3"/>
       </w:pPr>
-      <w:bookmarkStart w:id="61" w:name="_Toc215741706"/>
-      <w:r>
-        <w:t>CAPTCHA validace</w:t>
+      <w:bookmarkStart w:id="61" w:name="_Toc216301986"/>
+      <w:r>
+        <w:t>Správa hesel</w:t>
       </w:r>
       <w:bookmarkEnd w:id="61"/>
       <w:r>
@@ -8157,55 +7823,58 @@
       <w:pPr>
         <w:pStyle w:val="Nadpis3"/>
       </w:pPr>
-      <w:bookmarkStart w:id="62" w:name="_Toc215741707"/>
-      <w:r>
-        <w:t>Automatické odhlášení</w:t>
+      <w:bookmarkStart w:id="62" w:name="_Toc216301987"/>
+      <w:r>
+        <w:t>Kategorie hesel</w:t>
       </w:r>
       <w:bookmarkEnd w:id="62"/>
+      <w:r>
+        <w:t xml:space="preserve"> </w:t>
+      </w:r>
     </w:p>
     <w:p>
       <w:pPr>
-        <w:pStyle w:val="Nadpis2"/>
-      </w:pPr>
-      <w:bookmarkStart w:id="63" w:name="_Toc215741708"/>
-      <w:r>
-        <w:t>Uživatelské rozhraní</w:t>
+        <w:pStyle w:val="Nadpis3"/>
+      </w:pPr>
+      <w:bookmarkStart w:id="63" w:name="_Toc216301988"/>
+      <w:r>
+        <w:t>Kontrola duplicit</w:t>
       </w:r>
       <w:bookmarkEnd w:id="63"/>
+      <w:r>
+        <w:t xml:space="preserve"> </w:t>
+      </w:r>
     </w:p>
     <w:p>
       <w:pPr>
         <w:pStyle w:val="Nadpis3"/>
       </w:pPr>
-      <w:bookmarkStart w:id="64" w:name="_Toc215741709"/>
-      <w:r>
-        <w:t>Ovládací prvky</w:t>
+      <w:bookmarkStart w:id="64" w:name="_Toc216301989"/>
+      <w:r>
+        <w:t>CAPTCHA validace</w:t>
       </w:r>
       <w:bookmarkEnd w:id="64"/>
+      <w:r>
+        <w:t xml:space="preserve"> </w:t>
+      </w:r>
     </w:p>
     <w:p>
       <w:pPr>
         <w:pStyle w:val="Nadpis3"/>
       </w:pPr>
-      <w:bookmarkStart w:id="65" w:name="_Toc215741710"/>
-      <w:r>
-        <w:t>Chybová hlášení</w:t>
+      <w:bookmarkStart w:id="65" w:name="_Toc216301990"/>
+      <w:r>
+        <w:t>Automatické odhlášení</w:t>
       </w:r>
       <w:bookmarkEnd w:id="65"/>
     </w:p>
     <w:p>
       <w:pPr>
         <w:pStyle w:val="Nadpis2"/>
-        <w:rPr>
-          <w:rFonts w:eastAsiaTheme="minorEastAsia"/>
-        </w:rPr>
-      </w:pPr>
-      <w:bookmarkStart w:id="66" w:name="_Toc215741711"/>
-      <w:r>
-        <w:rPr>
-          <w:rFonts w:eastAsiaTheme="minorEastAsia"/>
-        </w:rPr>
-        <w:t>Admin funkce</w:t>
+      </w:pPr>
+      <w:bookmarkStart w:id="66" w:name="_Toc216301991"/>
+      <w:r>
+        <w:t>Uživatelské rozhraní</w:t>
       </w:r>
       <w:bookmarkEnd w:id="66"/>
     </w:p>
@@ -8213,9 +7882,9 @@
       <w:pPr>
         <w:pStyle w:val="Nadpis3"/>
       </w:pPr>
-      <w:bookmarkStart w:id="67" w:name="_Toc215741712"/>
-      <w:r>
-        <w:t>Admin box</w:t>
+      <w:bookmarkStart w:id="67" w:name="_Toc216301992"/>
+      <w:r>
+        <w:t>Ovládací prvky</w:t>
       </w:r>
       <w:bookmarkEnd w:id="67"/>
     </w:p>
@@ -8223,41 +7892,77 @@
       <w:pPr>
         <w:pStyle w:val="Nadpis3"/>
       </w:pPr>
-      <w:bookmarkStart w:id="68" w:name="_Toc215741713"/>
-      <w:r>
-        <w:t>Správa uživatelů</w:t>
+      <w:bookmarkStart w:id="68" w:name="_Toc216301993"/>
+      <w:r>
+        <w:t>Chybová hlášení</w:t>
       </w:r>
       <w:bookmarkEnd w:id="68"/>
     </w:p>
     <w:p>
       <w:pPr>
         <w:pStyle w:val="Nadpis2"/>
-      </w:pPr>
-      <w:bookmarkStart w:id="69" w:name="_Toc215741714"/>
-      <w:r>
-        <w:t>Výsledná aplikace</w:t>
+        <w:rPr>
+          <w:rFonts w:eastAsiaTheme="minorEastAsia"/>
+        </w:rPr>
+      </w:pPr>
+      <w:bookmarkStart w:id="69" w:name="_Toc216301994"/>
+      <w:r>
+        <w:rPr>
+          <w:rFonts w:eastAsiaTheme="minorEastAsia"/>
+        </w:rPr>
+        <w:t>Admin funkce</w:t>
       </w:r>
       <w:bookmarkEnd w:id="69"/>
     </w:p>
     <w:p>
       <w:pPr>
+        <w:pStyle w:val="Nadpis3"/>
+      </w:pPr>
+      <w:bookmarkStart w:id="70" w:name="_Toc216301995"/>
+      <w:r>
+        <w:t>Admin box</w:t>
+      </w:r>
+      <w:bookmarkEnd w:id="70"/>
+    </w:p>
+    <w:p>
+      <w:pPr>
+        <w:pStyle w:val="Nadpis3"/>
+      </w:pPr>
+      <w:bookmarkStart w:id="71" w:name="_Toc216301996"/>
+      <w:r>
+        <w:t>Správa uživatelů</w:t>
+      </w:r>
+      <w:bookmarkEnd w:id="71"/>
+    </w:p>
+    <w:p>
+      <w:pPr>
+        <w:pStyle w:val="Nadpis2"/>
+      </w:pPr>
+      <w:bookmarkStart w:id="72" w:name="_Toc216301997"/>
+      <w:r>
+        <w:t>Výsledná aplikace</w:t>
+      </w:r>
+      <w:bookmarkEnd w:id="72"/>
+    </w:p>
+    <w:p>
+      <w:pPr>
         <w:pStyle w:val="uvodzaver"/>
       </w:pPr>
-      <w:bookmarkStart w:id="70" w:name="_Toc144753409"/>
-      <w:bookmarkStart w:id="71" w:name="_Toc144746940"/>
-      <w:bookmarkStart w:id="72" w:name="_Toc515880902"/>
-      <w:bookmarkStart w:id="73" w:name="_Toc215741715"/>
+      <w:bookmarkStart w:id="73" w:name="_Toc144753409"/>
+      <w:bookmarkStart w:id="74" w:name="_Toc144746940"/>
+      <w:bookmarkStart w:id="75" w:name="_Toc515880902"/>
+      <w:bookmarkStart w:id="76" w:name="_Toc216301998"/>
       <w:r>
         <w:lastRenderedPageBreak/>
         <w:t>Z</w:t>
       </w:r>
-      <w:bookmarkEnd w:id="70"/>
-      <w:bookmarkEnd w:id="71"/>
-      <w:bookmarkEnd w:id="72"/>
+      <w:bookmarkEnd w:id="73"/>
+      <w:bookmarkEnd w:id="74"/>
+      <w:bookmarkEnd w:id="75"/>
       <w:r>
         <w:t>ávěr</w:t>
       </w:r>
-      <w:bookmarkEnd w:id="73"/>
+      <w:bookmarkEnd w:id="76"/>
     </w:p>
     <w:p>
       <w:r>
@@ -8269,28 +7974,28 @@
       <w:pPr>
         <w:pStyle w:val="uvodzaver"/>
       </w:pPr>
-      <w:bookmarkStart w:id="74" w:name="_Toc144753410"/>
-      <w:bookmarkStart w:id="75" w:name="_Toc144746941"/>
-      <w:bookmarkStart w:id="76" w:name="_Toc515880903"/>
-      <w:bookmarkStart w:id="77" w:name="_Toc215741716"/>
+      <w:bookmarkStart w:id="77" w:name="_Toc144753410"/>
+      <w:bookmarkStart w:id="78" w:name="_Toc144746941"/>
+      <w:bookmarkStart w:id="79" w:name="_Toc515880903"/>
+      <w:bookmarkStart w:id="80" w:name="_Toc216301999"/>
       <w:r>
         <w:lastRenderedPageBreak/>
         <w:t>S</w:t>
       </w:r>
-      <w:bookmarkEnd w:id="74"/>
-      <w:bookmarkEnd w:id="75"/>
-      <w:bookmarkEnd w:id="76"/>
+      <w:bookmarkEnd w:id="77"/>
+      <w:bookmarkEnd w:id="78"/>
+      <w:bookmarkEnd w:id="79"/>
       <w:r>
         <w:t>eznam použitých zdrojů</w:t>
       </w:r>
-      <w:bookmarkEnd w:id="77"/>
+      <w:bookmarkEnd w:id="80"/>
     </w:p>
     <w:p>
       <w:pPr>
         <w:pStyle w:val="Seznampouitliteratury"/>
       </w:pPr>
-      <w:bookmarkStart w:id="78" w:name="_Ref213417921"/>
-      <w:bookmarkStart w:id="79" w:name="_Ref147318297"/>
+      <w:bookmarkStart w:id="81" w:name="_Ref213417921"/>
+      <w:bookmarkStart w:id="82" w:name="_Ref147318297"/>
       <w:r>
         <w:rPr>
           <w:caps/>
@@ -8316,13 +8021,13 @@
           <w:t>https://www.sailpoint.com/identity-library/password-management-best-practices</w:t>
         </w:r>
       </w:hyperlink>
-      <w:bookmarkEnd w:id="78"/>
+      <w:bookmarkEnd w:id="81"/>
     </w:p>
     <w:p>
       <w:pPr>
         <w:pStyle w:val="Seznampouitliteratury"/>
       </w:pPr>
-      <w:bookmarkStart w:id="80" w:name="_Ref213417963"/>
+      <w:bookmarkStart w:id="83" w:name="_Ref213417963"/>
       <w:r>
         <w:rPr>
           <w:caps/>
@@ -8359,28 +8064,16 @@
           <w:rPr>
             <w:rStyle w:val="Hypertextovodkaz"/>
           </w:rPr>
-          <w:t>https://www.c</w:t>
-        </w:r>
-        <w:r>
-          <w:rPr>
-            <w:rStyle w:val="Hypertextovodkaz"/>
-          </w:rPr>
-          <w:t>i</w:t>
-        </w:r>
-        <w:r>
-          <w:rPr>
-            <w:rStyle w:val="Hypertextovodkaz"/>
-          </w:rPr>
-          <w:t>sa.gov/secure-our-world/use-strong-passwords</w:t>
+          <w:t>https://www.cisa.gov/secure-our-world/use-strong-passwords</w:t>
         </w:r>
       </w:hyperlink>
-      <w:bookmarkEnd w:id="80"/>
+      <w:bookmarkEnd w:id="83"/>
     </w:p>
     <w:p>
       <w:pPr>
         <w:pStyle w:val="Seznampouitliteratury"/>
       </w:pPr>
-      <w:bookmarkStart w:id="81" w:name="_Ref213419691"/>
+      <w:bookmarkStart w:id="84" w:name="_Ref213419691"/>
       <w:r>
         <w:t xml:space="preserve">MICROSOFT. </w:t>
       </w:r>
@@ -8399,28 +8092,16 @@
           <w:rPr>
             <w:rStyle w:val="Hypertextovodkaz"/>
           </w:rPr>
-          <w:t>https://lear</w:t>
-        </w:r>
-        <w:r>
-          <w:rPr>
-            <w:rStyle w:val="Hypertextovodkaz"/>
-          </w:rPr>
-          <w:t>n</w:t>
-        </w:r>
-        <w:r>
-          <w:rPr>
-            <w:rStyle w:val="Hypertextovodkaz"/>
-          </w:rPr>
-          <w:t>.microsoft.com/en-us/dotnet/framework/get-started/overview</w:t>
+          <w:t>https://learn.microsoft.com/en-us/dotnet/framework/get-started/overview</w:t>
         </w:r>
       </w:hyperlink>
-      <w:bookmarkEnd w:id="81"/>
+      <w:bookmarkEnd w:id="84"/>
     </w:p>
     <w:p>
       <w:pPr>
         <w:pStyle w:val="Seznampouitliteratury"/>
       </w:pPr>
-      <w:bookmarkStart w:id="82" w:name="_Ref213419703"/>
+      <w:bookmarkStart w:id="85" w:name="_Ref213419703"/>
       <w:r>
         <w:t xml:space="preserve">VAIVAL TECHNOLOGIES. </w:t>
       </w:r>
@@ -8442,13 +8123,13 @@
           <w:t>https://www.vaival.com/blog/desktop-application-vs-web-application</w:t>
         </w:r>
       </w:hyperlink>
-      <w:bookmarkEnd w:id="82"/>
+      <w:bookmarkEnd w:id="85"/>
     </w:p>
     <w:p>
       <w:pPr>
         <w:pStyle w:val="Seznampouitliteratury"/>
       </w:pPr>
-      <w:bookmarkStart w:id="83" w:name="_Ref213419718"/>
+      <w:bookmarkStart w:id="86" w:name="_Ref213419718"/>
       <w:r>
         <w:t xml:space="preserve">UX DESIGN. </w:t>
       </w:r>
@@ -8467,30 +8148,18 @@
           <w:rPr>
             <w:rStyle w:val="Hypertextovodkaz"/>
           </w:rPr>
-          <w:t>http</w:t>
-        </w:r>
-        <w:r>
-          <w:rPr>
-            <w:rStyle w:val="Hypertextovodkaz"/>
-          </w:rPr>
-          <w:t>s</w:t>
-        </w:r>
-        <w:r>
-          <w:rPr>
-            <w:rStyle w:val="Hypertextovodkaz"/>
-          </w:rPr>
-          <w:t>://www.uxdesigninstitute.com/blog/ux-design-principles/</w:t>
+          <w:t>https://www.uxdesigninstitute.com/blog/ux-design-principles/</w:t>
         </w:r>
       </w:hyperlink>
-      <w:bookmarkEnd w:id="83"/>
+      <w:bookmarkEnd w:id="86"/>
     </w:p>
     <w:p>
       <w:pPr>
         <w:pStyle w:val="Seznampouitliteratury"/>
       </w:pPr>
-      <w:bookmarkStart w:id="84" w:name="_Ref213420097"/>
-      <w:bookmarkStart w:id="85" w:name="_Ref147317991"/>
-      <w:bookmarkEnd w:id="79"/>
+      <w:bookmarkStart w:id="87" w:name="_Ref213420097"/>
+      <w:bookmarkStart w:id="88" w:name="_Ref147317991"/>
+      <w:bookmarkEnd w:id="82"/>
       <w:r>
         <w:t xml:space="preserve">ELMASRI, </w:t>
       </w:r>
@@ -8536,13 +8205,13 @@
       <w:r>
         <w:t>. 2016.</w:t>
       </w:r>
-      <w:bookmarkEnd w:id="84"/>
+      <w:bookmarkEnd w:id="87"/>
     </w:p>
     <w:p>
       <w:pPr>
         <w:pStyle w:val="Seznampouitliteratury"/>
       </w:pPr>
-      <w:bookmarkStart w:id="86" w:name="_Ref213420302"/>
+      <w:bookmarkStart w:id="89" w:name="_Ref213420302"/>
       <w:r>
         <w:t xml:space="preserve">W3SCHOOLS. </w:t>
       </w:r>
@@ -8561,28 +8230,16 @@
           <w:rPr>
             <w:rStyle w:val="Hypertextovodkaz"/>
           </w:rPr>
-          <w:t>https://www.w3schools.co</w:t>
-        </w:r>
-        <w:r>
-          <w:rPr>
-            <w:rStyle w:val="Hypertextovodkaz"/>
-          </w:rPr>
-          <w:t>m</w:t>
-        </w:r>
-        <w:r>
-          <w:rPr>
-            <w:rStyle w:val="Hypertextovodkaz"/>
-          </w:rPr>
-          <w:t>/sql/</w:t>
+          <w:t>https://www.w3schools.com/sql/</w:t>
         </w:r>
       </w:hyperlink>
-      <w:bookmarkEnd w:id="86"/>
+      <w:bookmarkEnd w:id="89"/>
     </w:p>
     <w:p>
       <w:pPr>
         <w:pStyle w:val="Seznampouitliteratury"/>
       </w:pPr>
-      <w:bookmarkStart w:id="87" w:name="_Ref213420320"/>
+      <w:bookmarkStart w:id="90" w:name="_Ref213420320"/>
       <w:r>
         <w:t xml:space="preserve">ORACLE. </w:t>
       </w:r>
@@ -8604,7 +8261,7 @@
           <w:t>https://dev.mysql.com/doc/connector-net/en/</w:t>
         </w:r>
       </w:hyperlink>
-      <w:bookmarkEnd w:id="87"/>
+      <w:bookmarkEnd w:id="90"/>
     </w:p>
     <w:p>
       <w:pPr>
@@ -8665,7 +8322,7 @@
       <w:r>
         <w:t>. [cit. 2023-10-04].</w:t>
       </w:r>
-      <w:bookmarkEnd w:id="85"/>
+      <w:bookmarkEnd w:id="88"/>
     </w:p>
     <w:p>
       <w:pPr>
@@ -8691,21 +8348,21 @@
       <w:pPr>
         <w:pStyle w:val="uvodzaver"/>
       </w:pPr>
-      <w:bookmarkStart w:id="88" w:name="_Toc144753411"/>
-      <w:bookmarkStart w:id="89" w:name="_Toc144746942"/>
-      <w:bookmarkStart w:id="90" w:name="_Toc515880904"/>
-      <w:bookmarkStart w:id="91" w:name="_Toc215741717"/>
+      <w:bookmarkStart w:id="91" w:name="_Toc144753411"/>
+      <w:bookmarkStart w:id="92" w:name="_Toc144746942"/>
+      <w:bookmarkStart w:id="93" w:name="_Toc515880904"/>
+      <w:bookmarkStart w:id="94" w:name="_Toc216302000"/>
       <w:r>
         <w:lastRenderedPageBreak/>
         <w:t>S</w:t>
       </w:r>
-      <w:bookmarkEnd w:id="88"/>
-      <w:bookmarkEnd w:id="89"/>
-      <w:bookmarkEnd w:id="90"/>
+      <w:bookmarkEnd w:id="91"/>
+      <w:bookmarkEnd w:id="92"/>
+      <w:bookmarkEnd w:id="93"/>
       <w:r>
         <w:t>eznam použitých symbolů a zkratek</w:t>
       </w:r>
-      <w:bookmarkEnd w:id="91"/>
+      <w:bookmarkEnd w:id="94"/>
     </w:p>
     <w:tbl>
       <w:tblPr>
@@ -9091,21 +8748,21 @@
       <w:pPr>
         <w:pStyle w:val="uvodzaver"/>
       </w:pPr>
-      <w:bookmarkStart w:id="92" w:name="_Toc144753412"/>
-      <w:bookmarkStart w:id="93" w:name="_Toc144746943"/>
-      <w:bookmarkStart w:id="94" w:name="_Toc515880905"/>
-      <w:bookmarkStart w:id="95" w:name="_Toc215741718"/>
+      <w:bookmarkStart w:id="95" w:name="_Toc144753412"/>
+      <w:bookmarkStart w:id="96" w:name="_Toc144746943"/>
+      <w:bookmarkStart w:id="97" w:name="_Toc515880905"/>
+      <w:bookmarkStart w:id="98" w:name="_Toc216302001"/>
       <w:r>
         <w:lastRenderedPageBreak/>
         <w:t>S</w:t>
       </w:r>
-      <w:bookmarkEnd w:id="92"/>
-      <w:bookmarkEnd w:id="93"/>
-      <w:bookmarkEnd w:id="94"/>
+      <w:bookmarkEnd w:id="95"/>
+      <w:bookmarkEnd w:id="96"/>
+      <w:bookmarkEnd w:id="97"/>
       <w:r>
         <w:t>eznam obrázků</w:t>
       </w:r>
-      <w:bookmarkEnd w:id="95"/>
+      <w:bookmarkEnd w:id="98"/>
     </w:p>
     <w:p>
       <w:pPr>
@@ -9253,12 +8910,12 @@
       <w:pPr>
         <w:pStyle w:val="uvodzaver"/>
       </w:pPr>
-      <w:bookmarkStart w:id="96" w:name="_Toc215741719"/>
+      <w:bookmarkStart w:id="99" w:name="_Toc216302002"/>
       <w:r>
         <w:lastRenderedPageBreak/>
         <w:t>Seznam tabulek</w:t>
       </w:r>
-      <w:bookmarkEnd w:id="96"/>
+      <w:bookmarkEnd w:id="99"/>
     </w:p>
     <w:p>
       <w:pPr>
@@ -9359,29 +9016,29 @@
       <w:pPr>
         <w:pStyle w:val="uvodzaver"/>
       </w:pPr>
-      <w:bookmarkStart w:id="97" w:name="_Toc144753414"/>
-      <w:bookmarkStart w:id="98" w:name="_Toc144746945"/>
-      <w:bookmarkStart w:id="99" w:name="_Toc515880907"/>
-      <w:bookmarkStart w:id="100" w:name="_Toc215741720"/>
+      <w:bookmarkStart w:id="100" w:name="_Toc144753414"/>
+      <w:bookmarkStart w:id="101" w:name="_Toc144746945"/>
+      <w:bookmarkStart w:id="102" w:name="_Toc515880907"/>
+      <w:bookmarkStart w:id="103" w:name="_Toc216302003"/>
       <w:r>
         <w:lastRenderedPageBreak/>
         <w:t>S</w:t>
       </w:r>
-      <w:bookmarkEnd w:id="97"/>
-      <w:bookmarkEnd w:id="98"/>
-      <w:bookmarkEnd w:id="99"/>
+      <w:bookmarkEnd w:id="100"/>
+      <w:bookmarkEnd w:id="101"/>
+      <w:bookmarkEnd w:id="102"/>
       <w:r>
         <w:t>eznam příloh</w:t>
       </w:r>
-      <w:bookmarkEnd w:id="100"/>
+      <w:bookmarkEnd w:id="103"/>
     </w:p>
     <w:p>
       <w:r>
         <w:t>Prázdná šablona maturitní práce</w:t>
       </w:r>
-      <w:bookmarkStart w:id="101" w:name="_Toc144746946"/>
+      <w:bookmarkStart w:id="104" w:name="_Toc144746946"/>
       <w:bookmarkEnd w:id="1"/>
-      <w:bookmarkEnd w:id="101"/>
+      <w:bookmarkEnd w:id="104"/>
     </w:p>
     <w:sectPr>
       <w:footerReference w:type="default" r:id="rId18"/>
@@ -11105,6 +10762,92 @@
     </w:lvl>
   </w:abstractNum>
   <w:abstractNum w:abstractNumId="16" w15:restartNumberingAfterBreak="0">
+    <w:nsid w:val="4132576C"/>
+    <w:multiLevelType w:val="hybridMultilevel"/>
+    <w:tmpl w:val="25E66190"/>
+    <w:lvl w:ilvl="0" w:tplc="041B000F">
+      <w:start w:val="1"/>
+      <w:numFmt w:val="decimal"/>
+      <w:lvlText w:val="%1."/>
+      <w:lvlJc w:val="left"/>
+      <w:pPr>
+        <w:ind w:left="720" w:hanging="360"/>
+      </w:pPr>
+    </w:lvl>
+    <w:lvl w:ilvl="1" w:tplc="041B0019" w:tentative="1">
+      <w:start w:val="1"/>
+      <w:numFmt w:val="lowerLetter"/>
+      <w:lvlText w:val="%2."/>
+      <w:lvlJc w:val="left"/>
+      <w:pPr>
+        <w:ind w:left="1440" w:hanging="360"/>
+      </w:pPr>
+    </w:lvl>
+    <w:lvl w:ilvl="2" w:tplc="041B001B" w:tentative="1">
+      <w:start w:val="1"/>
+      <w:numFmt w:val="lowerRoman"/>
+      <w:lvlText w:val="%3."/>
+      <w:lvlJc w:val="right"/>
+      <w:pPr>
+        <w:ind w:left="2160" w:hanging="180"/>
+      </w:pPr>
+    </w:lvl>
+    <w:lvl w:ilvl="3" w:tplc="041B000F" w:tentative="1">
+      <w:start w:val="1"/>
+      <w:numFmt w:val="decimal"/>
+      <w:lvlText w:val="%4."/>
+      <w:lvlJc w:val="left"/>
+      <w:pPr>
+        <w:ind w:left="2880" w:hanging="360"/>
+      </w:pPr>
+    </w:lvl>
+    <w:lvl w:ilvl="4" w:tplc="041B0019" w:tentative="1">
+      <w:start w:val="1"/>
+      <w:numFmt w:val="lowerLetter"/>
+      <w:lvlText w:val="%5."/>
+      <w:lvlJc w:val="left"/>
+      <w:pPr>
+        <w:ind w:left="3600" w:hanging="360"/>
+      </w:pPr>
+    </w:lvl>
+    <w:lvl w:ilvl="5" w:tplc="041B001B" w:tentative="1">
+      <w:start w:val="1"/>
+      <w:numFmt w:val="lowerRoman"/>
+      <w:lvlText w:val="%6."/>
+      <w:lvlJc w:val="right"/>
+      <w:pPr>
+        <w:ind w:left="4320" w:hanging="180"/>
+      </w:pPr>
+    </w:lvl>
+    <w:lvl w:ilvl="6" w:tplc="041B000F" w:tentative="1">
+      <w:start w:val="1"/>
+      <w:numFmt w:val="decimal"/>
+      <w:lvlText w:val="%7."/>
+      <w:lvlJc w:val="left"/>
+      <w:pPr>
+        <w:ind w:left="5040" w:hanging="360"/>
+      </w:pPr>
+    </w:lvl>
+    <w:lvl w:ilvl="7" w:tplc="041B0019" w:tentative="1">
+      <w:start w:val="1"/>
+      <w:numFmt w:val="lowerLetter"/>
+      <w:lvlText w:val="%8."/>
+      <w:lvlJc w:val="left"/>
+      <w:pPr>
+        <w:ind w:left="5760" w:hanging="360"/>
+      </w:pPr>
+    </w:lvl>
+    <w:lvl w:ilvl="8" w:tplc="041B001B" w:tentative="1">
+      <w:start w:val="1"/>
+      <w:numFmt w:val="lowerRoman"/>
+      <w:lvlText w:val="%9."/>
+      <w:lvlJc w:val="right"/>
+      <w:pPr>
+        <w:ind w:left="6480" w:hanging="180"/>
+      </w:pPr>
+    </w:lvl>
+  </w:abstractNum>
+  <w:abstractNum w:abstractNumId="17" w15:restartNumberingAfterBreak="0">
     <w:nsid w:val="585218DE"/>
     <w:multiLevelType w:val="hybridMultilevel"/>
     <w:tmpl w:val="771E21C8"/>
@@ -11194,7 +10937,7 @@
       </w:pPr>
     </w:lvl>
   </w:abstractNum>
-  <w:abstractNum w:abstractNumId="17" w15:restartNumberingAfterBreak="0">
+  <w:abstractNum w:abstractNumId="18" w15:restartNumberingAfterBreak="0">
     <w:nsid w:val="5C3C31AD"/>
     <w:multiLevelType w:val="multilevel"/>
     <w:tmpl w:val="0405001D"/>
@@ -11307,7 +11050,7 @@
       </w:pPr>
     </w:lvl>
   </w:abstractNum>
-  <w:abstractNum w:abstractNumId="18" w15:restartNumberingAfterBreak="0">
+  <w:abstractNum w:abstractNumId="19" w15:restartNumberingAfterBreak="0">
     <w:nsid w:val="6A3D7283"/>
     <w:multiLevelType w:val="hybridMultilevel"/>
     <w:tmpl w:val="D37829CE"/>
@@ -11420,7 +11163,7 @@
       </w:rPr>
     </w:lvl>
   </w:abstractNum>
-  <w:abstractNum w:abstractNumId="19" w15:restartNumberingAfterBreak="0">
+  <w:abstractNum w:abstractNumId="20" w15:restartNumberingAfterBreak="0">
     <w:nsid w:val="6C8911A1"/>
     <w:multiLevelType w:val="hybridMultilevel"/>
     <w:tmpl w:val="105CDC72"/>
@@ -11509,7 +11252,7 @@
       </w:pPr>
     </w:lvl>
   </w:abstractNum>
-  <w:abstractNum w:abstractNumId="20" w15:restartNumberingAfterBreak="0">
+  <w:abstractNum w:abstractNumId="21" w15:restartNumberingAfterBreak="0">
     <w:nsid w:val="719E0C15"/>
     <w:multiLevelType w:val="multilevel"/>
     <w:tmpl w:val="1D769FDC"/>
@@ -11649,7 +11392,7 @@
       </w:rPr>
     </w:lvl>
   </w:abstractNum>
-  <w:abstractNum w:abstractNumId="21" w15:restartNumberingAfterBreak="0">
+  <w:abstractNum w:abstractNumId="22" w15:restartNumberingAfterBreak="0">
     <w:nsid w:val="72784433"/>
     <w:multiLevelType w:val="multilevel"/>
     <w:tmpl w:val="3F0AB2BE"/>
@@ -11735,7 +11478,7 @@
       </w:pPr>
     </w:lvl>
   </w:abstractNum>
-  <w:abstractNum w:abstractNumId="22" w15:restartNumberingAfterBreak="0">
+  <w:abstractNum w:abstractNumId="23" w15:restartNumberingAfterBreak="0">
     <w:nsid w:val="776E7B0E"/>
     <w:multiLevelType w:val="multilevel"/>
     <w:tmpl w:val="17C2F014"/>
@@ -11884,7 +11627,7 @@
       </w:rPr>
     </w:lvl>
   </w:abstractNum>
-  <w:abstractNum w:abstractNumId="23" w15:restartNumberingAfterBreak="0">
+  <w:abstractNum w:abstractNumId="24" w15:restartNumberingAfterBreak="0">
     <w:nsid w:val="7E973A09"/>
     <w:multiLevelType w:val="multilevel"/>
     <w:tmpl w:val="2BAE0280"/>
@@ -11983,13 +11726,13 @@
     <w:abstractNumId w:val="3"/>
   </w:num>
   <w:num w:numId="2" w16cid:durableId="520974642">
-    <w:abstractNumId w:val="20"/>
+    <w:abstractNumId w:val="21"/>
   </w:num>
   <w:num w:numId="3" w16cid:durableId="326370754">
     <w:abstractNumId w:val="15"/>
   </w:num>
   <w:num w:numId="4" w16cid:durableId="100339936">
-    <w:abstractNumId w:val="17"/>
+    <w:abstractNumId w:val="18"/>
   </w:num>
   <w:num w:numId="5" w16cid:durableId="614946590">
     <w:abstractNumId w:val="10"/>
@@ -12013,7 +11756,7 @@
     <w:abstractNumId w:val="0"/>
   </w:num>
   <w:num w:numId="12" w16cid:durableId="493296944">
-    <w:abstractNumId w:val="21"/>
+    <w:abstractNumId w:val="22"/>
   </w:num>
   <w:num w:numId="13" w16cid:durableId="1568027428">
     <w:abstractNumId w:val="12"/>
@@ -12031,19 +11774,19 @@
     <w:abstractNumId w:val="11"/>
   </w:num>
   <w:num w:numId="18" w16cid:durableId="485704504">
-    <w:abstractNumId w:val="18"/>
+    <w:abstractNumId w:val="19"/>
   </w:num>
   <w:num w:numId="19" w16cid:durableId="191921740">
     <w:abstractNumId w:val="9"/>
   </w:num>
   <w:num w:numId="20" w16cid:durableId="834222126">
-    <w:abstractNumId w:val="23"/>
+    <w:abstractNumId w:val="24"/>
   </w:num>
   <w:num w:numId="21" w16cid:durableId="2017688568">
     <w:abstractNumId w:val="7"/>
   </w:num>
   <w:num w:numId="22" w16cid:durableId="1224637428">
-    <w:abstractNumId w:val="23"/>
+    <w:abstractNumId w:val="24"/>
     <w:lvlOverride w:ilvl="0">
       <w:startOverride w:val="1"/>
     </w:lvlOverride>
@@ -12079,28 +11822,31 @@
     <w:abstractNumId w:val="5"/>
   </w:num>
   <w:num w:numId="25" w16cid:durableId="1763641936">
-    <w:abstractNumId w:val="23"/>
+    <w:abstractNumId w:val="24"/>
   </w:num>
   <w:num w:numId="26" w16cid:durableId="1230768284">
     <w:abstractNumId w:val="13"/>
   </w:num>
   <w:num w:numId="27" w16cid:durableId="1773821673">
+    <w:abstractNumId w:val="24"/>
+  </w:num>
+  <w:num w:numId="28" w16cid:durableId="1779790332">
+    <w:abstractNumId w:val="24"/>
+  </w:num>
+  <w:num w:numId="29" w16cid:durableId="756485270">
+    <w:abstractNumId w:val="24"/>
+  </w:num>
+  <w:num w:numId="30" w16cid:durableId="1100953857">
+    <w:abstractNumId w:val="20"/>
+  </w:num>
+  <w:num w:numId="31" w16cid:durableId="253973714">
+    <w:abstractNumId w:val="17"/>
+  </w:num>
+  <w:num w:numId="32" w16cid:durableId="1822694616">
     <w:abstractNumId w:val="23"/>
   </w:num>
-  <w:num w:numId="28" w16cid:durableId="1779790332">
-    <w:abstractNumId w:val="23"/>
-  </w:num>
-  <w:num w:numId="29" w16cid:durableId="756485270">
-    <w:abstractNumId w:val="23"/>
-  </w:num>
-  <w:num w:numId="30" w16cid:durableId="1100953857">
-    <w:abstractNumId w:val="19"/>
-  </w:num>
-  <w:num w:numId="31" w16cid:durableId="253973714">
+  <w:num w:numId="33" w16cid:durableId="276106859">
     <w:abstractNumId w:val="16"/>
-  </w:num>
-  <w:num w:numId="32" w16cid:durableId="1822694616">
-    <w:abstractNumId w:val="22"/>
   </w:num>
 </w:numbering>
 </file>

--- a/Šablona MPO.docx
+++ b/Šablona MPO.docx
@@ -973,7 +973,7 @@
         <w:rPr>
           <w:noProof/>
         </w:rPr>
-        <w:t>10. prosince 2025</w:t>
+        <w:t>13. prosince 2025</w:t>
       </w:r>
       <w:r>
         <w:fldChar w:fldCharType="end"/>
@@ -1035,7 +1035,7 @@
         <w:rPr>
           <w:noProof/>
         </w:rPr>
-        <w:t>10. prosince 2025</w:t>
+        <w:t>13. prosince 2025</w:t>
       </w:r>
       <w:r>
         <w:fldChar w:fldCharType="end"/>
@@ -6091,7 +6091,13 @@
     <w:p>
       <w:r>
         <w:lastRenderedPageBreak/>
-        <w:t>Je dobré taky používat více faktorové ověřování (MFA), pokud je to možné. MFA při přihlašování k účtu vyžaduje více druhů ověření. Jako například je klasické jméno a heslo a pak následně vám ještě pošle jednorázový vygenerovaný kód.</w:t>
+        <w:t>Je dobré taky používat více faktorové ověřování (MFA), pokud je to možné. MFA při přihlašování k účtu vyžaduje více druhů ověření. Jako například je klasické jméno a</w:t>
+      </w:r>
+      <w:r>
+        <w:t> </w:t>
+      </w:r>
+      <w:r>
+        <w:t>heslo a pak následně vám ještě pošle jednorázový vygenerovaný kód.</w:t>
       </w:r>
       <w:r>
         <w:t xml:space="preserve"> [</w:t>
@@ -6158,16 +6164,16 @@
         </w:rPr>
         <w:t>[</w:t>
       </w:r>
+      <w:r>
+        <w:t xml:space="preserve"> </w:t>
+      </w:r>
+      <w:r>
+        <w:rPr>
+          <w:rFonts w:eastAsiaTheme="minorEastAsia"/>
+        </w:rPr>
+        <w:t>https://learn.microsoft.com/en-us/dotnet/architecture/modern-web-apps-azure/common-web-application-architectures</w:t>
+      </w:r>
       <w:proofErr w:type="gramEnd"/>
-      <w:r>
-        <w:t xml:space="preserve"> </w:t>
-      </w:r>
-      <w:r>
-        <w:rPr>
-          <w:rFonts w:eastAsiaTheme="minorEastAsia"/>
-        </w:rPr>
-        <w:t>https://learn.microsoft.com/en-us/dotnet/architecture/modern-web-apps-azure/common-web-application-architectures</w:t>
-      </w:r>
       <w:r>
         <w:rPr>
           <w:rFonts w:eastAsiaTheme="minorEastAsia"/>
@@ -6673,322 +6679,158 @@
     </w:p>
     <w:p>
       <w:pPr>
-        <w:rPr>
-          <w:color w:val="EE0000"/>
-          <w:lang w:eastAsia="sk-SK"/>
-        </w:rPr>
-      </w:pPr>
-      <w:r>
-        <w:rPr>
-          <w:color w:val="EE0000"/>
-        </w:rPr>
-        <w:t xml:space="preserve">Relační model byl poprvé popsán E. F. </w:t>
+        <w:pStyle w:val="Pokraovn"/>
+      </w:pPr>
+      <w:r>
+        <w:t>Relační databáze je databázový systém založený na vztazích mezi daty. Skládá se z</w:t>
+      </w:r>
+      <w:r>
+        <w:t> </w:t>
+      </w:r>
+      <w:r>
+        <w:t>jednotlivých tabulek, které jsou vzájemně propojeny. Každá tabulka uchovává strukturované informace pouze o jedné konkrétní oblasti. Základem tohoto typu databáze je relační model, který tvoří základ většiny současných komerčních databázových systémů.</w:t>
+      </w:r>
+    </w:p>
+    <w:p>
+      <w:pPr>
+        <w:pStyle w:val="Pokraovn"/>
+      </w:pPr>
+      <w:r>
+        <w:t xml:space="preserve"> [</w:t>
+      </w:r>
+      <w:r>
+        <w:t>https://wikisofia.cz/wiki/Rela%C4%8Dn%C3%AD_datab%C3%A1ze</w:t>
+      </w:r>
+      <w:r>
+        <w:t>]</w:t>
+      </w:r>
+    </w:p>
+    <w:p>
+      <w:pPr>
+        <w:pStyle w:val="Pokraovn"/>
+      </w:pPr>
+      <w:r>
+        <w:t>Tabulky, které jsou stavebním kamenem relačních databází, jsou propojeny předem definovanými vazbami. Strukturu tabulky tvoří sloupce neboli atributy a řádky představující záznamy. Atributy určují vlastnosti entit, které jsou do tabulky ukládány</w:t>
+      </w:r>
+      <w:r>
+        <w:t>,</w:t>
+      </w:r>
+      <w:r>
+        <w:t xml:space="preserve"> v jedné tabulce se nacházejí entity stejného typu, přičemž každá je zaznamenána pouze jedinkrát. Relace pak vyjadřuje vazbu mezi prvky jedné či více množin. Lze ji popsat jako dvourozměrnou strukturu složenou z řádků a sloupců.</w:t>
+      </w:r>
+    </w:p>
+    <w:p>
+      <w:r>
+        <w:t>[</w:t>
+      </w:r>
+      <w:r>
+        <w:t>https://wikisofia.cz/wiki/Rela%C4%8Dn%C3%AD_datab%C3%A1ze</w:t>
+      </w:r>
+      <w:r>
+        <w:t>]</w:t>
+      </w:r>
+    </w:p>
+    <w:p>
+      <w:pPr>
+        <w:pStyle w:val="Pokraovn"/>
+      </w:pPr>
+    </w:p>
+    <w:p>
+      <w:pPr>
+        <w:pStyle w:val="Nadpis3"/>
+        <w:rPr>
+          <w:color w:val="auto"/>
+        </w:rPr>
+      </w:pPr>
+      <w:bookmarkStart w:id="30" w:name="_Toc216301966"/>
+      <w:r>
+        <w:rPr>
+          <w:color w:val="auto"/>
+        </w:rPr>
+        <w:t>SQL příkazy</w:t>
+      </w:r>
+      <w:bookmarkEnd w:id="30"/>
+      <w:r>
+        <w:rPr>
+          <w:color w:val="auto"/>
+        </w:rPr>
+        <w:t xml:space="preserve"> </w:t>
+      </w:r>
+    </w:p>
+    <w:p>
+      <w:pPr>
+        <w:pStyle w:val="Pokraovn"/>
+      </w:pPr>
+      <w:r>
+        <w:t>Jazyk SQL využívá pro tvorbu příkazů a dotazů řadu klíčových slov.</w:t>
+      </w:r>
+    </w:p>
+    <w:p>
+      <w:pPr>
+        <w:pStyle w:val="Pokraovn"/>
+      </w:pPr>
+      <w:r>
+        <w:t>Příkaz (</w:t>
       </w:r>
       <w:proofErr w:type="spellStart"/>
       <w:r>
-        <w:rPr>
-          <w:color w:val="EE0000"/>
-        </w:rPr>
-        <w:t>Coddem</w:t>
+        <w:t>statement</w:t>
       </w:r>
       <w:proofErr w:type="spellEnd"/>
       <w:r>
-        <w:rPr>
-          <w:color w:val="EE0000"/>
-        </w:rPr>
-        <w:t xml:space="preserve"> a stal se základem moderních databázových systémů. V tomto modelu jsou data organizována do tabulek (relací), které obsahují řádky (záznamy) a sloupce (atributy)</w:t>
-      </w:r>
-      <w:r>
-        <w:rPr>
-          <w:color w:val="EE0000"/>
-        </w:rPr>
-        <w:t>.</w:t>
-      </w:r>
-      <w:r>
-        <w:rPr>
-          <w:color w:val="EE0000"/>
-        </w:rPr>
-        <w:t xml:space="preserve"> </w:t>
-      </w:r>
-      <w:r>
-        <w:rPr>
-          <w:color w:val="EE0000"/>
-        </w:rPr>
-        <w:fldChar w:fldCharType="begin"/>
-      </w:r>
-      <w:r>
-        <w:rPr>
-          <w:color w:val="EE0000"/>
-        </w:rPr>
-        <w:instrText xml:space="preserve"> REF _Ref213420097 \r \h </w:instrText>
-      </w:r>
-      <w:r>
-        <w:rPr>
-          <w:color w:val="EE0000"/>
-        </w:rPr>
-      </w:r>
-      <w:r>
-        <w:rPr>
-          <w:color w:val="EE0000"/>
-        </w:rPr>
-        <w:fldChar w:fldCharType="separate"/>
-      </w:r>
-      <w:r>
-        <w:rPr>
-          <w:color w:val="EE0000"/>
-        </w:rPr>
-        <w:t>[6]</w:t>
-      </w:r>
-      <w:r>
-        <w:rPr>
-          <w:color w:val="EE0000"/>
-        </w:rPr>
-        <w:fldChar w:fldCharType="end"/>
-      </w:r>
-      <w:r>
-        <w:rPr>
-          <w:color w:val="EE0000"/>
-        </w:rPr>
-        <w:t xml:space="preserve"> Každá tabulka má primární klíč, jenž jednoznačně identifikuje jednotlivé záznamy.</w:t>
-      </w:r>
-    </w:p>
-    <w:p>
-      <w:pPr>
-        <w:rPr>
-          <w:color w:val="EE0000"/>
-        </w:rPr>
-      </w:pPr>
-      <w:r>
-        <w:rPr>
-          <w:color w:val="EE0000"/>
-        </w:rPr>
-        <w:t xml:space="preserve">Relační model zaručuje konzistenci a integritu dat prostřednictvím relací mezi tabulkami – například vztah </w:t>
-      </w:r>
-      <w:r>
-        <w:rPr>
-          <w:rStyle w:val="Siln"/>
-          <w:b w:val="0"/>
-          <w:bCs w:val="0"/>
-          <w:color w:val="EE0000"/>
-        </w:rPr>
-        <w:t>uživatel</w:t>
-      </w:r>
-      <w:r>
-        <w:rPr>
-          <w:rStyle w:val="Siln"/>
-          <w:color w:val="EE0000"/>
-        </w:rPr>
-        <w:t xml:space="preserve"> – </w:t>
-      </w:r>
-      <w:r>
-        <w:rPr>
-          <w:rStyle w:val="Siln"/>
-          <w:b w:val="0"/>
-          <w:bCs w:val="0"/>
-          <w:color w:val="EE0000"/>
-        </w:rPr>
-        <w:t>uložené</w:t>
-      </w:r>
-      <w:r>
-        <w:rPr>
-          <w:rStyle w:val="Siln"/>
-          <w:color w:val="EE0000"/>
-        </w:rPr>
-        <w:t xml:space="preserve"> heslo</w:t>
-      </w:r>
-      <w:r>
-        <w:rPr>
-          <w:color w:val="EE0000"/>
-        </w:rPr>
-        <w:t xml:space="preserve">. V praxi to znamená, že aplikace pro správu hesel může propojit tabulku </w:t>
+        <w:t>) tvoří posloupnost znaků a klíčových slov SQL, která dodržuje pravidla syntaxe a formátování jazyka. Tento příkaz může ovlivňovat data nebo řídit s</w:t>
+      </w:r>
+      <w:r>
+        <w:t> </w:t>
+      </w:r>
+      <w:r>
+        <w:t xml:space="preserve">nimi související procesy. Lze si ho představit jako "úplnou větu" v SQL, kterou lze úspěšně předat systému pro správu </w:t>
+      </w:r>
+      <w:proofErr w:type="gramStart"/>
+      <w:r>
+        <w:t>databáze.</w:t>
+      </w:r>
+      <w:r>
+        <w:t>[</w:t>
+      </w:r>
+      <w:proofErr w:type="gramEnd"/>
+      <w:r>
+        <w:t>]</w:t>
+      </w:r>
+    </w:p>
+    <w:p>
+      <w:pPr>
+        <w:pStyle w:val="Pokraovn"/>
+      </w:pPr>
+      <w:r>
+        <w:t>Dotaz (</w:t>
       </w:r>
       <w:proofErr w:type="spellStart"/>
       <w:r>
-        <w:rPr>
-          <w:color w:val="EE0000"/>
-        </w:rPr>
-        <w:t>users</w:t>
+        <w:t>query</w:t>
       </w:r>
       <w:proofErr w:type="spellEnd"/>
       <w:r>
-        <w:rPr>
-          <w:color w:val="EE0000"/>
-        </w:rPr>
-        <w:t xml:space="preserve"> s tabulkou </w:t>
-      </w:r>
-      <w:proofErr w:type="spellStart"/>
-      <w:r>
-        <w:rPr>
-          <w:color w:val="EE0000"/>
-        </w:rPr>
-        <w:t>credentials</w:t>
-      </w:r>
-      <w:proofErr w:type="spellEnd"/>
-      <w:r>
-        <w:rPr>
-          <w:color w:val="EE0000"/>
-        </w:rPr>
-        <w:t xml:space="preserve"> pomocí cizího klíče. Tento model umožňuje efektivní dotazování, kontrolu přístupů a minimalizaci redundance</w:t>
-      </w:r>
-      <w:r>
-        <w:rPr>
-          <w:color w:val="EE0000"/>
-        </w:rPr>
-        <w:t>.</w:t>
-      </w:r>
-      <w:r>
-        <w:rPr>
-          <w:color w:val="EE0000"/>
-        </w:rPr>
-        <w:t xml:space="preserve"> </w:t>
-      </w:r>
-      <w:r>
-        <w:rPr>
-          <w:color w:val="EE0000"/>
-        </w:rPr>
-        <w:fldChar w:fldCharType="begin"/>
-      </w:r>
-      <w:r>
-        <w:rPr>
-          <w:color w:val="EE0000"/>
-        </w:rPr>
-        <w:instrText xml:space="preserve"> REF _Ref213420097 \r \h </w:instrText>
-      </w:r>
-      <w:r>
-        <w:rPr>
-          <w:color w:val="EE0000"/>
-        </w:rPr>
-      </w:r>
-      <w:r>
-        <w:rPr>
-          <w:color w:val="EE0000"/>
-        </w:rPr>
-        <w:fldChar w:fldCharType="separate"/>
-      </w:r>
-      <w:r>
-        <w:rPr>
-          <w:color w:val="EE0000"/>
-        </w:rPr>
-        <w:t>[6]</w:t>
-      </w:r>
-      <w:r>
-        <w:rPr>
-          <w:color w:val="EE0000"/>
-        </w:rPr>
-        <w:fldChar w:fldCharType="end"/>
-      </w:r>
-    </w:p>
-    <w:p>
-      <w:pPr>
-        <w:pStyle w:val="Nadpis3"/>
-        <w:rPr>
-          <w:color w:val="EE0000"/>
-        </w:rPr>
-      </w:pPr>
-      <w:bookmarkStart w:id="30" w:name="_Toc216301966"/>
-      <w:r>
-        <w:rPr>
-          <w:color w:val="EE0000"/>
-        </w:rPr>
-        <w:t>SQL příkazy</w:t>
-      </w:r>
-      <w:bookmarkEnd w:id="30"/>
-      <w:r>
-        <w:rPr>
-          <w:color w:val="EE0000"/>
-        </w:rPr>
-        <w:t xml:space="preserve"> </w:t>
-      </w:r>
-    </w:p>
-    <w:p>
-      <w:pPr>
-        <w:pStyle w:val="Pokraovn"/>
-        <w:rPr>
-          <w:color w:val="EE0000"/>
-        </w:rPr>
-      </w:pPr>
-      <w:proofErr w:type="spellStart"/>
-      <w:r>
-        <w:rPr>
-          <w:color w:val="EE0000"/>
-        </w:rPr>
-        <w:t>Structured</w:t>
-      </w:r>
-      <w:proofErr w:type="spellEnd"/>
-      <w:r>
-        <w:rPr>
-          <w:color w:val="EE0000"/>
-        </w:rPr>
-        <w:t xml:space="preserve"> </w:t>
-      </w:r>
-      <w:proofErr w:type="spellStart"/>
-      <w:r>
-        <w:rPr>
-          <w:color w:val="EE0000"/>
-        </w:rPr>
-        <w:t>Query</w:t>
-      </w:r>
-      <w:proofErr w:type="spellEnd"/>
-      <w:r>
-        <w:rPr>
-          <w:color w:val="EE0000"/>
-        </w:rPr>
-        <w:t xml:space="preserve"> </w:t>
-      </w:r>
-      <w:proofErr w:type="spellStart"/>
-      <w:r>
-        <w:rPr>
-          <w:color w:val="EE0000"/>
-        </w:rPr>
-        <w:t>Language</w:t>
-      </w:r>
-      <w:proofErr w:type="spellEnd"/>
-      <w:r>
-        <w:rPr>
-          <w:color w:val="EE0000"/>
-        </w:rPr>
-        <w:t xml:space="preserve"> (SQL) je standardizovaný jazyk používaný pro komunikaci s relačními databázemi. Umožňuje definovat strukturu databáze, vkládat, aktualizovat i mazat data a provádět dotazy. Mezi základní příkazy patří zejména:</w:t>
-      </w:r>
-      <w:r>
-        <w:rPr>
-          <w:color w:val="EE0000"/>
-        </w:rPr>
-        <w:t xml:space="preserve"> </w:t>
-      </w:r>
-      <w:r>
-        <w:rPr>
-          <w:color w:val="EE0000"/>
-        </w:rPr>
-        <w:fldChar w:fldCharType="begin"/>
-      </w:r>
-      <w:r>
-        <w:rPr>
-          <w:color w:val="EE0000"/>
-        </w:rPr>
-        <w:instrText xml:space="preserve"> REF _Ref213420302 \r \h </w:instrText>
-      </w:r>
-      <w:r>
-        <w:rPr>
-          <w:color w:val="EE0000"/>
-        </w:rPr>
-      </w:r>
-      <w:r>
-        <w:rPr>
-          <w:color w:val="EE0000"/>
-        </w:rPr>
-        <w:fldChar w:fldCharType="separate"/>
-      </w:r>
-      <w:r>
-        <w:rPr>
-          <w:color w:val="EE0000"/>
-        </w:rPr>
-        <w:t>[7]</w:t>
-      </w:r>
-      <w:r>
-        <w:rPr>
-          <w:color w:val="EE0000"/>
-        </w:rPr>
-        <w:fldChar w:fldCharType="end"/>
+        <w:t>) je specifický typ příkazu, jehož účelem je získání dat na základě stanovených kritérií. Výsledkem provedení SQL dotazu je sada dat, která splňují podmínky definované v dotazu. K formulaci těchto kritérií se standardně používají klíčová slova SQL.</w:t>
+      </w:r>
+      <w:r>
+        <w:t xml:space="preserve"> Základní SQL dotazy</w:t>
+      </w:r>
+      <w:r>
+        <w:t xml:space="preserve"> [</w:t>
+      </w:r>
+      <w:r>
+        <w:t>https://blog.udemy.com/sql-queries/?utm_campaign=Search_Keyword_Alpha_Prof_la.ES_cc.ROW-Spanish&amp;utm_source=google&amp;utm_medium=paid-search&amp;portfolio=ROW-Spanish&amp;utm_audience=mx&amp;utm_tactic=nb&amp;utm_term=sql%20tutorial&amp;utm_content=g&amp;funnel=&amp;test=&amp;gad_source=1&amp;gad_campaignid=21487757262&amp;gbraid=0AAAAADROdO3KIqJqjuqIGvPu99TpKWixi&amp;gclid=Cj0KCQiAuvTJBhCwARIsAL6</w:t>
+      </w:r>
+      <w:r>
+        <w:lastRenderedPageBreak/>
+        <w:t>Demj7FFx05O88KhKAwEFxi8Nswm6mrNGWiUvd_mXgteVHJ9inNJXAP9oaAqHxEALw_wcB</w:t>
+      </w:r>
+      <w:r>
+        <w:t>]</w:t>
+      </w:r>
+      <w:r>
+        <w:t>:</w:t>
       </w:r>
     </w:p>
     <w:p>
@@ -6999,22 +6841,62 @@
           <w:numId w:val="32"/>
         </w:numPr>
         <w:rPr>
-          <w:color w:val="EE0000"/>
-        </w:rPr>
-      </w:pPr>
-      <w:r>
-        <w:rPr>
           <w:b/>
           <w:bCs/>
-          <w:color w:val="EE0000"/>
-        </w:rPr>
-        <w:t>CREATE</w:t>
-      </w:r>
-      <w:r>
-        <w:rPr>
-          <w:color w:val="EE0000"/>
-        </w:rPr>
-        <w:t xml:space="preserve"> – vytváří tabulky a jiné databázové objekty,</w:t>
+          <w:color w:val="auto"/>
+        </w:rPr>
+      </w:pPr>
+      <w:r>
+        <w:rPr>
+          <w:b/>
+          <w:bCs/>
+          <w:color w:val="auto"/>
+        </w:rPr>
+        <w:t>Vytvoření</w:t>
+      </w:r>
+      <w:r>
+        <w:rPr>
+          <w:b/>
+          <w:bCs/>
+          <w:color w:val="auto"/>
+        </w:rPr>
+        <w:t xml:space="preserve"> </w:t>
+      </w:r>
+      <w:r>
+        <w:rPr>
+          <w:b/>
+          <w:bCs/>
+          <w:color w:val="auto"/>
+        </w:rPr>
+        <w:t>tabulky (CREATE TABLE)</w:t>
+      </w:r>
+      <w:r>
+        <w:rPr>
+          <w:b/>
+          <w:bCs/>
+          <w:color w:val="auto"/>
+        </w:rPr>
+        <w:t xml:space="preserve"> </w:t>
+      </w:r>
+      <w:r>
+        <w:rPr>
+          <w:color w:val="auto"/>
+        </w:rPr>
+        <w:t>-</w:t>
+      </w:r>
+      <w:r>
+        <w:rPr>
+          <w:b/>
+          <w:bCs/>
+          <w:color w:val="auto"/>
+        </w:rPr>
+        <w:t xml:space="preserve"> </w:t>
+      </w:r>
+      <w:r>
+        <w:rPr>
+          <w:color w:val="auto"/>
+        </w:rPr>
+        <w:t>Novou, prázdnou tabulku vytvoříte pomocí klíčového slova CREATE TABLE.</w:t>
       </w:r>
     </w:p>
     <w:p>
@@ -7025,22 +6907,36 @@
           <w:numId w:val="32"/>
         </w:numPr>
         <w:rPr>
-          <w:color w:val="EE0000"/>
+          <w:color w:val="auto"/>
         </w:rPr>
       </w:pPr>
       <w:r>
         <w:rPr>
           <w:b/>
           <w:bCs/>
-          <w:color w:val="EE0000"/>
-        </w:rPr>
-        <w:t>INSERT</w:t>
-      </w:r>
-      <w:r>
-        <w:rPr>
-          <w:color w:val="EE0000"/>
-        </w:rPr>
-        <w:t xml:space="preserve"> – přidává nové záznamy,</w:t>
+          <w:color w:val="auto"/>
+        </w:rPr>
+        <w:t>Vkládání dat (INSERT</w:t>
+      </w:r>
+      <w:r>
+        <w:rPr>
+          <w:b/>
+          <w:bCs/>
+          <w:color w:val="auto"/>
+        </w:rPr>
+        <w:t xml:space="preserve">) </w:t>
+      </w:r>
+      <w:r>
+        <w:rPr>
+          <w:color w:val="auto"/>
+        </w:rPr>
+        <w:t xml:space="preserve">- </w:t>
+      </w:r>
+      <w:r>
+        <w:rPr>
+          <w:color w:val="auto"/>
+        </w:rPr>
+        <w:t>Do tabulky lze přidávat nové záznamy pomocí příkazu INSERT INTO. Dotaz specifikuje cílové sloupce a hodnoty, které se do nich mají uložit.</w:t>
       </w:r>
     </w:p>
     <w:p>
@@ -7051,22 +6947,36 @@
           <w:numId w:val="32"/>
         </w:numPr>
         <w:rPr>
-          <w:color w:val="EE0000"/>
+          <w:color w:val="auto"/>
         </w:rPr>
       </w:pPr>
       <w:r>
         <w:rPr>
           <w:b/>
           <w:bCs/>
-          <w:color w:val="EE0000"/>
-        </w:rPr>
-        <w:t>UPDATE</w:t>
-      </w:r>
-      <w:r>
-        <w:rPr>
-          <w:color w:val="EE0000"/>
-        </w:rPr>
-        <w:t xml:space="preserve"> – upravuje existující data,</w:t>
+          <w:color w:val="auto"/>
+        </w:rPr>
+        <w:t>Čtení dat (SELECT)</w:t>
+      </w:r>
+      <w:r>
+        <w:rPr>
+          <w:b/>
+          <w:bCs/>
+          <w:color w:val="auto"/>
+        </w:rPr>
+        <w:t xml:space="preserve"> </w:t>
+      </w:r>
+      <w:r>
+        <w:rPr>
+          <w:color w:val="auto"/>
+        </w:rPr>
+        <w:t xml:space="preserve">- </w:t>
+      </w:r>
+      <w:r>
+        <w:rPr>
+          <w:color w:val="auto"/>
+        </w:rPr>
+        <w:t>Příkaz SELECT slouží k načtení a zobrazení záznamů z tabulky. Je základním nástrojem pro práci s daty.</w:t>
       </w:r>
     </w:p>
     <w:p>
@@ -7077,22 +6987,36 @@
           <w:numId w:val="32"/>
         </w:numPr>
         <w:rPr>
-          <w:color w:val="EE0000"/>
+          <w:color w:val="auto"/>
         </w:rPr>
       </w:pPr>
       <w:r>
         <w:rPr>
           <w:b/>
           <w:bCs/>
-          <w:color w:val="EE0000"/>
-        </w:rPr>
-        <w:t>DELETE</w:t>
-      </w:r>
-      <w:r>
-        <w:rPr>
-          <w:color w:val="EE0000"/>
-        </w:rPr>
-        <w:t xml:space="preserve"> – odstraňuje záznamy,</w:t>
+          <w:color w:val="auto"/>
+        </w:rPr>
+        <w:t>Řazení výsledků (ORDER BY)</w:t>
+      </w:r>
+      <w:r>
+        <w:rPr>
+          <w:b/>
+          <w:bCs/>
+          <w:color w:val="auto"/>
+        </w:rPr>
+        <w:t xml:space="preserve"> </w:t>
+      </w:r>
+      <w:r>
+        <w:rPr>
+          <w:color w:val="auto"/>
+        </w:rPr>
+        <w:t xml:space="preserve">- </w:t>
+      </w:r>
+      <w:r>
+        <w:rPr>
+          <w:color w:val="auto"/>
+        </w:rPr>
+        <w:t>Pro seřazení zobrazených dat v určitém pořadí se k dotazu SELECT přidává klauzule ORDER BY.</w:t>
       </w:r>
     </w:p>
     <w:p>
@@ -7103,118 +7027,124 @@
           <w:numId w:val="32"/>
         </w:numPr>
         <w:rPr>
-          <w:color w:val="EE0000"/>
+          <w:color w:val="auto"/>
         </w:rPr>
       </w:pPr>
       <w:r>
         <w:rPr>
           <w:b/>
           <w:bCs/>
-          <w:color w:val="EE0000"/>
-        </w:rPr>
-        <w:t>SELECT</w:t>
-      </w:r>
-      <w:r>
-        <w:rPr>
-          <w:color w:val="EE0000"/>
-        </w:rPr>
-        <w:t xml:space="preserve"> – vybírá data z tabulek podle zadaných kritérií.</w:t>
-      </w:r>
-      <w:r>
-        <w:rPr>
-          <w:color w:val="EE0000"/>
-        </w:rPr>
-        <w:br/>
-        <w:t>SQL poskytuje univerzální způsob práce s daty napříč různými databázovými platformami.</w:t>
-      </w:r>
-      <w:r>
-        <w:rPr>
-          <w:color w:val="EE0000"/>
-        </w:rPr>
-        <w:t xml:space="preserve"> </w:t>
-      </w:r>
-    </w:p>
-    <w:p>
-      <w:pPr>
-        <w:rPr>
-          <w:color w:val="EE0000"/>
-        </w:rPr>
-      </w:pPr>
-      <w:r>
-        <w:rPr>
-          <w:color w:val="EE0000"/>
-        </w:rPr>
-        <w:t>SQL také podporuje pokročilé funkce, jako jsou spojování tabulek (JOIN), filtrování dat (WHERE) nebo agregace. Vývojář musí dbát na správné ošetření vstupů uživatelů, aby předešel bezpečnostním hrozbám, jako je SQL</w:t>
+          <w:color w:val="auto"/>
+        </w:rPr>
+        <w:t>Agregace a omezení výstupu (SELECT COUNT)</w:t>
       </w:r>
       <w:r>
         <w:rPr>
           <w:b/>
           <w:bCs/>
-          <w:color w:val="EE0000"/>
+          <w:color w:val="auto"/>
         </w:rPr>
         <w:t xml:space="preserve"> </w:t>
       </w:r>
-      <w:proofErr w:type="spellStart"/>
-      <w:r>
-        <w:rPr>
-          <w:color w:val="EE0000"/>
-        </w:rPr>
-        <w:t>injection</w:t>
-      </w:r>
-      <w:proofErr w:type="spellEnd"/>
-      <w:r>
-        <w:rPr>
-          <w:color w:val="EE0000"/>
-        </w:rPr>
-        <w:t>. Bezpečné zpracování dotazů zajišťují parametrizované příkazy a ORM nástroje, které minimalizují riziko vložení škodlivého kódu</w:t>
-      </w:r>
-      <w:r>
-        <w:rPr>
-          <w:color w:val="EE0000"/>
-        </w:rPr>
-        <w:t>.</w:t>
-      </w:r>
-      <w:r>
-        <w:rPr>
-          <w:color w:val="EE0000"/>
+      <w:r>
+        <w:rPr>
+          <w:color w:val="auto"/>
+        </w:rPr>
+        <w:t xml:space="preserve">- </w:t>
+      </w:r>
+      <w:r>
+        <w:rPr>
+          <w:color w:val="auto"/>
+        </w:rPr>
+        <w:t>Pokud potřebujete zjistit počet záznamů nebo omezit rozsah výsledků (např. při velkém objemu dat), lze použít konstrukce jako SELECT COUNT.</w:t>
+      </w:r>
+    </w:p>
+    <w:p>
+      <w:pPr>
+        <w:pStyle w:val="Odstavecseseznamem"/>
+        <w:numPr>
+          <w:ilvl w:val="0"/>
+          <w:numId w:val="32"/>
+        </w:numPr>
+      </w:pPr>
+      <w:r>
+        <w:rPr>
+          <w:b/>
+          <w:bCs/>
+        </w:rPr>
+        <w:t>Odstranění dat (DELETE)</w:t>
+      </w:r>
+      <w:r>
+        <w:rPr>
+          <w:b/>
+          <w:bCs/>
         </w:rPr>
         <w:t xml:space="preserve"> </w:t>
       </w:r>
       <w:r>
-        <w:rPr>
-          <w:color w:val="EE0000"/>
-        </w:rPr>
-        <w:fldChar w:fldCharType="begin"/>
-      </w:r>
-      <w:r>
-        <w:rPr>
-          <w:color w:val="EE0000"/>
-        </w:rPr>
-        <w:instrText xml:space="preserve"> REF _Ref213420302 \r \h </w:instrText>
-      </w:r>
-      <w:r>
-        <w:rPr>
-          <w:color w:val="EE0000"/>
-        </w:rPr>
-      </w:r>
-      <w:r>
-        <w:rPr>
-          <w:color w:val="EE0000"/>
-        </w:rPr>
-        <w:fldChar w:fldCharType="separate"/>
-      </w:r>
-      <w:r>
-        <w:rPr>
-          <w:color w:val="EE0000"/>
-        </w:rPr>
-        <w:t>[7]</w:t>
-      </w:r>
-      <w:r>
-        <w:rPr>
-          <w:color w:val="EE0000"/>
-        </w:rPr>
-        <w:fldChar w:fldCharType="end"/>
-      </w:r>
+        <w:t xml:space="preserve">- </w:t>
+      </w:r>
+      <w:r>
+        <w:t>Příkaz DELETE umožňuje odstranit vybrané záznamy z tabulky. Podmínky pro výběr řádků k smazání se definují klauzulí WHERE.</w:t>
+      </w:r>
+    </w:p>
+    <w:p>
+      <w:pPr>
+        <w:pStyle w:val="Odstavecseseznamem"/>
+        <w:ind w:firstLine="0"/>
+        <w:rPr>
+          <w:b/>
+          <w:bCs/>
+        </w:rPr>
+      </w:pPr>
+    </w:p>
+    <w:p>
+      <w:pPr>
+        <w:pStyle w:val="Odstavecseseznamem"/>
+        <w:numPr>
+          <w:ilvl w:val="0"/>
+          <w:numId w:val="32"/>
+        </w:numPr>
+        <w:rPr>
+          <w:b/>
+          <w:bCs/>
+        </w:rPr>
+      </w:pPr>
+      <w:r>
+        <w:rPr>
+          <w:b/>
+          <w:bCs/>
+        </w:rPr>
+        <w:t>Aktualizace dat (UPDATE)</w:t>
+      </w:r>
+      <w:r>
+        <w:rPr>
+          <w:b/>
+          <w:bCs/>
+        </w:rPr>
+        <w:t xml:space="preserve"> </w:t>
+      </w:r>
+      <w:r>
+        <w:t xml:space="preserve">- </w:t>
+      </w:r>
+      <w:r>
+        <w:t>Klauzule UPDATE se používá k úpravě existujících záznamů. Umožňuje změnit hodnoty v konkrétních sloupcích u</w:t>
+      </w:r>
+      <w:r>
+        <w:t> </w:t>
+      </w:r>
+      <w:r>
+        <w:t>řádků, které splňují zadanou podmínku.</w:t>
+      </w:r>
+    </w:p>
+    <w:p>
+      <w:pPr>
+        <w:ind w:left="360"/>
+        <w:rPr>
+          <w:b/>
+          <w:bCs/>
+        </w:rPr>
+      </w:pPr>
     </w:p>
     <w:p>
       <w:pPr>
@@ -7260,15 +7190,7 @@
           <w:color w:val="EE0000"/>
           <w:lang w:eastAsia="sk-SK"/>
         </w:rPr>
-        <w:t xml:space="preserve">NET nebo knihovny specifické pro daný </w:t>
-      </w:r>
-      <w:r>
-        <w:rPr>
-          <w:color w:val="EE0000"/>
-          <w:lang w:eastAsia="sk-SK"/>
-        </w:rPr>
-        <w:lastRenderedPageBreak/>
-        <w:t xml:space="preserve">databázový systém, jako například </w:t>
+        <w:t xml:space="preserve">NET nebo knihovny specifické pro daný databázový systém, jako například </w:t>
       </w:r>
       <w:proofErr w:type="spellStart"/>
       <w:r>
@@ -7557,6 +7479,7 @@
       </w:pPr>
       <w:bookmarkStart w:id="32" w:name="_Toc216301968"/>
       <w:r>
+        <w:lastRenderedPageBreak/>
         <w:t>Zabezpečení dat</w:t>
       </w:r>
       <w:bookmarkEnd w:id="32"/>

--- a/Šablona MPO.docx
+++ b/Šablona MPO.docx
@@ -5870,15 +5870,7 @@
     </w:p>
     <w:p>
       <w:r>
-        <w:t>//</w:t>
-      </w:r>
-      <w:proofErr w:type="spellStart"/>
-      <w:r>
-        <w:t>vyzsi</w:t>
-      </w:r>
-      <w:proofErr w:type="spellEnd"/>
-      <w:r>
-        <w:t xml:space="preserve"> smysl aplikace </w:t>
+        <w:t>Věřím, že výsledná aplikace může po dokončení a případném rozšíření pomoci i dalším lidem v mém okolí, kteří se potýkají se stejnými problémy se správou hesel.</w:t>
       </w:r>
     </w:p>
     <w:p>

--- a/Šablona MPO.docx
+++ b/Šablona MPO.docx
@@ -6149,7 +6149,6 @@
         </w:rPr>
         <w:t xml:space="preserve"> </w:t>
       </w:r>
-      <w:proofErr w:type="gramStart"/>
       <w:r>
         <w:rPr>
           <w:rFonts w:eastAsiaTheme="minorEastAsia"/>
@@ -6165,7 +6164,6 @@
         </w:rPr>
         <w:t>https://learn.microsoft.com/en-us/dotnet/architecture/modern-web-apps-azure/common-web-application-architectures</w:t>
       </w:r>
-      <w:proofErr w:type="gramEnd"/>
       <w:r>
         <w:rPr>
           <w:rFonts w:eastAsiaTheme="minorEastAsia"/>
@@ -6197,16 +6195,11 @@
         <w:t>.NET je moderní open-source platforma pro vývoj softwaru, která je zdarma dostupná a funguje napříč různými operačními systémy. Umožňuje vytvářet širokou škálu aplikací, přičemž podporuje více programovacích jazyků – s jazykem C# jako hlavní volbou.</w:t>
       </w:r>
       <w:r>
-        <w:t xml:space="preserve"> </w:t>
-      </w:r>
-      <w:proofErr w:type="gramStart"/>
-      <w:r>
-        <w:t>[</w:t>
+        <w:t xml:space="preserve"> [</w:t>
       </w:r>
       <w:r>
         <w:t xml:space="preserve"> https://learn.microsoft.com/en-us/dotnet/core/introduction</w:t>
       </w:r>
-      <w:proofErr w:type="gramEnd"/>
       <w:r>
         <w:t>]</w:t>
       </w:r>
@@ -6349,7 +6342,6 @@
       <w:r>
         <w:t xml:space="preserve"> </w:t>
       </w:r>
-      <w:proofErr w:type="gramStart"/>
       <w:r>
         <w:t>W</w:t>
       </w:r>
@@ -6357,7 +6349,6 @@
         <w:t>eb</w:t>
       </w:r>
       <w:bookmarkEnd w:id="25"/>
-      <w:proofErr w:type="gramEnd"/>
       <w:r>
         <w:t xml:space="preserve"> </w:t>
       </w:r>
@@ -6419,16 +6410,11 @@
         <w:t>možnosti.</w:t>
       </w:r>
       <w:r>
-        <w:t xml:space="preserve"> </w:t>
-      </w:r>
-      <w:proofErr w:type="gramStart"/>
-      <w:r>
-        <w:t>[</w:t>
+        <w:t xml:space="preserve"> [</w:t>
       </w:r>
       <w:r>
         <w:t xml:space="preserve"> https://medium.com/theymakedesign/web-app-vs-desktop-app-3841e8cb3996</w:t>
       </w:r>
-      <w:proofErr w:type="gramEnd"/>
       <w:r>
         <w:t>]</w:t>
       </w:r>
@@ -6559,24 +6545,11 @@
         <w:t> </w:t>
       </w:r>
       <w:r>
-        <w:t xml:space="preserve">úvahu její technické znalosti a zkušenosti. Rozhraní by mělo prezentovat funkce jednoznačně a jednoduše, umožňovat okamžitou orientaci a navozovat u uživatele pocit jistoty a bezpečí. Nedílnou součástí je i estetická </w:t>
-      </w:r>
-      <w:proofErr w:type="gramStart"/>
-      <w:r>
-        <w:t>působivost</w:t>
-      </w:r>
-      <w:proofErr w:type="gramEnd"/>
-      <w:r>
-        <w:t xml:space="preserve"> a především neustálé ověřování celé koncepce prostřednictvím testování s reálnými </w:t>
-      </w:r>
-      <w:proofErr w:type="gramStart"/>
-      <w:r>
-        <w:t>uživateli.</w:t>
+        <w:t>úvahu její technické znalosti a zkušenosti. Rozhraní by mělo prezentovat funkce jednoznačně a jednoduše, umožňovat okamžitou orientaci a navozovat u uživatele pocit jistoty a bezpečí. Nedílnou součástí je i estetická působivost a především neustálé ověřování celé koncepce prostřednictvím testování s reálnými uživateli.</w:t>
       </w:r>
       <w:r>
         <w:t>[</w:t>
       </w:r>
-      <w:proofErr w:type="gramEnd"/>
       <w:r>
         <w:t xml:space="preserve"> https://www.grappa.sk/blog/co-je-to-ux-a-ui-a-aky-je-medzi-nimi-rozdiel/</w:t>
       </w:r>
@@ -6776,18 +6749,10 @@
         <w:t> </w:t>
       </w:r>
       <w:r>
-        <w:t xml:space="preserve">nimi související procesy. Lze si ho představit jako "úplnou větu" v SQL, kterou lze úspěšně předat systému pro správu </w:t>
-      </w:r>
-      <w:proofErr w:type="gramStart"/>
-      <w:r>
-        <w:t>databáze.</w:t>
-      </w:r>
-      <w:r>
-        <w:t>[</w:t>
-      </w:r>
-      <w:proofErr w:type="gramEnd"/>
-      <w:r>
-        <w:t>]</w:t>
+        <w:t>nimi související procesy. Lze si ho představit jako "úplnou větu" v SQL, kterou lze úspěšně předat systému pro správu databáze.</w:t>
+      </w:r>
+      <w:r>
+        <w:t>[]</w:t>
       </w:r>
     </w:p>
     <w:p>
@@ -7142,17 +7107,177 @@
       <w:pPr>
         <w:pStyle w:val="Nadpis3"/>
         <w:rPr>
-          <w:color w:val="EE0000"/>
+          <w:color w:val="auto"/>
         </w:rPr>
       </w:pPr>
       <w:bookmarkStart w:id="31" w:name="_Toc216301967"/>
       <w:r>
         <w:rPr>
-          <w:color w:val="EE0000"/>
+          <w:color w:val="auto"/>
         </w:rPr>
         <w:t>Připojení databáze</w:t>
       </w:r>
       <w:bookmarkEnd w:id="31"/>
+    </w:p>
+    <w:p>
+      <w:pPr>
+        <w:rPr>
+          <w:color w:val="auto"/>
+          <w:lang w:eastAsia="sk-SK"/>
+        </w:rPr>
+      </w:pPr>
+      <w:r>
+        <w:rPr>
+          <w:color w:val="auto"/>
+          <w:lang w:eastAsia="sk-SK"/>
+        </w:rPr>
+        <w:t>a</w:t>
+      </w:r>
+      <w:r>
+        <w:rPr>
+          <w:rFonts w:ascii="Segoe UI" w:hAnsi="Segoe UI" w:cs="Segoe UI"/>
+          <w:color w:val="auto"/>
+          <w:szCs w:val="24"/>
+          <w:lang w:eastAsia="sk-SK"/>
+        </w:rPr>
+        <w:t xml:space="preserve"> </w:t>
+      </w:r>
+      <w:r>
+        <w:rPr>
+          <w:color w:val="auto"/>
+          <w:lang w:eastAsia="sk-SK"/>
+        </w:rPr>
+        <w:t>V prostředí .NET Framework je pro práci se SQL Server k dispozici datový poskytovatel, který využívá formát připojovacího řetězce podobný standardu OLE DB (ADO). Konkrétní povolené parametry a jejich hodnoty pro toto spojení jsou definovány ve vlastnosti </w:t>
+      </w:r>
+      <w:proofErr w:type="spellStart"/>
+      <w:r>
+        <w:rPr>
+          <w:color w:val="auto"/>
+          <w:lang w:eastAsia="sk-SK"/>
+        </w:rPr>
+        <w:t>ConnectionString</w:t>
+      </w:r>
+      <w:proofErr w:type="spellEnd"/>
+      <w:r>
+        <w:rPr>
+          <w:color w:val="auto"/>
+          <w:lang w:eastAsia="sk-SK"/>
+        </w:rPr>
+        <w:t> třídy </w:t>
+      </w:r>
+      <w:proofErr w:type="spellStart"/>
+      <w:r>
+        <w:rPr>
+          <w:color w:val="auto"/>
+          <w:lang w:eastAsia="sk-SK"/>
+        </w:rPr>
+        <w:t>SqlConnection</w:t>
+      </w:r>
+      <w:proofErr w:type="spellEnd"/>
+      <w:r>
+        <w:rPr>
+          <w:color w:val="auto"/>
+          <w:lang w:eastAsia="sk-SK"/>
+        </w:rPr>
+        <w:t>. Pro dynamické sestavování správně formátovaných připojovacích řetězců během běhu programu lze využít třídu </w:t>
+      </w:r>
+      <w:proofErr w:type="spellStart"/>
+      <w:r>
+        <w:rPr>
+          <w:color w:val="auto"/>
+          <w:lang w:eastAsia="sk-SK"/>
+        </w:rPr>
+        <w:t>SqlConnectionStringBuilder</w:t>
+      </w:r>
+      <w:proofErr w:type="spellEnd"/>
+      <w:r>
+        <w:rPr>
+          <w:color w:val="auto"/>
+          <w:lang w:eastAsia="sk-SK"/>
+        </w:rPr>
+        <w:t>.</w:t>
+      </w:r>
+      <w:r>
+        <w:rPr>
+          <w:color w:val="auto"/>
+          <w:lang w:eastAsia="sk-SK"/>
+        </w:rPr>
+        <w:t xml:space="preserve"> </w:t>
+      </w:r>
+    </w:p>
+    <w:p>
+      <w:pPr>
+        <w:rPr>
+          <w:color w:val="auto"/>
+          <w:lang w:eastAsia="sk-SK"/>
+        </w:rPr>
+      </w:pPr>
+      <w:r>
+        <w:rPr>
+          <w:color w:val="auto"/>
+          <w:lang w:eastAsia="sk-SK"/>
+        </w:rPr>
+        <w:t>[</w:t>
+      </w:r>
+      <w:r>
+        <w:rPr>
+          <w:color w:val="auto"/>
+          <w:lang w:eastAsia="sk-SK"/>
+        </w:rPr>
+        <w:t>https://learn.microsoft.com/en-us/dotnet/framework/data/adonet/establishing-the-connection</w:t>
+      </w:r>
+      <w:r>
+        <w:rPr>
+          <w:color w:val="auto"/>
+          <w:lang w:eastAsia="sk-SK"/>
+        </w:rPr>
+        <w:t>]</w:t>
+      </w:r>
+    </w:p>
+    <w:p>
+      <w:pPr>
+        <w:rPr>
+          <w:color w:val="auto"/>
+          <w:lang w:eastAsia="sk-SK"/>
+        </w:rPr>
+      </w:pPr>
+      <w:r>
+        <w:rPr>
+          <w:color w:val="auto"/>
+          <w:lang w:eastAsia="sk-SK"/>
+        </w:rPr>
+        <w:lastRenderedPageBreak/>
+        <w:t>Pro ověřování spojení se doporučuje používat integrované zabezpečení SQL Serveru, někdy označované jako důvěryhodné připojení. Tato metoda zvyšuje bezpečnost, protože se v připojovacím řetězci nepřenáší uživatelské jméno a heslo. Místo toho využívá bezpečnostní identitu (token) aktuálně spuštěného procesu. V případě desktopových aplikací je touto identitou obvykle právě přihlášený uživatel systému.</w:t>
+      </w:r>
+    </w:p>
+    <w:p>
+      <w:pPr>
+        <w:rPr>
+          <w:color w:val="auto"/>
+          <w:lang w:eastAsia="sk-SK"/>
+        </w:rPr>
+      </w:pPr>
+      <w:r>
+        <w:rPr>
+          <w:color w:val="auto"/>
+          <w:lang w:eastAsia="sk-SK"/>
+        </w:rPr>
+        <w:t>[</w:t>
+      </w:r>
+      <w:r>
+        <w:rPr>
+          <w:color w:val="auto"/>
+          <w:lang w:eastAsia="sk-SK"/>
+        </w:rPr>
+        <w:t>https://learn.microsoft.com/en-us/dotnet/framework/data/adonet/establishing-the-connection</w:t>
+      </w:r>
+      <w:r>
+        <w:rPr>
+          <w:color w:val="auto"/>
+          <w:lang w:eastAsia="sk-SK"/>
+        </w:rPr>
+        <w:t>]</w:t>
+      </w:r>
     </w:p>
     <w:p>
       <w:pPr>
@@ -7161,309 +7286,6 @@
           <w:lang w:eastAsia="sk-SK"/>
         </w:rPr>
       </w:pPr>
-      <w:r>
-        <w:rPr>
-          <w:color w:val="EE0000"/>
-          <w:lang w:eastAsia="sk-SK"/>
-        </w:rPr>
-        <w:t>Propojení aplikace s databází je klíčové pro ukládání a načítání informací. V prostředí .NET se k tomu využívá rozhraní ADO</w:t>
-      </w:r>
-      <w:r>
-        <w:rPr>
-          <w:b/>
-          <w:bCs/>
-          <w:color w:val="EE0000"/>
-          <w:lang w:eastAsia="sk-SK"/>
-        </w:rPr>
-        <w:t>.</w:t>
-      </w:r>
-      <w:r>
-        <w:rPr>
-          <w:color w:val="EE0000"/>
-          <w:lang w:eastAsia="sk-SK"/>
-        </w:rPr>
-        <w:t xml:space="preserve">NET nebo knihovny specifické pro daný databázový systém, jako například </w:t>
-      </w:r>
-      <w:proofErr w:type="spellStart"/>
-      <w:r>
-        <w:rPr>
-          <w:color w:val="EE0000"/>
-          <w:lang w:eastAsia="sk-SK"/>
-        </w:rPr>
-        <w:t>MySQL</w:t>
-      </w:r>
-      <w:proofErr w:type="spellEnd"/>
-      <w:r>
-        <w:rPr>
-          <w:b/>
-          <w:bCs/>
-          <w:color w:val="EE0000"/>
-          <w:lang w:eastAsia="sk-SK"/>
-        </w:rPr>
-        <w:t xml:space="preserve"> </w:t>
-      </w:r>
-      <w:proofErr w:type="spellStart"/>
-      <w:r>
-        <w:rPr>
-          <w:color w:val="EE0000"/>
-          <w:lang w:eastAsia="sk-SK"/>
-        </w:rPr>
-        <w:t>Connector</w:t>
-      </w:r>
-      <w:proofErr w:type="spellEnd"/>
-      <w:r>
-        <w:rPr>
-          <w:b/>
-          <w:bCs/>
-          <w:color w:val="EE0000"/>
-          <w:lang w:eastAsia="sk-SK"/>
-        </w:rPr>
-        <w:t>/</w:t>
-      </w:r>
-      <w:r>
-        <w:rPr>
-          <w:color w:val="EE0000"/>
-          <w:lang w:eastAsia="sk-SK"/>
-        </w:rPr>
-        <w:t>NET</w:t>
-      </w:r>
-      <w:r>
-        <w:rPr>
-          <w:color w:val="EE0000"/>
-          <w:lang w:eastAsia="sk-SK"/>
-        </w:rPr>
-        <w:t xml:space="preserve"> </w:t>
-      </w:r>
-      <w:r>
-        <w:rPr>
-          <w:color w:val="EE0000"/>
-          <w:lang w:eastAsia="sk-SK"/>
-        </w:rPr>
-        <w:fldChar w:fldCharType="begin"/>
-      </w:r>
-      <w:r>
-        <w:rPr>
-          <w:color w:val="EE0000"/>
-          <w:lang w:eastAsia="sk-SK"/>
-        </w:rPr>
-        <w:instrText xml:space="preserve"> REF _Ref213419691 \r \h </w:instrText>
-      </w:r>
-      <w:r>
-        <w:rPr>
-          <w:color w:val="EE0000"/>
-          <w:lang w:eastAsia="sk-SK"/>
-        </w:rPr>
-      </w:r>
-      <w:r>
-        <w:rPr>
-          <w:color w:val="EE0000"/>
-          <w:lang w:eastAsia="sk-SK"/>
-        </w:rPr>
-        <w:fldChar w:fldCharType="separate"/>
-      </w:r>
-      <w:r>
-        <w:rPr>
-          <w:color w:val="EE0000"/>
-          <w:lang w:eastAsia="sk-SK"/>
-        </w:rPr>
-        <w:t>[3]</w:t>
-      </w:r>
-      <w:r>
-        <w:rPr>
-          <w:color w:val="EE0000"/>
-          <w:lang w:eastAsia="sk-SK"/>
-        </w:rPr>
-        <w:fldChar w:fldCharType="end"/>
-      </w:r>
-      <w:r>
-        <w:rPr>
-          <w:color w:val="EE0000"/>
-          <w:lang w:eastAsia="sk-SK"/>
-        </w:rPr>
-        <w:t>,</w:t>
-      </w:r>
-      <w:r>
-        <w:rPr>
-          <w:color w:val="EE0000"/>
-          <w:lang w:eastAsia="sk-SK"/>
-        </w:rPr>
-        <w:t xml:space="preserve"> </w:t>
-      </w:r>
-      <w:r>
-        <w:rPr>
-          <w:color w:val="EE0000"/>
-          <w:lang w:eastAsia="sk-SK"/>
-        </w:rPr>
-        <w:fldChar w:fldCharType="begin"/>
-      </w:r>
-      <w:r>
-        <w:rPr>
-          <w:color w:val="EE0000"/>
-          <w:lang w:eastAsia="sk-SK"/>
-        </w:rPr>
-        <w:instrText xml:space="preserve"> REF _Ref213420320 \r \h </w:instrText>
-      </w:r>
-      <w:r>
-        <w:rPr>
-          <w:color w:val="EE0000"/>
-          <w:lang w:eastAsia="sk-SK"/>
-        </w:rPr>
-      </w:r>
-      <w:r>
-        <w:rPr>
-          <w:color w:val="EE0000"/>
-          <w:lang w:eastAsia="sk-SK"/>
-        </w:rPr>
-        <w:fldChar w:fldCharType="separate"/>
-      </w:r>
-      <w:r>
-        <w:rPr>
-          <w:color w:val="EE0000"/>
-          <w:lang w:eastAsia="sk-SK"/>
-        </w:rPr>
-        <w:t>[8]</w:t>
-      </w:r>
-      <w:r>
-        <w:rPr>
-          <w:color w:val="EE0000"/>
-          <w:lang w:eastAsia="sk-SK"/>
-        </w:rPr>
-        <w:fldChar w:fldCharType="end"/>
-      </w:r>
-      <w:r>
-        <w:rPr>
-          <w:color w:val="EE0000"/>
-          <w:lang w:eastAsia="sk-SK"/>
-        </w:rPr>
-        <w:t xml:space="preserve">. Tento nástroj umožňuje aplikaci v jazyce C# komunikovat s databází </w:t>
-      </w:r>
-      <w:proofErr w:type="spellStart"/>
-      <w:r>
-        <w:rPr>
-          <w:color w:val="EE0000"/>
-          <w:lang w:eastAsia="sk-SK"/>
-        </w:rPr>
-        <w:t>MySQL</w:t>
-      </w:r>
-      <w:proofErr w:type="spellEnd"/>
-      <w:r>
-        <w:rPr>
-          <w:color w:val="EE0000"/>
-          <w:lang w:eastAsia="sk-SK"/>
-        </w:rPr>
-        <w:t xml:space="preserve"> prostřednictvím tříd jako </w:t>
-      </w:r>
-      <w:proofErr w:type="spellStart"/>
-      <w:r>
-        <w:rPr>
-          <w:color w:val="EE0000"/>
-          <w:lang w:eastAsia="sk-SK"/>
-        </w:rPr>
-        <w:t>MySqlConnection</w:t>
-      </w:r>
-      <w:proofErr w:type="spellEnd"/>
-      <w:r>
-        <w:rPr>
-          <w:color w:val="EE0000"/>
-          <w:lang w:eastAsia="sk-SK"/>
-        </w:rPr>
-        <w:t xml:space="preserve">, </w:t>
-      </w:r>
-      <w:proofErr w:type="spellStart"/>
-      <w:r>
-        <w:rPr>
-          <w:color w:val="EE0000"/>
-          <w:lang w:eastAsia="sk-SK"/>
-        </w:rPr>
-        <w:t>MySqlCommand</w:t>
-      </w:r>
-      <w:proofErr w:type="spellEnd"/>
-      <w:r>
-        <w:rPr>
-          <w:color w:val="EE0000"/>
-          <w:lang w:eastAsia="sk-SK"/>
-        </w:rPr>
-        <w:t xml:space="preserve"> a </w:t>
-      </w:r>
-      <w:proofErr w:type="spellStart"/>
-      <w:r>
-        <w:rPr>
-          <w:color w:val="EE0000"/>
-          <w:lang w:eastAsia="sk-SK"/>
-        </w:rPr>
-        <w:t>MySqlDataReader</w:t>
-      </w:r>
-      <w:proofErr w:type="spellEnd"/>
-      <w:r>
-        <w:rPr>
-          <w:color w:val="EE0000"/>
-          <w:lang w:eastAsia="sk-SK"/>
-        </w:rPr>
-        <w:t>.</w:t>
-      </w:r>
-    </w:p>
-    <w:p>
-      <w:pPr>
-        <w:rPr>
-          <w:color w:val="EE0000"/>
-          <w:lang w:eastAsia="sk-SK"/>
-        </w:rPr>
-      </w:pPr>
-      <w:r>
-        <w:rPr>
-          <w:color w:val="EE0000"/>
-          <w:lang w:eastAsia="sk-SK"/>
-        </w:rPr>
-        <w:t>Tyto třídy zprostředkovávají bezpečnou komunikaci mezi aplikací a databází, umožňují provádět dotazy, číst výsledky a pracovat s přenesenými daty.</w:t>
-      </w:r>
-      <w:r>
-        <w:rPr>
-          <w:color w:val="EE0000"/>
-          <w:lang w:eastAsia="sk-SK"/>
-        </w:rPr>
-        <w:t xml:space="preserve"> </w:t>
-      </w:r>
-      <w:r>
-        <w:rPr>
-          <w:color w:val="EE0000"/>
-          <w:lang w:eastAsia="sk-SK"/>
-        </w:rPr>
-        <w:fldChar w:fldCharType="begin"/>
-      </w:r>
-      <w:r>
-        <w:rPr>
-          <w:color w:val="EE0000"/>
-          <w:lang w:eastAsia="sk-SK"/>
-        </w:rPr>
-        <w:instrText xml:space="preserve"> REF _Ref213420320 \r \h </w:instrText>
-      </w:r>
-      <w:r>
-        <w:rPr>
-          <w:color w:val="EE0000"/>
-          <w:lang w:eastAsia="sk-SK"/>
-        </w:rPr>
-      </w:r>
-      <w:r>
-        <w:rPr>
-          <w:color w:val="EE0000"/>
-          <w:lang w:eastAsia="sk-SK"/>
-        </w:rPr>
-        <w:fldChar w:fldCharType="separate"/>
-      </w:r>
-      <w:r>
-        <w:rPr>
-          <w:color w:val="EE0000"/>
-          <w:lang w:eastAsia="sk-SK"/>
-        </w:rPr>
-        <w:t>[8]</w:t>
-      </w:r>
-      <w:r>
-        <w:rPr>
-          <w:color w:val="EE0000"/>
-          <w:lang w:eastAsia="sk-SK"/>
-        </w:rPr>
-        <w:fldChar w:fldCharType="end"/>
-      </w:r>
     </w:p>
     <w:p>
       <w:pPr>
@@ -7471,7 +7293,6 @@
       </w:pPr>
       <w:bookmarkStart w:id="32" w:name="_Toc216301968"/>
       <w:r>
-        <w:lastRenderedPageBreak/>
         <w:t>Zabezpečení dat</w:t>
       </w:r>
       <w:bookmarkEnd w:id="32"/>
